--- a/自費醫療補助管理系統_需求規格書.docx
+++ b/自費醫療補助管理系統_需求規格書.docx
@@ -1,6 +1,6 @@
 
 <file path=word/document.xml><?xml version="1.0" encoding="utf-8"?>
-<w:document xmlns:wpc="http://schemas.microsoft.com/office/word/2010/wordprocessingCanvas" xmlns:cx="http://schemas.microsoft.com/office/drawing/2014/chartex" xmlns:cx1="http://schemas.microsoft.com/office/drawing/2015/9/8/chartex" xmlns:cx2="http://schemas.microsoft.com/office/drawing/2015/10/21/chartex" xmlns:cx3="http://schemas.microsoft.com/office/drawing/2016/5/9/chartex" xmlns:cx4="http://schemas.microsoft.com/office/drawing/2016/5/10/chartex" xmlns:cx5="http://schemas.microsoft.com/office/drawing/2016/5/11/chartex" xmlns:cx6="http://schemas.microsoft.com/office/drawing/2016/5/12/chartex" xmlns:cx7="http://schemas.microsoft.com/office/drawing/2016/5/13/chartex" xmlns:cx8="http://schemas.microsoft.com/office/drawing/2016/5/14/chartex" xmlns:mc="http://schemas.openxmlformats.org/markup-compatibility/2006" xmlns:aink="http://schemas.microsoft.com/office/drawing/2016/ink" xmlns:am3d="http://schemas.microsoft.com/office/drawing/2017/model3d" xmlns:o="urn:schemas-microsoft-com:office:office" xmlns:r="http://schemas.openxmlformats.org/officeDocument/2006/relationships" xmlns:m="http://schemas.openxmlformats.org/officeDocument/2006/math" xmlns:v="urn:schemas-microsoft-com:vml" xmlns:wp14="http://schemas.microsoft.com/office/word/2010/wordprocessingDrawing" xmlns:wp="http://schemas.openxmlformats.org/drawingml/2006/wordprocessingDrawing" xmlns:w10="urn:schemas-microsoft-com:office:word" xmlns:w="http://schemas.openxmlformats.org/wordprocessingml/2006/main" xmlns:w14="http://schemas.microsoft.com/office/word/2010/wordml" xmlns:w15="http://schemas.microsoft.com/office/word/2012/wordml" xmlns:w16cex="http://schemas.microsoft.com/office/word/2018/wordml/cex" xmlns:w16cid="http://schemas.microsoft.com/office/word/2016/wordml/cid" xmlns:w16="http://schemas.microsoft.com/office/word/2018/wordml" xmlns:w16sdtdh="http://schemas.microsoft.com/office/word/2020/wordml/sdtdatahash" xmlns:w16se="http://schemas.microsoft.com/office/word/2015/wordml/symex" xmlns:wpg="http://schemas.microsoft.com/office/word/2010/wordprocessingGroup" xmlns:wpi="http://schemas.microsoft.com/office/word/2010/wordprocessingInk" xmlns:wne="http://schemas.microsoft.com/office/word/2006/wordml" xmlns:wps="http://schemas.microsoft.com/office/word/2010/wordprocessingShape" mc:Ignorable="w14 w15 w16se w16cid w16 w16cex w16sdtdh wp14">
+<w:document xmlns:wpc="http://schemas.microsoft.com/office/word/2010/wordprocessingCanvas" xmlns:cx="http://schemas.microsoft.com/office/drawing/2014/chartex" xmlns:cx1="http://schemas.microsoft.com/office/drawing/2015/9/8/chartex" xmlns:cx2="http://schemas.microsoft.com/office/drawing/2015/10/21/chartex" xmlns:cx3="http://schemas.microsoft.com/office/drawing/2016/5/9/chartex" xmlns:cx4="http://schemas.microsoft.com/office/drawing/2016/5/10/chartex" xmlns:cx5="http://schemas.microsoft.com/office/drawing/2016/5/11/chartex" xmlns:cx6="http://schemas.microsoft.com/office/drawing/2016/5/12/chartex" xmlns:cx7="http://schemas.microsoft.com/office/drawing/2016/5/13/chartex" xmlns:cx8="http://schemas.microsoft.com/office/drawing/2016/5/14/chartex" xmlns:mc="http://schemas.openxmlformats.org/markup-compatibility/2006" xmlns:aink="http://schemas.microsoft.com/office/drawing/2016/ink" xmlns:am3d="http://schemas.microsoft.com/office/drawing/2017/model3d" xmlns:o="urn:schemas-microsoft-com:office:office" xmlns:oel="http://schemas.microsoft.com/office/2019/extlst" xmlns:r="http://schemas.openxmlformats.org/officeDocument/2006/relationships" xmlns:m="http://schemas.openxmlformats.org/officeDocument/2006/math" xmlns:v="urn:schemas-microsoft-com:vml" xmlns:wp14="http://schemas.microsoft.com/office/word/2010/wordprocessingDrawing" xmlns:wp="http://schemas.openxmlformats.org/drawingml/2006/wordprocessingDrawing" xmlns:w10="urn:schemas-microsoft-com:office:word" xmlns:w="http://schemas.openxmlformats.org/wordprocessingml/2006/main" xmlns:w14="http://schemas.microsoft.com/office/word/2010/wordml" xmlns:w15="http://schemas.microsoft.com/office/word/2012/wordml" xmlns:w16cex="http://schemas.microsoft.com/office/word/2018/wordml/cex" xmlns:w16cid="http://schemas.microsoft.com/office/word/2016/wordml/cid" xmlns:w16="http://schemas.microsoft.com/office/word/2018/wordml" xmlns:w16sdtdh="http://schemas.microsoft.com/office/word/2020/wordml/sdtdatahash" xmlns:w16se="http://schemas.microsoft.com/office/word/2015/wordml/symex" xmlns:wpg="http://schemas.microsoft.com/office/word/2010/wordprocessingGroup" xmlns:wpi="http://schemas.microsoft.com/office/word/2010/wordprocessingInk" xmlns:wne="http://schemas.microsoft.com/office/word/2006/wordml" xmlns:wps="http://schemas.microsoft.com/office/word/2010/wordprocessingShape" mc:Ignorable="w14 w15 w16se w16cid w16 w16cex w16sdtdh wp14">
   <w:body>
     <w:p>
       <w:pPr>
@@ -117,17 +117,7 @@
           <w:szCs w:val="24"/>
         </w:rPr>
         <w:lastRenderedPageBreak/>
-        <w:t xml:space="preserve">1. </w:t>
-      </w:r>
-      <w:r>
-        <w:rPr>
-          <w:rFonts w:ascii="Arial Unicode MS" w:eastAsia="Arial Unicode MS" w:hAnsi="Arial Unicode MS" w:cs="Arial Unicode MS"/>
-          <w:b/>
-          <w:bCs/>
-          <w:sz w:val="24"/>
-          <w:szCs w:val="24"/>
-        </w:rPr>
-        <w:t>系統概述</w:t>
+        <w:t>1. 系統概述</w:t>
       </w:r>
     </w:p>
     <w:p>
@@ -145,39 +135,7 @@
           <w:sz w:val="24"/>
           <w:szCs w:val="24"/>
         </w:rPr>
-        <w:t>本系統旨在將「自費醫療補助」申請流程數位化，包含從申請人端的文件上傳、承辦人的行政審核與家訪紀錄，到董事會的決策審核及後續的撥款核銷</w:t>
-      </w:r>
-      <w:r>
-        <w:rPr>
-          <w:rFonts w:ascii="Arial Unicode MS" w:eastAsia="Arial Unicode MS" w:hAnsi="Arial Unicode MS" w:cs="Arial Unicode MS"/>
-          <w:sz w:val="24"/>
-          <w:szCs w:val="24"/>
-        </w:rPr>
-        <w:t xml:space="preserve"> </w:t>
-      </w:r>
-      <w:r>
-        <w:rPr>
-          <w:rFonts w:ascii="Arial Unicode MS" w:eastAsia="Arial Unicode MS" w:hAnsi="Arial Unicode MS" w:cs="Arial Unicode MS"/>
-          <w:sz w:val="24"/>
-          <w:szCs w:val="24"/>
-        </w:rPr>
-        <w:t>。系統需支援電子與紙本並行的作業模式，並嚴格控管個資安全</w:t>
-      </w:r>
-      <w:r>
-        <w:rPr>
-          <w:rFonts w:ascii="Arial Unicode MS" w:eastAsia="Arial Unicode MS" w:hAnsi="Arial Unicode MS" w:cs="Arial Unicode MS"/>
-          <w:sz w:val="24"/>
-          <w:szCs w:val="24"/>
-        </w:rPr>
-        <w:t xml:space="preserve"> </w:t>
-      </w:r>
-      <w:r>
-        <w:rPr>
-          <w:rFonts w:ascii="Arial Unicode MS" w:eastAsia="Arial Unicode MS" w:hAnsi="Arial Unicode MS" w:cs="Arial Unicode MS"/>
-          <w:sz w:val="24"/>
-          <w:szCs w:val="24"/>
-        </w:rPr>
-        <w:t>。</w:t>
+        <w:t>本系統旨在將「自費醫療補助」申請流程數位化，包含從申請人端的文件上傳、承辦人的行政審核與家訪紀錄，到董事會的決策審核及後續的撥款核銷 。系統需支援電子與紙本並行的作業模式，並嚴格控管個資安全 。</w:t>
       </w:r>
     </w:p>
     <w:p>
@@ -209,27 +167,7 @@
           <w:sz w:val="24"/>
           <w:szCs w:val="24"/>
         </w:rPr>
-        <w:t xml:space="preserve">2. </w:t>
-      </w:r>
-      <w:r>
-        <w:rPr>
-          <w:rFonts w:ascii="Arial Unicode MS" w:eastAsia="Arial Unicode MS" w:hAnsi="Arial Unicode MS" w:cs="Arial Unicode MS"/>
-          <w:b/>
-          <w:bCs/>
-          <w:sz w:val="24"/>
-          <w:szCs w:val="24"/>
-        </w:rPr>
-        <w:t>角色與權限管理</w:t>
-      </w:r>
-      <w:r>
-        <w:rPr>
-          <w:rFonts w:ascii="Arial Unicode MS" w:eastAsia="Arial Unicode MS" w:hAnsi="Arial Unicode MS" w:cs="Arial Unicode MS"/>
-          <w:b/>
-          <w:bCs/>
-          <w:sz w:val="24"/>
-          <w:szCs w:val="24"/>
-        </w:rPr>
-        <w:t xml:space="preserve"> (Roles &amp; Permissions)</w:t>
+        <w:t>2. 角色與權限管理 (Roles &amp; Permissions)</w:t>
       </w:r>
     </w:p>
     <w:p>
@@ -247,23 +185,7 @@
           <w:sz w:val="24"/>
           <w:szCs w:val="24"/>
         </w:rPr>
-        <w:t>系統應根據業務職掌設定六種主要角色</w:t>
-      </w:r>
-      <w:r>
-        <w:rPr>
-          <w:rFonts w:ascii="Arial Unicode MS" w:eastAsia="Arial Unicode MS" w:hAnsi="Arial Unicode MS" w:cs="Arial Unicode MS"/>
-          <w:sz w:val="24"/>
-          <w:szCs w:val="24"/>
-        </w:rPr>
-        <w:t xml:space="preserve"> </w:t>
-      </w:r>
-      <w:r>
-        <w:rPr>
-          <w:rFonts w:ascii="Arial Unicode MS" w:eastAsia="Arial Unicode MS" w:hAnsi="Arial Unicode MS" w:cs="Arial Unicode MS"/>
-          <w:sz w:val="24"/>
-          <w:szCs w:val="24"/>
-        </w:rPr>
-        <w:t>：</w:t>
+        <w:t>系統應根據業務職掌設定六種主要角色 ：</w:t>
       </w:r>
     </w:p>
     <w:p>
@@ -294,23 +216,7 @@
           <w:sz w:val="24"/>
           <w:szCs w:val="24"/>
         </w:rPr>
-        <w:t>線上填寫申請表、上傳證明文件、查詢進度與歷史紀錄</w:t>
-      </w:r>
-      <w:r>
-        <w:rPr>
-          <w:rFonts w:ascii="Arial Unicode MS" w:eastAsia="Arial Unicode MS" w:hAnsi="Arial Unicode MS" w:cs="Arial Unicode MS"/>
-          <w:sz w:val="24"/>
-          <w:szCs w:val="24"/>
-        </w:rPr>
-        <w:t xml:space="preserve"> </w:t>
-      </w:r>
-      <w:r>
-        <w:rPr>
-          <w:rFonts w:ascii="Arial Unicode MS" w:eastAsia="Arial Unicode MS" w:hAnsi="Arial Unicode MS" w:cs="Arial Unicode MS"/>
-          <w:sz w:val="24"/>
-          <w:szCs w:val="24"/>
-        </w:rPr>
-        <w:t>。</w:t>
+        <w:t>線上填寫申請表、上傳證明文件、查詢進度與歷史紀錄 。</w:t>
       </w:r>
     </w:p>
     <w:p>
@@ -340,23 +246,7 @@
           <w:sz w:val="24"/>
           <w:szCs w:val="24"/>
         </w:rPr>
-        <w:t>負責初步審核、上傳董事會審核結果、處理核銷</w:t>
-      </w:r>
-      <w:r>
-        <w:rPr>
-          <w:rFonts w:ascii="Arial Unicode MS" w:eastAsia="Arial Unicode MS" w:hAnsi="Arial Unicode MS" w:cs="Arial Unicode MS"/>
-          <w:sz w:val="24"/>
-          <w:szCs w:val="24"/>
-        </w:rPr>
-        <w:t xml:space="preserve"> </w:t>
-      </w:r>
-      <w:r>
-        <w:rPr>
-          <w:rFonts w:ascii="Arial Unicode MS" w:eastAsia="Arial Unicode MS" w:hAnsi="Arial Unicode MS" w:cs="Arial Unicode MS"/>
-          <w:sz w:val="24"/>
-          <w:szCs w:val="24"/>
-        </w:rPr>
-        <w:t>。</w:t>
+        <w:t>負責初步審核、上傳董事會審核結果、處理核銷 。</w:t>
       </w:r>
     </w:p>
     <w:p>
@@ -378,27 +268,7 @@
           <w:sz w:val="24"/>
           <w:szCs w:val="24"/>
         </w:rPr>
-        <w:t>社工</w:t>
-      </w:r>
-      <w:r>
-        <w:rPr>
-          <w:rFonts w:ascii="Arial Unicode MS" w:eastAsia="Arial Unicode MS" w:hAnsi="Arial Unicode MS" w:cs="Arial Unicode MS"/>
-          <w:b/>
-          <w:bCs/>
-          <w:sz w:val="24"/>
-          <w:szCs w:val="24"/>
-        </w:rPr>
-        <w:t>/</w:t>
-      </w:r>
-      <w:r>
-        <w:rPr>
-          <w:rFonts w:ascii="Arial Unicode MS" w:eastAsia="Arial Unicode MS" w:hAnsi="Arial Unicode MS" w:cs="Arial Unicode MS"/>
-          <w:b/>
-          <w:bCs/>
-          <w:sz w:val="24"/>
-          <w:szCs w:val="24"/>
-        </w:rPr>
-        <w:t>志工：</w:t>
+        <w:t>社工/志工：</w:t>
       </w:r>
       <w:r>
         <w:rPr>
@@ -436,23 +306,7 @@
           <w:sz w:val="24"/>
           <w:szCs w:val="24"/>
         </w:rPr>
-        <w:t>分派案件給承辦人、進行分層審核、確認資料完整性</w:t>
-      </w:r>
-      <w:r>
-        <w:rPr>
-          <w:rFonts w:ascii="Arial Unicode MS" w:eastAsia="Arial Unicode MS" w:hAnsi="Arial Unicode MS" w:cs="Arial Unicode MS"/>
-          <w:sz w:val="24"/>
-          <w:szCs w:val="24"/>
-        </w:rPr>
-        <w:t xml:space="preserve"> </w:t>
-      </w:r>
-      <w:r>
-        <w:rPr>
-          <w:rFonts w:ascii="Arial Unicode MS" w:eastAsia="Arial Unicode MS" w:hAnsi="Arial Unicode MS" w:cs="Arial Unicode MS"/>
-          <w:sz w:val="24"/>
-          <w:szCs w:val="24"/>
-        </w:rPr>
-        <w:t>。</w:t>
+        <w:t>分派案件給承辦人、進行分層審核、確認資料完整性 。</w:t>
       </w:r>
     </w:p>
     <w:p>
@@ -482,23 +336,7 @@
           <w:sz w:val="24"/>
           <w:szCs w:val="24"/>
         </w:rPr>
-        <w:t>審核核銷資料、確認撥款金額與進度</w:t>
-      </w:r>
-      <w:r>
-        <w:rPr>
-          <w:rFonts w:ascii="Arial Unicode MS" w:eastAsia="Arial Unicode MS" w:hAnsi="Arial Unicode MS" w:cs="Arial Unicode MS"/>
-          <w:sz w:val="24"/>
-          <w:szCs w:val="24"/>
-        </w:rPr>
-        <w:t xml:space="preserve"> </w:t>
-      </w:r>
-      <w:r>
-        <w:rPr>
-          <w:rFonts w:ascii="Arial Unicode MS" w:eastAsia="Arial Unicode MS" w:hAnsi="Arial Unicode MS" w:cs="Arial Unicode MS"/>
-          <w:sz w:val="24"/>
-          <w:szCs w:val="24"/>
-        </w:rPr>
-        <w:t>。</w:t>
+        <w:t>審核核銷資料、確認撥款金額與進度 。</w:t>
       </w:r>
     </w:p>
     <w:p>
@@ -521,27 +359,7 @@
           <w:sz w:val="24"/>
           <w:szCs w:val="24"/>
         </w:rPr>
-        <w:t>審核委員</w:t>
-      </w:r>
-      <w:r>
-        <w:rPr>
-          <w:rFonts w:ascii="Arial Unicode MS" w:eastAsia="Arial Unicode MS" w:hAnsi="Arial Unicode MS" w:cs="Arial Unicode MS"/>
-          <w:b/>
-          <w:bCs/>
-          <w:sz w:val="24"/>
-          <w:szCs w:val="24"/>
-        </w:rPr>
-        <w:t>/</w:t>
-      </w:r>
-      <w:r>
-        <w:rPr>
-          <w:rFonts w:ascii="Arial Unicode MS" w:eastAsia="Arial Unicode MS" w:hAnsi="Arial Unicode MS" w:cs="Arial Unicode MS"/>
-          <w:b/>
-          <w:bCs/>
-          <w:sz w:val="24"/>
-          <w:szCs w:val="24"/>
-        </w:rPr>
-        <w:t>董事：</w:t>
+        <w:t>審核委員/董事：</w:t>
       </w:r>
       <w:r>
         <w:rPr>
@@ -549,23 +367,7 @@
           <w:sz w:val="24"/>
           <w:szCs w:val="24"/>
         </w:rPr>
-        <w:t>於系統內檢視個案摘要，填寫審核意見與核定金額</w:t>
-      </w:r>
-      <w:r>
-        <w:rPr>
-          <w:rFonts w:ascii="Arial Unicode MS" w:eastAsia="Arial Unicode MS" w:hAnsi="Arial Unicode MS" w:cs="Arial Unicode MS"/>
-          <w:sz w:val="24"/>
-          <w:szCs w:val="24"/>
-        </w:rPr>
-        <w:t xml:space="preserve"> </w:t>
-      </w:r>
-      <w:r>
-        <w:rPr>
-          <w:rFonts w:ascii="Arial Unicode MS" w:eastAsia="Arial Unicode MS" w:hAnsi="Arial Unicode MS" w:cs="Arial Unicode MS"/>
-          <w:sz w:val="24"/>
-          <w:szCs w:val="24"/>
-        </w:rPr>
-        <w:t>。</w:t>
+        <w:t>於系統內檢視個案摘要，填寫審核意見與核定金額 。</w:t>
       </w:r>
     </w:p>
     <w:p>
@@ -587,17 +389,7 @@
           <w:sz w:val="24"/>
           <w:szCs w:val="24"/>
         </w:rPr>
-        <w:t xml:space="preserve">3. </w:t>
-      </w:r>
-      <w:r>
-        <w:rPr>
-          <w:rFonts w:ascii="Arial Unicode MS" w:eastAsia="Arial Unicode MS" w:hAnsi="Arial Unicode MS" w:cs="Arial Unicode MS"/>
-          <w:b/>
-          <w:bCs/>
-          <w:sz w:val="24"/>
-          <w:szCs w:val="24"/>
-        </w:rPr>
-        <w:t>功能模組需求</w:t>
+        <w:t>3. 功能模組需求</w:t>
       </w:r>
     </w:p>
     <w:p>
@@ -619,17 +411,7 @@
           <w:sz w:val="24"/>
           <w:szCs w:val="24"/>
         </w:rPr>
-        <w:t xml:space="preserve">A. </w:t>
-      </w:r>
-      <w:r>
-        <w:rPr>
-          <w:rFonts w:ascii="Arial Unicode MS" w:eastAsia="Arial Unicode MS" w:hAnsi="Arial Unicode MS" w:cs="Arial Unicode MS"/>
-          <w:b/>
-          <w:bCs/>
-          <w:sz w:val="24"/>
-          <w:szCs w:val="24"/>
-        </w:rPr>
-        <w:t>申請階段</w:t>
+        <w:t>A. 申請階段</w:t>
       </w:r>
     </w:p>
     <w:p>
@@ -719,15 +501,7 @@
           <w:sz w:val="24"/>
           <w:szCs w:val="24"/>
         </w:rPr>
-        <w:t xml:space="preserve">(1) </w:t>
-      </w:r>
-      <w:r>
-        <w:rPr>
-          <w:rFonts w:ascii="Arial Unicode MS" w:eastAsia="Arial Unicode MS" w:hAnsi="Arial Unicode MS" w:cs="Arial Unicode MS"/>
-          <w:sz w:val="24"/>
-          <w:szCs w:val="24"/>
-        </w:rPr>
-        <w:t>申請人身份：未婚只需個人綜所稅清單，已婚需檢附個人及配偶的綜所稅清單。</w:t>
+        <w:t>(1) 申請人身份：未婚只需個人綜所稅清單，已婚需檢附個人及配偶的綜所稅清單。</w:t>
       </w:r>
     </w:p>
     <w:p>
@@ -747,70 +521,7 @@
           <w:sz w:val="24"/>
           <w:szCs w:val="24"/>
         </w:rPr>
-        <w:t>Q</w:t>
-      </w:r>
-      <w:r>
-        <w:rPr>
-          <w:rFonts w:ascii="Arial Unicode MS" w:eastAsia="Arial Unicode MS" w:hAnsi="Arial Unicode MS" w:cs="Arial Unicode MS"/>
-          <w:color w:val="A30003"/>
-          <w:sz w:val="24"/>
-          <w:szCs w:val="24"/>
-        </w:rPr>
-        <w:t>：申請人已婚但</w:t>
-      </w:r>
-      <w:r>
-        <w:rPr>
-          <w:rFonts w:ascii="Arial Unicode MS" w:eastAsia="Arial Unicode MS" w:hAnsi="Arial Unicode MS" w:cs="Arial Unicode MS"/>
-          <w:color w:val="A30003"/>
-          <w:sz w:val="24"/>
-          <w:szCs w:val="24"/>
-        </w:rPr>
-        <w:t xml:space="preserve"> </w:t>
-      </w:r>
-      <w:r>
-        <w:rPr>
-          <w:rFonts w:ascii="Arial Unicode MS" w:eastAsia="Arial Unicode MS" w:hAnsi="Arial Unicode MS" w:cs="Arial Unicode MS"/>
-          <w:color w:val="A30003"/>
-          <w:sz w:val="24"/>
-          <w:szCs w:val="24"/>
-        </w:rPr>
-        <w:t>離異</w:t>
-      </w:r>
-      <w:r>
-        <w:rPr>
-          <w:rFonts w:ascii="Arial Unicode MS" w:eastAsia="Arial Unicode MS" w:hAnsi="Arial Unicode MS" w:cs="Arial Unicode MS"/>
-          <w:color w:val="A30003"/>
-          <w:sz w:val="24"/>
-          <w:szCs w:val="24"/>
-        </w:rPr>
-        <w:t xml:space="preserve"> </w:t>
-      </w:r>
-      <w:r>
-        <w:rPr>
-          <w:rFonts w:ascii="Arial Unicode MS" w:eastAsia="Arial Unicode MS" w:hAnsi="Arial Unicode MS" w:cs="Arial Unicode MS"/>
-          <w:color w:val="A30003"/>
-          <w:sz w:val="24"/>
-          <w:szCs w:val="24"/>
-        </w:rPr>
-        <w:t>或</w:t>
-      </w:r>
-      <w:r>
-        <w:rPr>
-          <w:rFonts w:ascii="Arial Unicode MS" w:eastAsia="Arial Unicode MS" w:hAnsi="Arial Unicode MS" w:cs="Arial Unicode MS"/>
-          <w:color w:val="A30003"/>
-          <w:sz w:val="24"/>
-          <w:szCs w:val="24"/>
-        </w:rPr>
-        <w:t xml:space="preserve"> </w:t>
-      </w:r>
-      <w:r>
-        <w:rPr>
-          <w:rFonts w:ascii="Arial Unicode MS" w:eastAsia="Arial Unicode MS" w:hAnsi="Arial Unicode MS" w:cs="Arial Unicode MS"/>
-          <w:color w:val="A30003"/>
-          <w:sz w:val="24"/>
-          <w:szCs w:val="24"/>
-        </w:rPr>
-        <w:t>喪偶，請問還要檢附配偶綜所稅清單嗎？</w:t>
+        <w:t>Q：申請人已婚但 離異 或 喪偶，請問還要檢附配偶綜所稅清單嗎？</w:t>
       </w:r>
     </w:p>
     <w:p>
@@ -828,15 +539,7 @@
           <w:sz w:val="24"/>
           <w:szCs w:val="24"/>
         </w:rPr>
-        <w:t xml:space="preserve">(2) </w:t>
-      </w:r>
-      <w:r>
-        <w:rPr>
-          <w:rFonts w:ascii="Arial Unicode MS" w:eastAsia="Arial Unicode MS" w:hAnsi="Arial Unicode MS" w:cs="Arial Unicode MS"/>
-          <w:sz w:val="24"/>
-          <w:szCs w:val="24"/>
-        </w:rPr>
-        <w:t>申請階段：預先申請，因尚無醫療單據，可先不檢附醫療單據，待治療結束後補上。事後申請，需於治療完成三個月內申請，並檢附醫療單據。</w:t>
+        <w:t>(2) 申請階段：預先申請，因尚無醫療單據，可先不檢附醫療單據，待治療結束後補上。事後申請，需於治療完成三個月內申請，並檢附醫療單據。</w:t>
       </w:r>
     </w:p>
     <w:p>
@@ -854,15 +557,7 @@
           <w:sz w:val="24"/>
           <w:szCs w:val="24"/>
         </w:rPr>
-        <w:t xml:space="preserve">(3) </w:t>
-      </w:r>
-      <w:r>
-        <w:rPr>
-          <w:rFonts w:ascii="Arial Unicode MS" w:eastAsia="Arial Unicode MS" w:hAnsi="Arial Unicode MS" w:cs="Arial Unicode MS"/>
-          <w:sz w:val="24"/>
-          <w:szCs w:val="24"/>
-        </w:rPr>
-        <w:t>經濟狀況：若為小康家庭除上述資料外，額外要求集保結算所資料、購屋貸款利息單據及醫事人員在職證明</w:t>
+        <w:t>(3) 經濟狀況：若為小康家庭除上述資料外，額外要求集保結算所資料、購屋貸款利息單據及醫事人員在職證明</w:t>
       </w:r>
       <w:r>
         <w:rPr>
@@ -947,16 +642,7 @@
           <w:sz w:val="24"/>
           <w:szCs w:val="24"/>
         </w:rPr>
-        <w:t>Q</w:t>
-      </w:r>
-      <w:r>
-        <w:rPr>
-          <w:rFonts w:ascii="Arial Unicode MS" w:eastAsia="Arial Unicode MS" w:hAnsi="Arial Unicode MS" w:cs="Arial Unicode MS"/>
-          <w:color w:val="A30003"/>
-          <w:sz w:val="24"/>
-          <w:szCs w:val="24"/>
-        </w:rPr>
-        <w:t>：浮水印內容需在與萬美確認</w:t>
+        <w:t>Q：浮水印內容需在與萬美確認</w:t>
       </w:r>
     </w:p>
     <w:p>
@@ -1006,17 +692,7 @@
           <w:sz w:val="24"/>
           <w:szCs w:val="24"/>
         </w:rPr>
-        <w:t xml:space="preserve">B. </w:t>
-      </w:r>
-      <w:r>
-        <w:rPr>
-          <w:rFonts w:ascii="Arial Unicode MS" w:eastAsia="Arial Unicode MS" w:hAnsi="Arial Unicode MS" w:cs="Arial Unicode MS"/>
-          <w:b/>
-          <w:bCs/>
-          <w:sz w:val="24"/>
-          <w:szCs w:val="24"/>
-        </w:rPr>
-        <w:t>審核階段</w:t>
+        <w:t>B. 審核階段</w:t>
       </w:r>
     </w:p>
     <w:p>
@@ -1047,15 +723,7 @@
           <w:sz w:val="24"/>
           <w:szCs w:val="24"/>
         </w:rPr>
-        <w:t>有提供「購屋貸款利息單據及醫事人員在職證明」最優先，其次依照申請日期</w:t>
-      </w:r>
-      <w:r>
-        <w:rPr>
-          <w:rFonts w:ascii="Arial Unicode MS" w:eastAsia="Arial Unicode MS" w:hAnsi="Arial Unicode MS" w:cs="Arial Unicode MS"/>
-          <w:sz w:val="24"/>
-          <w:szCs w:val="24"/>
-        </w:rPr>
-        <w:t>排序</w:t>
+        <w:t>有提供「購屋貸款利息單據及醫事人員在職證明」最優先，其次依照申請日期排序</w:t>
       </w:r>
     </w:p>
     <w:p>
@@ -1085,31 +753,7 @@
           <w:sz w:val="24"/>
           <w:szCs w:val="24"/>
         </w:rPr>
-        <w:t xml:space="preserve"> </w:t>
-      </w:r>
-      <w:r>
-        <w:rPr>
-          <w:rFonts w:ascii="Arial Unicode MS" w:eastAsia="Arial Unicode MS" w:hAnsi="Arial Unicode MS" w:cs="Arial Unicode MS"/>
-          <w:sz w:val="24"/>
-          <w:szCs w:val="24"/>
-        </w:rPr>
-        <w:t>針對「文件補齊限期三週」提供系統警示，通知承辦人與申請人</w:t>
-      </w:r>
-      <w:r>
-        <w:rPr>
-          <w:rFonts w:ascii="Arial Unicode MS" w:eastAsia="Arial Unicode MS" w:hAnsi="Arial Unicode MS" w:cs="Arial Unicode MS"/>
-          <w:sz w:val="24"/>
-          <w:szCs w:val="24"/>
-        </w:rPr>
-        <w:t xml:space="preserve"> </w:t>
-      </w:r>
-      <w:r>
-        <w:rPr>
-          <w:rFonts w:ascii="Arial Unicode MS" w:eastAsia="Arial Unicode MS" w:hAnsi="Arial Unicode MS" w:cs="Arial Unicode MS"/>
-          <w:sz w:val="24"/>
-          <w:szCs w:val="24"/>
-        </w:rPr>
-        <w:t>。</w:t>
+        <w:t xml:space="preserve"> 針對「文件補齊限期三週」提供系統警示，通知承辦人與申請人 。</w:t>
       </w:r>
     </w:p>
     <w:p>
@@ -1139,23 +783,7 @@
           <w:sz w:val="24"/>
           <w:szCs w:val="24"/>
         </w:rPr>
-        <w:t>申請人不限申請次數，但系統會依照身分證檢核申請金額，申請人累積總上限是</w:t>
-      </w:r>
-      <w:r>
-        <w:rPr>
-          <w:rFonts w:ascii="Arial Unicode MS" w:eastAsia="Arial Unicode MS" w:hAnsi="Arial Unicode MS" w:cs="Arial Unicode MS"/>
-          <w:sz w:val="24"/>
-          <w:szCs w:val="24"/>
-        </w:rPr>
-        <w:t>35</w:t>
-      </w:r>
-      <w:r>
-        <w:rPr>
-          <w:rFonts w:ascii="Arial Unicode MS" w:eastAsia="Arial Unicode MS" w:hAnsi="Arial Unicode MS" w:cs="Arial Unicode MS"/>
-          <w:sz w:val="24"/>
-          <w:szCs w:val="24"/>
-        </w:rPr>
-        <w:t>萬，若超過會提醒各階段的審核人員。</w:t>
+        <w:t>申請人不限申請次數，但系統會依照身分證檢核申請金額，申請人累積總上限是35萬，若超過會提醒各階段的審核人員。</w:t>
       </w:r>
     </w:p>
     <w:p>
@@ -1185,23 +813,7 @@
           <w:sz w:val="24"/>
           <w:szCs w:val="24"/>
         </w:rPr>
-        <w:t>原「補助個案訪視關懷紀錄表」於</w:t>
-      </w:r>
-      <w:r>
-        <w:rPr>
-          <w:rFonts w:ascii="Arial Unicode MS" w:eastAsia="Arial Unicode MS" w:hAnsi="Arial Unicode MS" w:cs="Arial Unicode MS"/>
-          <w:sz w:val="24"/>
-          <w:szCs w:val="24"/>
-        </w:rPr>
-        <w:t>google</w:t>
-      </w:r>
-      <w:r>
-        <w:rPr>
-          <w:rFonts w:ascii="Arial Unicode MS" w:eastAsia="Arial Unicode MS" w:hAnsi="Arial Unicode MS" w:cs="Arial Unicode MS"/>
-          <w:sz w:val="24"/>
-          <w:szCs w:val="24"/>
-        </w:rPr>
-        <w:t>表單填寫，若要修改需重新填寫較不便利，改於個案管理系統網站線上填寫，志工填寫完後在承辦人審核前都可再進行查看及修改，承辦人可直接於系統進行審核。</w:t>
+        <w:t>原「補助個案訪視關懷紀錄表」於google表單填寫，若要修改需重新填寫較不便利，改於個案管理系統網站線上填寫，志工填寫完後在承辦人審核前都可再進行查看及修改，承辦人可直接於系統進行審核。</w:t>
       </w:r>
     </w:p>
     <w:p>
@@ -1231,39 +843,7 @@
           <w:sz w:val="24"/>
           <w:szCs w:val="24"/>
         </w:rPr>
-        <w:t xml:space="preserve"> </w:t>
-      </w:r>
-      <w:r>
-        <w:rPr>
-          <w:rFonts w:ascii="Arial Unicode MS" w:eastAsia="Arial Unicode MS" w:hAnsi="Arial Unicode MS" w:cs="Arial Unicode MS"/>
-          <w:sz w:val="24"/>
-          <w:szCs w:val="24"/>
-        </w:rPr>
-        <w:t>審核委員需填寫至少</w:t>
-      </w:r>
-      <w:r>
-        <w:rPr>
-          <w:rFonts w:ascii="Arial Unicode MS" w:eastAsia="Arial Unicode MS" w:hAnsi="Arial Unicode MS" w:cs="Arial Unicode MS"/>
-          <w:sz w:val="24"/>
-          <w:szCs w:val="24"/>
-        </w:rPr>
-        <w:t>50</w:t>
-      </w:r>
-      <w:r>
-        <w:rPr>
-          <w:rFonts w:ascii="Arial Unicode MS" w:eastAsia="Arial Unicode MS" w:hAnsi="Arial Unicode MS" w:cs="Arial Unicode MS"/>
-          <w:sz w:val="24"/>
-          <w:szCs w:val="24"/>
-        </w:rPr>
-        <w:t>字之意見，系統記錄核定日期與金額，填寫完成印出「補助案審核意見表」紙</w:t>
-      </w:r>
-      <w:r>
-        <w:rPr>
-          <w:rFonts w:ascii="Arial Unicode MS" w:eastAsia="Arial Unicode MS" w:hAnsi="Arial Unicode MS" w:cs="Arial Unicode MS"/>
-          <w:sz w:val="24"/>
-          <w:szCs w:val="24"/>
-        </w:rPr>
-        <w:t>本，紙本親筆簽名完成後，由承辦人上傳「補助案審核意見表」電子歸檔。</w:t>
+        <w:t xml:space="preserve"> 審核委員需填寫至少50字之意見，系統記錄核定日期與金額，填寫完成印出「補助案審核意見表」紙本，紙本親筆簽名完成後，由承辦人上傳「補助案審核意見表」電子歸檔。</w:t>
       </w:r>
     </w:p>
     <w:p>
@@ -1294,39 +874,7 @@
           <w:sz w:val="24"/>
           <w:szCs w:val="24"/>
         </w:rPr>
-        <w:t>：電子申請表審核完成後，承辦人可於系統印出紙本申請表</w:t>
-      </w:r>
-      <w:r>
-        <w:rPr>
-          <w:rFonts w:ascii="Arial Unicode MS" w:eastAsia="Arial Unicode MS" w:hAnsi="Arial Unicode MS" w:cs="Arial Unicode MS"/>
-          <w:sz w:val="24"/>
-          <w:szCs w:val="24"/>
-        </w:rPr>
-        <w:t>(</w:t>
-      </w:r>
-      <w:r>
-        <w:rPr>
-          <w:rFonts w:ascii="Arial Unicode MS" w:eastAsia="Arial Unicode MS" w:hAnsi="Arial Unicode MS" w:cs="Arial Unicode MS"/>
-          <w:sz w:val="24"/>
-          <w:szCs w:val="24"/>
-        </w:rPr>
-        <w:t>資料系統自動填入</w:t>
-      </w:r>
-      <w:r>
-        <w:rPr>
-          <w:rFonts w:ascii="Arial Unicode MS" w:eastAsia="Arial Unicode MS" w:hAnsi="Arial Unicode MS" w:cs="Arial Unicode MS"/>
-          <w:sz w:val="24"/>
-          <w:szCs w:val="24"/>
-        </w:rPr>
-        <w:t>)</w:t>
-      </w:r>
-      <w:r>
-        <w:rPr>
-          <w:rFonts w:ascii="Arial Unicode MS" w:eastAsia="Arial Unicode MS" w:hAnsi="Arial Unicode MS" w:cs="Arial Unicode MS"/>
-          <w:sz w:val="24"/>
-          <w:szCs w:val="24"/>
-        </w:rPr>
-        <w:t>，提供承辦人紙本歸檔。</w:t>
+        <w:t>：電子申請表審核完成後，承辦人可於系統印出紙本申請表(資料系統自動填入)，提供承辦人紙本歸檔。</w:t>
       </w:r>
     </w:p>
     <w:p>
@@ -1376,17 +924,7 @@
           <w:sz w:val="24"/>
           <w:szCs w:val="24"/>
         </w:rPr>
-        <w:t xml:space="preserve">C. </w:t>
-      </w:r>
-      <w:r>
-        <w:rPr>
-          <w:rFonts w:ascii="Arial Unicode MS" w:eastAsia="Arial Unicode MS" w:hAnsi="Arial Unicode MS" w:cs="Arial Unicode MS"/>
-          <w:b/>
-          <w:bCs/>
-          <w:sz w:val="24"/>
-          <w:szCs w:val="24"/>
-        </w:rPr>
-        <w:t>補助階段</w:t>
+        <w:t>C. 補助階段</w:t>
       </w:r>
     </w:p>
     <w:p>
@@ -1417,15 +955,7 @@
           <w:sz w:val="24"/>
           <w:szCs w:val="24"/>
         </w:rPr>
-        <w:t xml:space="preserve"> </w:t>
-      </w:r>
-      <w:r>
-        <w:rPr>
-          <w:rFonts w:ascii="Arial Unicode MS" w:eastAsia="Arial Unicode MS" w:hAnsi="Arial Unicode MS" w:cs="Arial Unicode MS"/>
-          <w:sz w:val="24"/>
-          <w:szCs w:val="24"/>
-        </w:rPr>
-        <w:t>承辦人可依照需求上傳補充文件，文件：生命故事同意刊登證明、保險給付通知單、醫療費用收據（正本）。</w:t>
+        <w:t xml:space="preserve"> 承辦人可依照需求上傳補充文件，文件：生命故事同意刊登證明、保險給付通知單、醫療費用收據（正本）。</w:t>
       </w:r>
     </w:p>
     <w:p>
@@ -1448,17 +978,7 @@
           <w:sz w:val="24"/>
           <w:szCs w:val="24"/>
         </w:rPr>
-        <w:t>會計審核：</w:t>
-      </w:r>
-      <w:r>
-        <w:rPr>
-          <w:rFonts w:ascii="Arial Unicode MS" w:eastAsia="Arial Unicode MS" w:hAnsi="Arial Unicode MS" w:cs="Arial Unicode MS"/>
-          <w:b/>
-          <w:bCs/>
-          <w:sz w:val="24"/>
-          <w:szCs w:val="24"/>
-        </w:rPr>
-        <w:t xml:space="preserve"> </w:t>
+        <w:t xml:space="preserve">會計審核： </w:t>
       </w:r>
       <w:r>
         <w:rPr>
@@ -1466,23 +986,7 @@
           <w:sz w:val="24"/>
           <w:szCs w:val="24"/>
         </w:rPr>
-        <w:t>系統自動帶入資料於「領款收據」供申請人下載簽署</w:t>
-      </w:r>
-      <w:r>
-        <w:rPr>
-          <w:rFonts w:ascii="Arial Unicode MS" w:eastAsia="Arial Unicode MS" w:hAnsi="Arial Unicode MS" w:cs="Arial Unicode MS"/>
-          <w:sz w:val="24"/>
-          <w:szCs w:val="24"/>
-        </w:rPr>
-        <w:t xml:space="preserve"> </w:t>
-      </w:r>
-      <w:r>
-        <w:rPr>
-          <w:rFonts w:ascii="Arial Unicode MS" w:eastAsia="Arial Unicode MS" w:hAnsi="Arial Unicode MS" w:cs="Arial Unicode MS"/>
-          <w:sz w:val="24"/>
-          <w:szCs w:val="24"/>
-        </w:rPr>
-        <w:t>。</w:t>
+        <w:t>系統自動帶入資料於「領款收據」供申請人下載簽署 。</w:t>
       </w:r>
     </w:p>
     <w:p>
@@ -1504,17 +1008,7 @@
           <w:sz w:val="24"/>
           <w:szCs w:val="24"/>
         </w:rPr>
-        <w:t xml:space="preserve">D. </w:t>
-      </w:r>
-      <w:r>
-        <w:rPr>
-          <w:rFonts w:ascii="Arial Unicode MS" w:eastAsia="Arial Unicode MS" w:hAnsi="Arial Unicode MS" w:cs="Arial Unicode MS"/>
-          <w:b/>
-          <w:bCs/>
-          <w:sz w:val="24"/>
-          <w:szCs w:val="24"/>
-        </w:rPr>
-        <w:t>追蹤階段</w:t>
+        <w:t>D. 追蹤階段</w:t>
       </w:r>
     </w:p>
     <w:p>
@@ -1568,17 +1062,7 @@
           <w:szCs w:val="24"/>
         </w:rPr>
         <w:lastRenderedPageBreak/>
-        <w:t xml:space="preserve">E. </w:t>
-      </w:r>
-      <w:r>
-        <w:rPr>
-          <w:rFonts w:ascii="Arial Unicode MS" w:eastAsia="Arial Unicode MS" w:hAnsi="Arial Unicode MS" w:cs="Arial Unicode MS"/>
-          <w:b/>
-          <w:bCs/>
-          <w:sz w:val="24"/>
-          <w:szCs w:val="24"/>
-        </w:rPr>
-        <w:t>歷史資料查看及統計</w:t>
+        <w:t>E. 歷史資料查看及統計</w:t>
       </w:r>
     </w:p>
     <w:p>
@@ -1639,15 +1123,7 @@
           <w:sz w:val="24"/>
           <w:szCs w:val="24"/>
         </w:rPr>
-        <w:t xml:space="preserve"> </w:t>
-      </w:r>
-      <w:r>
-        <w:rPr>
-          <w:rFonts w:ascii="Arial Unicode MS" w:eastAsia="Arial Unicode MS" w:hAnsi="Arial Unicode MS" w:cs="Arial Unicode MS"/>
-          <w:sz w:val="24"/>
-          <w:szCs w:val="24"/>
-        </w:rPr>
-        <w:t>自動統計該申請人過去的累計申請次數與申請金額，核定金額，撥款金額。</w:t>
+        <w:t xml:space="preserve"> 自動統計該申請人過去的累計申請次數與申請金額，核定金額，撥款金額。</w:t>
       </w:r>
     </w:p>
     <w:p>
@@ -1717,13 +1193,6 @@
           <w:szCs w:val="24"/>
         </w:rPr>
         <w:br/>
-      </w:r>
-      <w:r>
-        <w:rPr>
-          <w:rFonts w:ascii="Arial Unicode MS" w:eastAsia="Arial Unicode MS" w:hAnsi="Arial Unicode MS" w:cs="Arial Unicode MS"/>
-          <w:sz w:val="24"/>
-          <w:szCs w:val="24"/>
-        </w:rPr>
         <w:t>案件狀態：未完成申請、審核中、審核未通過、審核通過、待補助、補助完成。</w:t>
       </w:r>
     </w:p>
@@ -1746,17 +1215,7 @@
           <w:sz w:val="24"/>
           <w:szCs w:val="24"/>
         </w:rPr>
-        <w:t xml:space="preserve">4. </w:t>
-      </w:r>
-      <w:r>
-        <w:rPr>
-          <w:rFonts w:ascii="Arial Unicode MS" w:eastAsia="Arial Unicode MS" w:hAnsi="Arial Unicode MS" w:cs="Arial Unicode MS"/>
-          <w:b/>
-          <w:bCs/>
-          <w:sz w:val="24"/>
-          <w:szCs w:val="24"/>
-        </w:rPr>
-        <w:t>資料欄位定義</w:t>
+        <w:t>4. 資料欄位定義</w:t>
       </w:r>
     </w:p>
     <w:p>
@@ -1773,23 +1232,7 @@
           <w:sz w:val="24"/>
           <w:szCs w:val="24"/>
         </w:rPr>
-        <w:t xml:space="preserve">1. </w:t>
-      </w:r>
-      <w:r>
-        <w:rPr>
-          <w:rFonts w:ascii="Arial Unicode MS" w:eastAsia="Arial Unicode MS" w:hAnsi="Arial Unicode MS" w:cs="Arial Unicode MS"/>
-          <w:sz w:val="24"/>
-          <w:szCs w:val="24"/>
-        </w:rPr>
-        <w:t>使用者基本資料表</w:t>
-      </w:r>
-      <w:r>
-        <w:rPr>
-          <w:rFonts w:ascii="Arial Unicode MS" w:eastAsia="Arial Unicode MS" w:hAnsi="Arial Unicode MS" w:cs="Arial Unicode MS"/>
-          <w:sz w:val="24"/>
-          <w:szCs w:val="24"/>
-        </w:rPr>
-        <w:t xml:space="preserve"> (users)</w:t>
+        <w:t>1. 使用者基本資料表 (users)</w:t>
       </w:r>
     </w:p>
     <w:tbl>
@@ -1982,29 +1425,7 @@
                 <w:sz w:val="24"/>
                 <w:szCs w:val="24"/>
               </w:rPr>
-              <w:t>說明</w:t>
-            </w:r>
-            <w:r>
-              <w:rPr>
-                <w:rFonts w:ascii="Arial Unicode MS" w:eastAsia="Arial Unicode MS" w:hAnsi="Arial Unicode MS" w:cs="Arial Unicode MS"/>
-                <w:b/>
-                <w:bCs/>
-                <w:color w:val="181818"/>
-                <w:sz w:val="24"/>
-                <w:szCs w:val="24"/>
-              </w:rPr>
-              <w:t>/</w:t>
-            </w:r>
-            <w:r>
-              <w:rPr>
-                <w:rFonts w:ascii="Arial Unicode MS" w:eastAsia="Arial Unicode MS" w:hAnsi="Arial Unicode MS" w:cs="Arial Unicode MS"/>
-                <w:b/>
-                <w:bCs/>
-                <w:color w:val="181818"/>
-                <w:sz w:val="24"/>
-                <w:szCs w:val="24"/>
-              </w:rPr>
-              <w:t>備註</w:t>
+              <w:t>說明/備註</w:t>
             </w:r>
           </w:p>
         </w:tc>
@@ -2083,16 +1504,7 @@
                 <w:sz w:val="24"/>
                 <w:szCs w:val="24"/>
               </w:rPr>
-              <w:t>使用者</w:t>
-            </w:r>
-            <w:r>
-              <w:rPr>
-                <w:rFonts w:ascii="Arial Unicode MS" w:eastAsia="Arial Unicode MS" w:hAnsi="Arial Unicode MS" w:cs="Arial Unicode MS"/>
-                <w:color w:val="181818"/>
-                <w:sz w:val="24"/>
-                <w:szCs w:val="24"/>
-              </w:rPr>
-              <w:t xml:space="preserve"> ID</w:t>
+              <w:t>使用者 ID</w:t>
             </w:r>
           </w:p>
         </w:tc>
@@ -2268,34 +1680,7 @@
                 <w:sz w:val="24"/>
                 <w:szCs w:val="24"/>
               </w:rPr>
-              <w:t>身分證</w:t>
-            </w:r>
-            <w:r>
-              <w:rPr>
-                <w:rFonts w:ascii="Arial Unicode MS" w:eastAsia="Arial Unicode MS" w:hAnsi="Arial Unicode MS" w:cs="Arial Unicode MS"/>
-                <w:color w:val="181818"/>
-                <w:sz w:val="24"/>
-                <w:szCs w:val="24"/>
-              </w:rPr>
-              <w:t xml:space="preserve"> (</w:t>
-            </w:r>
-            <w:r>
-              <w:rPr>
-                <w:rFonts w:ascii="Arial Unicode MS" w:eastAsia="Arial Unicode MS" w:hAnsi="Arial Unicode MS" w:cs="Arial Unicode MS"/>
-                <w:color w:val="181818"/>
-                <w:sz w:val="24"/>
-                <w:szCs w:val="24"/>
-              </w:rPr>
-              <w:t>加密</w:t>
-            </w:r>
-            <w:r>
-              <w:rPr>
-                <w:rFonts w:ascii="Arial Unicode MS" w:eastAsia="Arial Unicode MS" w:hAnsi="Arial Unicode MS" w:cs="Arial Unicode MS"/>
-                <w:color w:val="181818"/>
-                <w:sz w:val="24"/>
-                <w:szCs w:val="24"/>
-              </w:rPr>
-              <w:t>)</w:t>
+              <w:t>身分證 (加密)</w:t>
             </w:r>
           </w:p>
         </w:tc>
@@ -2446,16 +1831,7 @@
                 <w:sz w:val="24"/>
                 <w:szCs w:val="24"/>
               </w:rPr>
-              <w:t>身分證加密</w:t>
-            </w:r>
-            <w:r>
-              <w:rPr>
-                <w:rFonts w:ascii="Arial Unicode MS" w:eastAsia="Arial Unicode MS" w:hAnsi="Arial Unicode MS" w:cs="Arial Unicode MS"/>
-                <w:color w:val="181818"/>
-                <w:sz w:val="24"/>
-                <w:szCs w:val="24"/>
-              </w:rPr>
-              <w:t xml:space="preserve"> IV</w:t>
+              <w:t>身分證加密 IV</w:t>
             </w:r>
           </w:p>
         </w:tc>
@@ -2606,34 +1982,7 @@
                 <w:sz w:val="24"/>
                 <w:szCs w:val="24"/>
               </w:rPr>
-              <w:t>身分證</w:t>
-            </w:r>
-            <w:r>
-              <w:rPr>
-                <w:rFonts w:ascii="Arial Unicode MS" w:eastAsia="Arial Unicode MS" w:hAnsi="Arial Unicode MS" w:cs="Arial Unicode MS"/>
-                <w:color w:val="181818"/>
-                <w:sz w:val="24"/>
-                <w:szCs w:val="24"/>
-              </w:rPr>
-              <w:t xml:space="preserve"> (</w:t>
-            </w:r>
-            <w:r>
-              <w:rPr>
-                <w:rFonts w:ascii="Arial Unicode MS" w:eastAsia="Arial Unicode MS" w:hAnsi="Arial Unicode MS" w:cs="Arial Unicode MS"/>
-                <w:color w:val="181818"/>
-                <w:sz w:val="24"/>
-                <w:szCs w:val="24"/>
-              </w:rPr>
-              <w:t>盲索引</w:t>
-            </w:r>
-            <w:r>
-              <w:rPr>
-                <w:rFonts w:ascii="Arial Unicode MS" w:eastAsia="Arial Unicode MS" w:hAnsi="Arial Unicode MS" w:cs="Arial Unicode MS"/>
-                <w:color w:val="181818"/>
-                <w:sz w:val="24"/>
-                <w:szCs w:val="24"/>
-              </w:rPr>
-              <w:t>)</w:t>
+              <w:t>身分證 (盲索引)</w:t>
             </w:r>
           </w:p>
         </w:tc>
@@ -2801,34 +2150,7 @@
                 <w:sz w:val="24"/>
                 <w:szCs w:val="24"/>
               </w:rPr>
-              <w:t>姓名</w:t>
-            </w:r>
-            <w:r>
-              <w:rPr>
-                <w:rFonts w:ascii="Arial Unicode MS" w:eastAsia="Arial Unicode MS" w:hAnsi="Arial Unicode MS" w:cs="Arial Unicode MS"/>
-                <w:color w:val="181818"/>
-                <w:sz w:val="24"/>
-                <w:szCs w:val="24"/>
-              </w:rPr>
-              <w:t xml:space="preserve"> (</w:t>
-            </w:r>
-            <w:r>
-              <w:rPr>
-                <w:rFonts w:ascii="Arial Unicode MS" w:eastAsia="Arial Unicode MS" w:hAnsi="Arial Unicode MS" w:cs="Arial Unicode MS"/>
-                <w:color w:val="181818"/>
-                <w:sz w:val="24"/>
-                <w:szCs w:val="24"/>
-              </w:rPr>
-              <w:t>加密</w:t>
-            </w:r>
-            <w:r>
-              <w:rPr>
-                <w:rFonts w:ascii="Arial Unicode MS" w:eastAsia="Arial Unicode MS" w:hAnsi="Arial Unicode MS" w:cs="Arial Unicode MS"/>
-                <w:color w:val="181818"/>
-                <w:sz w:val="24"/>
-                <w:szCs w:val="24"/>
-              </w:rPr>
-              <w:t>)</w:t>
+              <w:t>姓名 (加密)</w:t>
             </w:r>
           </w:p>
         </w:tc>
@@ -2979,16 +2301,7 @@
                 <w:sz w:val="24"/>
                 <w:szCs w:val="24"/>
               </w:rPr>
-              <w:t>姓名加密</w:t>
-            </w:r>
-            <w:r>
-              <w:rPr>
-                <w:rFonts w:ascii="Arial Unicode MS" w:eastAsia="Arial Unicode MS" w:hAnsi="Arial Unicode MS" w:cs="Arial Unicode MS"/>
-                <w:color w:val="181818"/>
-                <w:sz w:val="24"/>
-                <w:szCs w:val="24"/>
-              </w:rPr>
-              <w:t xml:space="preserve"> IV</w:t>
+              <w:t>姓名加密 IV</w:t>
             </w:r>
           </w:p>
         </w:tc>
@@ -3131,34 +2444,7 @@
                 <w:sz w:val="24"/>
                 <w:szCs w:val="24"/>
               </w:rPr>
-              <w:t>姓名</w:t>
-            </w:r>
-            <w:r>
-              <w:rPr>
-                <w:rFonts w:ascii="Arial Unicode MS" w:eastAsia="Arial Unicode MS" w:hAnsi="Arial Unicode MS" w:cs="Arial Unicode MS"/>
-                <w:color w:val="181818"/>
-                <w:sz w:val="24"/>
-                <w:szCs w:val="24"/>
-              </w:rPr>
-              <w:t xml:space="preserve"> (</w:t>
-            </w:r>
-            <w:r>
-              <w:rPr>
-                <w:rFonts w:ascii="Arial Unicode MS" w:eastAsia="Arial Unicode MS" w:hAnsi="Arial Unicode MS" w:cs="Arial Unicode MS"/>
-                <w:color w:val="181818"/>
-                <w:sz w:val="24"/>
-                <w:szCs w:val="24"/>
-              </w:rPr>
-              <w:t>盲索引</w:t>
-            </w:r>
-            <w:r>
-              <w:rPr>
-                <w:rFonts w:ascii="Arial Unicode MS" w:eastAsia="Arial Unicode MS" w:hAnsi="Arial Unicode MS" w:cs="Arial Unicode MS"/>
-                <w:color w:val="181818"/>
-                <w:sz w:val="24"/>
-                <w:szCs w:val="24"/>
-              </w:rPr>
-              <w:t>)</w:t>
+              <w:t>姓名 (盲索引)</w:t>
             </w:r>
           </w:p>
         </w:tc>
@@ -3247,15 +2533,7 @@
                 <w:sz w:val="24"/>
                 <w:szCs w:val="24"/>
               </w:rPr>
-              <w:t>Blind Index</w:t>
-            </w:r>
-            <w:r>
-              <w:rPr>
-                <w:rFonts w:ascii="Arial Unicode MS" w:eastAsia="Arial Unicode MS" w:hAnsi="Arial Unicode MS" w:cs="Arial Unicode MS"/>
-                <w:sz w:val="24"/>
-                <w:szCs w:val="24"/>
-              </w:rPr>
-              <w:t>用於搜尋使用</w:t>
+              <w:t>Blind Index用於搜尋使用</w:t>
             </w:r>
           </w:p>
         </w:tc>
@@ -3335,34 +2613,7 @@
                 <w:sz w:val="24"/>
                 <w:szCs w:val="24"/>
               </w:rPr>
-              <w:t>登入密碼</w:t>
-            </w:r>
-            <w:r>
-              <w:rPr>
-                <w:rFonts w:ascii="Arial Unicode MS" w:eastAsia="Arial Unicode MS" w:hAnsi="Arial Unicode MS" w:cs="Arial Unicode MS"/>
-                <w:color w:val="181818"/>
-                <w:sz w:val="24"/>
-                <w:szCs w:val="24"/>
-              </w:rPr>
-              <w:t>(</w:t>
-            </w:r>
-            <w:r>
-              <w:rPr>
-                <w:rFonts w:ascii="Arial Unicode MS" w:eastAsia="Arial Unicode MS" w:hAnsi="Arial Unicode MS" w:cs="Arial Unicode MS"/>
-                <w:color w:val="181818"/>
-                <w:sz w:val="24"/>
-                <w:szCs w:val="24"/>
-              </w:rPr>
-              <w:t>不可逆雜湊</w:t>
-            </w:r>
-            <w:r>
-              <w:rPr>
-                <w:rFonts w:ascii="Arial Unicode MS" w:eastAsia="Arial Unicode MS" w:hAnsi="Arial Unicode MS" w:cs="Arial Unicode MS"/>
-                <w:color w:val="181818"/>
-                <w:sz w:val="24"/>
-                <w:szCs w:val="24"/>
-              </w:rPr>
-              <w:t>)</w:t>
+              <w:t>登入密碼(不可逆雜湊)</w:t>
             </w:r>
           </w:p>
         </w:tc>
@@ -3434,23 +2685,7 @@
                 <w:sz w:val="24"/>
                 <w:szCs w:val="24"/>
               </w:rPr>
-              <w:t>加密，需使用</w:t>
-            </w:r>
-            <w:r>
-              <w:rPr>
-                <w:rFonts w:ascii="Arial Unicode MS" w:eastAsia="Arial Unicode MS" w:hAnsi="Arial Unicode MS" w:cs="Arial Unicode MS"/>
-                <w:sz w:val="24"/>
-                <w:szCs w:val="24"/>
-              </w:rPr>
-              <w:t xml:space="preserve"> Bcrypt </w:t>
-            </w:r>
-            <w:r>
-              <w:rPr>
-                <w:rFonts w:ascii="Arial Unicode MS" w:eastAsia="Arial Unicode MS" w:hAnsi="Arial Unicode MS" w:cs="Arial Unicode MS"/>
-                <w:sz w:val="24"/>
-                <w:szCs w:val="24"/>
-              </w:rPr>
-              <w:t>雜湊儲存</w:t>
+              <w:t>加密，需使用 Bcrypt 雜湊儲存</w:t>
             </w:r>
           </w:p>
         </w:tc>
@@ -3529,16 +2764,7 @@
                 <w:sz w:val="24"/>
                 <w:szCs w:val="24"/>
               </w:rPr>
-              <w:t>盲索引專用</w:t>
-            </w:r>
-            <w:r>
-              <w:rPr>
-                <w:rFonts w:ascii="Arial Unicode MS" w:eastAsia="Arial Unicode MS" w:hAnsi="Arial Unicode MS" w:cs="Arial Unicode MS"/>
-                <w:color w:val="181818"/>
-                <w:sz w:val="24"/>
-                <w:szCs w:val="24"/>
-              </w:rPr>
-              <w:t xml:space="preserve"> Salt</w:t>
+              <w:t>盲索引專用 Salt</w:t>
             </w:r>
           </w:p>
         </w:tc>
@@ -4237,44 +3463,26 @@
                 <w:sz w:val="24"/>
                 <w:szCs w:val="24"/>
               </w:rPr>
-              <w:t>0</w:t>
-            </w:r>
-            <w:r>
-              <w:rPr>
-                <w:rFonts w:ascii="Arial Unicode MS" w:eastAsia="Arial Unicode MS" w:hAnsi="Arial Unicode MS" w:cs="Arial Unicode MS"/>
-                <w:color w:val="181818"/>
-                <w:sz w:val="24"/>
-                <w:szCs w:val="24"/>
-              </w:rPr>
-              <w:t>：停用</w:t>
-            </w:r>
-          </w:p>
-          <w:p>
-            <w:pPr>
-              <w:rPr>
-                <w:rFonts w:ascii="Verdana" w:eastAsia="Verdana" w:hAnsi="Verdana" w:cs="Verdana"/>
-                <w:color w:val="181818"/>
-                <w:sz w:val="24"/>
-                <w:szCs w:val="24"/>
-              </w:rPr>
-            </w:pPr>
-            <w:r>
-              <w:rPr>
-                <w:rFonts w:ascii="Arial Unicode MS" w:eastAsia="Arial Unicode MS" w:hAnsi="Arial Unicode MS" w:cs="Arial Unicode MS"/>
-                <w:color w:val="181818"/>
-                <w:sz w:val="24"/>
-                <w:szCs w:val="24"/>
-              </w:rPr>
-              <w:t>1</w:t>
-            </w:r>
-            <w:r>
-              <w:rPr>
-                <w:rFonts w:ascii="Arial Unicode MS" w:eastAsia="Arial Unicode MS" w:hAnsi="Arial Unicode MS" w:cs="Arial Unicode MS"/>
-                <w:color w:val="181818"/>
-                <w:sz w:val="24"/>
-                <w:szCs w:val="24"/>
-              </w:rPr>
-              <w:t>：啟用</w:t>
+              <w:t>0：停用</w:t>
+            </w:r>
+          </w:p>
+          <w:p>
+            <w:pPr>
+              <w:rPr>
+                <w:rFonts w:ascii="Verdana" w:eastAsia="Verdana" w:hAnsi="Verdana" w:cs="Verdana"/>
+                <w:color w:val="181818"/>
+                <w:sz w:val="24"/>
+                <w:szCs w:val="24"/>
+              </w:rPr>
+            </w:pPr>
+            <w:r>
+              <w:rPr>
+                <w:rFonts w:ascii="Arial Unicode MS" w:eastAsia="Arial Unicode MS" w:hAnsi="Arial Unicode MS" w:cs="Arial Unicode MS"/>
+                <w:color w:val="181818"/>
+                <w:sz w:val="24"/>
+                <w:szCs w:val="24"/>
+              </w:rPr>
+              <w:t>1：啟用</w:t>
             </w:r>
           </w:p>
         </w:tc>
@@ -4749,23 +3957,7 @@
           <w:sz w:val="24"/>
           <w:szCs w:val="24"/>
         </w:rPr>
-        <w:t xml:space="preserve">2. </w:t>
-      </w:r>
-      <w:r>
-        <w:rPr>
-          <w:rFonts w:ascii="Arial Unicode MS" w:eastAsia="Arial Unicode MS" w:hAnsi="Arial Unicode MS" w:cs="Arial Unicode MS"/>
-          <w:sz w:val="24"/>
-          <w:szCs w:val="24"/>
-        </w:rPr>
-        <w:t>角色定義表</w:t>
-      </w:r>
-      <w:r>
-        <w:rPr>
-          <w:rFonts w:ascii="Arial Unicode MS" w:eastAsia="Arial Unicode MS" w:hAnsi="Arial Unicode MS" w:cs="Arial Unicode MS"/>
-          <w:sz w:val="24"/>
-          <w:szCs w:val="24"/>
-        </w:rPr>
-        <w:t xml:space="preserve"> (roles)</w:t>
+        <w:t>2. 角色定義表 (roles)</w:t>
       </w:r>
     </w:p>
     <w:tbl>
@@ -4958,29 +4150,7 @@
                 <w:sz w:val="24"/>
                 <w:szCs w:val="24"/>
               </w:rPr>
-              <w:t>說明</w:t>
-            </w:r>
-            <w:r>
-              <w:rPr>
-                <w:rFonts w:ascii="Arial Unicode MS" w:eastAsia="Arial Unicode MS" w:hAnsi="Arial Unicode MS" w:cs="Arial Unicode MS"/>
-                <w:b/>
-                <w:bCs/>
-                <w:color w:val="181818"/>
-                <w:sz w:val="24"/>
-                <w:szCs w:val="24"/>
-              </w:rPr>
-              <w:t>/</w:t>
-            </w:r>
-            <w:r>
-              <w:rPr>
-                <w:rFonts w:ascii="Arial Unicode MS" w:eastAsia="Arial Unicode MS" w:hAnsi="Arial Unicode MS" w:cs="Arial Unicode MS"/>
-                <w:b/>
-                <w:bCs/>
-                <w:color w:val="181818"/>
-                <w:sz w:val="24"/>
-                <w:szCs w:val="24"/>
-              </w:rPr>
-              <w:t>備註</w:t>
+              <w:t>說明/備註</w:t>
             </w:r>
           </w:p>
         </w:tc>
@@ -5059,16 +4229,7 @@
                 <w:sz w:val="24"/>
                 <w:szCs w:val="24"/>
               </w:rPr>
-              <w:t>角色</w:t>
-            </w:r>
-            <w:r>
-              <w:rPr>
-                <w:rFonts w:ascii="Arial Unicode MS" w:eastAsia="Arial Unicode MS" w:hAnsi="Arial Unicode MS" w:cs="Arial Unicode MS"/>
-                <w:color w:val="181818"/>
-                <w:sz w:val="24"/>
-                <w:szCs w:val="24"/>
-              </w:rPr>
-              <w:t xml:space="preserve"> ID (PK)</w:t>
+              <w:t>角色 ID (PK)</w:t>
             </w:r>
           </w:p>
         </w:tc>
@@ -5801,31 +4962,7 @@
           <w:sz w:val="24"/>
           <w:szCs w:val="24"/>
         </w:rPr>
-        <w:t xml:space="preserve">3. </w:t>
-      </w:r>
-      <w:r>
-        <w:rPr>
-          <w:rFonts w:ascii="Arial Unicode MS" w:eastAsia="Arial Unicode MS" w:hAnsi="Arial Unicode MS" w:cs="Arial Unicode MS"/>
-          <w:sz w:val="24"/>
-          <w:szCs w:val="24"/>
-        </w:rPr>
-        <w:t>使用者與角色關聯表</w:t>
-      </w:r>
-      <w:r>
-        <w:rPr>
-          <w:rFonts w:ascii="Arial Unicode MS" w:eastAsia="Arial Unicode MS" w:hAnsi="Arial Unicode MS" w:cs="Arial Unicode MS"/>
-          <w:sz w:val="24"/>
-          <w:szCs w:val="24"/>
-        </w:rPr>
-        <w:t xml:space="preserve"> (user_roles) - </w:t>
-      </w:r>
-      <w:r>
-        <w:rPr>
-          <w:rFonts w:ascii="Arial Unicode MS" w:eastAsia="Arial Unicode MS" w:hAnsi="Arial Unicode MS" w:cs="Arial Unicode MS"/>
-          <w:sz w:val="24"/>
-          <w:szCs w:val="24"/>
-        </w:rPr>
-        <w:t>可一人多權限</w:t>
+        <w:t>3. 使用者與角色關聯表 (user_roles) - 可一人多權限</w:t>
       </w:r>
     </w:p>
     <w:tbl>
@@ -6018,29 +5155,7 @@
                 <w:sz w:val="24"/>
                 <w:szCs w:val="24"/>
               </w:rPr>
-              <w:t>說明</w:t>
-            </w:r>
-            <w:r>
-              <w:rPr>
-                <w:rFonts w:ascii="Arial Unicode MS" w:eastAsia="Arial Unicode MS" w:hAnsi="Arial Unicode MS" w:cs="Arial Unicode MS"/>
-                <w:b/>
-                <w:bCs/>
-                <w:color w:val="181818"/>
-                <w:sz w:val="24"/>
-                <w:szCs w:val="24"/>
-              </w:rPr>
-              <w:t>/</w:t>
-            </w:r>
-            <w:r>
-              <w:rPr>
-                <w:rFonts w:ascii="Arial Unicode MS" w:eastAsia="Arial Unicode MS" w:hAnsi="Arial Unicode MS" w:cs="Arial Unicode MS"/>
-                <w:b/>
-                <w:bCs/>
-                <w:color w:val="181818"/>
-                <w:sz w:val="24"/>
-                <w:szCs w:val="24"/>
-              </w:rPr>
-              <w:t>備註</w:t>
+              <w:t>說明/備註</w:t>
             </w:r>
           </w:p>
         </w:tc>
@@ -6119,16 +5234,7 @@
                 <w:sz w:val="24"/>
                 <w:szCs w:val="24"/>
               </w:rPr>
-              <w:t>使用者</w:t>
-            </w:r>
-            <w:r>
-              <w:rPr>
-                <w:rFonts w:ascii="Arial Unicode MS" w:eastAsia="Arial Unicode MS" w:hAnsi="Arial Unicode MS" w:cs="Arial Unicode MS"/>
-                <w:color w:val="181818"/>
-                <w:sz w:val="24"/>
-                <w:szCs w:val="24"/>
-              </w:rPr>
-              <w:t xml:space="preserve"> ID (FK)</w:t>
+              <w:t>使用者 ID (FK)</w:t>
             </w:r>
           </w:p>
         </w:tc>
@@ -6217,31 +5323,7 @@
                 <w:sz w:val="24"/>
                 <w:szCs w:val="24"/>
               </w:rPr>
-              <w:t>對應</w:t>
-            </w:r>
-            <w:r>
-              <w:rPr>
-                <w:rFonts w:ascii="Arial Unicode MS" w:eastAsia="Arial Unicode MS" w:hAnsi="Arial Unicode MS" w:cs="Arial Unicode MS"/>
-                <w:sz w:val="24"/>
-                <w:szCs w:val="24"/>
-              </w:rPr>
-              <w:t xml:space="preserve"> users </w:t>
-            </w:r>
-            <w:r>
-              <w:rPr>
-                <w:rFonts w:ascii="Arial Unicode MS" w:eastAsia="Arial Unicode MS" w:hAnsi="Arial Unicode MS" w:cs="Arial Unicode MS"/>
-                <w:sz w:val="24"/>
-                <w:szCs w:val="24"/>
-              </w:rPr>
-              <w:t>的</w:t>
-            </w:r>
-            <w:r>
-              <w:rPr>
-                <w:rFonts w:ascii="Arial Unicode MS" w:eastAsia="Arial Unicode MS" w:hAnsi="Arial Unicode MS" w:cs="Arial Unicode MS"/>
-                <w:sz w:val="24"/>
-                <w:szCs w:val="24"/>
-              </w:rPr>
-              <w:t xml:space="preserve"> id</w:t>
+              <w:t>對應 users 的 id</w:t>
             </w:r>
           </w:p>
         </w:tc>
@@ -6320,16 +5402,7 @@
                 <w:sz w:val="24"/>
                 <w:szCs w:val="24"/>
               </w:rPr>
-              <w:t>角色</w:t>
-            </w:r>
-            <w:r>
-              <w:rPr>
-                <w:rFonts w:ascii="Arial Unicode MS" w:eastAsia="Arial Unicode MS" w:hAnsi="Arial Unicode MS" w:cs="Arial Unicode MS"/>
-                <w:color w:val="181818"/>
-                <w:sz w:val="24"/>
-                <w:szCs w:val="24"/>
-              </w:rPr>
-              <w:t xml:space="preserve"> ID (FK)</w:t>
+              <w:t>角色 ID (FK)</w:t>
             </w:r>
           </w:p>
         </w:tc>
@@ -6418,31 +5491,7 @@
                 <w:sz w:val="24"/>
                 <w:szCs w:val="24"/>
               </w:rPr>
-              <w:t>對應</w:t>
-            </w:r>
-            <w:r>
-              <w:rPr>
-                <w:rFonts w:ascii="Arial Unicode MS" w:eastAsia="Arial Unicode MS" w:hAnsi="Arial Unicode MS" w:cs="Arial Unicode MS"/>
-                <w:sz w:val="24"/>
-                <w:szCs w:val="24"/>
-              </w:rPr>
-              <w:t xml:space="preserve"> roles </w:t>
-            </w:r>
-            <w:r>
-              <w:rPr>
-                <w:rFonts w:ascii="Arial Unicode MS" w:eastAsia="Arial Unicode MS" w:hAnsi="Arial Unicode MS" w:cs="Arial Unicode MS"/>
-                <w:sz w:val="24"/>
-                <w:szCs w:val="24"/>
-              </w:rPr>
-              <w:t>的</w:t>
-            </w:r>
-            <w:r>
-              <w:rPr>
-                <w:rFonts w:ascii="Arial Unicode MS" w:eastAsia="Arial Unicode MS" w:hAnsi="Arial Unicode MS" w:cs="Arial Unicode MS"/>
-                <w:sz w:val="24"/>
-                <w:szCs w:val="24"/>
-              </w:rPr>
-              <w:t xml:space="preserve"> id</w:t>
+              <w:t>對應 roles 的 id</w:t>
             </w:r>
           </w:p>
         </w:tc>
@@ -6623,39 +5672,7 @@
           <w:sz w:val="24"/>
           <w:szCs w:val="24"/>
         </w:rPr>
-        <w:t xml:space="preserve">4. </w:t>
-      </w:r>
-      <w:r>
-        <w:rPr>
-          <w:rFonts w:ascii="Arial Unicode MS" w:eastAsia="Arial Unicode MS" w:hAnsi="Arial Unicode MS" w:cs="Arial Unicode MS"/>
-          <w:sz w:val="24"/>
-          <w:szCs w:val="24"/>
-        </w:rPr>
-        <w:t>自費醫療補助申請案主表</w:t>
-      </w:r>
-      <w:r>
-        <w:rPr>
-          <w:rFonts w:ascii="Arial Unicode MS" w:eastAsia="Arial Unicode MS" w:hAnsi="Arial Unicode MS" w:cs="Arial Unicode MS"/>
-          <w:sz w:val="24"/>
-          <w:szCs w:val="24"/>
-        </w:rPr>
-        <w:t xml:space="preserve"> </w:t>
-      </w:r>
-      <w:r>
-        <w:rPr>
-          <w:rFonts w:ascii="Arial Unicode MS" w:eastAsia="Arial Unicode MS" w:hAnsi="Arial Unicode MS" w:cs="Arial Unicode MS"/>
-          <w:sz w:val="24"/>
-          <w:szCs w:val="24"/>
-        </w:rPr>
-        <w:t>(applications</w:t>
-      </w:r>
-      <w:r>
-        <w:rPr>
-          <w:rFonts w:ascii="Arial Unicode MS" w:eastAsia="Arial Unicode MS" w:hAnsi="Arial Unicode MS" w:cs="Arial Unicode MS"/>
-          <w:sz w:val="24"/>
-          <w:szCs w:val="24"/>
-        </w:rPr>
-        <w:t>)</w:t>
+        <w:t>4. 自費醫療補助申請案主表 (applications)</w:t>
       </w:r>
     </w:p>
     <w:tbl>
@@ -6848,29 +5865,7 @@
                 <w:sz w:val="24"/>
                 <w:szCs w:val="24"/>
               </w:rPr>
-              <w:t>說明</w:t>
-            </w:r>
-            <w:r>
-              <w:rPr>
-                <w:rFonts w:ascii="Arial Unicode MS" w:eastAsia="Arial Unicode MS" w:hAnsi="Arial Unicode MS" w:cs="Arial Unicode MS"/>
-                <w:b/>
-                <w:bCs/>
-                <w:color w:val="181818"/>
-                <w:sz w:val="24"/>
-                <w:szCs w:val="24"/>
-              </w:rPr>
-              <w:t>/</w:t>
-            </w:r>
-            <w:r>
-              <w:rPr>
-                <w:rFonts w:ascii="Arial Unicode MS" w:eastAsia="Arial Unicode MS" w:hAnsi="Arial Unicode MS" w:cs="Arial Unicode MS"/>
-                <w:b/>
-                <w:bCs/>
-                <w:color w:val="181818"/>
-                <w:sz w:val="24"/>
-                <w:szCs w:val="24"/>
-              </w:rPr>
-              <w:t>備註</w:t>
+              <w:t>說明/備註</w:t>
             </w:r>
           </w:p>
         </w:tc>
@@ -6949,16 +5944,7 @@
                 <w:sz w:val="24"/>
                 <w:szCs w:val="24"/>
               </w:rPr>
-              <w:t>申請案件</w:t>
-            </w:r>
-            <w:r>
-              <w:rPr>
-                <w:rFonts w:ascii="Arial Unicode MS" w:eastAsia="Arial Unicode MS" w:hAnsi="Arial Unicode MS" w:cs="Arial Unicode MS"/>
-                <w:color w:val="181818"/>
-                <w:sz w:val="24"/>
-                <w:szCs w:val="24"/>
-              </w:rPr>
-              <w:t xml:space="preserve"> ID (PK)</w:t>
+              <w:t>申請案件 ID (PK)</w:t>
             </w:r>
           </w:p>
         </w:tc>
@@ -7129,34 +6115,7 @@
                 <w:sz w:val="24"/>
                 <w:szCs w:val="24"/>
               </w:rPr>
-              <w:t>案件編號</w:t>
-            </w:r>
-            <w:r>
-              <w:rPr>
-                <w:rFonts w:ascii="Arial Unicode MS" w:eastAsia="Arial Unicode MS" w:hAnsi="Arial Unicode MS" w:cs="Arial Unicode MS"/>
-                <w:color w:val="181818"/>
-                <w:sz w:val="24"/>
-                <w:szCs w:val="24"/>
-              </w:rPr>
-              <w:t>(</w:t>
-            </w:r>
-            <w:r>
-              <w:rPr>
-                <w:rFonts w:ascii="Arial Unicode MS" w:eastAsia="Arial Unicode MS" w:hAnsi="Arial Unicode MS" w:cs="Arial Unicode MS"/>
-                <w:color w:val="181818"/>
-                <w:sz w:val="24"/>
-                <w:szCs w:val="24"/>
-              </w:rPr>
-              <w:t>基金會編號</w:t>
-            </w:r>
-            <w:r>
-              <w:rPr>
-                <w:rFonts w:ascii="Arial Unicode MS" w:eastAsia="Arial Unicode MS" w:hAnsi="Arial Unicode MS" w:cs="Arial Unicode MS"/>
-                <w:color w:val="181818"/>
-                <w:sz w:val="24"/>
-                <w:szCs w:val="24"/>
-              </w:rPr>
-              <w:t>)</w:t>
+              <w:t>案件編號(基金會編號)</w:t>
             </w:r>
           </w:p>
         </w:tc>
@@ -7240,61 +6199,7 @@
                 <w:szCs w:val="24"/>
               </w:rPr>
               <w:br/>
-              <w:t>A</w:t>
-            </w:r>
-            <w:r>
-              <w:rPr>
-                <w:rFonts w:ascii="Arial Unicode MS" w:eastAsia="Arial Unicode MS" w:hAnsi="Arial Unicode MS" w:cs="Arial Unicode MS"/>
-                <w:color w:val="181818"/>
-                <w:sz w:val="24"/>
-                <w:szCs w:val="24"/>
-              </w:rPr>
-              <w:t>年度</w:t>
-            </w:r>
-            <w:r>
-              <w:rPr>
-                <w:rFonts w:ascii="Arial Unicode MS" w:eastAsia="Arial Unicode MS" w:hAnsi="Arial Unicode MS" w:cs="Arial Unicode MS"/>
-                <w:color w:val="181818"/>
-                <w:sz w:val="24"/>
-                <w:szCs w:val="24"/>
-              </w:rPr>
-              <w:t>3</w:t>
-            </w:r>
-            <w:r>
-              <w:rPr>
-                <w:rFonts w:ascii="Arial Unicode MS" w:eastAsia="Arial Unicode MS" w:hAnsi="Arial Unicode MS" w:cs="Arial Unicode MS"/>
-                <w:color w:val="181818"/>
-                <w:sz w:val="24"/>
-                <w:szCs w:val="24"/>
-              </w:rPr>
-              <w:t>碼流水號</w:t>
-            </w:r>
-            <w:r>
-              <w:rPr>
-                <w:rFonts w:ascii="Arial Unicode MS" w:eastAsia="Arial Unicode MS" w:hAnsi="Arial Unicode MS" w:cs="Arial Unicode MS"/>
-                <w:color w:val="181818"/>
-                <w:sz w:val="24"/>
-                <w:szCs w:val="24"/>
-              </w:rPr>
-              <w:t>4</w:t>
-            </w:r>
-            <w:r>
-              <w:rPr>
-                <w:rFonts w:ascii="Arial Unicode MS" w:eastAsia="Arial Unicode MS" w:hAnsi="Arial Unicode MS" w:cs="Arial Unicode MS"/>
-                <w:color w:val="181818"/>
-                <w:sz w:val="24"/>
-                <w:szCs w:val="24"/>
-              </w:rPr>
-              <w:t>碼</w:t>
-            </w:r>
-            <w:r>
-              <w:rPr>
-                <w:rFonts w:ascii="Arial Unicode MS" w:eastAsia="Arial Unicode MS" w:hAnsi="Arial Unicode MS" w:cs="Arial Unicode MS"/>
-                <w:color w:val="181818"/>
-                <w:sz w:val="24"/>
-                <w:szCs w:val="24"/>
-              </w:rPr>
-              <w:t>(ex:A115001)</w:t>
+              <w:t>A年度3碼流水號4碼(ex:A115001)</w:t>
             </w:r>
           </w:p>
         </w:tc>
@@ -7374,16 +6279,7 @@
                 <w:sz w:val="24"/>
                 <w:szCs w:val="24"/>
               </w:rPr>
-              <w:t>申請人</w:t>
-            </w:r>
-            <w:r>
-              <w:rPr>
-                <w:rFonts w:ascii="Arial Unicode MS" w:eastAsia="Arial Unicode MS" w:hAnsi="Arial Unicode MS" w:cs="Arial Unicode MS"/>
-                <w:color w:val="181818"/>
-                <w:sz w:val="24"/>
-                <w:szCs w:val="24"/>
-              </w:rPr>
-              <w:t xml:space="preserve"> ID</w:t>
+              <w:t>申請人 ID</w:t>
             </w:r>
           </w:p>
         </w:tc>
@@ -7473,31 +6369,7 @@
                 <w:sz w:val="24"/>
                 <w:szCs w:val="24"/>
               </w:rPr>
-              <w:t>對應</w:t>
-            </w:r>
-            <w:r>
-              <w:rPr>
-                <w:rFonts w:ascii="Arial Unicode MS" w:eastAsia="Arial Unicode MS" w:hAnsi="Arial Unicode MS" w:cs="Arial Unicode MS"/>
-                <w:sz w:val="24"/>
-                <w:szCs w:val="24"/>
-              </w:rPr>
-              <w:t xml:space="preserve"> users </w:t>
-            </w:r>
-            <w:r>
-              <w:rPr>
-                <w:rFonts w:ascii="Arial Unicode MS" w:eastAsia="Arial Unicode MS" w:hAnsi="Arial Unicode MS" w:cs="Arial Unicode MS"/>
-                <w:sz w:val="24"/>
-                <w:szCs w:val="24"/>
-              </w:rPr>
-              <w:t>的</w:t>
-            </w:r>
-            <w:r>
-              <w:rPr>
-                <w:rFonts w:ascii="Arial Unicode MS" w:eastAsia="Arial Unicode MS" w:hAnsi="Arial Unicode MS" w:cs="Arial Unicode MS"/>
-                <w:sz w:val="24"/>
-                <w:szCs w:val="24"/>
-              </w:rPr>
-              <w:t xml:space="preserve"> id</w:t>
+              <w:t>對應 users 的 id</w:t>
             </w:r>
           </w:p>
         </w:tc>
@@ -7576,16 +6448,7 @@
                 <w:sz w:val="24"/>
                 <w:szCs w:val="24"/>
               </w:rPr>
-              <w:t>轉介社工</w:t>
-            </w:r>
-            <w:r>
-              <w:rPr>
-                <w:rFonts w:ascii="Arial Unicode MS" w:eastAsia="Arial Unicode MS" w:hAnsi="Arial Unicode MS" w:cs="Arial Unicode MS"/>
-                <w:color w:val="181818"/>
-                <w:sz w:val="24"/>
-                <w:szCs w:val="24"/>
-              </w:rPr>
-              <w:t xml:space="preserve"> ID</w:t>
+              <w:t>轉介社工 ID</w:t>
             </w:r>
           </w:p>
         </w:tc>
@@ -7675,31 +6538,7 @@
                 <w:sz w:val="24"/>
                 <w:szCs w:val="24"/>
               </w:rPr>
-              <w:t>對應</w:t>
-            </w:r>
-            <w:r>
-              <w:rPr>
-                <w:rFonts w:ascii="Arial Unicode MS" w:eastAsia="Arial Unicode MS" w:hAnsi="Arial Unicode MS" w:cs="Arial Unicode MS"/>
-                <w:sz w:val="24"/>
-                <w:szCs w:val="24"/>
-              </w:rPr>
-              <w:t xml:space="preserve"> users </w:t>
-            </w:r>
-            <w:r>
-              <w:rPr>
-                <w:rFonts w:ascii="Arial Unicode MS" w:eastAsia="Arial Unicode MS" w:hAnsi="Arial Unicode MS" w:cs="Arial Unicode MS"/>
-                <w:sz w:val="24"/>
-                <w:szCs w:val="24"/>
-              </w:rPr>
-              <w:t>的</w:t>
-            </w:r>
-            <w:r>
-              <w:rPr>
-                <w:rFonts w:ascii="Arial Unicode MS" w:eastAsia="Arial Unicode MS" w:hAnsi="Arial Unicode MS" w:cs="Arial Unicode MS"/>
-                <w:sz w:val="24"/>
-                <w:szCs w:val="24"/>
-              </w:rPr>
-              <w:t xml:space="preserve"> id</w:t>
+              <w:t>對應 users 的 id</w:t>
             </w:r>
           </w:p>
         </w:tc>
@@ -7778,16 +6617,7 @@
                 <w:sz w:val="24"/>
                 <w:szCs w:val="24"/>
               </w:rPr>
-              <w:t>負責承辦人</w:t>
-            </w:r>
-            <w:r>
-              <w:rPr>
-                <w:rFonts w:ascii="Arial Unicode MS" w:eastAsia="Arial Unicode MS" w:hAnsi="Arial Unicode MS" w:cs="Arial Unicode MS"/>
-                <w:color w:val="181818"/>
-                <w:sz w:val="24"/>
-                <w:szCs w:val="24"/>
-              </w:rPr>
-              <w:t xml:space="preserve"> ID</w:t>
+              <w:t>負責承辦人 ID</w:t>
             </w:r>
           </w:p>
         </w:tc>
@@ -7877,31 +6707,7 @@
                 <w:sz w:val="24"/>
                 <w:szCs w:val="24"/>
               </w:rPr>
-              <w:t>對應</w:t>
-            </w:r>
-            <w:r>
-              <w:rPr>
-                <w:rFonts w:ascii="Arial Unicode MS" w:eastAsia="Arial Unicode MS" w:hAnsi="Arial Unicode MS" w:cs="Arial Unicode MS"/>
-                <w:sz w:val="24"/>
-                <w:szCs w:val="24"/>
-              </w:rPr>
-              <w:t xml:space="preserve"> users </w:t>
-            </w:r>
-            <w:r>
-              <w:rPr>
-                <w:rFonts w:ascii="Arial Unicode MS" w:eastAsia="Arial Unicode MS" w:hAnsi="Arial Unicode MS" w:cs="Arial Unicode MS"/>
-                <w:sz w:val="24"/>
-                <w:szCs w:val="24"/>
-              </w:rPr>
-              <w:t>的</w:t>
-            </w:r>
-            <w:r>
-              <w:rPr>
-                <w:rFonts w:ascii="Arial Unicode MS" w:eastAsia="Arial Unicode MS" w:hAnsi="Arial Unicode MS" w:cs="Arial Unicode MS"/>
-                <w:sz w:val="24"/>
-                <w:szCs w:val="24"/>
-              </w:rPr>
-              <w:t xml:space="preserve"> id</w:t>
+              <w:t>對應 users 的 id</w:t>
             </w:r>
           </w:p>
         </w:tc>
@@ -8052,40 +6858,24 @@
                 <w:sz w:val="24"/>
                 <w:szCs w:val="24"/>
               </w:rPr>
-              <w:t>1</w:t>
-            </w:r>
-            <w:r>
-              <w:rPr>
-                <w:rFonts w:ascii="Arial Unicode MS" w:eastAsia="Arial Unicode MS" w:hAnsi="Arial Unicode MS" w:cs="Arial Unicode MS"/>
-                <w:sz w:val="24"/>
-                <w:szCs w:val="24"/>
-              </w:rPr>
-              <w:t>：自提</w:t>
-            </w:r>
-          </w:p>
-          <w:p>
-            <w:pPr>
-              <w:rPr>
-                <w:rFonts w:ascii="Verdana" w:eastAsia="Verdana" w:hAnsi="Verdana" w:cs="Verdana"/>
-                <w:sz w:val="24"/>
-                <w:szCs w:val="24"/>
-              </w:rPr>
-            </w:pPr>
-            <w:r>
-              <w:rPr>
-                <w:rFonts w:ascii="Arial Unicode MS" w:eastAsia="Arial Unicode MS" w:hAnsi="Arial Unicode MS" w:cs="Arial Unicode MS"/>
-                <w:sz w:val="24"/>
-                <w:szCs w:val="24"/>
-              </w:rPr>
-              <w:t>2</w:t>
-            </w:r>
-            <w:r>
-              <w:rPr>
-                <w:rFonts w:ascii="Arial Unicode MS" w:eastAsia="Arial Unicode MS" w:hAnsi="Arial Unicode MS" w:cs="Arial Unicode MS"/>
-                <w:sz w:val="24"/>
-                <w:szCs w:val="24"/>
-              </w:rPr>
-              <w:t>：轉介</w:t>
+              <w:t>1：自提</w:t>
+            </w:r>
+          </w:p>
+          <w:p>
+            <w:pPr>
+              <w:rPr>
+                <w:rFonts w:ascii="Verdana" w:eastAsia="Verdana" w:hAnsi="Verdana" w:cs="Verdana"/>
+                <w:sz w:val="24"/>
+                <w:szCs w:val="24"/>
+              </w:rPr>
+            </w:pPr>
+            <w:r>
+              <w:rPr>
+                <w:rFonts w:ascii="Arial Unicode MS" w:eastAsia="Arial Unicode MS" w:hAnsi="Arial Unicode MS" w:cs="Arial Unicode MS"/>
+                <w:sz w:val="24"/>
+                <w:szCs w:val="24"/>
+              </w:rPr>
+              <w:t>2：轉介</w:t>
             </w:r>
           </w:p>
         </w:tc>
@@ -8807,16 +7597,7 @@
                 <w:sz w:val="24"/>
                 <w:szCs w:val="24"/>
               </w:rPr>
-              <w:t>Q</w:t>
-            </w:r>
-            <w:r>
-              <w:rPr>
-                <w:rFonts w:ascii="Arial Unicode MS" w:eastAsia="Arial Unicode MS" w:hAnsi="Arial Unicode MS" w:cs="Arial Unicode MS"/>
-                <w:color w:val="A30003"/>
-                <w:sz w:val="24"/>
-                <w:szCs w:val="24"/>
-              </w:rPr>
-              <w:t>：此部分需在與萬美確認</w:t>
+              <w:t>Q：此部分需在與萬美確認</w:t>
             </w:r>
           </w:p>
         </w:tc>
@@ -9542,44 +8323,26 @@
                 <w:sz w:val="24"/>
                 <w:szCs w:val="24"/>
               </w:rPr>
-              <w:t>1</w:t>
-            </w:r>
-            <w:r>
-              <w:rPr>
-                <w:rFonts w:ascii="Arial Unicode MS" w:eastAsia="Arial Unicode MS" w:hAnsi="Arial Unicode MS" w:cs="Arial Unicode MS"/>
-                <w:color w:val="181818"/>
-                <w:sz w:val="24"/>
-                <w:szCs w:val="24"/>
-              </w:rPr>
-              <w:t>：事前</w:t>
-            </w:r>
-          </w:p>
-          <w:p>
-            <w:pPr>
-              <w:rPr>
-                <w:rFonts w:ascii="Verdana" w:eastAsia="Verdana" w:hAnsi="Verdana" w:cs="Verdana"/>
-                <w:color w:val="181818"/>
-                <w:sz w:val="24"/>
-                <w:szCs w:val="24"/>
-              </w:rPr>
-            </w:pPr>
-            <w:r>
-              <w:rPr>
-                <w:rFonts w:ascii="Arial Unicode MS" w:eastAsia="Arial Unicode MS" w:hAnsi="Arial Unicode MS" w:cs="Arial Unicode MS"/>
-                <w:color w:val="181818"/>
-                <w:sz w:val="24"/>
-                <w:szCs w:val="24"/>
-              </w:rPr>
-              <w:t>2</w:t>
-            </w:r>
-            <w:r>
-              <w:rPr>
-                <w:rFonts w:ascii="Arial Unicode MS" w:eastAsia="Arial Unicode MS" w:hAnsi="Arial Unicode MS" w:cs="Arial Unicode MS"/>
-                <w:color w:val="181818"/>
-                <w:sz w:val="24"/>
-                <w:szCs w:val="24"/>
-              </w:rPr>
-              <w:t>：事後</w:t>
+              <w:t>1：事前</w:t>
+            </w:r>
+          </w:p>
+          <w:p>
+            <w:pPr>
+              <w:rPr>
+                <w:rFonts w:ascii="Verdana" w:eastAsia="Verdana" w:hAnsi="Verdana" w:cs="Verdana"/>
+                <w:color w:val="181818"/>
+                <w:sz w:val="24"/>
+                <w:szCs w:val="24"/>
+              </w:rPr>
+            </w:pPr>
+            <w:r>
+              <w:rPr>
+                <w:rFonts w:ascii="Arial Unicode MS" w:eastAsia="Arial Unicode MS" w:hAnsi="Arial Unicode MS" w:cs="Arial Unicode MS"/>
+                <w:color w:val="181818"/>
+                <w:sz w:val="24"/>
+                <w:szCs w:val="24"/>
+              </w:rPr>
+              <w:t>2：事後</w:t>
             </w:r>
           </w:p>
         </w:tc>
@@ -9732,100 +8495,64 @@
                 <w:sz w:val="24"/>
                 <w:szCs w:val="24"/>
               </w:rPr>
-              <w:t>1.</w:t>
-            </w:r>
-            <w:r>
-              <w:rPr>
-                <w:rFonts w:ascii="Arial Unicode MS" w:eastAsia="Arial Unicode MS" w:hAnsi="Arial Unicode MS" w:cs="Arial Unicode MS"/>
-                <w:color w:val="181818"/>
-                <w:sz w:val="24"/>
-                <w:szCs w:val="24"/>
-              </w:rPr>
-              <w:t>未婚</w:t>
-            </w:r>
-          </w:p>
-          <w:p>
-            <w:pPr>
-              <w:rPr>
-                <w:rFonts w:ascii="Verdana" w:eastAsia="Verdana" w:hAnsi="Verdana" w:cs="Verdana"/>
-                <w:color w:val="181818"/>
-                <w:sz w:val="24"/>
-                <w:szCs w:val="24"/>
-              </w:rPr>
-            </w:pPr>
-            <w:r>
-              <w:rPr>
-                <w:rFonts w:ascii="Arial Unicode MS" w:eastAsia="Arial Unicode MS" w:hAnsi="Arial Unicode MS" w:cs="Arial Unicode MS"/>
-                <w:color w:val="181818"/>
-                <w:sz w:val="24"/>
-                <w:szCs w:val="24"/>
-              </w:rPr>
-              <w:t>2.</w:t>
-            </w:r>
-            <w:r>
-              <w:rPr>
-                <w:rFonts w:ascii="Arial Unicode MS" w:eastAsia="Arial Unicode MS" w:hAnsi="Arial Unicode MS" w:cs="Arial Unicode MS"/>
-                <w:color w:val="181818"/>
-                <w:sz w:val="24"/>
-                <w:szCs w:val="24"/>
-              </w:rPr>
-              <w:t>已婚</w:t>
-            </w:r>
-          </w:p>
-          <w:p>
-            <w:pPr>
-              <w:rPr>
-                <w:rFonts w:ascii="Verdana" w:eastAsia="Verdana" w:hAnsi="Verdana" w:cs="Verdana"/>
-                <w:color w:val="181818"/>
-                <w:sz w:val="24"/>
-                <w:szCs w:val="24"/>
-              </w:rPr>
-            </w:pPr>
-            <w:r>
-              <w:rPr>
-                <w:rFonts w:ascii="Arial Unicode MS" w:eastAsia="Arial Unicode MS" w:hAnsi="Arial Unicode MS" w:cs="Arial Unicode MS"/>
-                <w:color w:val="181818"/>
-                <w:sz w:val="24"/>
-                <w:szCs w:val="24"/>
-              </w:rPr>
-              <w:t>3.</w:t>
-            </w:r>
-            <w:r>
-              <w:rPr>
-                <w:rFonts w:ascii="Arial Unicode MS" w:eastAsia="Arial Unicode MS" w:hAnsi="Arial Unicode MS" w:cs="Arial Unicode MS"/>
-                <w:color w:val="181818"/>
-                <w:sz w:val="24"/>
-                <w:szCs w:val="24"/>
-              </w:rPr>
-              <w:t>離異</w:t>
-            </w:r>
-          </w:p>
-          <w:p>
-            <w:pPr>
-              <w:rPr>
-                <w:rFonts w:ascii="Verdana" w:eastAsia="Verdana" w:hAnsi="Verdana" w:cs="Verdana"/>
-                <w:color w:val="181818"/>
-                <w:sz w:val="24"/>
-                <w:szCs w:val="24"/>
-              </w:rPr>
-            </w:pPr>
-            <w:r>
-              <w:rPr>
-                <w:rFonts w:ascii="Arial Unicode MS" w:eastAsia="Arial Unicode MS" w:hAnsi="Arial Unicode MS" w:cs="Arial Unicode MS"/>
-                <w:color w:val="181818"/>
-                <w:sz w:val="24"/>
-                <w:szCs w:val="24"/>
-              </w:rPr>
-              <w:t>4.</w:t>
-            </w:r>
-            <w:r>
-              <w:rPr>
-                <w:rFonts w:ascii="Arial Unicode MS" w:eastAsia="Arial Unicode MS" w:hAnsi="Arial Unicode MS" w:cs="Arial Unicode MS"/>
-                <w:color w:val="181818"/>
-                <w:sz w:val="24"/>
-                <w:szCs w:val="24"/>
-              </w:rPr>
-              <w:t>喪偶</w:t>
+              <w:t>1.未婚</w:t>
+            </w:r>
+          </w:p>
+          <w:p>
+            <w:pPr>
+              <w:rPr>
+                <w:rFonts w:ascii="Verdana" w:eastAsia="Verdana" w:hAnsi="Verdana" w:cs="Verdana"/>
+                <w:color w:val="181818"/>
+                <w:sz w:val="24"/>
+                <w:szCs w:val="24"/>
+              </w:rPr>
+            </w:pPr>
+            <w:r>
+              <w:rPr>
+                <w:rFonts w:ascii="Arial Unicode MS" w:eastAsia="Arial Unicode MS" w:hAnsi="Arial Unicode MS" w:cs="Arial Unicode MS"/>
+                <w:color w:val="181818"/>
+                <w:sz w:val="24"/>
+                <w:szCs w:val="24"/>
+              </w:rPr>
+              <w:t>2.已婚</w:t>
+            </w:r>
+          </w:p>
+          <w:p>
+            <w:pPr>
+              <w:rPr>
+                <w:rFonts w:ascii="Verdana" w:eastAsia="Verdana" w:hAnsi="Verdana" w:cs="Verdana"/>
+                <w:color w:val="181818"/>
+                <w:sz w:val="24"/>
+                <w:szCs w:val="24"/>
+              </w:rPr>
+            </w:pPr>
+            <w:r>
+              <w:rPr>
+                <w:rFonts w:ascii="Arial Unicode MS" w:eastAsia="Arial Unicode MS" w:hAnsi="Arial Unicode MS" w:cs="Arial Unicode MS"/>
+                <w:color w:val="181818"/>
+                <w:sz w:val="24"/>
+                <w:szCs w:val="24"/>
+              </w:rPr>
+              <w:t>3.離異</w:t>
+            </w:r>
+          </w:p>
+          <w:p>
+            <w:pPr>
+              <w:rPr>
+                <w:rFonts w:ascii="Verdana" w:eastAsia="Verdana" w:hAnsi="Verdana" w:cs="Verdana"/>
+                <w:color w:val="181818"/>
+                <w:sz w:val="24"/>
+                <w:szCs w:val="24"/>
+              </w:rPr>
+            </w:pPr>
+            <w:r>
+              <w:rPr>
+                <w:rFonts w:ascii="Arial Unicode MS" w:eastAsia="Arial Unicode MS" w:hAnsi="Arial Unicode MS" w:cs="Arial Unicode MS"/>
+                <w:color w:val="181818"/>
+                <w:sz w:val="24"/>
+                <w:szCs w:val="24"/>
+              </w:rPr>
+              <w:t>4.喪偶</w:t>
             </w:r>
           </w:p>
         </w:tc>
@@ -9867,7 +8594,52 @@
                 <w:sz w:val="24"/>
                 <w:szCs w:val="24"/>
               </w:rPr>
-              <w:t>has_children</w:t>
+              <w:t>has</w:t>
+            </w:r>
+            <w:r>
+              <w:rPr>
+                <w:rFonts w:asciiTheme="minorEastAsia" w:hAnsiTheme="minorEastAsia" w:cs="Verdana" w:hint="eastAsia"/>
+                <w:color w:val="181818"/>
+                <w:sz w:val="24"/>
+                <w:szCs w:val="24"/>
+              </w:rPr>
+              <w:t>_</w:t>
+            </w:r>
+            <w:r>
+              <w:rPr>
+                <w:rFonts w:ascii="Verdana" w:eastAsia="Verdana" w:hAnsi="Verdana" w:cs="Verdana"/>
+                <w:color w:val="181818"/>
+                <w:sz w:val="24"/>
+                <w:szCs w:val="24"/>
+              </w:rPr>
+              <w:t xml:space="preserve"> </w:t>
+            </w:r>
+            <w:r>
+              <w:rPr>
+                <w:rFonts w:ascii="Verdana" w:eastAsia="Verdana" w:hAnsi="Verdana" w:cs="Verdana"/>
+                <w:color w:val="181818"/>
+                <w:sz w:val="24"/>
+                <w:szCs w:val="24"/>
+              </w:rPr>
+              <w:t>underage</w:t>
+            </w:r>
+            <w:r>
+              <w:rPr>
+                <w:rFonts w:ascii="Verdana" w:eastAsia="Verdana" w:hAnsi="Verdana" w:cs="Verdana"/>
+                <w:color w:val="181818"/>
+                <w:sz w:val="24"/>
+                <w:szCs w:val="24"/>
+              </w:rPr>
+              <w:t xml:space="preserve"> </w:t>
+            </w:r>
+            <w:r>
+              <w:rPr>
+                <w:rFonts w:ascii="Verdana" w:eastAsia="Verdana" w:hAnsi="Verdana" w:cs="Verdana"/>
+                <w:color w:val="181818"/>
+                <w:sz w:val="24"/>
+                <w:szCs w:val="24"/>
+              </w:rPr>
+              <w:t>_children</w:t>
             </w:r>
           </w:p>
         </w:tc>
@@ -9904,7 +8676,25 @@
                 <w:sz w:val="24"/>
                 <w:szCs w:val="24"/>
               </w:rPr>
-              <w:t>有無子女</w:t>
+              <w:t>有無</w:t>
+            </w:r>
+            <w:r>
+              <w:rPr>
+                <w:rFonts w:ascii="新細明體" w:eastAsia="新細明體" w:hAnsi="新細明體" w:cs="新細明體" w:hint="eastAsia"/>
+                <w:color w:val="181818"/>
+                <w:sz w:val="24"/>
+                <w:szCs w:val="24"/>
+              </w:rPr>
+              <w:t>未成年</w:t>
+            </w:r>
+            <w:r>
+              <w:rPr>
+                <w:rFonts w:ascii="Arial Unicode MS" w:eastAsia="Arial Unicode MS" w:hAnsi="Arial Unicode MS" w:cs="Arial Unicode MS"/>
+                <w:color w:val="181818"/>
+                <w:sz w:val="24"/>
+                <w:szCs w:val="24"/>
+              </w:rPr>
+              <w:t>子女</w:t>
             </w:r>
           </w:p>
         </w:tc>
@@ -9976,40 +8766,24 @@
                 <w:sz w:val="24"/>
                 <w:szCs w:val="24"/>
               </w:rPr>
-              <w:t>0</w:t>
-            </w:r>
-            <w:r>
-              <w:rPr>
-                <w:rFonts w:ascii="Arial Unicode MS" w:eastAsia="Arial Unicode MS" w:hAnsi="Arial Unicode MS" w:cs="Arial Unicode MS"/>
-                <w:sz w:val="24"/>
-                <w:szCs w:val="24"/>
-              </w:rPr>
-              <w:t>：無</w:t>
-            </w:r>
-          </w:p>
-          <w:p>
-            <w:pPr>
-              <w:rPr>
-                <w:rFonts w:ascii="Verdana" w:eastAsia="Verdana" w:hAnsi="Verdana" w:cs="Verdana"/>
-                <w:sz w:val="24"/>
-                <w:szCs w:val="24"/>
-              </w:rPr>
-            </w:pPr>
-            <w:r>
-              <w:rPr>
-                <w:rFonts w:ascii="Arial Unicode MS" w:eastAsia="Arial Unicode MS" w:hAnsi="Arial Unicode MS" w:cs="Arial Unicode MS"/>
-                <w:sz w:val="24"/>
-                <w:szCs w:val="24"/>
-              </w:rPr>
-              <w:t>1</w:t>
-            </w:r>
-            <w:r>
-              <w:rPr>
-                <w:rFonts w:ascii="Arial Unicode MS" w:eastAsia="Arial Unicode MS" w:hAnsi="Arial Unicode MS" w:cs="Arial Unicode MS"/>
-                <w:sz w:val="24"/>
-                <w:szCs w:val="24"/>
-              </w:rPr>
-              <w:t>：有</w:t>
+              <w:t>0：無</w:t>
+            </w:r>
+          </w:p>
+          <w:p>
+            <w:pPr>
+              <w:rPr>
+                <w:rFonts w:ascii="Verdana" w:eastAsia="Verdana" w:hAnsi="Verdana" w:cs="Verdana"/>
+                <w:sz w:val="24"/>
+                <w:szCs w:val="24"/>
+              </w:rPr>
+            </w:pPr>
+            <w:r>
+              <w:rPr>
+                <w:rFonts w:ascii="Arial Unicode MS" w:eastAsia="Arial Unicode MS" w:hAnsi="Arial Unicode MS" w:cs="Arial Unicode MS"/>
+                <w:sz w:val="24"/>
+                <w:szCs w:val="24"/>
+              </w:rPr>
+              <w:t>1：有</w:t>
             </w:r>
           </w:p>
         </w:tc>
@@ -10446,190 +9220,126 @@
                 <w:sz w:val="24"/>
                 <w:szCs w:val="24"/>
               </w:rPr>
-              <w:t>1</w:t>
-            </w:r>
-            <w:r>
-              <w:rPr>
-                <w:rFonts w:ascii="Arial Unicode MS" w:eastAsia="Arial Unicode MS" w:hAnsi="Arial Unicode MS" w:cs="Arial Unicode MS"/>
-                <w:sz w:val="24"/>
-                <w:szCs w:val="24"/>
-              </w:rPr>
-              <w:t>：不識字</w:t>
-            </w:r>
-          </w:p>
-          <w:p>
-            <w:pPr>
-              <w:rPr>
-                <w:rFonts w:ascii="Verdana" w:eastAsia="Verdana" w:hAnsi="Verdana" w:cs="Verdana"/>
-                <w:sz w:val="24"/>
-                <w:szCs w:val="24"/>
-              </w:rPr>
-            </w:pPr>
-            <w:r>
-              <w:rPr>
-                <w:rFonts w:ascii="Arial Unicode MS" w:eastAsia="Arial Unicode MS" w:hAnsi="Arial Unicode MS" w:cs="Arial Unicode MS"/>
-                <w:sz w:val="24"/>
-                <w:szCs w:val="24"/>
-              </w:rPr>
-              <w:t>2</w:t>
-            </w:r>
-            <w:r>
-              <w:rPr>
-                <w:rFonts w:ascii="Arial Unicode MS" w:eastAsia="Arial Unicode MS" w:hAnsi="Arial Unicode MS" w:cs="Arial Unicode MS"/>
-                <w:sz w:val="24"/>
-                <w:szCs w:val="24"/>
-              </w:rPr>
-              <w:t>：小學</w:t>
-            </w:r>
-          </w:p>
-          <w:p>
-            <w:pPr>
-              <w:rPr>
-                <w:rFonts w:ascii="Verdana" w:eastAsia="Verdana" w:hAnsi="Verdana" w:cs="Verdana"/>
-                <w:sz w:val="24"/>
-                <w:szCs w:val="24"/>
-              </w:rPr>
-            </w:pPr>
-            <w:r>
-              <w:rPr>
-                <w:rFonts w:ascii="Arial Unicode MS" w:eastAsia="Arial Unicode MS" w:hAnsi="Arial Unicode MS" w:cs="Arial Unicode MS"/>
-                <w:sz w:val="24"/>
-                <w:szCs w:val="24"/>
-              </w:rPr>
-              <w:t>3</w:t>
-            </w:r>
-            <w:r>
-              <w:rPr>
-                <w:rFonts w:ascii="Arial Unicode MS" w:eastAsia="Arial Unicode MS" w:hAnsi="Arial Unicode MS" w:cs="Arial Unicode MS"/>
-                <w:sz w:val="24"/>
-                <w:szCs w:val="24"/>
-              </w:rPr>
-              <w:t>：國小</w:t>
-            </w:r>
-          </w:p>
-          <w:p>
-            <w:pPr>
-              <w:rPr>
-                <w:rFonts w:ascii="Verdana" w:eastAsia="Verdana" w:hAnsi="Verdana" w:cs="Verdana"/>
-                <w:sz w:val="24"/>
-                <w:szCs w:val="24"/>
-              </w:rPr>
-            </w:pPr>
-            <w:r>
-              <w:rPr>
-                <w:rFonts w:ascii="Arial Unicode MS" w:eastAsia="Arial Unicode MS" w:hAnsi="Arial Unicode MS" w:cs="Arial Unicode MS"/>
-                <w:sz w:val="24"/>
-                <w:szCs w:val="24"/>
-              </w:rPr>
-              <w:t>4</w:t>
-            </w:r>
-            <w:r>
-              <w:rPr>
-                <w:rFonts w:ascii="Arial Unicode MS" w:eastAsia="Arial Unicode MS" w:hAnsi="Arial Unicode MS" w:cs="Arial Unicode MS"/>
-                <w:sz w:val="24"/>
-                <w:szCs w:val="24"/>
-              </w:rPr>
-              <w:t>：國中</w:t>
-            </w:r>
-          </w:p>
-          <w:p>
-            <w:pPr>
-              <w:rPr>
-                <w:rFonts w:ascii="Verdana" w:eastAsia="Verdana" w:hAnsi="Verdana" w:cs="Verdana"/>
-                <w:sz w:val="24"/>
-                <w:szCs w:val="24"/>
-              </w:rPr>
-            </w:pPr>
-            <w:r>
-              <w:rPr>
-                <w:rFonts w:ascii="Arial Unicode MS" w:eastAsia="Arial Unicode MS" w:hAnsi="Arial Unicode MS" w:cs="Arial Unicode MS"/>
-                <w:sz w:val="24"/>
-                <w:szCs w:val="24"/>
-              </w:rPr>
-              <w:t>5</w:t>
-            </w:r>
-            <w:r>
-              <w:rPr>
-                <w:rFonts w:ascii="Arial Unicode MS" w:eastAsia="Arial Unicode MS" w:hAnsi="Arial Unicode MS" w:cs="Arial Unicode MS"/>
-                <w:sz w:val="24"/>
-                <w:szCs w:val="24"/>
-              </w:rPr>
-              <w:t>：高中（職）</w:t>
-            </w:r>
-          </w:p>
-          <w:p>
-            <w:pPr>
-              <w:rPr>
-                <w:rFonts w:ascii="Verdana" w:eastAsia="Verdana" w:hAnsi="Verdana" w:cs="Verdana"/>
-                <w:sz w:val="24"/>
-                <w:szCs w:val="24"/>
-              </w:rPr>
-            </w:pPr>
-            <w:r>
-              <w:rPr>
-                <w:rFonts w:ascii="Arial Unicode MS" w:eastAsia="Arial Unicode MS" w:hAnsi="Arial Unicode MS" w:cs="Arial Unicode MS"/>
-                <w:sz w:val="24"/>
-                <w:szCs w:val="24"/>
-              </w:rPr>
-              <w:t>6</w:t>
-            </w:r>
-            <w:r>
-              <w:rPr>
-                <w:rFonts w:ascii="Arial Unicode MS" w:eastAsia="Arial Unicode MS" w:hAnsi="Arial Unicode MS" w:cs="Arial Unicode MS"/>
-                <w:sz w:val="24"/>
-                <w:szCs w:val="24"/>
-              </w:rPr>
-              <w:t>：專科</w:t>
-            </w:r>
-          </w:p>
-          <w:p>
-            <w:pPr>
-              <w:rPr>
-                <w:rFonts w:ascii="Verdana" w:eastAsia="Verdana" w:hAnsi="Verdana" w:cs="Verdana"/>
-                <w:sz w:val="24"/>
-                <w:szCs w:val="24"/>
-              </w:rPr>
-            </w:pPr>
-            <w:r>
-              <w:rPr>
-                <w:rFonts w:ascii="Arial Unicode MS" w:eastAsia="Arial Unicode MS" w:hAnsi="Arial Unicode MS" w:cs="Arial Unicode MS"/>
-                <w:sz w:val="24"/>
-                <w:szCs w:val="24"/>
-              </w:rPr>
-              <w:t>7</w:t>
-            </w:r>
-            <w:r>
-              <w:rPr>
-                <w:rFonts w:ascii="Arial Unicode MS" w:eastAsia="Arial Unicode MS" w:hAnsi="Arial Unicode MS" w:cs="Arial Unicode MS"/>
-                <w:sz w:val="24"/>
-                <w:szCs w:val="24"/>
-              </w:rPr>
-              <w:t>：大學</w:t>
-            </w:r>
-          </w:p>
-          <w:p>
-            <w:pPr>
-              <w:rPr>
-                <w:rFonts w:ascii="Verdana" w:eastAsia="Verdana" w:hAnsi="Verdana" w:cs="Verdana"/>
-                <w:sz w:val="24"/>
-                <w:szCs w:val="24"/>
-              </w:rPr>
-            </w:pPr>
-            <w:r>
-              <w:rPr>
-                <w:rFonts w:ascii="Arial Unicode MS" w:eastAsia="Arial Unicode MS" w:hAnsi="Arial Unicode MS" w:cs="Arial Unicode MS"/>
-                <w:sz w:val="24"/>
-                <w:szCs w:val="24"/>
-              </w:rPr>
-              <w:t>8</w:t>
-            </w:r>
-            <w:r>
-              <w:rPr>
-                <w:rFonts w:ascii="Arial Unicode MS" w:eastAsia="Arial Unicode MS" w:hAnsi="Arial Unicode MS" w:cs="Arial Unicode MS"/>
-                <w:sz w:val="24"/>
-                <w:szCs w:val="24"/>
-              </w:rPr>
-              <w:t>：研究所（或以上）</w:t>
+              <w:t>1：不識字</w:t>
+            </w:r>
+          </w:p>
+          <w:p>
+            <w:pPr>
+              <w:rPr>
+                <w:rFonts w:ascii="Verdana" w:eastAsia="Verdana" w:hAnsi="Verdana" w:cs="Verdana"/>
+                <w:sz w:val="24"/>
+                <w:szCs w:val="24"/>
+              </w:rPr>
+            </w:pPr>
+            <w:r>
+              <w:rPr>
+                <w:rFonts w:ascii="Arial Unicode MS" w:eastAsia="Arial Unicode MS" w:hAnsi="Arial Unicode MS" w:cs="Arial Unicode MS"/>
+                <w:sz w:val="24"/>
+                <w:szCs w:val="24"/>
+              </w:rPr>
+              <w:t>2：小學</w:t>
+            </w:r>
+          </w:p>
+          <w:p>
+            <w:pPr>
+              <w:rPr>
+                <w:rFonts w:ascii="Verdana" w:eastAsia="Verdana" w:hAnsi="Verdana" w:cs="Verdana"/>
+                <w:sz w:val="24"/>
+                <w:szCs w:val="24"/>
+              </w:rPr>
+            </w:pPr>
+            <w:r>
+              <w:rPr>
+                <w:rFonts w:ascii="Arial Unicode MS" w:eastAsia="Arial Unicode MS" w:hAnsi="Arial Unicode MS" w:cs="Arial Unicode MS"/>
+                <w:sz w:val="24"/>
+                <w:szCs w:val="24"/>
+              </w:rPr>
+              <w:t>3：國小</w:t>
+            </w:r>
+          </w:p>
+          <w:p>
+            <w:pPr>
+              <w:rPr>
+                <w:rFonts w:ascii="Verdana" w:eastAsia="Verdana" w:hAnsi="Verdana" w:cs="Verdana"/>
+                <w:sz w:val="24"/>
+                <w:szCs w:val="24"/>
+              </w:rPr>
+            </w:pPr>
+            <w:r>
+              <w:rPr>
+                <w:rFonts w:ascii="Arial Unicode MS" w:eastAsia="Arial Unicode MS" w:hAnsi="Arial Unicode MS" w:cs="Arial Unicode MS"/>
+                <w:sz w:val="24"/>
+                <w:szCs w:val="24"/>
+              </w:rPr>
+              <w:t>4：國中</w:t>
+            </w:r>
+          </w:p>
+          <w:p>
+            <w:pPr>
+              <w:rPr>
+                <w:rFonts w:ascii="Verdana" w:eastAsia="Verdana" w:hAnsi="Verdana" w:cs="Verdana"/>
+                <w:sz w:val="24"/>
+                <w:szCs w:val="24"/>
+              </w:rPr>
+            </w:pPr>
+            <w:r>
+              <w:rPr>
+                <w:rFonts w:ascii="Arial Unicode MS" w:eastAsia="Arial Unicode MS" w:hAnsi="Arial Unicode MS" w:cs="Arial Unicode MS"/>
+                <w:sz w:val="24"/>
+                <w:szCs w:val="24"/>
+              </w:rPr>
+              <w:t>5：高中（職）</w:t>
+            </w:r>
+          </w:p>
+          <w:p>
+            <w:pPr>
+              <w:rPr>
+                <w:rFonts w:ascii="Verdana" w:eastAsia="Verdana" w:hAnsi="Verdana" w:cs="Verdana"/>
+                <w:sz w:val="24"/>
+                <w:szCs w:val="24"/>
+              </w:rPr>
+            </w:pPr>
+            <w:r>
+              <w:rPr>
+                <w:rFonts w:ascii="Arial Unicode MS" w:eastAsia="Arial Unicode MS" w:hAnsi="Arial Unicode MS" w:cs="Arial Unicode MS"/>
+                <w:sz w:val="24"/>
+                <w:szCs w:val="24"/>
+              </w:rPr>
+              <w:t>6：專科</w:t>
+            </w:r>
+          </w:p>
+          <w:p>
+            <w:pPr>
+              <w:rPr>
+                <w:rFonts w:ascii="Verdana" w:eastAsia="Verdana" w:hAnsi="Verdana" w:cs="Verdana"/>
+                <w:sz w:val="24"/>
+                <w:szCs w:val="24"/>
+              </w:rPr>
+            </w:pPr>
+            <w:r>
+              <w:rPr>
+                <w:rFonts w:ascii="Arial Unicode MS" w:eastAsia="Arial Unicode MS" w:hAnsi="Arial Unicode MS" w:cs="Arial Unicode MS"/>
+                <w:sz w:val="24"/>
+                <w:szCs w:val="24"/>
+              </w:rPr>
+              <w:t>7：大學</w:t>
+            </w:r>
+          </w:p>
+          <w:p>
+            <w:pPr>
+              <w:rPr>
+                <w:rFonts w:ascii="Verdana" w:eastAsia="Verdana" w:hAnsi="Verdana" w:cs="Verdana"/>
+                <w:sz w:val="24"/>
+                <w:szCs w:val="24"/>
+              </w:rPr>
+            </w:pPr>
+            <w:r>
+              <w:rPr>
+                <w:rFonts w:ascii="Arial Unicode MS" w:eastAsia="Arial Unicode MS" w:hAnsi="Arial Unicode MS" w:cs="Arial Unicode MS"/>
+                <w:sz w:val="24"/>
+                <w:szCs w:val="24"/>
+              </w:rPr>
+              <w:t>8：研究所（或以上）</w:t>
             </w:r>
           </w:p>
         </w:tc>
@@ -10780,140 +9490,92 @@
                 <w:sz w:val="24"/>
                 <w:szCs w:val="24"/>
               </w:rPr>
-              <w:t>1</w:t>
-            </w:r>
-            <w:r>
-              <w:rPr>
-                <w:rFonts w:ascii="Arial Unicode MS" w:eastAsia="Arial Unicode MS" w:hAnsi="Arial Unicode MS" w:cs="Arial Unicode MS"/>
-                <w:sz w:val="24"/>
-                <w:szCs w:val="24"/>
-              </w:rPr>
-              <w:t>：自己有工作</w:t>
-            </w:r>
-          </w:p>
-          <w:p>
-            <w:pPr>
-              <w:rPr>
-                <w:rFonts w:ascii="Verdana" w:eastAsia="Verdana" w:hAnsi="Verdana" w:cs="Verdana"/>
-                <w:sz w:val="24"/>
-                <w:szCs w:val="24"/>
-              </w:rPr>
-            </w:pPr>
-            <w:r>
-              <w:rPr>
-                <w:rFonts w:ascii="Arial Unicode MS" w:eastAsia="Arial Unicode MS" w:hAnsi="Arial Unicode MS" w:cs="Arial Unicode MS"/>
-                <w:sz w:val="24"/>
-                <w:szCs w:val="24"/>
-              </w:rPr>
-              <w:t>2</w:t>
-            </w:r>
-            <w:r>
-              <w:rPr>
-                <w:rFonts w:ascii="Arial Unicode MS" w:eastAsia="Arial Unicode MS" w:hAnsi="Arial Unicode MS" w:cs="Arial Unicode MS"/>
-                <w:sz w:val="24"/>
-                <w:szCs w:val="24"/>
-              </w:rPr>
-              <w:t>：政服補助</w:t>
-            </w:r>
-          </w:p>
-          <w:p>
-            <w:pPr>
-              <w:rPr>
-                <w:rFonts w:ascii="Verdana" w:eastAsia="Verdana" w:hAnsi="Verdana" w:cs="Verdana"/>
-                <w:sz w:val="24"/>
-                <w:szCs w:val="24"/>
-              </w:rPr>
-            </w:pPr>
-            <w:r>
-              <w:rPr>
-                <w:rFonts w:ascii="Arial Unicode MS" w:eastAsia="Arial Unicode MS" w:hAnsi="Arial Unicode MS" w:cs="Arial Unicode MS"/>
-                <w:sz w:val="24"/>
-                <w:szCs w:val="24"/>
-              </w:rPr>
-              <w:t>3</w:t>
-            </w:r>
-            <w:r>
-              <w:rPr>
-                <w:rFonts w:ascii="Arial Unicode MS" w:eastAsia="Arial Unicode MS" w:hAnsi="Arial Unicode MS" w:cs="Arial Unicode MS"/>
-                <w:sz w:val="24"/>
-                <w:szCs w:val="24"/>
-              </w:rPr>
-              <w:t>：父母扶養</w:t>
-            </w:r>
-          </w:p>
-          <w:p>
-            <w:pPr>
-              <w:rPr>
-                <w:rFonts w:ascii="Verdana" w:eastAsia="Verdana" w:hAnsi="Verdana" w:cs="Verdana"/>
-                <w:sz w:val="24"/>
-                <w:szCs w:val="24"/>
-              </w:rPr>
-            </w:pPr>
-            <w:r>
-              <w:rPr>
-                <w:rFonts w:ascii="Arial Unicode MS" w:eastAsia="Arial Unicode MS" w:hAnsi="Arial Unicode MS" w:cs="Arial Unicode MS"/>
-                <w:sz w:val="24"/>
-                <w:szCs w:val="24"/>
-              </w:rPr>
-              <w:t>4</w:t>
-            </w:r>
-            <w:r>
-              <w:rPr>
-                <w:rFonts w:ascii="Arial Unicode MS" w:eastAsia="Arial Unicode MS" w:hAnsi="Arial Unicode MS" w:cs="Arial Unicode MS"/>
-                <w:sz w:val="24"/>
-                <w:szCs w:val="24"/>
-              </w:rPr>
-              <w:t>：子女提供</w:t>
-            </w:r>
-          </w:p>
-          <w:p>
-            <w:pPr>
-              <w:rPr>
-                <w:rFonts w:ascii="Verdana" w:eastAsia="Verdana" w:hAnsi="Verdana" w:cs="Verdana"/>
-                <w:sz w:val="24"/>
-                <w:szCs w:val="24"/>
-              </w:rPr>
-            </w:pPr>
-            <w:r>
-              <w:rPr>
-                <w:rFonts w:ascii="Arial Unicode MS" w:eastAsia="Arial Unicode MS" w:hAnsi="Arial Unicode MS" w:cs="Arial Unicode MS"/>
-                <w:sz w:val="24"/>
-                <w:szCs w:val="24"/>
-              </w:rPr>
-              <w:t>5</w:t>
-            </w:r>
-            <w:r>
-              <w:rPr>
-                <w:rFonts w:ascii="Arial Unicode MS" w:eastAsia="Arial Unicode MS" w:hAnsi="Arial Unicode MS" w:cs="Arial Unicode MS"/>
-                <w:sz w:val="24"/>
-                <w:szCs w:val="24"/>
-              </w:rPr>
-              <w:t>：親友提供</w:t>
-            </w:r>
-          </w:p>
-          <w:p>
-            <w:pPr>
-              <w:rPr>
-                <w:rFonts w:ascii="Verdana" w:eastAsia="Verdana" w:hAnsi="Verdana" w:cs="Verdana"/>
-                <w:sz w:val="24"/>
-                <w:szCs w:val="24"/>
-              </w:rPr>
-            </w:pPr>
-            <w:r>
-              <w:rPr>
-                <w:rFonts w:ascii="Arial Unicode MS" w:eastAsia="Arial Unicode MS" w:hAnsi="Arial Unicode MS" w:cs="Arial Unicode MS"/>
-                <w:sz w:val="24"/>
-                <w:szCs w:val="24"/>
-              </w:rPr>
-              <w:t>6</w:t>
-            </w:r>
-            <w:r>
-              <w:rPr>
-                <w:rFonts w:ascii="Arial Unicode MS" w:eastAsia="Arial Unicode MS" w:hAnsi="Arial Unicode MS" w:cs="Arial Unicode MS"/>
-                <w:sz w:val="24"/>
-                <w:szCs w:val="24"/>
-              </w:rPr>
-              <w:t>：其他</w:t>
+              <w:t>1：自己有工作</w:t>
+            </w:r>
+          </w:p>
+          <w:p>
+            <w:pPr>
+              <w:rPr>
+                <w:rFonts w:ascii="Verdana" w:eastAsia="Verdana" w:hAnsi="Verdana" w:cs="Verdana"/>
+                <w:sz w:val="24"/>
+                <w:szCs w:val="24"/>
+              </w:rPr>
+            </w:pPr>
+            <w:r>
+              <w:rPr>
+                <w:rFonts w:ascii="Arial Unicode MS" w:eastAsia="Arial Unicode MS" w:hAnsi="Arial Unicode MS" w:cs="Arial Unicode MS"/>
+                <w:sz w:val="24"/>
+                <w:szCs w:val="24"/>
+              </w:rPr>
+              <w:t>2：政服補助</w:t>
+            </w:r>
+          </w:p>
+          <w:p>
+            <w:pPr>
+              <w:rPr>
+                <w:rFonts w:ascii="Verdana" w:eastAsia="Verdana" w:hAnsi="Verdana" w:cs="Verdana"/>
+                <w:sz w:val="24"/>
+                <w:szCs w:val="24"/>
+              </w:rPr>
+            </w:pPr>
+            <w:r>
+              <w:rPr>
+                <w:rFonts w:ascii="Arial Unicode MS" w:eastAsia="Arial Unicode MS" w:hAnsi="Arial Unicode MS" w:cs="Arial Unicode MS"/>
+                <w:sz w:val="24"/>
+                <w:szCs w:val="24"/>
+              </w:rPr>
+              <w:t>3：父母扶養</w:t>
+            </w:r>
+          </w:p>
+          <w:p>
+            <w:pPr>
+              <w:rPr>
+                <w:rFonts w:ascii="Verdana" w:eastAsia="Verdana" w:hAnsi="Verdana" w:cs="Verdana"/>
+                <w:sz w:val="24"/>
+                <w:szCs w:val="24"/>
+              </w:rPr>
+            </w:pPr>
+            <w:r>
+              <w:rPr>
+                <w:rFonts w:ascii="Arial Unicode MS" w:eastAsia="Arial Unicode MS" w:hAnsi="Arial Unicode MS" w:cs="Arial Unicode MS"/>
+                <w:sz w:val="24"/>
+                <w:szCs w:val="24"/>
+              </w:rPr>
+              <w:t>4：子女提供</w:t>
+            </w:r>
+          </w:p>
+          <w:p>
+            <w:pPr>
+              <w:rPr>
+                <w:rFonts w:ascii="Verdana" w:eastAsia="Verdana" w:hAnsi="Verdana" w:cs="Verdana"/>
+                <w:sz w:val="24"/>
+                <w:szCs w:val="24"/>
+              </w:rPr>
+            </w:pPr>
+            <w:r>
+              <w:rPr>
+                <w:rFonts w:ascii="Arial Unicode MS" w:eastAsia="Arial Unicode MS" w:hAnsi="Arial Unicode MS" w:cs="Arial Unicode MS"/>
+                <w:sz w:val="24"/>
+                <w:szCs w:val="24"/>
+              </w:rPr>
+              <w:t>5：親友提供</w:t>
+            </w:r>
+          </w:p>
+          <w:p>
+            <w:pPr>
+              <w:rPr>
+                <w:rFonts w:ascii="Verdana" w:eastAsia="Verdana" w:hAnsi="Verdana" w:cs="Verdana"/>
+                <w:sz w:val="24"/>
+                <w:szCs w:val="24"/>
+              </w:rPr>
+            </w:pPr>
+            <w:r>
+              <w:rPr>
+                <w:rFonts w:ascii="Arial Unicode MS" w:eastAsia="Arial Unicode MS" w:hAnsi="Arial Unicode MS" w:cs="Arial Unicode MS"/>
+                <w:sz w:val="24"/>
+                <w:szCs w:val="24"/>
+              </w:rPr>
+              <w:t>6：其他</w:t>
             </w:r>
           </w:p>
         </w:tc>
@@ -10990,25 +9652,7 @@
                 <w:sz w:val="24"/>
                 <w:szCs w:val="24"/>
               </w:rPr>
-              <w:t>目前經濟來源</w:t>
-            </w:r>
-            <w:r>
-              <w:rPr>
-                <w:rFonts w:ascii="Arial Unicode MS" w:eastAsia="Arial Unicode MS" w:hAnsi="Arial Unicode MS" w:cs="Arial Unicode MS"/>
-                <w:color w:val="181818"/>
-                <w:sz w:val="24"/>
-                <w:szCs w:val="24"/>
-              </w:rPr>
-              <w:t>-</w:t>
-            </w:r>
-            <w:r>
-              <w:rPr>
-                <w:rFonts w:ascii="Arial Unicode MS" w:eastAsia="Arial Unicode MS" w:hAnsi="Arial Unicode MS" w:cs="Arial Unicode MS"/>
-                <w:color w:val="181818"/>
-                <w:sz w:val="24"/>
-                <w:szCs w:val="24"/>
-              </w:rPr>
-              <w:t>其他說明</w:t>
+              <w:t>目前經濟來源-其他說明</w:t>
             </w:r>
           </w:p>
         </w:tc>
@@ -11152,25 +9796,7 @@
                 <w:sz w:val="24"/>
                 <w:szCs w:val="24"/>
               </w:rPr>
-              <w:t>保險</w:t>
-            </w:r>
-            <w:r>
-              <w:rPr>
-                <w:rFonts w:ascii="Arial Unicode MS" w:eastAsia="Arial Unicode MS" w:hAnsi="Arial Unicode MS" w:cs="Arial Unicode MS"/>
-                <w:color w:val="181818"/>
-                <w:sz w:val="24"/>
-                <w:szCs w:val="24"/>
-              </w:rPr>
-              <w:t>-</w:t>
-            </w:r>
-            <w:r>
-              <w:rPr>
-                <w:rFonts w:ascii="Arial Unicode MS" w:eastAsia="Arial Unicode MS" w:hAnsi="Arial Unicode MS" w:cs="Arial Unicode MS"/>
-                <w:color w:val="181818"/>
-                <w:sz w:val="24"/>
-                <w:szCs w:val="24"/>
-              </w:rPr>
-              <w:t>全民健保</w:t>
+              <w:t>保險-全民健保</w:t>
             </w:r>
           </w:p>
         </w:tc>
@@ -11311,25 +9937,7 @@
                 <w:sz w:val="24"/>
                 <w:szCs w:val="24"/>
               </w:rPr>
-              <w:t>保險</w:t>
-            </w:r>
-            <w:r>
-              <w:rPr>
-                <w:rFonts w:ascii="Arial Unicode MS" w:eastAsia="Arial Unicode MS" w:hAnsi="Arial Unicode MS" w:cs="Arial Unicode MS"/>
-                <w:color w:val="181818"/>
-                <w:sz w:val="24"/>
-                <w:szCs w:val="24"/>
-              </w:rPr>
-              <w:t>-</w:t>
-            </w:r>
-            <w:r>
-              <w:rPr>
-                <w:rFonts w:ascii="Arial Unicode MS" w:eastAsia="Arial Unicode MS" w:hAnsi="Arial Unicode MS" w:cs="Arial Unicode MS"/>
-                <w:color w:val="181818"/>
-                <w:sz w:val="24"/>
-                <w:szCs w:val="24"/>
-              </w:rPr>
-              <w:t>勞保</w:t>
+              <w:t>保險-勞保</w:t>
             </w:r>
           </w:p>
         </w:tc>
@@ -11470,25 +10078,7 @@
                 <w:sz w:val="24"/>
                 <w:szCs w:val="24"/>
               </w:rPr>
-              <w:t>保險</w:t>
-            </w:r>
-            <w:r>
-              <w:rPr>
-                <w:rFonts w:ascii="Arial Unicode MS" w:eastAsia="Arial Unicode MS" w:hAnsi="Arial Unicode MS" w:cs="Arial Unicode MS"/>
-                <w:color w:val="181818"/>
-                <w:sz w:val="24"/>
-                <w:szCs w:val="24"/>
-              </w:rPr>
-              <w:t>-</w:t>
-            </w:r>
-            <w:r>
-              <w:rPr>
-                <w:rFonts w:ascii="Arial Unicode MS" w:eastAsia="Arial Unicode MS" w:hAnsi="Arial Unicode MS" w:cs="Arial Unicode MS"/>
-                <w:color w:val="181818"/>
-                <w:sz w:val="24"/>
-                <w:szCs w:val="24"/>
-              </w:rPr>
-              <w:t>公保</w:t>
+              <w:t>保險-公保</w:t>
             </w:r>
           </w:p>
         </w:tc>
@@ -11629,25 +10219,7 @@
                 <w:sz w:val="24"/>
                 <w:szCs w:val="24"/>
               </w:rPr>
-              <w:t>保險</w:t>
-            </w:r>
-            <w:r>
-              <w:rPr>
-                <w:rFonts w:ascii="Arial Unicode MS" w:eastAsia="Arial Unicode MS" w:hAnsi="Arial Unicode MS" w:cs="Arial Unicode MS"/>
-                <w:color w:val="181818"/>
-                <w:sz w:val="24"/>
-                <w:szCs w:val="24"/>
-              </w:rPr>
-              <w:t>-</w:t>
-            </w:r>
-            <w:r>
-              <w:rPr>
-                <w:rFonts w:ascii="Arial Unicode MS" w:eastAsia="Arial Unicode MS" w:hAnsi="Arial Unicode MS" w:cs="Arial Unicode MS"/>
-                <w:color w:val="181818"/>
-                <w:sz w:val="24"/>
-                <w:szCs w:val="24"/>
-              </w:rPr>
-              <w:t>農保</w:t>
+              <w:t>保險-農保</w:t>
             </w:r>
           </w:p>
         </w:tc>
@@ -11788,25 +10360,7 @@
                 <w:sz w:val="24"/>
                 <w:szCs w:val="24"/>
               </w:rPr>
-              <w:t>保險</w:t>
-            </w:r>
-            <w:r>
-              <w:rPr>
-                <w:rFonts w:ascii="Arial Unicode MS" w:eastAsia="Arial Unicode MS" w:hAnsi="Arial Unicode MS" w:cs="Arial Unicode MS"/>
-                <w:color w:val="181818"/>
-                <w:sz w:val="24"/>
-                <w:szCs w:val="24"/>
-              </w:rPr>
-              <w:t>-</w:t>
-            </w:r>
-            <w:r>
-              <w:rPr>
-                <w:rFonts w:ascii="Arial Unicode MS" w:eastAsia="Arial Unicode MS" w:hAnsi="Arial Unicode MS" w:cs="Arial Unicode MS"/>
-                <w:color w:val="181818"/>
-                <w:sz w:val="24"/>
-                <w:szCs w:val="24"/>
-              </w:rPr>
-              <w:t>軍保</w:t>
+              <w:t>保險-軍保</w:t>
             </w:r>
           </w:p>
         </w:tc>
@@ -11947,25 +10501,7 @@
                 <w:sz w:val="24"/>
                 <w:szCs w:val="24"/>
               </w:rPr>
-              <w:t>保險</w:t>
-            </w:r>
-            <w:r>
-              <w:rPr>
-                <w:rFonts w:ascii="Arial Unicode MS" w:eastAsia="Arial Unicode MS" w:hAnsi="Arial Unicode MS" w:cs="Arial Unicode MS"/>
-                <w:color w:val="181818"/>
-                <w:sz w:val="24"/>
-                <w:szCs w:val="24"/>
-              </w:rPr>
-              <w:t>-</w:t>
-            </w:r>
-            <w:r>
-              <w:rPr>
-                <w:rFonts w:ascii="Arial Unicode MS" w:eastAsia="Arial Unicode MS" w:hAnsi="Arial Unicode MS" w:cs="Arial Unicode MS"/>
-                <w:color w:val="181818"/>
-                <w:sz w:val="24"/>
-                <w:szCs w:val="24"/>
-              </w:rPr>
-              <w:t>福保</w:t>
+              <w:t>保險-福保</w:t>
             </w:r>
           </w:p>
         </w:tc>
@@ -12106,25 +10642,7 @@
                 <w:sz w:val="24"/>
                 <w:szCs w:val="24"/>
               </w:rPr>
-              <w:t>保險</w:t>
-            </w:r>
-            <w:r>
-              <w:rPr>
-                <w:rFonts w:ascii="Arial Unicode MS" w:eastAsia="Arial Unicode MS" w:hAnsi="Arial Unicode MS" w:cs="Arial Unicode MS"/>
-                <w:color w:val="181818"/>
-                <w:sz w:val="24"/>
-                <w:szCs w:val="24"/>
-              </w:rPr>
-              <w:t>-</w:t>
-            </w:r>
-            <w:r>
-              <w:rPr>
-                <w:rFonts w:ascii="Arial Unicode MS" w:eastAsia="Arial Unicode MS" w:hAnsi="Arial Unicode MS" w:cs="Arial Unicode MS"/>
-                <w:color w:val="181818"/>
-                <w:sz w:val="24"/>
-                <w:szCs w:val="24"/>
-              </w:rPr>
-              <w:t>自有商業保險</w:t>
+              <w:t>保險-自有商業保險</w:t>
             </w:r>
           </w:p>
         </w:tc>
@@ -12265,25 +10783,7 @@
                 <w:sz w:val="24"/>
                 <w:szCs w:val="24"/>
               </w:rPr>
-              <w:t>保險</w:t>
-            </w:r>
-            <w:r>
-              <w:rPr>
-                <w:rFonts w:ascii="Arial Unicode MS" w:eastAsia="Arial Unicode MS" w:hAnsi="Arial Unicode MS" w:cs="Arial Unicode MS"/>
-                <w:color w:val="181818"/>
-                <w:sz w:val="24"/>
-                <w:szCs w:val="24"/>
-              </w:rPr>
-              <w:t>-</w:t>
-            </w:r>
-            <w:r>
-              <w:rPr>
-                <w:rFonts w:ascii="Arial Unicode MS" w:eastAsia="Arial Unicode MS" w:hAnsi="Arial Unicode MS" w:cs="Arial Unicode MS"/>
-                <w:color w:val="181818"/>
-                <w:sz w:val="24"/>
-                <w:szCs w:val="24"/>
-              </w:rPr>
-              <w:t>其他</w:t>
+              <w:t>保險-其他</w:t>
             </w:r>
           </w:p>
         </w:tc>
@@ -12424,25 +10924,7 @@
                 <w:sz w:val="24"/>
                 <w:szCs w:val="24"/>
               </w:rPr>
-              <w:t>保險</w:t>
-            </w:r>
-            <w:r>
-              <w:rPr>
-                <w:rFonts w:ascii="Arial Unicode MS" w:eastAsia="Arial Unicode MS" w:hAnsi="Arial Unicode MS" w:cs="Arial Unicode MS"/>
-                <w:color w:val="181818"/>
-                <w:sz w:val="24"/>
-                <w:szCs w:val="24"/>
-              </w:rPr>
-              <w:t>-</w:t>
-            </w:r>
-            <w:r>
-              <w:rPr>
-                <w:rFonts w:ascii="Arial Unicode MS" w:eastAsia="Arial Unicode MS" w:hAnsi="Arial Unicode MS" w:cs="Arial Unicode MS"/>
-                <w:color w:val="181818"/>
-                <w:sz w:val="24"/>
-                <w:szCs w:val="24"/>
-              </w:rPr>
-              <w:t>其他說明</w:t>
+              <w:t>保險-其他說明</w:t>
             </w:r>
           </w:p>
         </w:tc>
@@ -12657,106 +11139,58 @@
                 <w:sz w:val="24"/>
                 <w:szCs w:val="24"/>
               </w:rPr>
-              <w:t>1</w:t>
-            </w:r>
-            <w:r>
-              <w:rPr>
-                <w:rFonts w:ascii="Arial Unicode MS" w:eastAsia="Arial Unicode MS" w:hAnsi="Arial Unicode MS" w:cs="Arial Unicode MS"/>
-                <w:sz w:val="24"/>
-                <w:szCs w:val="24"/>
-              </w:rPr>
-              <w:t>：獨居</w:t>
-            </w:r>
-          </w:p>
-          <w:p>
-            <w:pPr>
-              <w:rPr>
-                <w:rFonts w:ascii="Verdana" w:eastAsia="Verdana" w:hAnsi="Verdana" w:cs="Verdana"/>
-                <w:sz w:val="24"/>
-                <w:szCs w:val="24"/>
-              </w:rPr>
-            </w:pPr>
-            <w:r>
-              <w:rPr>
-                <w:rFonts w:ascii="Arial Unicode MS" w:eastAsia="Arial Unicode MS" w:hAnsi="Arial Unicode MS" w:cs="Arial Unicode MS"/>
-                <w:sz w:val="24"/>
-                <w:szCs w:val="24"/>
-              </w:rPr>
-              <w:t>2</w:t>
-            </w:r>
-            <w:r>
-              <w:rPr>
-                <w:rFonts w:ascii="Arial Unicode MS" w:eastAsia="Arial Unicode MS" w:hAnsi="Arial Unicode MS" w:cs="Arial Unicode MS"/>
-                <w:sz w:val="24"/>
-                <w:szCs w:val="24"/>
-              </w:rPr>
-              <w:t>：與家人</w:t>
-            </w:r>
-            <w:r>
-              <w:rPr>
-                <w:rFonts w:ascii="Arial Unicode MS" w:eastAsia="Arial Unicode MS" w:hAnsi="Arial Unicode MS" w:cs="Arial Unicode MS"/>
-                <w:sz w:val="24"/>
-                <w:szCs w:val="24"/>
-              </w:rPr>
-              <w:t>/</w:t>
-            </w:r>
-            <w:r>
-              <w:rPr>
-                <w:rFonts w:ascii="Arial Unicode MS" w:eastAsia="Arial Unicode MS" w:hAnsi="Arial Unicode MS" w:cs="Arial Unicode MS"/>
-                <w:sz w:val="24"/>
-                <w:szCs w:val="24"/>
-              </w:rPr>
-              <w:t>親友同助</w:t>
-            </w:r>
-          </w:p>
-          <w:p>
-            <w:pPr>
-              <w:rPr>
-                <w:rFonts w:ascii="Verdana" w:eastAsia="Verdana" w:hAnsi="Verdana" w:cs="Verdana"/>
-                <w:sz w:val="24"/>
-                <w:szCs w:val="24"/>
-              </w:rPr>
-            </w:pPr>
-            <w:r>
-              <w:rPr>
-                <w:rFonts w:ascii="Arial Unicode MS" w:eastAsia="Arial Unicode MS" w:hAnsi="Arial Unicode MS" w:cs="Arial Unicode MS"/>
-                <w:sz w:val="24"/>
-                <w:szCs w:val="24"/>
-              </w:rPr>
-              <w:t>3</w:t>
-            </w:r>
-            <w:r>
-              <w:rPr>
-                <w:rFonts w:ascii="Arial Unicode MS" w:eastAsia="Arial Unicode MS" w:hAnsi="Arial Unicode MS" w:cs="Arial Unicode MS"/>
-                <w:sz w:val="24"/>
-                <w:szCs w:val="24"/>
-              </w:rPr>
-              <w:t>：醫療機構</w:t>
-            </w:r>
-          </w:p>
-          <w:p>
-            <w:pPr>
-              <w:rPr>
-                <w:rFonts w:ascii="Verdana" w:eastAsia="Verdana" w:hAnsi="Verdana" w:cs="Verdana"/>
-                <w:sz w:val="24"/>
-                <w:szCs w:val="24"/>
-              </w:rPr>
-            </w:pPr>
-            <w:r>
-              <w:rPr>
-                <w:rFonts w:ascii="Arial Unicode MS" w:eastAsia="Arial Unicode MS" w:hAnsi="Arial Unicode MS" w:cs="Arial Unicode MS"/>
-                <w:sz w:val="24"/>
-                <w:szCs w:val="24"/>
-              </w:rPr>
-              <w:t>4</w:t>
-            </w:r>
-            <w:r>
-              <w:rPr>
-                <w:rFonts w:ascii="Arial Unicode MS" w:eastAsia="Arial Unicode MS" w:hAnsi="Arial Unicode MS" w:cs="Arial Unicode MS"/>
-                <w:sz w:val="24"/>
-                <w:szCs w:val="24"/>
-              </w:rPr>
-              <w:t>：其他</w:t>
+              <w:t>1：獨居</w:t>
+            </w:r>
+          </w:p>
+          <w:p>
+            <w:pPr>
+              <w:rPr>
+                <w:rFonts w:ascii="Verdana" w:eastAsia="Verdana" w:hAnsi="Verdana" w:cs="Verdana"/>
+                <w:sz w:val="24"/>
+                <w:szCs w:val="24"/>
+              </w:rPr>
+            </w:pPr>
+            <w:r>
+              <w:rPr>
+                <w:rFonts w:ascii="Arial Unicode MS" w:eastAsia="Arial Unicode MS" w:hAnsi="Arial Unicode MS" w:cs="Arial Unicode MS"/>
+                <w:sz w:val="24"/>
+                <w:szCs w:val="24"/>
+              </w:rPr>
+              <w:t>2：與家人/親友同助</w:t>
+            </w:r>
+          </w:p>
+          <w:p>
+            <w:pPr>
+              <w:rPr>
+                <w:rFonts w:ascii="Verdana" w:eastAsia="Verdana" w:hAnsi="Verdana" w:cs="Verdana"/>
+                <w:sz w:val="24"/>
+                <w:szCs w:val="24"/>
+              </w:rPr>
+            </w:pPr>
+            <w:r>
+              <w:rPr>
+                <w:rFonts w:ascii="Arial Unicode MS" w:eastAsia="Arial Unicode MS" w:hAnsi="Arial Unicode MS" w:cs="Arial Unicode MS"/>
+                <w:sz w:val="24"/>
+                <w:szCs w:val="24"/>
+              </w:rPr>
+              <w:t>3：醫療機構</w:t>
+            </w:r>
+          </w:p>
+          <w:p>
+            <w:pPr>
+              <w:rPr>
+                <w:rFonts w:ascii="Verdana" w:eastAsia="Verdana" w:hAnsi="Verdana" w:cs="Verdana"/>
+                <w:sz w:val="24"/>
+                <w:szCs w:val="24"/>
+              </w:rPr>
+            </w:pPr>
+            <w:r>
+              <w:rPr>
+                <w:rFonts w:ascii="Arial Unicode MS" w:eastAsia="Arial Unicode MS" w:hAnsi="Arial Unicode MS" w:cs="Arial Unicode MS"/>
+                <w:sz w:val="24"/>
+                <w:szCs w:val="24"/>
+              </w:rPr>
+              <w:t>4：其他</w:t>
             </w:r>
           </w:p>
         </w:tc>
@@ -12974,23 +11408,7 @@
                 <w:sz w:val="24"/>
                 <w:szCs w:val="24"/>
               </w:rPr>
-              <w:t>治療現況</w:t>
-            </w:r>
-            <w:r>
-              <w:rPr>
-                <w:rFonts w:ascii="Arial Unicode MS" w:eastAsia="Arial Unicode MS" w:hAnsi="Arial Unicode MS" w:cs="Arial Unicode MS"/>
-                <w:sz w:val="24"/>
-                <w:szCs w:val="24"/>
-              </w:rPr>
-              <w:t>-</w:t>
-            </w:r>
-            <w:r>
-              <w:rPr>
-                <w:rFonts w:ascii="Arial Unicode MS" w:eastAsia="Arial Unicode MS" w:hAnsi="Arial Unicode MS" w:cs="Arial Unicode MS"/>
-                <w:sz w:val="24"/>
-                <w:szCs w:val="24"/>
-              </w:rPr>
-              <w:t>化學治療期間</w:t>
+              <w:t>治療現況-化學治療期間</w:t>
             </w:r>
           </w:p>
         </w:tc>
@@ -13130,23 +11548,7 @@
                 <w:sz w:val="24"/>
                 <w:szCs w:val="24"/>
               </w:rPr>
-              <w:t>治療現況</w:t>
-            </w:r>
-            <w:r>
-              <w:rPr>
-                <w:rFonts w:ascii="Arial Unicode MS" w:eastAsia="Arial Unicode MS" w:hAnsi="Arial Unicode MS" w:cs="Arial Unicode MS"/>
-                <w:sz w:val="24"/>
-                <w:szCs w:val="24"/>
-              </w:rPr>
-              <w:t>-</w:t>
-            </w:r>
-            <w:r>
-              <w:rPr>
-                <w:rFonts w:ascii="Arial Unicode MS" w:eastAsia="Arial Unicode MS" w:hAnsi="Arial Unicode MS" w:cs="Arial Unicode MS"/>
-                <w:sz w:val="24"/>
-                <w:szCs w:val="24"/>
-              </w:rPr>
-              <w:t>標靶治療期間</w:t>
+              <w:t>治療現況-標靶治療期間</w:t>
             </w:r>
           </w:p>
         </w:tc>
@@ -13285,23 +11687,7 @@
                 <w:sz w:val="24"/>
                 <w:szCs w:val="24"/>
               </w:rPr>
-              <w:t>治療現況</w:t>
-            </w:r>
-            <w:r>
-              <w:rPr>
-                <w:rFonts w:ascii="Arial Unicode MS" w:eastAsia="Arial Unicode MS" w:hAnsi="Arial Unicode MS" w:cs="Arial Unicode MS"/>
-                <w:sz w:val="24"/>
-                <w:szCs w:val="24"/>
-              </w:rPr>
-              <w:t>-</w:t>
-            </w:r>
-            <w:r>
-              <w:rPr>
-                <w:rFonts w:ascii="Arial Unicode MS" w:eastAsia="Arial Unicode MS" w:hAnsi="Arial Unicode MS" w:cs="Arial Unicode MS"/>
-                <w:sz w:val="24"/>
-                <w:szCs w:val="24"/>
-              </w:rPr>
-              <w:t>免疫治療期間</w:t>
+              <w:t>治療現況-免疫治療期間</w:t>
             </w:r>
           </w:p>
         </w:tc>
@@ -13440,23 +11826,7 @@
                 <w:sz w:val="24"/>
                 <w:szCs w:val="24"/>
               </w:rPr>
-              <w:t>治療現況</w:t>
-            </w:r>
-            <w:r>
-              <w:rPr>
-                <w:rFonts w:ascii="Arial Unicode MS" w:eastAsia="Arial Unicode MS" w:hAnsi="Arial Unicode MS" w:cs="Arial Unicode MS"/>
-                <w:sz w:val="24"/>
-                <w:szCs w:val="24"/>
-              </w:rPr>
-              <w:t>-</w:t>
-            </w:r>
-            <w:r>
-              <w:rPr>
-                <w:rFonts w:ascii="Arial Unicode MS" w:eastAsia="Arial Unicode MS" w:hAnsi="Arial Unicode MS" w:cs="Arial Unicode MS"/>
-                <w:sz w:val="24"/>
-                <w:szCs w:val="24"/>
-              </w:rPr>
-              <w:t>其他治療方式</w:t>
+              <w:t>治療現況-其他治療方式</w:t>
             </w:r>
           </w:p>
         </w:tc>
@@ -13595,23 +11965,7 @@
                 <w:sz w:val="24"/>
                 <w:szCs w:val="24"/>
               </w:rPr>
-              <w:t>治療現況</w:t>
-            </w:r>
-            <w:r>
-              <w:rPr>
-                <w:rFonts w:ascii="Arial Unicode MS" w:eastAsia="Arial Unicode MS" w:hAnsi="Arial Unicode MS" w:cs="Arial Unicode MS"/>
-                <w:sz w:val="24"/>
-                <w:szCs w:val="24"/>
-              </w:rPr>
-              <w:t>-</w:t>
-            </w:r>
-            <w:r>
-              <w:rPr>
-                <w:rFonts w:ascii="Arial Unicode MS" w:eastAsia="Arial Unicode MS" w:hAnsi="Arial Unicode MS" w:cs="Arial Unicode MS"/>
-                <w:sz w:val="24"/>
-                <w:szCs w:val="24"/>
-              </w:rPr>
-              <w:t>其他說明</w:t>
+              <w:t>治療現況-其他說明</w:t>
             </w:r>
           </w:p>
         </w:tc>
@@ -13828,25 +12182,7 @@
                 <w:sz w:val="24"/>
                 <w:szCs w:val="24"/>
               </w:rPr>
-              <w:t>系統先自動填入申請日</w:t>
-            </w:r>
-            <w:r>
-              <w:rPr>
-                <w:rFonts w:ascii="Arial Unicode MS" w:eastAsia="Arial Unicode MS" w:hAnsi="Arial Unicode MS" w:cs="Arial Unicode MS"/>
-                <w:color w:val="181818"/>
-                <w:sz w:val="24"/>
-                <w:szCs w:val="24"/>
-              </w:rPr>
-              <w:t>+21</w:t>
-            </w:r>
-            <w:r>
-              <w:rPr>
-                <w:rFonts w:ascii="Arial Unicode MS" w:eastAsia="Arial Unicode MS" w:hAnsi="Arial Unicode MS" w:cs="Arial Unicode MS"/>
-                <w:color w:val="181818"/>
-                <w:sz w:val="24"/>
-                <w:szCs w:val="24"/>
-              </w:rPr>
-              <w:t>天</w:t>
+              <w:t>系統先自動填入申請日+21天</w:t>
             </w:r>
           </w:p>
           <w:p>
@@ -13865,16 +12201,7 @@
                 <w:sz w:val="24"/>
                 <w:szCs w:val="24"/>
               </w:rPr>
-              <w:t>Q</w:t>
-            </w:r>
-            <w:r>
-              <w:rPr>
-                <w:rFonts w:ascii="Arial Unicode MS" w:eastAsia="Arial Unicode MS" w:hAnsi="Arial Unicode MS" w:cs="Arial Unicode MS"/>
-                <w:color w:val="A30003"/>
-                <w:sz w:val="24"/>
-                <w:szCs w:val="24"/>
-              </w:rPr>
-              <w:t>：承辦人或主管可以調整？待與萬美確認</w:t>
+              <w:t>Q：承辦人或主管可以調整？待與萬美確認</w:t>
             </w:r>
           </w:p>
         </w:tc>
@@ -14198,23 +12525,7 @@
           <w:sz w:val="24"/>
           <w:szCs w:val="24"/>
         </w:rPr>
-        <w:t xml:space="preserve">5. </w:t>
-      </w:r>
-      <w:r>
-        <w:rPr>
-          <w:rFonts w:ascii="Arial Unicode MS" w:eastAsia="Arial Unicode MS" w:hAnsi="Arial Unicode MS" w:cs="Arial Unicode MS"/>
-          <w:sz w:val="24"/>
-          <w:szCs w:val="24"/>
-        </w:rPr>
-        <w:t>同住家屬資料表</w:t>
-      </w:r>
-      <w:r>
-        <w:rPr>
-          <w:rFonts w:ascii="Arial Unicode MS" w:eastAsia="Arial Unicode MS" w:hAnsi="Arial Unicode MS" w:cs="Arial Unicode MS"/>
-          <w:sz w:val="24"/>
-          <w:szCs w:val="24"/>
-        </w:rPr>
-        <w:t xml:space="preserve"> (family_members)</w:t>
+        <w:t>5. 同住家屬資料表 (family_members)</w:t>
       </w:r>
     </w:p>
     <w:tbl>
@@ -14407,29 +12718,7 @@
                 <w:sz w:val="24"/>
                 <w:szCs w:val="24"/>
               </w:rPr>
-              <w:t>說明</w:t>
-            </w:r>
-            <w:r>
-              <w:rPr>
-                <w:rFonts w:ascii="Arial Unicode MS" w:eastAsia="Arial Unicode MS" w:hAnsi="Arial Unicode MS" w:cs="Arial Unicode MS"/>
-                <w:b/>
-                <w:bCs/>
-                <w:color w:val="181818"/>
-                <w:sz w:val="24"/>
-                <w:szCs w:val="24"/>
-              </w:rPr>
-              <w:t>/</w:t>
-            </w:r>
-            <w:r>
-              <w:rPr>
-                <w:rFonts w:ascii="Arial Unicode MS" w:eastAsia="Arial Unicode MS" w:hAnsi="Arial Unicode MS" w:cs="Arial Unicode MS"/>
-                <w:b/>
-                <w:bCs/>
-                <w:color w:val="181818"/>
-                <w:sz w:val="24"/>
-                <w:szCs w:val="24"/>
-              </w:rPr>
-              <w:t>備註</w:t>
+              <w:t>說明/備註</w:t>
             </w:r>
           </w:p>
         </w:tc>
@@ -14508,16 +12797,7 @@
                 <w:sz w:val="24"/>
                 <w:szCs w:val="24"/>
               </w:rPr>
-              <w:t>申請案件</w:t>
-            </w:r>
-            <w:r>
-              <w:rPr>
-                <w:rFonts w:ascii="Arial Unicode MS" w:eastAsia="Arial Unicode MS" w:hAnsi="Arial Unicode MS" w:cs="Arial Unicode MS"/>
-                <w:color w:val="181818"/>
-                <w:sz w:val="24"/>
-                <w:szCs w:val="24"/>
-              </w:rPr>
-              <w:t xml:space="preserve"> ID</w:t>
+              <w:t>申請案件 ID</w:t>
             </w:r>
           </w:p>
         </w:tc>
@@ -14610,34 +12890,7 @@
                 <w:sz w:val="24"/>
                 <w:szCs w:val="24"/>
               </w:rPr>
-              <w:t>對應</w:t>
-            </w:r>
-            <w:r>
-              <w:rPr>
-                <w:rFonts w:ascii="Arial Unicode MS" w:eastAsia="Arial Unicode MS" w:hAnsi="Arial Unicode MS" w:cs="Arial Unicode MS"/>
-                <w:color w:val="181818"/>
-                <w:sz w:val="24"/>
-                <w:szCs w:val="24"/>
-              </w:rPr>
-              <w:t>applications</w:t>
-            </w:r>
-            <w:r>
-              <w:rPr>
-                <w:rFonts w:ascii="Arial Unicode MS" w:eastAsia="Arial Unicode MS" w:hAnsi="Arial Unicode MS" w:cs="Arial Unicode MS"/>
-                <w:color w:val="181818"/>
-                <w:sz w:val="24"/>
-                <w:szCs w:val="24"/>
-              </w:rPr>
-              <w:t>的</w:t>
-            </w:r>
-            <w:r>
-              <w:rPr>
-                <w:rFonts w:ascii="Arial Unicode MS" w:eastAsia="Arial Unicode MS" w:hAnsi="Arial Unicode MS" w:cs="Arial Unicode MS"/>
-                <w:color w:val="181818"/>
-                <w:sz w:val="24"/>
-                <w:szCs w:val="24"/>
-              </w:rPr>
-              <w:t>id</w:t>
+              <w:t>對應applications的id</w:t>
             </w:r>
           </w:p>
         </w:tc>
@@ -14716,16 +12969,7 @@
                 <w:sz w:val="24"/>
                 <w:szCs w:val="24"/>
               </w:rPr>
-              <w:t>家屬</w:t>
-            </w:r>
-            <w:r>
-              <w:rPr>
-                <w:rFonts w:ascii="Arial Unicode MS" w:eastAsia="Arial Unicode MS" w:hAnsi="Arial Unicode MS" w:cs="Arial Unicode MS"/>
-                <w:color w:val="181818"/>
-                <w:sz w:val="24"/>
-                <w:szCs w:val="24"/>
-              </w:rPr>
-              <w:t xml:space="preserve"> ID</w:t>
+              <w:t>家屬 ID</w:t>
             </w:r>
           </w:p>
         </w:tc>
@@ -15891,25 +14135,7 @@
                 <w:sz w:val="24"/>
                 <w:szCs w:val="24"/>
               </w:rPr>
-              <w:t>就學</w:t>
-            </w:r>
-            <w:r>
-              <w:rPr>
-                <w:rFonts w:ascii="Arial Unicode MS" w:eastAsia="Arial Unicode MS" w:hAnsi="Arial Unicode MS" w:cs="Arial Unicode MS"/>
-                <w:color w:val="181818"/>
-                <w:sz w:val="24"/>
-                <w:szCs w:val="24"/>
-              </w:rPr>
-              <w:t>/</w:t>
-            </w:r>
-            <w:r>
-              <w:rPr>
-                <w:rFonts w:ascii="Arial Unicode MS" w:eastAsia="Arial Unicode MS" w:hAnsi="Arial Unicode MS" w:cs="Arial Unicode MS"/>
-                <w:color w:val="181818"/>
-                <w:sz w:val="24"/>
-                <w:szCs w:val="24"/>
-              </w:rPr>
-              <w:t>就業情形</w:t>
+              <w:t>就學/就業情形</w:t>
             </w:r>
           </w:p>
         </w:tc>
@@ -16154,23 +14380,7 @@
           <w:sz w:val="24"/>
           <w:szCs w:val="24"/>
         </w:rPr>
-        <w:t xml:space="preserve">6. </w:t>
-      </w:r>
-      <w:r>
-        <w:rPr>
-          <w:rFonts w:ascii="Arial Unicode MS" w:eastAsia="Arial Unicode MS" w:hAnsi="Arial Unicode MS" w:cs="Arial Unicode MS"/>
-          <w:sz w:val="24"/>
-          <w:szCs w:val="24"/>
-        </w:rPr>
-        <w:t>申請案相關文件清單表</w:t>
-      </w:r>
-      <w:r>
-        <w:rPr>
-          <w:rFonts w:ascii="Arial Unicode MS" w:eastAsia="Arial Unicode MS" w:hAnsi="Arial Unicode MS" w:cs="Arial Unicode MS"/>
-          <w:sz w:val="24"/>
-          <w:szCs w:val="24"/>
-        </w:rPr>
-        <w:t xml:space="preserve"> (application_documents)</w:t>
+        <w:t>6. 申請案相關文件清單表 (application_documents)</w:t>
       </w:r>
     </w:p>
     <w:tbl>
@@ -16363,29 +14573,7 @@
                 <w:sz w:val="24"/>
                 <w:szCs w:val="24"/>
               </w:rPr>
-              <w:t>說明</w:t>
-            </w:r>
-            <w:r>
-              <w:rPr>
-                <w:rFonts w:ascii="Arial Unicode MS" w:eastAsia="Arial Unicode MS" w:hAnsi="Arial Unicode MS" w:cs="Arial Unicode MS"/>
-                <w:b/>
-                <w:bCs/>
-                <w:color w:val="181818"/>
-                <w:sz w:val="24"/>
-                <w:szCs w:val="24"/>
-              </w:rPr>
-              <w:t>/</w:t>
-            </w:r>
-            <w:r>
-              <w:rPr>
-                <w:rFonts w:ascii="Arial Unicode MS" w:eastAsia="Arial Unicode MS" w:hAnsi="Arial Unicode MS" w:cs="Arial Unicode MS"/>
-                <w:b/>
-                <w:bCs/>
-                <w:color w:val="181818"/>
-                <w:sz w:val="24"/>
-                <w:szCs w:val="24"/>
-              </w:rPr>
-              <w:t>備註</w:t>
+              <w:t>說明/備註</w:t>
             </w:r>
           </w:p>
         </w:tc>
@@ -16464,16 +14652,7 @@
                 <w:sz w:val="24"/>
                 <w:szCs w:val="24"/>
               </w:rPr>
-              <w:t>申請案件</w:t>
-            </w:r>
-            <w:r>
-              <w:rPr>
-                <w:rFonts w:ascii="Arial Unicode MS" w:eastAsia="Arial Unicode MS" w:hAnsi="Arial Unicode MS" w:cs="Arial Unicode MS"/>
-                <w:color w:val="181818"/>
-                <w:sz w:val="24"/>
-                <w:szCs w:val="24"/>
-              </w:rPr>
-              <w:t xml:space="preserve"> ID </w:t>
+              <w:t xml:space="preserve">申請案件 ID </w:t>
             </w:r>
           </w:p>
         </w:tc>
@@ -16566,34 +14745,7 @@
                 <w:sz w:val="24"/>
                 <w:szCs w:val="24"/>
               </w:rPr>
-              <w:t>對應</w:t>
-            </w:r>
-            <w:r>
-              <w:rPr>
-                <w:rFonts w:ascii="Arial Unicode MS" w:eastAsia="Arial Unicode MS" w:hAnsi="Arial Unicode MS" w:cs="Arial Unicode MS"/>
-                <w:color w:val="181818"/>
-                <w:sz w:val="24"/>
-                <w:szCs w:val="24"/>
-              </w:rPr>
-              <w:t>applications</w:t>
-            </w:r>
-            <w:r>
-              <w:rPr>
-                <w:rFonts w:ascii="Arial Unicode MS" w:eastAsia="Arial Unicode MS" w:hAnsi="Arial Unicode MS" w:cs="Arial Unicode MS"/>
-                <w:color w:val="181818"/>
-                <w:sz w:val="24"/>
-                <w:szCs w:val="24"/>
-              </w:rPr>
-              <w:t>的</w:t>
-            </w:r>
-            <w:r>
-              <w:rPr>
-                <w:rFonts w:ascii="Arial Unicode MS" w:eastAsia="Arial Unicode MS" w:hAnsi="Arial Unicode MS" w:cs="Arial Unicode MS"/>
-                <w:color w:val="181818"/>
-                <w:sz w:val="24"/>
-                <w:szCs w:val="24"/>
-              </w:rPr>
-              <w:t>id</w:t>
+              <w:t>對應applications的id</w:t>
             </w:r>
           </w:p>
         </w:tc>
@@ -16673,16 +14825,7 @@
                 <w:sz w:val="24"/>
                 <w:szCs w:val="24"/>
               </w:rPr>
-              <w:t>文件</w:t>
-            </w:r>
-            <w:r>
-              <w:rPr>
-                <w:rFonts w:ascii="Arial Unicode MS" w:eastAsia="Arial Unicode MS" w:hAnsi="Arial Unicode MS" w:cs="Arial Unicode MS"/>
-                <w:color w:val="181818"/>
-                <w:sz w:val="24"/>
-                <w:szCs w:val="24"/>
-              </w:rPr>
-              <w:t xml:space="preserve"> ID </w:t>
+              <w:t xml:space="preserve">文件 ID </w:t>
             </w:r>
           </w:p>
         </w:tc>
@@ -16813,352 +14956,235 @@
                 <w:sz w:val="24"/>
                 <w:szCs w:val="24"/>
               </w:rPr>
-              <w:t>1</w:t>
-            </w:r>
-            <w:r>
-              <w:rPr>
-                <w:rFonts w:ascii="Arial Unicode MS" w:eastAsia="Arial Unicode MS" w:hAnsi="Arial Unicode MS" w:cs="Arial Unicode MS"/>
-                <w:color w:val="181818"/>
-                <w:sz w:val="24"/>
-                <w:szCs w:val="24"/>
-              </w:rPr>
-              <w:t>：自費醫療補助申請表（紙本掃描檔）</w:t>
-            </w:r>
-          </w:p>
-          <w:p>
-            <w:pPr>
-              <w:rPr>
-                <w:rFonts w:ascii="Verdana" w:eastAsia="Verdana" w:hAnsi="Verdana" w:cs="Verdana"/>
-                <w:color w:val="181818"/>
-                <w:sz w:val="24"/>
-                <w:szCs w:val="24"/>
-              </w:rPr>
-            </w:pPr>
-            <w:r>
-              <w:rPr>
-                <w:rFonts w:ascii="Arial Unicode MS" w:eastAsia="Arial Unicode MS" w:hAnsi="Arial Unicode MS" w:cs="Arial Unicode MS"/>
-                <w:color w:val="181818"/>
-                <w:sz w:val="24"/>
-                <w:szCs w:val="24"/>
-              </w:rPr>
-              <w:t>2</w:t>
-            </w:r>
-            <w:r>
-              <w:rPr>
-                <w:rFonts w:ascii="Arial Unicode MS" w:eastAsia="Arial Unicode MS" w:hAnsi="Arial Unicode MS" w:cs="Arial Unicode MS"/>
-                <w:color w:val="181818"/>
-                <w:sz w:val="24"/>
-                <w:szCs w:val="24"/>
-              </w:rPr>
-              <w:t>：重大傷病證明</w:t>
-            </w:r>
-          </w:p>
-          <w:p>
-            <w:pPr>
-              <w:rPr>
-                <w:rFonts w:ascii="Verdana" w:eastAsia="Verdana" w:hAnsi="Verdana" w:cs="Verdana"/>
-                <w:color w:val="181818"/>
-                <w:sz w:val="24"/>
-                <w:szCs w:val="24"/>
-              </w:rPr>
-            </w:pPr>
-            <w:r>
-              <w:rPr>
-                <w:rFonts w:ascii="Arial Unicode MS" w:eastAsia="Arial Unicode MS" w:hAnsi="Arial Unicode MS" w:cs="Arial Unicode MS"/>
-                <w:color w:val="181818"/>
-                <w:sz w:val="24"/>
-                <w:szCs w:val="24"/>
-              </w:rPr>
-              <w:t>3</w:t>
-            </w:r>
-            <w:r>
-              <w:rPr>
-                <w:rFonts w:ascii="Arial Unicode MS" w:eastAsia="Arial Unicode MS" w:hAnsi="Arial Unicode MS" w:cs="Arial Unicode MS"/>
-                <w:color w:val="181818"/>
-                <w:sz w:val="24"/>
-                <w:szCs w:val="24"/>
-              </w:rPr>
-              <w:t>：身分證正反面影本</w:t>
-            </w:r>
-          </w:p>
-          <w:p>
-            <w:pPr>
-              <w:rPr>
-                <w:rFonts w:ascii="Verdana" w:eastAsia="Verdana" w:hAnsi="Verdana" w:cs="Verdana"/>
-                <w:color w:val="181818"/>
-                <w:sz w:val="24"/>
-                <w:szCs w:val="24"/>
-              </w:rPr>
-            </w:pPr>
-            <w:r>
-              <w:rPr>
-                <w:rFonts w:ascii="Arial Unicode MS" w:eastAsia="Arial Unicode MS" w:hAnsi="Arial Unicode MS" w:cs="Arial Unicode MS"/>
-                <w:color w:val="181818"/>
-                <w:sz w:val="24"/>
-                <w:szCs w:val="24"/>
-              </w:rPr>
-              <w:t>4</w:t>
-            </w:r>
-            <w:r>
-              <w:rPr>
-                <w:rFonts w:ascii="Arial Unicode MS" w:eastAsia="Arial Unicode MS" w:hAnsi="Arial Unicode MS" w:cs="Arial Unicode MS"/>
-                <w:color w:val="181818"/>
-                <w:sz w:val="24"/>
-                <w:szCs w:val="24"/>
-              </w:rPr>
-              <w:t>：個資同意書</w:t>
-            </w:r>
-          </w:p>
-          <w:p>
-            <w:pPr>
-              <w:rPr>
-                <w:rFonts w:ascii="Verdana" w:eastAsia="Verdana" w:hAnsi="Verdana" w:cs="Verdana"/>
-                <w:color w:val="181818"/>
-                <w:sz w:val="24"/>
-                <w:szCs w:val="24"/>
-              </w:rPr>
-            </w:pPr>
-            <w:r>
-              <w:rPr>
-                <w:rFonts w:ascii="Arial Unicode MS" w:eastAsia="Arial Unicode MS" w:hAnsi="Arial Unicode MS" w:cs="Arial Unicode MS"/>
-                <w:color w:val="181818"/>
-                <w:sz w:val="24"/>
-                <w:szCs w:val="24"/>
-              </w:rPr>
-              <w:t>5</w:t>
-            </w:r>
-            <w:r>
-              <w:rPr>
-                <w:rFonts w:ascii="Arial Unicode MS" w:eastAsia="Arial Unicode MS" w:hAnsi="Arial Unicode MS" w:cs="Arial Unicode MS"/>
-                <w:color w:val="181818"/>
-                <w:sz w:val="24"/>
-                <w:szCs w:val="24"/>
-              </w:rPr>
-              <w:t>：現職醫事人員在職證明</w:t>
-            </w:r>
-          </w:p>
-          <w:p>
-            <w:pPr>
-              <w:rPr>
-                <w:rFonts w:ascii="Verdana" w:eastAsia="Verdana" w:hAnsi="Verdana" w:cs="Verdana"/>
-                <w:color w:val="181818"/>
-                <w:sz w:val="24"/>
-                <w:szCs w:val="24"/>
-              </w:rPr>
-            </w:pPr>
-            <w:r>
-              <w:rPr>
-                <w:rFonts w:ascii="Arial Unicode MS" w:eastAsia="Arial Unicode MS" w:hAnsi="Arial Unicode MS" w:cs="Arial Unicode MS"/>
-                <w:color w:val="181818"/>
-                <w:sz w:val="24"/>
-                <w:szCs w:val="24"/>
-              </w:rPr>
-              <w:t>6</w:t>
-            </w:r>
-            <w:r>
-              <w:rPr>
-                <w:rFonts w:ascii="Arial Unicode MS" w:eastAsia="Arial Unicode MS" w:hAnsi="Arial Unicode MS" w:cs="Arial Unicode MS"/>
-                <w:color w:val="181818"/>
-                <w:sz w:val="24"/>
-                <w:szCs w:val="24"/>
-              </w:rPr>
-              <w:t>：綜所稅清單</w:t>
-            </w:r>
-          </w:p>
-          <w:p>
-            <w:pPr>
-              <w:rPr>
-                <w:rFonts w:ascii="Verdana" w:eastAsia="Verdana" w:hAnsi="Verdana" w:cs="Verdana"/>
-                <w:color w:val="181818"/>
-                <w:sz w:val="24"/>
-                <w:szCs w:val="24"/>
-              </w:rPr>
-            </w:pPr>
-            <w:r>
-              <w:rPr>
-                <w:rFonts w:ascii="Arial Unicode MS" w:eastAsia="Arial Unicode MS" w:hAnsi="Arial Unicode MS" w:cs="Arial Unicode MS"/>
-                <w:color w:val="181818"/>
-                <w:sz w:val="24"/>
-                <w:szCs w:val="24"/>
-              </w:rPr>
-              <w:t>7</w:t>
-            </w:r>
-            <w:r>
-              <w:rPr>
-                <w:rFonts w:ascii="Arial Unicode MS" w:eastAsia="Arial Unicode MS" w:hAnsi="Arial Unicode MS" w:cs="Arial Unicode MS"/>
-                <w:color w:val="181818"/>
-                <w:sz w:val="24"/>
-                <w:szCs w:val="24"/>
-              </w:rPr>
-              <w:t>：全戶國稅局財產查詢清單</w:t>
-            </w:r>
-          </w:p>
-          <w:p>
-            <w:pPr>
-              <w:rPr>
-                <w:rFonts w:ascii="Verdana" w:eastAsia="Verdana" w:hAnsi="Verdana" w:cs="Verdana"/>
-                <w:color w:val="181818"/>
-                <w:sz w:val="24"/>
-                <w:szCs w:val="24"/>
-              </w:rPr>
-            </w:pPr>
-            <w:r>
-              <w:rPr>
-                <w:rFonts w:ascii="Arial Unicode MS" w:eastAsia="Arial Unicode MS" w:hAnsi="Arial Unicode MS" w:cs="Arial Unicode MS"/>
-                <w:color w:val="181818"/>
-                <w:sz w:val="24"/>
-                <w:szCs w:val="24"/>
-              </w:rPr>
-              <w:t>8</w:t>
-            </w:r>
-            <w:r>
-              <w:rPr>
-                <w:rFonts w:ascii="Arial Unicode MS" w:eastAsia="Arial Unicode MS" w:hAnsi="Arial Unicode MS" w:cs="Arial Unicode MS"/>
-                <w:color w:val="181818"/>
-                <w:sz w:val="24"/>
-                <w:szCs w:val="24"/>
-              </w:rPr>
-              <w:t>：全戶戶籍謄本</w:t>
-            </w:r>
-          </w:p>
-          <w:p>
-            <w:pPr>
-              <w:rPr>
-                <w:rFonts w:ascii="Verdana" w:eastAsia="Verdana" w:hAnsi="Verdana" w:cs="Verdana"/>
-                <w:color w:val="181818"/>
-                <w:sz w:val="24"/>
-                <w:szCs w:val="24"/>
-              </w:rPr>
-            </w:pPr>
-            <w:r>
-              <w:rPr>
-                <w:rFonts w:ascii="Arial Unicode MS" w:eastAsia="Arial Unicode MS" w:hAnsi="Arial Unicode MS" w:cs="Arial Unicode MS"/>
-                <w:color w:val="181818"/>
-                <w:sz w:val="24"/>
-                <w:szCs w:val="24"/>
-              </w:rPr>
-              <w:t>9</w:t>
-            </w:r>
-            <w:r>
-              <w:rPr>
-                <w:rFonts w:ascii="Arial Unicode MS" w:eastAsia="Arial Unicode MS" w:hAnsi="Arial Unicode MS" w:cs="Arial Unicode MS"/>
-                <w:color w:val="181818"/>
-                <w:sz w:val="24"/>
-                <w:szCs w:val="24"/>
-              </w:rPr>
-              <w:t>：集保結算所得資料</w:t>
-            </w:r>
-          </w:p>
-          <w:p>
-            <w:pPr>
-              <w:rPr>
-                <w:rFonts w:ascii="Verdana" w:eastAsia="Verdana" w:hAnsi="Verdana" w:cs="Verdana"/>
-                <w:color w:val="181818"/>
-                <w:sz w:val="24"/>
-                <w:szCs w:val="24"/>
-              </w:rPr>
-            </w:pPr>
-            <w:r>
-              <w:rPr>
-                <w:rFonts w:ascii="Arial Unicode MS" w:eastAsia="Arial Unicode MS" w:hAnsi="Arial Unicode MS" w:cs="Arial Unicode MS"/>
-                <w:color w:val="181818"/>
-                <w:sz w:val="24"/>
-                <w:szCs w:val="24"/>
-              </w:rPr>
-              <w:t>10</w:t>
-            </w:r>
-            <w:r>
-              <w:rPr>
-                <w:rFonts w:ascii="Arial Unicode MS" w:eastAsia="Arial Unicode MS" w:hAnsi="Arial Unicode MS" w:cs="Arial Unicode MS"/>
-                <w:color w:val="181818"/>
-                <w:sz w:val="24"/>
-                <w:szCs w:val="24"/>
-              </w:rPr>
-              <w:t>：購屋貸款利息單據</w:t>
-            </w:r>
-          </w:p>
-          <w:p>
-            <w:pPr>
-              <w:rPr>
-                <w:rFonts w:ascii="Verdana" w:eastAsia="Verdana" w:hAnsi="Verdana" w:cs="Verdana"/>
-                <w:color w:val="181818"/>
-                <w:sz w:val="24"/>
-                <w:szCs w:val="24"/>
-              </w:rPr>
-            </w:pPr>
-            <w:r>
-              <w:rPr>
-                <w:rFonts w:ascii="Arial Unicode MS" w:eastAsia="Arial Unicode MS" w:hAnsi="Arial Unicode MS" w:cs="Arial Unicode MS"/>
-                <w:color w:val="181818"/>
-                <w:sz w:val="24"/>
-                <w:szCs w:val="24"/>
-              </w:rPr>
-              <w:t>11</w:t>
-            </w:r>
-            <w:r>
-              <w:rPr>
-                <w:rFonts w:ascii="Arial Unicode MS" w:eastAsia="Arial Unicode MS" w:hAnsi="Arial Unicode MS" w:cs="Arial Unicode MS"/>
-                <w:color w:val="181818"/>
-                <w:sz w:val="24"/>
-                <w:szCs w:val="24"/>
-              </w:rPr>
-              <w:t>：診斷證明</w:t>
-            </w:r>
-          </w:p>
-          <w:p>
-            <w:pPr>
-              <w:rPr>
-                <w:rFonts w:ascii="Verdana" w:eastAsia="Verdana" w:hAnsi="Verdana" w:cs="Verdana"/>
-                <w:color w:val="181818"/>
-                <w:sz w:val="24"/>
-                <w:szCs w:val="24"/>
-              </w:rPr>
-            </w:pPr>
-            <w:r>
-              <w:rPr>
-                <w:rFonts w:ascii="Arial Unicode MS" w:eastAsia="Arial Unicode MS" w:hAnsi="Arial Unicode MS" w:cs="Arial Unicode MS"/>
-                <w:color w:val="181818"/>
-                <w:sz w:val="24"/>
-                <w:szCs w:val="24"/>
-              </w:rPr>
-              <w:t>12</w:t>
-            </w:r>
-            <w:r>
-              <w:rPr>
-                <w:rFonts w:ascii="Arial Unicode MS" w:eastAsia="Arial Unicode MS" w:hAnsi="Arial Unicode MS" w:cs="Arial Unicode MS"/>
-                <w:color w:val="181818"/>
-                <w:sz w:val="24"/>
-                <w:szCs w:val="24"/>
-              </w:rPr>
-              <w:t>：保險給付通知單</w:t>
-            </w:r>
-          </w:p>
-          <w:p>
-            <w:pPr>
-              <w:rPr>
-                <w:rFonts w:ascii="Verdana" w:eastAsia="Verdana" w:hAnsi="Verdana" w:cs="Verdana"/>
-                <w:color w:val="181818"/>
-                <w:sz w:val="24"/>
-                <w:szCs w:val="24"/>
-              </w:rPr>
-            </w:pPr>
-            <w:r>
-              <w:rPr>
-                <w:rFonts w:ascii="Arial Unicode MS" w:eastAsia="Arial Unicode MS" w:hAnsi="Arial Unicode MS" w:cs="Arial Unicode MS"/>
-                <w:color w:val="181818"/>
-                <w:sz w:val="24"/>
-                <w:szCs w:val="24"/>
-              </w:rPr>
-              <w:t>13</w:t>
-            </w:r>
-            <w:r>
-              <w:rPr>
-                <w:rFonts w:ascii="Arial Unicode MS" w:eastAsia="Arial Unicode MS" w:hAnsi="Arial Unicode MS" w:cs="Arial Unicode MS"/>
-                <w:color w:val="181818"/>
-                <w:sz w:val="24"/>
-                <w:szCs w:val="24"/>
-              </w:rPr>
-              <w:t>：醫療費收據（申請前治療）</w:t>
+              <w:t>1：自費醫療補助申請表（紙本掃描檔）</w:t>
+            </w:r>
+          </w:p>
+          <w:p>
+            <w:pPr>
+              <w:rPr>
+                <w:rFonts w:ascii="Verdana" w:eastAsia="Verdana" w:hAnsi="Verdana" w:cs="Verdana"/>
+                <w:color w:val="181818"/>
+                <w:sz w:val="24"/>
+                <w:szCs w:val="24"/>
+              </w:rPr>
+            </w:pPr>
+            <w:r>
+              <w:rPr>
+                <w:rFonts w:ascii="Arial Unicode MS" w:eastAsia="Arial Unicode MS" w:hAnsi="Arial Unicode MS" w:cs="Arial Unicode MS"/>
+                <w:color w:val="181818"/>
+                <w:sz w:val="24"/>
+                <w:szCs w:val="24"/>
+              </w:rPr>
+              <w:t>2：重大傷病證明</w:t>
+            </w:r>
+          </w:p>
+          <w:p>
+            <w:pPr>
+              <w:rPr>
+                <w:rFonts w:ascii="Verdana" w:eastAsia="Verdana" w:hAnsi="Verdana" w:cs="Verdana"/>
+                <w:color w:val="181818"/>
+                <w:sz w:val="24"/>
+                <w:szCs w:val="24"/>
+              </w:rPr>
+            </w:pPr>
+            <w:r>
+              <w:rPr>
+                <w:rFonts w:ascii="Arial Unicode MS" w:eastAsia="Arial Unicode MS" w:hAnsi="Arial Unicode MS" w:cs="Arial Unicode MS"/>
+                <w:color w:val="181818"/>
+                <w:sz w:val="24"/>
+                <w:szCs w:val="24"/>
+              </w:rPr>
+              <w:t>3：身分證正反面影本</w:t>
+            </w:r>
+          </w:p>
+          <w:p>
+            <w:pPr>
+              <w:rPr>
+                <w:rFonts w:ascii="Verdana" w:eastAsia="Verdana" w:hAnsi="Verdana" w:cs="Verdana"/>
+                <w:color w:val="181818"/>
+                <w:sz w:val="24"/>
+                <w:szCs w:val="24"/>
+              </w:rPr>
+            </w:pPr>
+            <w:r>
+              <w:rPr>
+                <w:rFonts w:ascii="Arial Unicode MS" w:eastAsia="Arial Unicode MS" w:hAnsi="Arial Unicode MS" w:cs="Arial Unicode MS"/>
+                <w:color w:val="181818"/>
+                <w:sz w:val="24"/>
+                <w:szCs w:val="24"/>
+              </w:rPr>
+              <w:t>4：個資同意書</w:t>
+            </w:r>
+          </w:p>
+          <w:p>
+            <w:pPr>
+              <w:rPr>
+                <w:rFonts w:ascii="Verdana" w:eastAsia="Verdana" w:hAnsi="Verdana" w:cs="Verdana"/>
+                <w:color w:val="181818"/>
+                <w:sz w:val="24"/>
+                <w:szCs w:val="24"/>
+              </w:rPr>
+            </w:pPr>
+            <w:r>
+              <w:rPr>
+                <w:rFonts w:ascii="Arial Unicode MS" w:eastAsia="Arial Unicode MS" w:hAnsi="Arial Unicode MS" w:cs="Arial Unicode MS"/>
+                <w:color w:val="181818"/>
+                <w:sz w:val="24"/>
+                <w:szCs w:val="24"/>
+              </w:rPr>
+              <w:t>5：現職醫事人員在職證明</w:t>
+            </w:r>
+          </w:p>
+          <w:p>
+            <w:pPr>
+              <w:rPr>
+                <w:rFonts w:ascii="Verdana" w:eastAsia="Verdana" w:hAnsi="Verdana" w:cs="Verdana"/>
+                <w:color w:val="181818"/>
+                <w:sz w:val="24"/>
+                <w:szCs w:val="24"/>
+              </w:rPr>
+            </w:pPr>
+            <w:r>
+              <w:rPr>
+                <w:rFonts w:ascii="Arial Unicode MS" w:eastAsia="Arial Unicode MS" w:hAnsi="Arial Unicode MS" w:cs="Arial Unicode MS"/>
+                <w:color w:val="181818"/>
+                <w:sz w:val="24"/>
+                <w:szCs w:val="24"/>
+              </w:rPr>
+              <w:t>6：綜所稅清單</w:t>
+            </w:r>
+          </w:p>
+          <w:p>
+            <w:pPr>
+              <w:rPr>
+                <w:rFonts w:ascii="Verdana" w:eastAsia="Verdana" w:hAnsi="Verdana" w:cs="Verdana"/>
+                <w:color w:val="181818"/>
+                <w:sz w:val="24"/>
+                <w:szCs w:val="24"/>
+              </w:rPr>
+            </w:pPr>
+            <w:r>
+              <w:rPr>
+                <w:rFonts w:ascii="Arial Unicode MS" w:eastAsia="Arial Unicode MS" w:hAnsi="Arial Unicode MS" w:cs="Arial Unicode MS"/>
+                <w:color w:val="181818"/>
+                <w:sz w:val="24"/>
+                <w:szCs w:val="24"/>
+              </w:rPr>
+              <w:t>7：全戶國稅局財產查詢清單</w:t>
+            </w:r>
+          </w:p>
+          <w:p>
+            <w:pPr>
+              <w:rPr>
+                <w:rFonts w:ascii="Verdana" w:eastAsia="Verdana" w:hAnsi="Verdana" w:cs="Verdana"/>
+                <w:color w:val="181818"/>
+                <w:sz w:val="24"/>
+                <w:szCs w:val="24"/>
+              </w:rPr>
+            </w:pPr>
+            <w:r>
+              <w:rPr>
+                <w:rFonts w:ascii="Arial Unicode MS" w:eastAsia="Arial Unicode MS" w:hAnsi="Arial Unicode MS" w:cs="Arial Unicode MS"/>
+                <w:color w:val="181818"/>
+                <w:sz w:val="24"/>
+                <w:szCs w:val="24"/>
+              </w:rPr>
+              <w:t>8：全戶戶籍謄本</w:t>
+            </w:r>
+          </w:p>
+          <w:p>
+            <w:pPr>
+              <w:rPr>
+                <w:rFonts w:ascii="Verdana" w:eastAsia="Verdana" w:hAnsi="Verdana" w:cs="Verdana"/>
+                <w:color w:val="181818"/>
+                <w:sz w:val="24"/>
+                <w:szCs w:val="24"/>
+              </w:rPr>
+            </w:pPr>
+            <w:r>
+              <w:rPr>
+                <w:rFonts w:ascii="Arial Unicode MS" w:eastAsia="Arial Unicode MS" w:hAnsi="Arial Unicode MS" w:cs="Arial Unicode MS"/>
+                <w:color w:val="181818"/>
+                <w:sz w:val="24"/>
+                <w:szCs w:val="24"/>
+              </w:rPr>
+              <w:t>9：集保結算所得資料</w:t>
+            </w:r>
+          </w:p>
+          <w:p>
+            <w:pPr>
+              <w:rPr>
+                <w:rFonts w:ascii="Verdana" w:eastAsia="Verdana" w:hAnsi="Verdana" w:cs="Verdana"/>
+                <w:color w:val="181818"/>
+                <w:sz w:val="24"/>
+                <w:szCs w:val="24"/>
+              </w:rPr>
+            </w:pPr>
+            <w:r>
+              <w:rPr>
+                <w:rFonts w:ascii="Arial Unicode MS" w:eastAsia="Arial Unicode MS" w:hAnsi="Arial Unicode MS" w:cs="Arial Unicode MS"/>
+                <w:color w:val="181818"/>
+                <w:sz w:val="24"/>
+                <w:szCs w:val="24"/>
+              </w:rPr>
+              <w:t>10：購屋貸款利息單據</w:t>
+            </w:r>
+          </w:p>
+          <w:p>
+            <w:pPr>
+              <w:rPr>
+                <w:rFonts w:ascii="Verdana" w:eastAsia="Verdana" w:hAnsi="Verdana" w:cs="Verdana"/>
+                <w:color w:val="181818"/>
+                <w:sz w:val="24"/>
+                <w:szCs w:val="24"/>
+              </w:rPr>
+            </w:pPr>
+            <w:r>
+              <w:rPr>
+                <w:rFonts w:ascii="Arial Unicode MS" w:eastAsia="Arial Unicode MS" w:hAnsi="Arial Unicode MS" w:cs="Arial Unicode MS"/>
+                <w:color w:val="181818"/>
+                <w:sz w:val="24"/>
+                <w:szCs w:val="24"/>
+              </w:rPr>
+              <w:t>11：診斷證明</w:t>
+            </w:r>
+          </w:p>
+          <w:p>
+            <w:pPr>
+              <w:rPr>
+                <w:rFonts w:ascii="Verdana" w:eastAsia="Verdana" w:hAnsi="Verdana" w:cs="Verdana"/>
+                <w:color w:val="181818"/>
+                <w:sz w:val="24"/>
+                <w:szCs w:val="24"/>
+              </w:rPr>
+            </w:pPr>
+            <w:r>
+              <w:rPr>
+                <w:rFonts w:ascii="Arial Unicode MS" w:eastAsia="Arial Unicode MS" w:hAnsi="Arial Unicode MS" w:cs="Arial Unicode MS"/>
+                <w:color w:val="181818"/>
+                <w:sz w:val="24"/>
+                <w:szCs w:val="24"/>
+              </w:rPr>
+              <w:t>12：保險給付通知單</w:t>
+            </w:r>
+          </w:p>
+          <w:p>
+            <w:pPr>
+              <w:rPr>
+                <w:rFonts w:ascii="Verdana" w:eastAsia="Verdana" w:hAnsi="Verdana" w:cs="Verdana"/>
+                <w:color w:val="181818"/>
+                <w:sz w:val="24"/>
+                <w:szCs w:val="24"/>
+              </w:rPr>
+            </w:pPr>
+            <w:r>
+              <w:rPr>
+                <w:rFonts w:ascii="Arial Unicode MS" w:eastAsia="Arial Unicode MS" w:hAnsi="Arial Unicode MS" w:cs="Arial Unicode MS"/>
+                <w:color w:val="181818"/>
+                <w:sz w:val="24"/>
+                <w:szCs w:val="24"/>
+              </w:rPr>
+              <w:t>13：醫療費收據（申請前治療）</w:t>
             </w:r>
           </w:p>
           <w:p>
@@ -17196,72 +15222,45 @@
                 <w:sz w:val="24"/>
                 <w:szCs w:val="24"/>
               </w:rPr>
-              <w:t>14</w:t>
-            </w:r>
-            <w:r>
-              <w:rPr>
-                <w:rFonts w:ascii="Arial Unicode MS" w:eastAsia="Arial Unicode MS" w:hAnsi="Arial Unicode MS" w:cs="Arial Unicode MS"/>
-                <w:color w:val="181818"/>
-                <w:sz w:val="24"/>
-                <w:szCs w:val="24"/>
-              </w:rPr>
-              <w:t>：審查檢核表</w:t>
-            </w:r>
-          </w:p>
-          <w:p>
-            <w:pPr>
-              <w:rPr>
-                <w:rFonts w:ascii="Verdana" w:eastAsia="Verdana" w:hAnsi="Verdana" w:cs="Verdana"/>
-                <w:color w:val="181818"/>
-                <w:sz w:val="24"/>
-                <w:szCs w:val="24"/>
-              </w:rPr>
-            </w:pPr>
-            <w:r>
-              <w:rPr>
-                <w:rFonts w:ascii="Arial Unicode MS" w:eastAsia="Arial Unicode MS" w:hAnsi="Arial Unicode MS" w:cs="Arial Unicode MS"/>
-                <w:color w:val="181818"/>
-                <w:sz w:val="24"/>
-                <w:szCs w:val="24"/>
-              </w:rPr>
-              <w:t>15</w:t>
-            </w:r>
-            <w:r>
-              <w:rPr>
-                <w:rFonts w:ascii="Arial Unicode MS" w:eastAsia="Arial Unicode MS" w:hAnsi="Arial Unicode MS" w:cs="Arial Unicode MS"/>
-                <w:color w:val="181818"/>
-                <w:sz w:val="24"/>
-                <w:szCs w:val="24"/>
-              </w:rPr>
-              <w:t>：訪視個案關懷紀錄表</w:t>
-            </w:r>
-          </w:p>
-          <w:p>
-            <w:pPr>
-              <w:rPr>
-                <w:rFonts w:ascii="Verdana" w:eastAsia="Verdana" w:hAnsi="Verdana" w:cs="Verdana"/>
-                <w:color w:val="181818"/>
-                <w:sz w:val="24"/>
-                <w:szCs w:val="24"/>
-              </w:rPr>
-            </w:pPr>
-            <w:r>
-              <w:rPr>
-                <w:rFonts w:ascii="Arial Unicode MS" w:eastAsia="Arial Unicode MS" w:hAnsi="Arial Unicode MS" w:cs="Arial Unicode MS"/>
-                <w:color w:val="181818"/>
-                <w:sz w:val="24"/>
-                <w:szCs w:val="24"/>
-              </w:rPr>
-              <w:t>16</w:t>
-            </w:r>
-            <w:r>
-              <w:rPr>
-                <w:rFonts w:ascii="Arial Unicode MS" w:eastAsia="Arial Unicode MS" w:hAnsi="Arial Unicode MS" w:cs="Arial Unicode MS"/>
-                <w:color w:val="181818"/>
-                <w:sz w:val="24"/>
-                <w:szCs w:val="24"/>
-              </w:rPr>
-              <w:t>：審核意見表</w:t>
+              <w:t>14：審查檢核表</w:t>
+            </w:r>
+          </w:p>
+          <w:p>
+            <w:pPr>
+              <w:rPr>
+                <w:rFonts w:ascii="Verdana" w:eastAsia="Verdana" w:hAnsi="Verdana" w:cs="Verdana"/>
+                <w:color w:val="181818"/>
+                <w:sz w:val="24"/>
+                <w:szCs w:val="24"/>
+              </w:rPr>
+            </w:pPr>
+            <w:r>
+              <w:rPr>
+                <w:rFonts w:ascii="Arial Unicode MS" w:eastAsia="Arial Unicode MS" w:hAnsi="Arial Unicode MS" w:cs="Arial Unicode MS"/>
+                <w:color w:val="181818"/>
+                <w:sz w:val="24"/>
+                <w:szCs w:val="24"/>
+              </w:rPr>
+              <w:t>15：訪視個案關懷紀錄表</w:t>
+            </w:r>
+          </w:p>
+          <w:p>
+            <w:pPr>
+              <w:rPr>
+                <w:rFonts w:ascii="Verdana" w:eastAsia="Verdana" w:hAnsi="Verdana" w:cs="Verdana"/>
+                <w:color w:val="181818"/>
+                <w:sz w:val="24"/>
+                <w:szCs w:val="24"/>
+              </w:rPr>
+            </w:pPr>
+            <w:r>
+              <w:rPr>
+                <w:rFonts w:ascii="Arial Unicode MS" w:eastAsia="Arial Unicode MS" w:hAnsi="Arial Unicode MS" w:cs="Arial Unicode MS"/>
+                <w:color w:val="181818"/>
+                <w:sz w:val="24"/>
+                <w:szCs w:val="24"/>
+              </w:rPr>
+              <w:t>16：審核意見表</w:t>
             </w:r>
           </w:p>
           <w:p>
@@ -17299,100 +15298,64 @@
                 <w:sz w:val="24"/>
                 <w:szCs w:val="24"/>
               </w:rPr>
-              <w:t>17</w:t>
-            </w:r>
-            <w:r>
-              <w:rPr>
-                <w:rFonts w:ascii="Arial Unicode MS" w:eastAsia="Arial Unicode MS" w:hAnsi="Arial Unicode MS" w:cs="Arial Unicode MS"/>
-                <w:color w:val="181818"/>
-                <w:sz w:val="24"/>
-                <w:szCs w:val="24"/>
-              </w:rPr>
-              <w:t>：生命故事申請人同意刊登證明</w:t>
-            </w:r>
-          </w:p>
-          <w:p>
-            <w:pPr>
-              <w:rPr>
-                <w:rFonts w:ascii="Verdana" w:eastAsia="Verdana" w:hAnsi="Verdana" w:cs="Verdana"/>
-                <w:color w:val="181818"/>
-                <w:sz w:val="24"/>
-                <w:szCs w:val="24"/>
-              </w:rPr>
-            </w:pPr>
-            <w:r>
-              <w:rPr>
-                <w:rFonts w:ascii="Arial Unicode MS" w:eastAsia="Arial Unicode MS" w:hAnsi="Arial Unicode MS" w:cs="Arial Unicode MS"/>
-                <w:color w:val="181818"/>
-                <w:sz w:val="24"/>
-                <w:szCs w:val="24"/>
-              </w:rPr>
-              <w:t>18</w:t>
-            </w:r>
-            <w:r>
-              <w:rPr>
-                <w:rFonts w:ascii="Arial Unicode MS" w:eastAsia="Arial Unicode MS" w:hAnsi="Arial Unicode MS" w:cs="Arial Unicode MS"/>
-                <w:color w:val="181818"/>
-                <w:sz w:val="24"/>
-                <w:szCs w:val="24"/>
-              </w:rPr>
-              <w:t>：保險給付通知單（此處跟申請階段的是否重複？）</w:t>
-            </w:r>
-          </w:p>
-          <w:p>
-            <w:pPr>
-              <w:rPr>
-                <w:rFonts w:ascii="Verdana" w:eastAsia="Verdana" w:hAnsi="Verdana" w:cs="Verdana"/>
-                <w:color w:val="181818"/>
-                <w:sz w:val="24"/>
-                <w:szCs w:val="24"/>
-              </w:rPr>
-            </w:pPr>
-            <w:r>
-              <w:rPr>
-                <w:rFonts w:ascii="Arial Unicode MS" w:eastAsia="Arial Unicode MS" w:hAnsi="Arial Unicode MS" w:cs="Arial Unicode MS"/>
-                <w:color w:val="181818"/>
-                <w:sz w:val="24"/>
-                <w:szCs w:val="24"/>
-              </w:rPr>
-              <w:t>19</w:t>
-            </w:r>
-            <w:r>
-              <w:rPr>
-                <w:rFonts w:ascii="Arial Unicode MS" w:eastAsia="Arial Unicode MS" w:hAnsi="Arial Unicode MS" w:cs="Arial Unicode MS"/>
-                <w:color w:val="181818"/>
-                <w:sz w:val="24"/>
-                <w:szCs w:val="24"/>
-              </w:rPr>
-              <w:t>：醫療費收據（申請後治療）</w:t>
-            </w:r>
-          </w:p>
-          <w:p>
-            <w:pPr>
-              <w:rPr>
-                <w:rFonts w:ascii="Verdana" w:eastAsia="Verdana" w:hAnsi="Verdana" w:cs="Verdana"/>
-                <w:color w:val="181818"/>
-                <w:sz w:val="24"/>
-                <w:szCs w:val="24"/>
-              </w:rPr>
-            </w:pPr>
-            <w:r>
-              <w:rPr>
-                <w:rFonts w:ascii="Arial Unicode MS" w:eastAsia="Arial Unicode MS" w:hAnsi="Arial Unicode MS" w:cs="Arial Unicode MS"/>
-                <w:color w:val="181818"/>
-                <w:sz w:val="24"/>
-                <w:szCs w:val="24"/>
-              </w:rPr>
-              <w:t>20</w:t>
-            </w:r>
-            <w:r>
-              <w:rPr>
-                <w:rFonts w:ascii="Arial Unicode MS" w:eastAsia="Arial Unicode MS" w:hAnsi="Arial Unicode MS" w:cs="Arial Unicode MS"/>
-                <w:color w:val="181818"/>
-                <w:sz w:val="24"/>
-                <w:szCs w:val="24"/>
-              </w:rPr>
-              <w:t>：領款收據</w:t>
+              <w:t>17：生命故事申請人同意刊登證明</w:t>
+            </w:r>
+          </w:p>
+          <w:p>
+            <w:pPr>
+              <w:rPr>
+                <w:rFonts w:ascii="Verdana" w:eastAsia="Verdana" w:hAnsi="Verdana" w:cs="Verdana"/>
+                <w:color w:val="181818"/>
+                <w:sz w:val="24"/>
+                <w:szCs w:val="24"/>
+              </w:rPr>
+            </w:pPr>
+            <w:r>
+              <w:rPr>
+                <w:rFonts w:ascii="Arial Unicode MS" w:eastAsia="Arial Unicode MS" w:hAnsi="Arial Unicode MS" w:cs="Arial Unicode MS"/>
+                <w:color w:val="181818"/>
+                <w:sz w:val="24"/>
+                <w:szCs w:val="24"/>
+              </w:rPr>
+              <w:t>18：保險給付通知單（此處跟申請階段的是否重複？）</w:t>
+            </w:r>
+          </w:p>
+          <w:p>
+            <w:pPr>
+              <w:rPr>
+                <w:rFonts w:ascii="Verdana" w:eastAsia="Verdana" w:hAnsi="Verdana" w:cs="Verdana"/>
+                <w:color w:val="181818"/>
+                <w:sz w:val="24"/>
+                <w:szCs w:val="24"/>
+              </w:rPr>
+            </w:pPr>
+            <w:r>
+              <w:rPr>
+                <w:rFonts w:ascii="Arial Unicode MS" w:eastAsia="Arial Unicode MS" w:hAnsi="Arial Unicode MS" w:cs="Arial Unicode MS"/>
+                <w:color w:val="181818"/>
+                <w:sz w:val="24"/>
+                <w:szCs w:val="24"/>
+              </w:rPr>
+              <w:t>19：醫療費收據（申請後治療）</w:t>
+            </w:r>
+          </w:p>
+          <w:p>
+            <w:pPr>
+              <w:rPr>
+                <w:rFonts w:ascii="Verdana" w:eastAsia="Verdana" w:hAnsi="Verdana" w:cs="Verdana"/>
+                <w:color w:val="181818"/>
+                <w:sz w:val="24"/>
+                <w:szCs w:val="24"/>
+              </w:rPr>
+            </w:pPr>
+            <w:r>
+              <w:rPr>
+                <w:rFonts w:ascii="Arial Unicode MS" w:eastAsia="Arial Unicode MS" w:hAnsi="Arial Unicode MS" w:cs="Arial Unicode MS"/>
+                <w:color w:val="181818"/>
+                <w:sz w:val="24"/>
+                <w:szCs w:val="24"/>
+              </w:rPr>
+              <w:t>20：領款收據</w:t>
             </w:r>
           </w:p>
           <w:p>
@@ -17430,16 +15393,7 @@
                 <w:sz w:val="24"/>
                 <w:szCs w:val="24"/>
               </w:rPr>
-              <w:t>21</w:t>
-            </w:r>
-            <w:r>
-              <w:rPr>
-                <w:rFonts w:ascii="Arial Unicode MS" w:eastAsia="Arial Unicode MS" w:hAnsi="Arial Unicode MS" w:cs="Arial Unicode MS"/>
-                <w:color w:val="181818"/>
-                <w:sz w:val="24"/>
-                <w:szCs w:val="24"/>
-              </w:rPr>
-              <w:t>：訪視個案關懷紀錄表</w:t>
+              <w:t>21：訪視個案關懷紀錄表</w:t>
             </w:r>
           </w:p>
         </w:tc>
@@ -17662,25 +15616,7 @@
                 <w:sz w:val="24"/>
                 <w:szCs w:val="24"/>
               </w:rPr>
-              <w:t>頁數</w:t>
-            </w:r>
-            <w:r>
-              <w:rPr>
-                <w:rFonts w:ascii="Arial Unicode MS" w:eastAsia="Arial Unicode MS" w:hAnsi="Arial Unicode MS" w:cs="Arial Unicode MS"/>
-                <w:color w:val="181818"/>
-                <w:sz w:val="24"/>
-                <w:szCs w:val="24"/>
-              </w:rPr>
-              <w:t>/</w:t>
-            </w:r>
-            <w:r>
-              <w:rPr>
-                <w:rFonts w:ascii="Arial Unicode MS" w:eastAsia="Arial Unicode MS" w:hAnsi="Arial Unicode MS" w:cs="Arial Unicode MS"/>
-                <w:color w:val="181818"/>
-                <w:sz w:val="24"/>
-                <w:szCs w:val="24"/>
-              </w:rPr>
-              <w:t>張數</w:t>
+              <w:t>頁數/張數</w:t>
             </w:r>
           </w:p>
         </w:tc>
@@ -17897,62 +15833,26 @@
                 <w:sz w:val="24"/>
                 <w:szCs w:val="24"/>
               </w:rPr>
-              <w:t>0.</w:t>
-            </w:r>
-            <w:r>
-              <w:rPr>
-                <w:rFonts w:ascii="Arial Unicode MS" w:eastAsia="Arial Unicode MS" w:hAnsi="Arial Unicode MS" w:cs="Arial Unicode MS"/>
-                <w:color w:val="181818"/>
-                <w:sz w:val="24"/>
-                <w:szCs w:val="24"/>
-              </w:rPr>
-              <w:t>缺件</w:t>
-            </w:r>
-            <w:r>
-              <w:rPr>
-                <w:rFonts w:ascii="Arial Unicode MS" w:eastAsia="Arial Unicode MS" w:hAnsi="Arial Unicode MS" w:cs="Arial Unicode MS"/>
-                <w:color w:val="181818"/>
-                <w:sz w:val="24"/>
-                <w:szCs w:val="24"/>
-              </w:rPr>
-              <w:t>/</w:t>
-            </w:r>
-            <w:r>
-              <w:rPr>
-                <w:rFonts w:ascii="Arial Unicode MS" w:eastAsia="Arial Unicode MS" w:hAnsi="Arial Unicode MS" w:cs="Arial Unicode MS"/>
-                <w:color w:val="181818"/>
-                <w:sz w:val="24"/>
-                <w:szCs w:val="24"/>
-              </w:rPr>
-              <w:t>不符合</w:t>
-            </w:r>
-          </w:p>
-          <w:p>
-            <w:pPr>
-              <w:rPr>
-                <w:rFonts w:ascii="Verdana" w:eastAsia="Verdana" w:hAnsi="Verdana" w:cs="Verdana"/>
-                <w:color w:val="181818"/>
-                <w:sz w:val="24"/>
-                <w:szCs w:val="24"/>
-              </w:rPr>
-            </w:pPr>
-            <w:r>
-              <w:rPr>
-                <w:rFonts w:ascii="Arial Unicode MS" w:eastAsia="Arial Unicode MS" w:hAnsi="Arial Unicode MS" w:cs="Arial Unicode MS"/>
-                <w:color w:val="181818"/>
-                <w:sz w:val="24"/>
-                <w:szCs w:val="24"/>
-              </w:rPr>
-              <w:t>1.</w:t>
-            </w:r>
-            <w:r>
-              <w:rPr>
-                <w:rFonts w:ascii="Arial Unicode MS" w:eastAsia="Arial Unicode MS" w:hAnsi="Arial Unicode MS" w:cs="Arial Unicode MS"/>
-                <w:color w:val="181818"/>
-                <w:sz w:val="24"/>
-                <w:szCs w:val="24"/>
-              </w:rPr>
-              <w:t>符合</w:t>
+              <w:t>0.缺件/不符合</w:t>
+            </w:r>
+          </w:p>
+          <w:p>
+            <w:pPr>
+              <w:rPr>
+                <w:rFonts w:ascii="Verdana" w:eastAsia="Verdana" w:hAnsi="Verdana" w:cs="Verdana"/>
+                <w:color w:val="181818"/>
+                <w:sz w:val="24"/>
+                <w:szCs w:val="24"/>
+              </w:rPr>
+            </w:pPr>
+            <w:r>
+              <w:rPr>
+                <w:rFonts w:ascii="Arial Unicode MS" w:eastAsia="Arial Unicode MS" w:hAnsi="Arial Unicode MS" w:cs="Arial Unicode MS"/>
+                <w:color w:val="181818"/>
+                <w:sz w:val="24"/>
+                <w:szCs w:val="24"/>
+              </w:rPr>
+              <w:t>1.符合</w:t>
             </w:r>
             <w:r>
               <w:rPr>
@@ -17962,16 +15862,7 @@
                 <w:szCs w:val="24"/>
               </w:rPr>
               <w:br/>
-              <w:t>2.</w:t>
-            </w:r>
-            <w:r>
-              <w:rPr>
-                <w:rFonts w:ascii="Arial Unicode MS" w:eastAsia="Arial Unicode MS" w:hAnsi="Arial Unicode MS" w:cs="Arial Unicode MS"/>
-                <w:color w:val="181818"/>
-                <w:sz w:val="24"/>
-                <w:szCs w:val="24"/>
-              </w:rPr>
-              <w:t>補件</w:t>
+              <w:t>2.補件</w:t>
             </w:r>
           </w:p>
         </w:tc>
@@ -18295,23 +16186,7 @@
           <w:sz w:val="24"/>
           <w:szCs w:val="24"/>
         </w:rPr>
-        <w:t xml:space="preserve">7. </w:t>
-      </w:r>
-      <w:r>
-        <w:rPr>
-          <w:rFonts w:ascii="Arial Unicode MS" w:eastAsia="Arial Unicode MS" w:hAnsi="Arial Unicode MS" w:cs="Arial Unicode MS"/>
-          <w:sz w:val="24"/>
-          <w:szCs w:val="24"/>
-        </w:rPr>
-        <w:t>案件審核紀錄表</w:t>
-      </w:r>
-      <w:r>
-        <w:rPr>
-          <w:rFonts w:ascii="Arial Unicode MS" w:eastAsia="Arial Unicode MS" w:hAnsi="Arial Unicode MS" w:cs="Arial Unicode MS"/>
-          <w:sz w:val="24"/>
-          <w:szCs w:val="24"/>
-        </w:rPr>
-        <w:t xml:space="preserve"> (application_workflow)</w:t>
+        <w:t>7. 案件審核紀錄表 (application_workflow)</w:t>
       </w:r>
     </w:p>
     <w:tbl>
@@ -18504,29 +16379,7 @@
                 <w:sz w:val="24"/>
                 <w:szCs w:val="24"/>
               </w:rPr>
-              <w:t>說明</w:t>
-            </w:r>
-            <w:r>
-              <w:rPr>
-                <w:rFonts w:ascii="Arial Unicode MS" w:eastAsia="Arial Unicode MS" w:hAnsi="Arial Unicode MS" w:cs="Arial Unicode MS"/>
-                <w:b/>
-                <w:bCs/>
-                <w:color w:val="181818"/>
-                <w:sz w:val="24"/>
-                <w:szCs w:val="24"/>
-              </w:rPr>
-              <w:t>/</w:t>
-            </w:r>
-            <w:r>
-              <w:rPr>
-                <w:rFonts w:ascii="Arial Unicode MS" w:eastAsia="Arial Unicode MS" w:hAnsi="Arial Unicode MS" w:cs="Arial Unicode MS"/>
-                <w:b/>
-                <w:bCs/>
-                <w:color w:val="181818"/>
-                <w:sz w:val="24"/>
-                <w:szCs w:val="24"/>
-              </w:rPr>
-              <w:t>備註</w:t>
+              <w:t>說明/備註</w:t>
             </w:r>
           </w:p>
         </w:tc>
@@ -18605,16 +16458,7 @@
                 <w:sz w:val="24"/>
                 <w:szCs w:val="24"/>
               </w:rPr>
-              <w:t>申請案件</w:t>
-            </w:r>
-            <w:r>
-              <w:rPr>
-                <w:rFonts w:ascii="Arial Unicode MS" w:eastAsia="Arial Unicode MS" w:hAnsi="Arial Unicode MS" w:cs="Arial Unicode MS"/>
-                <w:color w:val="181818"/>
-                <w:sz w:val="24"/>
-                <w:szCs w:val="24"/>
-              </w:rPr>
-              <w:t xml:space="preserve"> ID</w:t>
+              <w:t>申請案件 ID</w:t>
             </w:r>
           </w:p>
         </w:tc>
@@ -18707,34 +16551,7 @@
                 <w:sz w:val="24"/>
                 <w:szCs w:val="24"/>
               </w:rPr>
-              <w:t>對應</w:t>
-            </w:r>
-            <w:r>
-              <w:rPr>
-                <w:rFonts w:ascii="Arial Unicode MS" w:eastAsia="Arial Unicode MS" w:hAnsi="Arial Unicode MS" w:cs="Arial Unicode MS"/>
-                <w:color w:val="181818"/>
-                <w:sz w:val="24"/>
-                <w:szCs w:val="24"/>
-              </w:rPr>
-              <w:t>applications</w:t>
-            </w:r>
-            <w:r>
-              <w:rPr>
-                <w:rFonts w:ascii="Arial Unicode MS" w:eastAsia="Arial Unicode MS" w:hAnsi="Arial Unicode MS" w:cs="Arial Unicode MS"/>
-                <w:color w:val="181818"/>
-                <w:sz w:val="24"/>
-                <w:szCs w:val="24"/>
-              </w:rPr>
-              <w:t>的</w:t>
-            </w:r>
-            <w:r>
-              <w:rPr>
-                <w:rFonts w:ascii="Arial Unicode MS" w:eastAsia="Arial Unicode MS" w:hAnsi="Arial Unicode MS" w:cs="Arial Unicode MS"/>
-                <w:color w:val="181818"/>
-                <w:sz w:val="24"/>
-                <w:szCs w:val="24"/>
-              </w:rPr>
-              <w:t>id</w:t>
+              <w:t>對應applications的id</w:t>
             </w:r>
           </w:p>
         </w:tc>
@@ -18813,16 +16630,7 @@
                 <w:sz w:val="24"/>
                 <w:szCs w:val="24"/>
               </w:rPr>
-              <w:t>紀錄</w:t>
-            </w:r>
-            <w:r>
-              <w:rPr>
-                <w:rFonts w:ascii="Arial Unicode MS" w:eastAsia="Arial Unicode MS" w:hAnsi="Arial Unicode MS" w:cs="Arial Unicode MS"/>
-                <w:color w:val="181818"/>
-                <w:sz w:val="24"/>
-                <w:szCs w:val="24"/>
-              </w:rPr>
-              <w:t xml:space="preserve"> ID</w:t>
+              <w:t>紀錄 ID</w:t>
             </w:r>
           </w:p>
         </w:tc>
@@ -18991,25 +16799,7 @@
                 <w:sz w:val="24"/>
                 <w:szCs w:val="24"/>
               </w:rPr>
-              <w:t>處理</w:t>
-            </w:r>
-            <w:r>
-              <w:rPr>
-                <w:rFonts w:ascii="Arial Unicode MS" w:eastAsia="Arial Unicode MS" w:hAnsi="Arial Unicode MS" w:cs="Arial Unicode MS"/>
-                <w:color w:val="181818"/>
-                <w:sz w:val="24"/>
-                <w:szCs w:val="24"/>
-              </w:rPr>
-              <w:t>/</w:t>
-            </w:r>
-            <w:r>
-              <w:rPr>
-                <w:rFonts w:ascii="Arial Unicode MS" w:eastAsia="Arial Unicode MS" w:hAnsi="Arial Unicode MS" w:cs="Arial Unicode MS"/>
-                <w:color w:val="181818"/>
-                <w:sz w:val="24"/>
-                <w:szCs w:val="24"/>
-              </w:rPr>
-              <w:t>審核階段</w:t>
+              <w:t>處理/審核階段</w:t>
             </w:r>
           </w:p>
         </w:tc>
@@ -19081,23 +16871,7 @@
                 <w:sz w:val="24"/>
                 <w:szCs w:val="24"/>
               </w:rPr>
-              <w:t>apply (</w:t>
-            </w:r>
-            <w:r>
-              <w:rPr>
-                <w:rFonts w:ascii="Arial Unicode MS" w:eastAsia="Arial Unicode MS" w:hAnsi="Arial Unicode MS" w:cs="Arial Unicode MS"/>
-                <w:sz w:val="24"/>
-                <w:szCs w:val="24"/>
-              </w:rPr>
-              <w:t>申請送件</w:t>
-            </w:r>
-            <w:r>
-              <w:rPr>
-                <w:rFonts w:ascii="Arial Unicode MS" w:eastAsia="Arial Unicode MS" w:hAnsi="Arial Unicode MS" w:cs="Arial Unicode MS"/>
-                <w:sz w:val="24"/>
-                <w:szCs w:val="24"/>
-              </w:rPr>
-              <w:t>)</w:t>
+              <w:t>apply (申請送件)</w:t>
             </w:r>
           </w:p>
           <w:p>
@@ -19130,56 +16904,24 @@
                 <w:sz w:val="24"/>
                 <w:szCs w:val="24"/>
               </w:rPr>
-              <w:t xml:space="preserve"> (</w:t>
-            </w:r>
-            <w:r>
-              <w:rPr>
-                <w:rFonts w:ascii="Arial Unicode MS" w:eastAsia="Arial Unicode MS" w:hAnsi="Arial Unicode MS" w:cs="Arial Unicode MS"/>
-                <w:sz w:val="24"/>
-                <w:szCs w:val="24"/>
-              </w:rPr>
-              <w:t>行政審核</w:t>
-            </w:r>
-            <w:r>
-              <w:rPr>
-                <w:rFonts w:ascii="Arial Unicode MS" w:eastAsia="Arial Unicode MS" w:hAnsi="Arial Unicode MS" w:cs="Arial Unicode MS"/>
-                <w:sz w:val="24"/>
-                <w:szCs w:val="24"/>
-              </w:rPr>
-              <w:t>)</w:t>
-            </w:r>
-          </w:p>
-          <w:p>
-            <w:pPr>
-              <w:rPr>
-                <w:rFonts w:ascii="Verdana" w:eastAsia="Verdana" w:hAnsi="Verdana" w:cs="Verdana"/>
-                <w:sz w:val="24"/>
-                <w:szCs w:val="24"/>
-              </w:rPr>
-            </w:pPr>
-            <w:r>
-              <w:rPr>
-                <w:rFonts w:ascii="Arial Unicode MS" w:eastAsia="Arial Unicode MS" w:hAnsi="Arial Unicode MS" w:cs="Arial Unicode MS"/>
-                <w:sz w:val="24"/>
-                <w:szCs w:val="24"/>
-              </w:rPr>
-              <w:t>home_visit (</w:t>
-            </w:r>
-            <w:r>
-              <w:rPr>
-                <w:rFonts w:ascii="Arial Unicode MS" w:eastAsia="Arial Unicode MS" w:hAnsi="Arial Unicode MS" w:cs="Arial Unicode MS"/>
-                <w:sz w:val="24"/>
-                <w:szCs w:val="24"/>
-              </w:rPr>
-              <w:t>家訪</w:t>
-            </w:r>
-            <w:r>
-              <w:rPr>
-                <w:rFonts w:ascii="Arial Unicode MS" w:eastAsia="Arial Unicode MS" w:hAnsi="Arial Unicode MS" w:cs="Arial Unicode MS"/>
-                <w:sz w:val="24"/>
-                <w:szCs w:val="24"/>
-              </w:rPr>
-              <w:t>)</w:t>
+              <w:t xml:space="preserve"> (行政審核)</w:t>
+            </w:r>
+          </w:p>
+          <w:p>
+            <w:pPr>
+              <w:rPr>
+                <w:rFonts w:ascii="Verdana" w:eastAsia="Verdana" w:hAnsi="Verdana" w:cs="Verdana"/>
+                <w:sz w:val="24"/>
+                <w:szCs w:val="24"/>
+              </w:rPr>
+            </w:pPr>
+            <w:r>
+              <w:rPr>
+                <w:rFonts w:ascii="Arial Unicode MS" w:eastAsia="Arial Unicode MS" w:hAnsi="Arial Unicode MS" w:cs="Arial Unicode MS"/>
+                <w:sz w:val="24"/>
+                <w:szCs w:val="24"/>
+              </w:rPr>
+              <w:t>home_visit (家訪)</w:t>
             </w:r>
           </w:p>
           <w:p>
@@ -19212,56 +16954,24 @@
                 <w:sz w:val="24"/>
                 <w:szCs w:val="24"/>
               </w:rPr>
-              <w:t xml:space="preserve"> (</w:t>
-            </w:r>
-            <w:r>
-              <w:rPr>
-                <w:rFonts w:ascii="Arial Unicode MS" w:eastAsia="Arial Unicode MS" w:hAnsi="Arial Unicode MS" w:cs="Arial Unicode MS"/>
-                <w:sz w:val="24"/>
-                <w:szCs w:val="24"/>
-              </w:rPr>
-              <w:t>董事審核</w:t>
-            </w:r>
-            <w:r>
-              <w:rPr>
-                <w:rFonts w:ascii="Arial Unicode MS" w:eastAsia="Arial Unicode MS" w:hAnsi="Arial Unicode MS" w:cs="Arial Unicode MS"/>
-                <w:sz w:val="24"/>
-                <w:szCs w:val="24"/>
-              </w:rPr>
-              <w:t>)</w:t>
-            </w:r>
-          </w:p>
-          <w:p>
-            <w:pPr>
-              <w:rPr>
-                <w:rFonts w:ascii="Verdana" w:eastAsia="Verdana" w:hAnsi="Verdana" w:cs="Verdana"/>
-                <w:sz w:val="24"/>
-                <w:szCs w:val="24"/>
-              </w:rPr>
-            </w:pPr>
-            <w:r>
-              <w:rPr>
-                <w:rFonts w:ascii="Arial Unicode MS" w:eastAsia="Arial Unicode MS" w:hAnsi="Arial Unicode MS" w:cs="Arial Unicode MS"/>
-                <w:sz w:val="24"/>
-                <w:szCs w:val="24"/>
-              </w:rPr>
-              <w:t>reimbursement (</w:t>
-            </w:r>
-            <w:r>
-              <w:rPr>
-                <w:rFonts w:ascii="Arial Unicode MS" w:eastAsia="Arial Unicode MS" w:hAnsi="Arial Unicode MS" w:cs="Arial Unicode MS"/>
-                <w:sz w:val="24"/>
-                <w:szCs w:val="24"/>
-              </w:rPr>
-              <w:t>補助核銷</w:t>
-            </w:r>
-            <w:r>
-              <w:rPr>
-                <w:rFonts w:ascii="Arial Unicode MS" w:eastAsia="Arial Unicode MS" w:hAnsi="Arial Unicode MS" w:cs="Arial Unicode MS"/>
-                <w:sz w:val="24"/>
-                <w:szCs w:val="24"/>
-              </w:rPr>
-              <w:t>)</w:t>
+              <w:t xml:space="preserve"> (董事審核)</w:t>
+            </w:r>
+          </w:p>
+          <w:p>
+            <w:pPr>
+              <w:rPr>
+                <w:rFonts w:ascii="Verdana" w:eastAsia="Verdana" w:hAnsi="Verdana" w:cs="Verdana"/>
+                <w:sz w:val="24"/>
+                <w:szCs w:val="24"/>
+              </w:rPr>
+            </w:pPr>
+            <w:r>
+              <w:rPr>
+                <w:rFonts w:ascii="Arial Unicode MS" w:eastAsia="Arial Unicode MS" w:hAnsi="Arial Unicode MS" w:cs="Arial Unicode MS"/>
+                <w:sz w:val="24"/>
+                <w:szCs w:val="24"/>
+              </w:rPr>
+              <w:t>reimbursement (補助核銷)</w:t>
             </w:r>
           </w:p>
         </w:tc>
@@ -19340,34 +17050,7 @@
                 <w:sz w:val="24"/>
                 <w:szCs w:val="24"/>
               </w:rPr>
-              <w:t>審核</w:t>
-            </w:r>
-            <w:r>
-              <w:rPr>
-                <w:rFonts w:ascii="Arial Unicode MS" w:eastAsia="Arial Unicode MS" w:hAnsi="Arial Unicode MS" w:cs="Arial Unicode MS"/>
-                <w:color w:val="181818"/>
-                <w:sz w:val="24"/>
-                <w:szCs w:val="24"/>
-              </w:rPr>
-              <w:t>/</w:t>
-            </w:r>
-            <w:r>
-              <w:rPr>
-                <w:rFonts w:ascii="Arial Unicode MS" w:eastAsia="Arial Unicode MS" w:hAnsi="Arial Unicode MS" w:cs="Arial Unicode MS"/>
-                <w:color w:val="181818"/>
-                <w:sz w:val="24"/>
-                <w:szCs w:val="24"/>
-              </w:rPr>
-              <w:t>處理人</w:t>
-            </w:r>
-            <w:r>
-              <w:rPr>
-                <w:rFonts w:ascii="Arial Unicode MS" w:eastAsia="Arial Unicode MS" w:hAnsi="Arial Unicode MS" w:cs="Arial Unicode MS"/>
-                <w:color w:val="181818"/>
-                <w:sz w:val="24"/>
-                <w:szCs w:val="24"/>
-              </w:rPr>
-              <w:t>ID</w:t>
+              <w:t>審核/處理人ID</w:t>
             </w:r>
           </w:p>
         </w:tc>
@@ -19457,31 +17140,7 @@
                 <w:sz w:val="24"/>
                 <w:szCs w:val="24"/>
               </w:rPr>
-              <w:t>對應</w:t>
-            </w:r>
-            <w:r>
-              <w:rPr>
-                <w:rFonts w:ascii="Arial Unicode MS" w:eastAsia="Arial Unicode MS" w:hAnsi="Arial Unicode MS" w:cs="Arial Unicode MS"/>
-                <w:sz w:val="24"/>
-                <w:szCs w:val="24"/>
-              </w:rPr>
-              <w:t xml:space="preserve"> users </w:t>
-            </w:r>
-            <w:r>
-              <w:rPr>
-                <w:rFonts w:ascii="Arial Unicode MS" w:eastAsia="Arial Unicode MS" w:hAnsi="Arial Unicode MS" w:cs="Arial Unicode MS"/>
-                <w:sz w:val="24"/>
-                <w:szCs w:val="24"/>
-              </w:rPr>
-              <w:t>的</w:t>
-            </w:r>
-            <w:r>
-              <w:rPr>
-                <w:rFonts w:ascii="Arial Unicode MS" w:eastAsia="Arial Unicode MS" w:hAnsi="Arial Unicode MS" w:cs="Arial Unicode MS"/>
-                <w:sz w:val="24"/>
-                <w:szCs w:val="24"/>
-              </w:rPr>
-              <w:t xml:space="preserve"> id</w:t>
+              <w:t>對應 users 的 id</w:t>
             </w:r>
           </w:p>
         </w:tc>
@@ -19633,97 +17292,41 @@
                 <w:sz w:val="24"/>
                 <w:szCs w:val="24"/>
               </w:rPr>
-              <w:t>預設</w:t>
-            </w:r>
-            <w:r>
-              <w:rPr>
-                <w:rFonts w:ascii="Arial Unicode MS" w:eastAsia="Arial Unicode MS" w:hAnsi="Arial Unicode MS" w:cs="Arial Unicode MS"/>
-                <w:sz w:val="24"/>
-                <w:szCs w:val="24"/>
-              </w:rPr>
-              <w:t>NULL</w:t>
-            </w:r>
-          </w:p>
-          <w:p>
-            <w:pPr>
-              <w:rPr>
-                <w:rFonts w:ascii="Verdana" w:eastAsia="Verdana" w:hAnsi="Verdana" w:cs="Verdana"/>
-                <w:sz w:val="24"/>
-                <w:szCs w:val="24"/>
-              </w:rPr>
-            </w:pPr>
-            <w:r>
-              <w:rPr>
-                <w:rFonts w:ascii="Arial Unicode MS" w:eastAsia="Arial Unicode MS" w:hAnsi="Arial Unicode MS" w:cs="Arial Unicode MS"/>
-                <w:sz w:val="24"/>
-                <w:szCs w:val="24"/>
-              </w:rPr>
-              <w:t>0</w:t>
-            </w:r>
-            <w:r>
-              <w:rPr>
-                <w:rFonts w:ascii="Arial Unicode MS" w:eastAsia="Arial Unicode MS" w:hAnsi="Arial Unicode MS" w:cs="Arial Unicode MS"/>
-                <w:sz w:val="24"/>
-                <w:szCs w:val="24"/>
-              </w:rPr>
-              <w:t>：退件</w:t>
-            </w:r>
-            <w:r>
-              <w:rPr>
-                <w:rFonts w:ascii="Arial Unicode MS" w:eastAsia="Arial Unicode MS" w:hAnsi="Arial Unicode MS" w:cs="Arial Unicode MS"/>
-                <w:sz w:val="24"/>
-                <w:szCs w:val="24"/>
-              </w:rPr>
-              <w:t>/</w:t>
-            </w:r>
-            <w:r>
-              <w:rPr>
-                <w:rFonts w:ascii="Arial Unicode MS" w:eastAsia="Arial Unicode MS" w:hAnsi="Arial Unicode MS" w:cs="Arial Unicode MS"/>
-                <w:sz w:val="24"/>
-                <w:szCs w:val="24"/>
-              </w:rPr>
-              <w:t>未通過</w:t>
-            </w:r>
-          </w:p>
-          <w:p>
-            <w:pPr>
-              <w:rPr>
-                <w:rFonts w:ascii="Verdana" w:eastAsia="Verdana" w:hAnsi="Verdana" w:cs="Verdana"/>
-                <w:sz w:val="24"/>
-                <w:szCs w:val="24"/>
-              </w:rPr>
-            </w:pPr>
-            <w:r>
-              <w:rPr>
-                <w:rFonts w:ascii="Arial Unicode MS" w:eastAsia="Arial Unicode MS" w:hAnsi="Arial Unicode MS" w:cs="Arial Unicode MS"/>
-                <w:sz w:val="24"/>
-                <w:szCs w:val="24"/>
-              </w:rPr>
-              <w:t>1</w:t>
-            </w:r>
-            <w:r>
-              <w:rPr>
-                <w:rFonts w:ascii="Arial Unicode MS" w:eastAsia="Arial Unicode MS" w:hAnsi="Arial Unicode MS" w:cs="Arial Unicode MS"/>
-                <w:sz w:val="24"/>
-                <w:szCs w:val="24"/>
-              </w:rPr>
-              <w:t>：同意</w:t>
-            </w:r>
-            <w:r>
-              <w:rPr>
-                <w:rFonts w:ascii="Arial Unicode MS" w:eastAsia="Arial Unicode MS" w:hAnsi="Arial Unicode MS" w:cs="Arial Unicode MS"/>
-                <w:sz w:val="24"/>
-                <w:szCs w:val="24"/>
-              </w:rPr>
-              <w:t>/</w:t>
-            </w:r>
-            <w:r>
-              <w:rPr>
-                <w:rFonts w:ascii="Arial Unicode MS" w:eastAsia="Arial Unicode MS" w:hAnsi="Arial Unicode MS" w:cs="Arial Unicode MS"/>
-                <w:sz w:val="24"/>
-                <w:szCs w:val="24"/>
-              </w:rPr>
-              <w:t>通過</w:t>
+              <w:t>預設NULL</w:t>
+            </w:r>
+          </w:p>
+          <w:p>
+            <w:pPr>
+              <w:rPr>
+                <w:rFonts w:ascii="Verdana" w:eastAsia="Verdana" w:hAnsi="Verdana" w:cs="Verdana"/>
+                <w:sz w:val="24"/>
+                <w:szCs w:val="24"/>
+              </w:rPr>
+            </w:pPr>
+            <w:r>
+              <w:rPr>
+                <w:rFonts w:ascii="Arial Unicode MS" w:eastAsia="Arial Unicode MS" w:hAnsi="Arial Unicode MS" w:cs="Arial Unicode MS"/>
+                <w:sz w:val="24"/>
+                <w:szCs w:val="24"/>
+              </w:rPr>
+              <w:t>0：退件/未通過</w:t>
+            </w:r>
+          </w:p>
+          <w:p>
+            <w:pPr>
+              <w:rPr>
+                <w:rFonts w:ascii="Verdana" w:eastAsia="Verdana" w:hAnsi="Verdana" w:cs="Verdana"/>
+                <w:sz w:val="24"/>
+                <w:szCs w:val="24"/>
+              </w:rPr>
+            </w:pPr>
+            <w:r>
+              <w:rPr>
+                <w:rFonts w:ascii="Arial Unicode MS" w:eastAsia="Arial Unicode MS" w:hAnsi="Arial Unicode MS" w:cs="Arial Unicode MS"/>
+                <w:sz w:val="24"/>
+                <w:szCs w:val="24"/>
+              </w:rPr>
+              <w:t>1：同意/通過</w:t>
             </w:r>
           </w:p>
         </w:tc>
@@ -19802,25 +17405,7 @@
                 <w:sz w:val="24"/>
                 <w:szCs w:val="24"/>
               </w:rPr>
-              <w:t>審核</w:t>
-            </w:r>
-            <w:r>
-              <w:rPr>
-                <w:rFonts w:ascii="Arial Unicode MS" w:eastAsia="Arial Unicode MS" w:hAnsi="Arial Unicode MS" w:cs="Arial Unicode MS"/>
-                <w:color w:val="181818"/>
-                <w:sz w:val="24"/>
-                <w:szCs w:val="24"/>
-              </w:rPr>
-              <w:t>/</w:t>
-            </w:r>
-            <w:r>
-              <w:rPr>
-                <w:rFonts w:ascii="Arial Unicode MS" w:eastAsia="Arial Unicode MS" w:hAnsi="Arial Unicode MS" w:cs="Arial Unicode MS"/>
-                <w:color w:val="181818"/>
-                <w:sz w:val="24"/>
-                <w:szCs w:val="24"/>
-              </w:rPr>
-              <w:t>處理意見</w:t>
+              <w:t>審核/處理意見</w:t>
             </w:r>
           </w:p>
         </w:tc>
@@ -20106,25 +17691,7 @@
                 <w:sz w:val="24"/>
                 <w:szCs w:val="24"/>
               </w:rPr>
-              <w:t>實際審核</w:t>
-            </w:r>
-            <w:r>
-              <w:rPr>
-                <w:rFonts w:ascii="Arial Unicode MS" w:eastAsia="Arial Unicode MS" w:hAnsi="Arial Unicode MS" w:cs="Arial Unicode MS"/>
-                <w:color w:val="181818"/>
-                <w:sz w:val="24"/>
-                <w:szCs w:val="24"/>
-              </w:rPr>
-              <w:t>/</w:t>
-            </w:r>
-            <w:r>
-              <w:rPr>
-                <w:rFonts w:ascii="Arial Unicode MS" w:eastAsia="Arial Unicode MS" w:hAnsi="Arial Unicode MS" w:cs="Arial Unicode MS"/>
-                <w:color w:val="181818"/>
-                <w:sz w:val="24"/>
-                <w:szCs w:val="24"/>
-              </w:rPr>
-              <w:t>處理時間</w:t>
+              <w:t>實際審核/處理時間</w:t>
             </w:r>
           </w:p>
         </w:tc>
@@ -20198,43 +17765,7 @@
                 <w:sz w:val="24"/>
                 <w:szCs w:val="24"/>
               </w:rPr>
-              <w:t>使用者實際按下「送出</w:t>
-            </w:r>
-            <w:r>
-              <w:rPr>
-                <w:rFonts w:ascii="Arial Unicode MS" w:eastAsia="Arial Unicode MS" w:hAnsi="Arial Unicode MS" w:cs="Arial Unicode MS"/>
-                <w:color w:val="181818"/>
-                <w:sz w:val="24"/>
-                <w:szCs w:val="24"/>
-              </w:rPr>
-              <w:t>/</w:t>
-            </w:r>
-            <w:r>
-              <w:rPr>
-                <w:rFonts w:ascii="Arial Unicode MS" w:eastAsia="Arial Unicode MS" w:hAnsi="Arial Unicode MS" w:cs="Arial Unicode MS"/>
-                <w:color w:val="181818"/>
-                <w:sz w:val="24"/>
-                <w:szCs w:val="24"/>
-              </w:rPr>
-              <w:t>同意</w:t>
-            </w:r>
-            <w:r>
-              <w:rPr>
-                <w:rFonts w:ascii="Arial Unicode MS" w:eastAsia="Arial Unicode MS" w:hAnsi="Arial Unicode MS" w:cs="Arial Unicode MS"/>
-                <w:color w:val="181818"/>
-                <w:sz w:val="24"/>
-                <w:szCs w:val="24"/>
-              </w:rPr>
-              <w:t>/</w:t>
-            </w:r>
-            <w:r>
-              <w:rPr>
-                <w:rFonts w:ascii="Arial Unicode MS" w:eastAsia="Arial Unicode MS" w:hAnsi="Arial Unicode MS" w:cs="Arial Unicode MS"/>
-                <w:color w:val="181818"/>
-                <w:sz w:val="24"/>
-                <w:szCs w:val="24"/>
-              </w:rPr>
-              <w:t>退件」的時間</w:t>
+              <w:t>使用者實際按下「送出/同意/退件」的時間</w:t>
             </w:r>
           </w:p>
           <w:p>
@@ -20291,23 +17822,7 @@
           <w:sz w:val="24"/>
           <w:szCs w:val="24"/>
         </w:rPr>
-        <w:t>8.</w:t>
-      </w:r>
-      <w:r>
-        <w:rPr>
-          <w:rFonts w:ascii="Arial Unicode MS" w:eastAsia="Arial Unicode MS" w:hAnsi="Arial Unicode MS" w:cs="Arial Unicode MS"/>
-          <w:sz w:val="24"/>
-          <w:szCs w:val="24"/>
-        </w:rPr>
-        <w:t>家訪紀錄表</w:t>
-      </w:r>
-      <w:r>
-        <w:rPr>
-          <w:rFonts w:ascii="Arial Unicode MS" w:eastAsia="Arial Unicode MS" w:hAnsi="Arial Unicode MS" w:cs="Arial Unicode MS"/>
-          <w:sz w:val="24"/>
-          <w:szCs w:val="24"/>
-        </w:rPr>
-        <w:t xml:space="preserve"> (home_visit)</w:t>
+        <w:t>8.家訪紀錄表 (home_visit)</w:t>
       </w:r>
     </w:p>
     <w:tbl>
@@ -20500,29 +18015,7 @@
                 <w:sz w:val="24"/>
                 <w:szCs w:val="24"/>
               </w:rPr>
-              <w:t>說明</w:t>
-            </w:r>
-            <w:r>
-              <w:rPr>
-                <w:rFonts w:ascii="Arial Unicode MS" w:eastAsia="Arial Unicode MS" w:hAnsi="Arial Unicode MS" w:cs="Arial Unicode MS"/>
-                <w:b/>
-                <w:bCs/>
-                <w:color w:val="181818"/>
-                <w:sz w:val="24"/>
-                <w:szCs w:val="24"/>
-              </w:rPr>
-              <w:t xml:space="preserve"> / </w:t>
-            </w:r>
-            <w:r>
-              <w:rPr>
-                <w:rFonts w:ascii="Arial Unicode MS" w:eastAsia="Arial Unicode MS" w:hAnsi="Arial Unicode MS" w:cs="Arial Unicode MS"/>
-                <w:b/>
-                <w:bCs/>
-                <w:color w:val="181818"/>
-                <w:sz w:val="24"/>
-                <w:szCs w:val="24"/>
-              </w:rPr>
-              <w:t>備註</w:t>
+              <w:t>說明 / 備註</w:t>
             </w:r>
           </w:p>
         </w:tc>
@@ -20601,16 +18094,7 @@
                 <w:sz w:val="24"/>
                 <w:szCs w:val="24"/>
               </w:rPr>
-              <w:t>申請案件</w:t>
-            </w:r>
-            <w:r>
-              <w:rPr>
-                <w:rFonts w:ascii="Arial Unicode MS" w:eastAsia="Arial Unicode MS" w:hAnsi="Arial Unicode MS" w:cs="Arial Unicode MS"/>
-                <w:color w:val="181818"/>
-                <w:sz w:val="24"/>
-                <w:szCs w:val="24"/>
-              </w:rPr>
-              <w:t xml:space="preserve"> ID</w:t>
+              <w:t>申請案件 ID</w:t>
             </w:r>
           </w:p>
         </w:tc>
@@ -20703,34 +18187,7 @@
                 <w:sz w:val="24"/>
                 <w:szCs w:val="24"/>
               </w:rPr>
-              <w:t>對應</w:t>
-            </w:r>
-            <w:r>
-              <w:rPr>
-                <w:rFonts w:ascii="Arial Unicode MS" w:eastAsia="Arial Unicode MS" w:hAnsi="Arial Unicode MS" w:cs="Arial Unicode MS"/>
-                <w:color w:val="181818"/>
-                <w:sz w:val="24"/>
-                <w:szCs w:val="24"/>
-              </w:rPr>
-              <w:t>applications</w:t>
-            </w:r>
-            <w:r>
-              <w:rPr>
-                <w:rFonts w:ascii="Arial Unicode MS" w:eastAsia="Arial Unicode MS" w:hAnsi="Arial Unicode MS" w:cs="Arial Unicode MS"/>
-                <w:color w:val="181818"/>
-                <w:sz w:val="24"/>
-                <w:szCs w:val="24"/>
-              </w:rPr>
-              <w:t>的</w:t>
-            </w:r>
-            <w:r>
-              <w:rPr>
-                <w:rFonts w:ascii="Arial Unicode MS" w:eastAsia="Arial Unicode MS" w:hAnsi="Arial Unicode MS" w:cs="Arial Unicode MS"/>
-                <w:color w:val="181818"/>
-                <w:sz w:val="24"/>
-                <w:szCs w:val="24"/>
-              </w:rPr>
-              <w:t>id</w:t>
+              <w:t>對應applications的id</w:t>
             </w:r>
           </w:p>
         </w:tc>
@@ -20958,16 +18415,7 @@
                 <w:sz w:val="24"/>
                 <w:szCs w:val="24"/>
               </w:rPr>
-              <w:t>訪視人</w:t>
-            </w:r>
-            <w:r>
-              <w:rPr>
-                <w:rFonts w:ascii="Arial Unicode MS" w:eastAsia="Arial Unicode MS" w:hAnsi="Arial Unicode MS" w:cs="Arial Unicode MS"/>
-                <w:color w:val="181818"/>
-                <w:sz w:val="24"/>
-                <w:szCs w:val="24"/>
-              </w:rPr>
-              <w:t xml:space="preserve"> ID</w:t>
+              <w:t>訪視人 ID</w:t>
             </w:r>
           </w:p>
         </w:tc>
@@ -21054,31 +18502,7 @@
                 <w:sz w:val="24"/>
                 <w:szCs w:val="24"/>
               </w:rPr>
-              <w:t>對應</w:t>
-            </w:r>
-            <w:r>
-              <w:rPr>
-                <w:rFonts w:ascii="Arial Unicode MS" w:eastAsia="Arial Unicode MS" w:hAnsi="Arial Unicode MS" w:cs="Arial Unicode MS"/>
-                <w:sz w:val="24"/>
-                <w:szCs w:val="24"/>
-              </w:rPr>
-              <w:t xml:space="preserve"> users </w:t>
-            </w:r>
-            <w:r>
-              <w:rPr>
-                <w:rFonts w:ascii="Arial Unicode MS" w:eastAsia="Arial Unicode MS" w:hAnsi="Arial Unicode MS" w:cs="Arial Unicode MS"/>
-                <w:sz w:val="24"/>
-                <w:szCs w:val="24"/>
-              </w:rPr>
-              <w:t>的</w:t>
-            </w:r>
-            <w:r>
-              <w:rPr>
-                <w:rFonts w:ascii="Arial Unicode MS" w:eastAsia="Arial Unicode MS" w:hAnsi="Arial Unicode MS" w:cs="Arial Unicode MS"/>
-                <w:sz w:val="24"/>
-                <w:szCs w:val="24"/>
-              </w:rPr>
-              <w:t xml:space="preserve"> id</w:t>
+              <w:t>對應 users 的 id</w:t>
             </w:r>
           </w:p>
           <w:p>
@@ -21310,23 +18734,7 @@
                 <w:sz w:val="24"/>
                 <w:szCs w:val="24"/>
               </w:rPr>
-              <w:t>目前狀態</w:t>
-            </w:r>
-            <w:r>
-              <w:rPr>
-                <w:rFonts w:ascii="Arial Unicode MS" w:eastAsia="Arial Unicode MS" w:hAnsi="Arial Unicode MS" w:cs="Arial Unicode MS"/>
-                <w:sz w:val="24"/>
-                <w:szCs w:val="24"/>
-              </w:rPr>
-              <w:t>-</w:t>
-            </w:r>
-            <w:r>
-              <w:rPr>
-                <w:rFonts w:ascii="Arial Unicode MS" w:eastAsia="Arial Unicode MS" w:hAnsi="Arial Unicode MS" w:cs="Arial Unicode MS"/>
-                <w:sz w:val="24"/>
-                <w:szCs w:val="24"/>
-              </w:rPr>
-              <w:t>對疾病的反應</w:t>
+              <w:t>目前狀態-對疾病的反應</w:t>
             </w:r>
           </w:p>
         </w:tc>
@@ -21398,140 +18806,92 @@
                 <w:sz w:val="24"/>
                 <w:szCs w:val="24"/>
               </w:rPr>
-              <w:t>1</w:t>
-            </w:r>
-            <w:r>
-              <w:rPr>
-                <w:rFonts w:ascii="Arial Unicode MS" w:eastAsia="Arial Unicode MS" w:hAnsi="Arial Unicode MS" w:cs="Arial Unicode MS"/>
-                <w:sz w:val="24"/>
-                <w:szCs w:val="24"/>
-              </w:rPr>
-              <w:t>：否認</w:t>
-            </w:r>
-          </w:p>
-          <w:p>
-            <w:pPr>
-              <w:rPr>
-                <w:rFonts w:ascii="Verdana" w:eastAsia="Verdana" w:hAnsi="Verdana" w:cs="Verdana"/>
-                <w:sz w:val="24"/>
-                <w:szCs w:val="24"/>
-              </w:rPr>
-            </w:pPr>
-            <w:r>
-              <w:rPr>
-                <w:rFonts w:ascii="Arial Unicode MS" w:eastAsia="Arial Unicode MS" w:hAnsi="Arial Unicode MS" w:cs="Arial Unicode MS"/>
-                <w:sz w:val="24"/>
-                <w:szCs w:val="24"/>
-              </w:rPr>
-              <w:t>2</w:t>
-            </w:r>
-            <w:r>
-              <w:rPr>
-                <w:rFonts w:ascii="Arial Unicode MS" w:eastAsia="Arial Unicode MS" w:hAnsi="Arial Unicode MS" w:cs="Arial Unicode MS"/>
-                <w:sz w:val="24"/>
-                <w:szCs w:val="24"/>
-              </w:rPr>
-              <w:t>：憤怒</w:t>
-            </w:r>
-          </w:p>
-          <w:p>
-            <w:pPr>
-              <w:rPr>
-                <w:rFonts w:ascii="Verdana" w:eastAsia="Verdana" w:hAnsi="Verdana" w:cs="Verdana"/>
-                <w:sz w:val="24"/>
-                <w:szCs w:val="24"/>
-              </w:rPr>
-            </w:pPr>
-            <w:r>
-              <w:rPr>
-                <w:rFonts w:ascii="Arial Unicode MS" w:eastAsia="Arial Unicode MS" w:hAnsi="Arial Unicode MS" w:cs="Arial Unicode MS"/>
-                <w:sz w:val="24"/>
-                <w:szCs w:val="24"/>
-              </w:rPr>
-              <w:t>3</w:t>
-            </w:r>
-            <w:r>
-              <w:rPr>
-                <w:rFonts w:ascii="Arial Unicode MS" w:eastAsia="Arial Unicode MS" w:hAnsi="Arial Unicode MS" w:cs="Arial Unicode MS"/>
-                <w:sz w:val="24"/>
-                <w:szCs w:val="24"/>
-              </w:rPr>
-              <w:t>：討價還價</w:t>
-            </w:r>
-          </w:p>
-          <w:p>
-            <w:pPr>
-              <w:rPr>
-                <w:rFonts w:ascii="Verdana" w:eastAsia="Verdana" w:hAnsi="Verdana" w:cs="Verdana"/>
-                <w:sz w:val="24"/>
-                <w:szCs w:val="24"/>
-              </w:rPr>
-            </w:pPr>
-            <w:r>
-              <w:rPr>
-                <w:rFonts w:ascii="Arial Unicode MS" w:eastAsia="Arial Unicode MS" w:hAnsi="Arial Unicode MS" w:cs="Arial Unicode MS"/>
-                <w:sz w:val="24"/>
-                <w:szCs w:val="24"/>
-              </w:rPr>
-              <w:t>4</w:t>
-            </w:r>
-            <w:r>
-              <w:rPr>
-                <w:rFonts w:ascii="Arial Unicode MS" w:eastAsia="Arial Unicode MS" w:hAnsi="Arial Unicode MS" w:cs="Arial Unicode MS"/>
-                <w:sz w:val="24"/>
-                <w:szCs w:val="24"/>
-              </w:rPr>
-              <w:t>：沮喪</w:t>
-            </w:r>
-          </w:p>
-          <w:p>
-            <w:pPr>
-              <w:rPr>
-                <w:rFonts w:ascii="Verdana" w:eastAsia="Verdana" w:hAnsi="Verdana" w:cs="Verdana"/>
-                <w:sz w:val="24"/>
-                <w:szCs w:val="24"/>
-              </w:rPr>
-            </w:pPr>
-            <w:r>
-              <w:rPr>
-                <w:rFonts w:ascii="Arial Unicode MS" w:eastAsia="Arial Unicode MS" w:hAnsi="Arial Unicode MS" w:cs="Arial Unicode MS"/>
-                <w:sz w:val="24"/>
-                <w:szCs w:val="24"/>
-              </w:rPr>
-              <w:t>5</w:t>
-            </w:r>
-            <w:r>
-              <w:rPr>
-                <w:rFonts w:ascii="Arial Unicode MS" w:eastAsia="Arial Unicode MS" w:hAnsi="Arial Unicode MS" w:cs="Arial Unicode MS"/>
-                <w:sz w:val="24"/>
-                <w:szCs w:val="24"/>
-              </w:rPr>
-              <w:t>：接受</w:t>
-            </w:r>
-          </w:p>
-          <w:p>
-            <w:pPr>
-              <w:rPr>
-                <w:rFonts w:ascii="Verdana" w:eastAsia="Verdana" w:hAnsi="Verdana" w:cs="Verdana"/>
-                <w:sz w:val="24"/>
-                <w:szCs w:val="24"/>
-              </w:rPr>
-            </w:pPr>
-            <w:r>
-              <w:rPr>
-                <w:rFonts w:ascii="Arial Unicode MS" w:eastAsia="Arial Unicode MS" w:hAnsi="Arial Unicode MS" w:cs="Arial Unicode MS"/>
-                <w:sz w:val="24"/>
-                <w:szCs w:val="24"/>
-              </w:rPr>
-              <w:t>6</w:t>
-            </w:r>
-            <w:r>
-              <w:rPr>
-                <w:rFonts w:ascii="Arial Unicode MS" w:eastAsia="Arial Unicode MS" w:hAnsi="Arial Unicode MS" w:cs="Arial Unicode MS"/>
-                <w:sz w:val="24"/>
-                <w:szCs w:val="24"/>
-              </w:rPr>
-              <w:t>：其他</w:t>
+              <w:t>1：否認</w:t>
+            </w:r>
+          </w:p>
+          <w:p>
+            <w:pPr>
+              <w:rPr>
+                <w:rFonts w:ascii="Verdana" w:eastAsia="Verdana" w:hAnsi="Verdana" w:cs="Verdana"/>
+                <w:sz w:val="24"/>
+                <w:szCs w:val="24"/>
+              </w:rPr>
+            </w:pPr>
+            <w:r>
+              <w:rPr>
+                <w:rFonts w:ascii="Arial Unicode MS" w:eastAsia="Arial Unicode MS" w:hAnsi="Arial Unicode MS" w:cs="Arial Unicode MS"/>
+                <w:sz w:val="24"/>
+                <w:szCs w:val="24"/>
+              </w:rPr>
+              <w:t>2：憤怒</w:t>
+            </w:r>
+          </w:p>
+          <w:p>
+            <w:pPr>
+              <w:rPr>
+                <w:rFonts w:ascii="Verdana" w:eastAsia="Verdana" w:hAnsi="Verdana" w:cs="Verdana"/>
+                <w:sz w:val="24"/>
+                <w:szCs w:val="24"/>
+              </w:rPr>
+            </w:pPr>
+            <w:r>
+              <w:rPr>
+                <w:rFonts w:ascii="Arial Unicode MS" w:eastAsia="Arial Unicode MS" w:hAnsi="Arial Unicode MS" w:cs="Arial Unicode MS"/>
+                <w:sz w:val="24"/>
+                <w:szCs w:val="24"/>
+              </w:rPr>
+              <w:t>3：討價還價</w:t>
+            </w:r>
+          </w:p>
+          <w:p>
+            <w:pPr>
+              <w:rPr>
+                <w:rFonts w:ascii="Verdana" w:eastAsia="Verdana" w:hAnsi="Verdana" w:cs="Verdana"/>
+                <w:sz w:val="24"/>
+                <w:szCs w:val="24"/>
+              </w:rPr>
+            </w:pPr>
+            <w:r>
+              <w:rPr>
+                <w:rFonts w:ascii="Arial Unicode MS" w:eastAsia="Arial Unicode MS" w:hAnsi="Arial Unicode MS" w:cs="Arial Unicode MS"/>
+                <w:sz w:val="24"/>
+                <w:szCs w:val="24"/>
+              </w:rPr>
+              <w:t>4：沮喪</w:t>
+            </w:r>
+          </w:p>
+          <w:p>
+            <w:pPr>
+              <w:rPr>
+                <w:rFonts w:ascii="Verdana" w:eastAsia="Verdana" w:hAnsi="Verdana" w:cs="Verdana"/>
+                <w:sz w:val="24"/>
+                <w:szCs w:val="24"/>
+              </w:rPr>
+            </w:pPr>
+            <w:r>
+              <w:rPr>
+                <w:rFonts w:ascii="Arial Unicode MS" w:eastAsia="Arial Unicode MS" w:hAnsi="Arial Unicode MS" w:cs="Arial Unicode MS"/>
+                <w:sz w:val="24"/>
+                <w:szCs w:val="24"/>
+              </w:rPr>
+              <w:t>5：接受</w:t>
+            </w:r>
+          </w:p>
+          <w:p>
+            <w:pPr>
+              <w:rPr>
+                <w:rFonts w:ascii="Verdana" w:eastAsia="Verdana" w:hAnsi="Verdana" w:cs="Verdana"/>
+                <w:sz w:val="24"/>
+                <w:szCs w:val="24"/>
+              </w:rPr>
+            </w:pPr>
+            <w:r>
+              <w:rPr>
+                <w:rFonts w:ascii="Arial Unicode MS" w:eastAsia="Arial Unicode MS" w:hAnsi="Arial Unicode MS" w:cs="Arial Unicode MS"/>
+                <w:sz w:val="24"/>
+                <w:szCs w:val="24"/>
+              </w:rPr>
+              <w:t>6：其他</w:t>
             </w:r>
           </w:p>
         </w:tc>
@@ -21606,39 +18966,7 @@
                 <w:sz w:val="24"/>
                 <w:szCs w:val="24"/>
               </w:rPr>
-              <w:t>目前狀態</w:t>
-            </w:r>
-            <w:r>
-              <w:rPr>
-                <w:rFonts w:ascii="Arial Unicode MS" w:eastAsia="Arial Unicode MS" w:hAnsi="Arial Unicode MS" w:cs="Arial Unicode MS"/>
-                <w:sz w:val="24"/>
-                <w:szCs w:val="24"/>
-              </w:rPr>
-              <w:t>-</w:t>
-            </w:r>
-            <w:r>
-              <w:rPr>
-                <w:rFonts w:ascii="Arial Unicode MS" w:eastAsia="Arial Unicode MS" w:hAnsi="Arial Unicode MS" w:cs="Arial Unicode MS"/>
-                <w:sz w:val="24"/>
-                <w:szCs w:val="24"/>
-              </w:rPr>
-              <w:t>對疾病的反應</w:t>
-            </w:r>
-            <w:r>
-              <w:rPr>
-                <w:rFonts w:ascii="Arial Unicode MS" w:eastAsia="Arial Unicode MS" w:hAnsi="Arial Unicode MS" w:cs="Arial Unicode MS"/>
-                <w:sz w:val="24"/>
-                <w:szCs w:val="24"/>
-              </w:rPr>
-              <w:t>-</w:t>
-            </w:r>
-            <w:r>
-              <w:rPr>
-                <w:rFonts w:ascii="Arial Unicode MS" w:eastAsia="Arial Unicode MS" w:hAnsi="Arial Unicode MS" w:cs="Arial Unicode MS"/>
-                <w:sz w:val="24"/>
-                <w:szCs w:val="24"/>
-              </w:rPr>
-              <w:t>其他說明</w:t>
+              <w:t>目前狀態-對疾病的反應-其他說明</w:t>
             </w:r>
           </w:p>
         </w:tc>
@@ -21777,23 +19105,7 @@
                 <w:sz w:val="24"/>
                 <w:szCs w:val="24"/>
               </w:rPr>
-              <w:t>目前狀態</w:t>
-            </w:r>
-            <w:r>
-              <w:rPr>
-                <w:rFonts w:ascii="Arial Unicode MS" w:eastAsia="Arial Unicode MS" w:hAnsi="Arial Unicode MS" w:cs="Arial Unicode MS"/>
-                <w:sz w:val="24"/>
-                <w:szCs w:val="24"/>
-              </w:rPr>
-              <w:t>-</w:t>
-            </w:r>
-            <w:r>
-              <w:rPr>
-                <w:rFonts w:ascii="Arial Unicode MS" w:eastAsia="Arial Unicode MS" w:hAnsi="Arial Unicode MS" w:cs="Arial Unicode MS"/>
-                <w:sz w:val="24"/>
-                <w:szCs w:val="24"/>
-              </w:rPr>
-              <w:t>對疾病治療的態度</w:t>
+              <w:t>目前狀態-對疾病治療的態度</w:t>
             </w:r>
           </w:p>
         </w:tc>
@@ -21865,90 +19177,58 @@
                 <w:sz w:val="24"/>
                 <w:szCs w:val="24"/>
               </w:rPr>
-              <w:t>1</w:t>
-            </w:r>
-            <w:r>
-              <w:rPr>
-                <w:rFonts w:ascii="Arial Unicode MS" w:eastAsia="Arial Unicode MS" w:hAnsi="Arial Unicode MS" w:cs="Arial Unicode MS"/>
-                <w:sz w:val="24"/>
-                <w:szCs w:val="24"/>
-              </w:rPr>
-              <w:t>：過度期待</w:t>
-            </w:r>
-          </w:p>
-          <w:p>
-            <w:pPr>
-              <w:rPr>
-                <w:rFonts w:ascii="Verdana" w:eastAsia="Verdana" w:hAnsi="Verdana" w:cs="Verdana"/>
-                <w:sz w:val="24"/>
-                <w:szCs w:val="24"/>
-              </w:rPr>
-            </w:pPr>
-            <w:r>
-              <w:rPr>
-                <w:rFonts w:ascii="Arial Unicode MS" w:eastAsia="Arial Unicode MS" w:hAnsi="Arial Unicode MS" w:cs="Arial Unicode MS"/>
-                <w:sz w:val="24"/>
-                <w:szCs w:val="24"/>
-              </w:rPr>
-              <w:t>2</w:t>
-            </w:r>
-            <w:r>
-              <w:rPr>
-                <w:rFonts w:ascii="Arial Unicode MS" w:eastAsia="Arial Unicode MS" w:hAnsi="Arial Unicode MS" w:cs="Arial Unicode MS"/>
-                <w:sz w:val="24"/>
-                <w:szCs w:val="24"/>
-              </w:rPr>
-              <w:t>：適當配合</w:t>
-            </w:r>
-          </w:p>
-          <w:p>
-            <w:pPr>
-              <w:rPr>
-                <w:rFonts w:ascii="Verdana" w:eastAsia="Verdana" w:hAnsi="Verdana" w:cs="Verdana"/>
-                <w:sz w:val="24"/>
-                <w:szCs w:val="24"/>
-              </w:rPr>
-            </w:pPr>
-            <w:r>
-              <w:rPr>
-                <w:rFonts w:ascii="Arial Unicode MS" w:eastAsia="Arial Unicode MS" w:hAnsi="Arial Unicode MS" w:cs="Arial Unicode MS"/>
-                <w:sz w:val="24"/>
-                <w:szCs w:val="24"/>
-              </w:rPr>
-              <w:t>3</w:t>
-            </w:r>
-            <w:r>
-              <w:rPr>
-                <w:rFonts w:ascii="Arial Unicode MS" w:eastAsia="Arial Unicode MS" w:hAnsi="Arial Unicode MS" w:cs="Arial Unicode MS"/>
-                <w:sz w:val="24"/>
-                <w:szCs w:val="24"/>
-              </w:rPr>
-              <w:t>：被動接受</w:t>
-            </w:r>
-          </w:p>
-          <w:p>
-            <w:pPr>
-              <w:rPr>
-                <w:rFonts w:ascii="Verdana" w:eastAsia="Verdana" w:hAnsi="Verdana" w:cs="Verdana"/>
-                <w:sz w:val="24"/>
-                <w:szCs w:val="24"/>
-              </w:rPr>
-            </w:pPr>
-            <w:r>
-              <w:rPr>
-                <w:rFonts w:ascii="Arial Unicode MS" w:eastAsia="Arial Unicode MS" w:hAnsi="Arial Unicode MS" w:cs="Arial Unicode MS"/>
-                <w:sz w:val="24"/>
-                <w:szCs w:val="24"/>
-              </w:rPr>
-              <w:t>4</w:t>
-            </w:r>
-            <w:r>
-              <w:rPr>
-                <w:rFonts w:ascii="Arial Unicode MS" w:eastAsia="Arial Unicode MS" w:hAnsi="Arial Unicode MS" w:cs="Arial Unicode MS"/>
-                <w:sz w:val="24"/>
-                <w:szCs w:val="24"/>
-              </w:rPr>
-              <w:t>：其他</w:t>
+              <w:t>1：過度期待</w:t>
+            </w:r>
+          </w:p>
+          <w:p>
+            <w:pPr>
+              <w:rPr>
+                <w:rFonts w:ascii="Verdana" w:eastAsia="Verdana" w:hAnsi="Verdana" w:cs="Verdana"/>
+                <w:sz w:val="24"/>
+                <w:szCs w:val="24"/>
+              </w:rPr>
+            </w:pPr>
+            <w:r>
+              <w:rPr>
+                <w:rFonts w:ascii="Arial Unicode MS" w:eastAsia="Arial Unicode MS" w:hAnsi="Arial Unicode MS" w:cs="Arial Unicode MS"/>
+                <w:sz w:val="24"/>
+                <w:szCs w:val="24"/>
+              </w:rPr>
+              <w:t>2：適當配合</w:t>
+            </w:r>
+          </w:p>
+          <w:p>
+            <w:pPr>
+              <w:rPr>
+                <w:rFonts w:ascii="Verdana" w:eastAsia="Verdana" w:hAnsi="Verdana" w:cs="Verdana"/>
+                <w:sz w:val="24"/>
+                <w:szCs w:val="24"/>
+              </w:rPr>
+            </w:pPr>
+            <w:r>
+              <w:rPr>
+                <w:rFonts w:ascii="Arial Unicode MS" w:eastAsia="Arial Unicode MS" w:hAnsi="Arial Unicode MS" w:cs="Arial Unicode MS"/>
+                <w:sz w:val="24"/>
+                <w:szCs w:val="24"/>
+              </w:rPr>
+              <w:t>3：被動接受</w:t>
+            </w:r>
+          </w:p>
+          <w:p>
+            <w:pPr>
+              <w:rPr>
+                <w:rFonts w:ascii="Verdana" w:eastAsia="Verdana" w:hAnsi="Verdana" w:cs="Verdana"/>
+                <w:sz w:val="24"/>
+                <w:szCs w:val="24"/>
+              </w:rPr>
+            </w:pPr>
+            <w:r>
+              <w:rPr>
+                <w:rFonts w:ascii="Arial Unicode MS" w:eastAsia="Arial Unicode MS" w:hAnsi="Arial Unicode MS" w:cs="Arial Unicode MS"/>
+                <w:sz w:val="24"/>
+                <w:szCs w:val="24"/>
+              </w:rPr>
+              <w:t>4：其他</w:t>
             </w:r>
           </w:p>
         </w:tc>
@@ -22023,39 +19303,7 @@
                 <w:sz w:val="24"/>
                 <w:szCs w:val="24"/>
               </w:rPr>
-              <w:t>目前狀態</w:t>
-            </w:r>
-            <w:r>
-              <w:rPr>
-                <w:rFonts w:ascii="Arial Unicode MS" w:eastAsia="Arial Unicode MS" w:hAnsi="Arial Unicode MS" w:cs="Arial Unicode MS"/>
-                <w:sz w:val="24"/>
-                <w:szCs w:val="24"/>
-              </w:rPr>
-              <w:t>-</w:t>
-            </w:r>
-            <w:r>
-              <w:rPr>
-                <w:rFonts w:ascii="Arial Unicode MS" w:eastAsia="Arial Unicode MS" w:hAnsi="Arial Unicode MS" w:cs="Arial Unicode MS"/>
-                <w:sz w:val="24"/>
-                <w:szCs w:val="24"/>
-              </w:rPr>
-              <w:t>對疾病治療的態度</w:t>
-            </w:r>
-            <w:r>
-              <w:rPr>
-                <w:rFonts w:ascii="Arial Unicode MS" w:eastAsia="Arial Unicode MS" w:hAnsi="Arial Unicode MS" w:cs="Arial Unicode MS"/>
-                <w:sz w:val="24"/>
-                <w:szCs w:val="24"/>
-              </w:rPr>
-              <w:t>-</w:t>
-            </w:r>
-            <w:r>
-              <w:rPr>
-                <w:rFonts w:ascii="Arial Unicode MS" w:eastAsia="Arial Unicode MS" w:hAnsi="Arial Unicode MS" w:cs="Arial Unicode MS"/>
-                <w:sz w:val="24"/>
-                <w:szCs w:val="24"/>
-              </w:rPr>
-              <w:t>其他說明</w:t>
+              <w:t>目前狀態-對疾病治療的態度-其他說明</w:t>
             </w:r>
           </w:p>
         </w:tc>
@@ -22194,23 +19442,7 @@
                 <w:sz w:val="24"/>
                 <w:szCs w:val="24"/>
               </w:rPr>
-              <w:t>目前狀態</w:t>
-            </w:r>
-            <w:r>
-              <w:rPr>
-                <w:rFonts w:ascii="Arial Unicode MS" w:eastAsia="Arial Unicode MS" w:hAnsi="Arial Unicode MS" w:cs="Arial Unicode MS"/>
-                <w:sz w:val="24"/>
-                <w:szCs w:val="24"/>
-              </w:rPr>
-              <w:t>-</w:t>
-            </w:r>
-            <w:r>
-              <w:rPr>
-                <w:rFonts w:ascii="Arial Unicode MS" w:eastAsia="Arial Unicode MS" w:hAnsi="Arial Unicode MS" w:cs="Arial Unicode MS"/>
-                <w:sz w:val="24"/>
-                <w:szCs w:val="24"/>
-              </w:rPr>
-              <w:t>其他身、心、想法等</w:t>
+              <w:t>目前狀態-其他身、心、想法等</w:t>
             </w:r>
           </w:p>
         </w:tc>
@@ -22349,23 +19581,7 @@
                 <w:sz w:val="24"/>
                 <w:szCs w:val="24"/>
               </w:rPr>
-              <w:t>個案家庭資料</w:t>
-            </w:r>
-            <w:r>
-              <w:rPr>
-                <w:rFonts w:ascii="Arial Unicode MS" w:eastAsia="Arial Unicode MS" w:hAnsi="Arial Unicode MS" w:cs="Arial Unicode MS"/>
-                <w:sz w:val="24"/>
-                <w:szCs w:val="24"/>
-              </w:rPr>
-              <w:t>-</w:t>
-            </w:r>
-            <w:r>
-              <w:rPr>
-                <w:rFonts w:ascii="Arial Unicode MS" w:eastAsia="Arial Unicode MS" w:hAnsi="Arial Unicode MS" w:cs="Arial Unicode MS"/>
-                <w:sz w:val="24"/>
-                <w:szCs w:val="24"/>
-              </w:rPr>
-              <w:t>主要照顧者</w:t>
+              <w:t>個案家庭資料-主要照顧者</w:t>
             </w:r>
           </w:p>
         </w:tc>
@@ -22444,140 +19660,92 @@
                 <w:sz w:val="24"/>
                 <w:szCs w:val="24"/>
               </w:rPr>
-              <w:t>1</w:t>
-            </w:r>
-            <w:r>
-              <w:rPr>
-                <w:rFonts w:ascii="Arial Unicode MS" w:eastAsia="Arial Unicode MS" w:hAnsi="Arial Unicode MS" w:cs="Arial Unicode MS"/>
-                <w:sz w:val="24"/>
-                <w:szCs w:val="24"/>
-              </w:rPr>
-              <w:t>：配偶</w:t>
-            </w:r>
-          </w:p>
-          <w:p>
-            <w:pPr>
-              <w:rPr>
-                <w:rFonts w:ascii="Verdana" w:eastAsia="Verdana" w:hAnsi="Verdana" w:cs="Verdana"/>
-                <w:sz w:val="24"/>
-                <w:szCs w:val="24"/>
-              </w:rPr>
-            </w:pPr>
-            <w:r>
-              <w:rPr>
-                <w:rFonts w:ascii="Arial Unicode MS" w:eastAsia="Arial Unicode MS" w:hAnsi="Arial Unicode MS" w:cs="Arial Unicode MS"/>
-                <w:sz w:val="24"/>
-                <w:szCs w:val="24"/>
-              </w:rPr>
-              <w:t>2</w:t>
-            </w:r>
-            <w:r>
-              <w:rPr>
-                <w:rFonts w:ascii="Arial Unicode MS" w:eastAsia="Arial Unicode MS" w:hAnsi="Arial Unicode MS" w:cs="Arial Unicode MS"/>
-                <w:sz w:val="24"/>
-                <w:szCs w:val="24"/>
-              </w:rPr>
-              <w:t>：伴侶</w:t>
-            </w:r>
-          </w:p>
-          <w:p>
-            <w:pPr>
-              <w:rPr>
-                <w:rFonts w:ascii="Verdana" w:eastAsia="Verdana" w:hAnsi="Verdana" w:cs="Verdana"/>
-                <w:sz w:val="24"/>
-                <w:szCs w:val="24"/>
-              </w:rPr>
-            </w:pPr>
-            <w:r>
-              <w:rPr>
-                <w:rFonts w:ascii="Arial Unicode MS" w:eastAsia="Arial Unicode MS" w:hAnsi="Arial Unicode MS" w:cs="Arial Unicode MS"/>
-                <w:sz w:val="24"/>
-                <w:szCs w:val="24"/>
-              </w:rPr>
-              <w:t>3</w:t>
-            </w:r>
-            <w:r>
-              <w:rPr>
-                <w:rFonts w:ascii="Arial Unicode MS" w:eastAsia="Arial Unicode MS" w:hAnsi="Arial Unicode MS" w:cs="Arial Unicode MS"/>
-                <w:sz w:val="24"/>
-                <w:szCs w:val="24"/>
-              </w:rPr>
-              <w:t>：子女</w:t>
-            </w:r>
-          </w:p>
-          <w:p>
-            <w:pPr>
-              <w:rPr>
-                <w:rFonts w:ascii="Verdana" w:eastAsia="Verdana" w:hAnsi="Verdana" w:cs="Verdana"/>
-                <w:sz w:val="24"/>
-                <w:szCs w:val="24"/>
-              </w:rPr>
-            </w:pPr>
-            <w:r>
-              <w:rPr>
-                <w:rFonts w:ascii="Arial Unicode MS" w:eastAsia="Arial Unicode MS" w:hAnsi="Arial Unicode MS" w:cs="Arial Unicode MS"/>
-                <w:sz w:val="24"/>
-                <w:szCs w:val="24"/>
-              </w:rPr>
-              <w:t>4</w:t>
-            </w:r>
-            <w:r>
-              <w:rPr>
-                <w:rFonts w:ascii="Arial Unicode MS" w:eastAsia="Arial Unicode MS" w:hAnsi="Arial Unicode MS" w:cs="Arial Unicode MS"/>
-                <w:sz w:val="24"/>
-                <w:szCs w:val="24"/>
-              </w:rPr>
-              <w:t>：親戚</w:t>
-            </w:r>
-          </w:p>
-          <w:p>
-            <w:pPr>
-              <w:rPr>
-                <w:rFonts w:ascii="Verdana" w:eastAsia="Verdana" w:hAnsi="Verdana" w:cs="Verdana"/>
-                <w:sz w:val="24"/>
-                <w:szCs w:val="24"/>
-              </w:rPr>
-            </w:pPr>
-            <w:r>
-              <w:rPr>
-                <w:rFonts w:ascii="Arial Unicode MS" w:eastAsia="Arial Unicode MS" w:hAnsi="Arial Unicode MS" w:cs="Arial Unicode MS"/>
-                <w:sz w:val="24"/>
-                <w:szCs w:val="24"/>
-              </w:rPr>
-              <w:t>5</w:t>
-            </w:r>
-            <w:r>
-              <w:rPr>
-                <w:rFonts w:ascii="Arial Unicode MS" w:eastAsia="Arial Unicode MS" w:hAnsi="Arial Unicode MS" w:cs="Arial Unicode MS"/>
-                <w:sz w:val="24"/>
-                <w:szCs w:val="24"/>
-              </w:rPr>
-              <w:t>：朋友</w:t>
-            </w:r>
-          </w:p>
-          <w:p>
-            <w:pPr>
-              <w:rPr>
-                <w:rFonts w:ascii="Verdana" w:eastAsia="Verdana" w:hAnsi="Verdana" w:cs="Verdana"/>
-                <w:sz w:val="24"/>
-                <w:szCs w:val="24"/>
-              </w:rPr>
-            </w:pPr>
-            <w:r>
-              <w:rPr>
-                <w:rFonts w:ascii="Arial Unicode MS" w:eastAsia="Arial Unicode MS" w:hAnsi="Arial Unicode MS" w:cs="Arial Unicode MS"/>
-                <w:sz w:val="24"/>
-                <w:szCs w:val="24"/>
-              </w:rPr>
-              <w:t>6</w:t>
-            </w:r>
-            <w:r>
-              <w:rPr>
-                <w:rFonts w:ascii="Arial Unicode MS" w:eastAsia="Arial Unicode MS" w:hAnsi="Arial Unicode MS" w:cs="Arial Unicode MS"/>
-                <w:sz w:val="24"/>
-                <w:szCs w:val="24"/>
-              </w:rPr>
-              <w:t>：其他</w:t>
+              <w:t>1：配偶</w:t>
+            </w:r>
+          </w:p>
+          <w:p>
+            <w:pPr>
+              <w:rPr>
+                <w:rFonts w:ascii="Verdana" w:eastAsia="Verdana" w:hAnsi="Verdana" w:cs="Verdana"/>
+                <w:sz w:val="24"/>
+                <w:szCs w:val="24"/>
+              </w:rPr>
+            </w:pPr>
+            <w:r>
+              <w:rPr>
+                <w:rFonts w:ascii="Arial Unicode MS" w:eastAsia="Arial Unicode MS" w:hAnsi="Arial Unicode MS" w:cs="Arial Unicode MS"/>
+                <w:sz w:val="24"/>
+                <w:szCs w:val="24"/>
+              </w:rPr>
+              <w:t>2：伴侶</w:t>
+            </w:r>
+          </w:p>
+          <w:p>
+            <w:pPr>
+              <w:rPr>
+                <w:rFonts w:ascii="Verdana" w:eastAsia="Verdana" w:hAnsi="Verdana" w:cs="Verdana"/>
+                <w:sz w:val="24"/>
+                <w:szCs w:val="24"/>
+              </w:rPr>
+            </w:pPr>
+            <w:r>
+              <w:rPr>
+                <w:rFonts w:ascii="Arial Unicode MS" w:eastAsia="Arial Unicode MS" w:hAnsi="Arial Unicode MS" w:cs="Arial Unicode MS"/>
+                <w:sz w:val="24"/>
+                <w:szCs w:val="24"/>
+              </w:rPr>
+              <w:t>3：子女</w:t>
+            </w:r>
+          </w:p>
+          <w:p>
+            <w:pPr>
+              <w:rPr>
+                <w:rFonts w:ascii="Verdana" w:eastAsia="Verdana" w:hAnsi="Verdana" w:cs="Verdana"/>
+                <w:sz w:val="24"/>
+                <w:szCs w:val="24"/>
+              </w:rPr>
+            </w:pPr>
+            <w:r>
+              <w:rPr>
+                <w:rFonts w:ascii="Arial Unicode MS" w:eastAsia="Arial Unicode MS" w:hAnsi="Arial Unicode MS" w:cs="Arial Unicode MS"/>
+                <w:sz w:val="24"/>
+                <w:szCs w:val="24"/>
+              </w:rPr>
+              <w:t>4：親戚</w:t>
+            </w:r>
+          </w:p>
+          <w:p>
+            <w:pPr>
+              <w:rPr>
+                <w:rFonts w:ascii="Verdana" w:eastAsia="Verdana" w:hAnsi="Verdana" w:cs="Verdana"/>
+                <w:sz w:val="24"/>
+                <w:szCs w:val="24"/>
+              </w:rPr>
+            </w:pPr>
+            <w:r>
+              <w:rPr>
+                <w:rFonts w:ascii="Arial Unicode MS" w:eastAsia="Arial Unicode MS" w:hAnsi="Arial Unicode MS" w:cs="Arial Unicode MS"/>
+                <w:sz w:val="24"/>
+                <w:szCs w:val="24"/>
+              </w:rPr>
+              <w:t>5：朋友</w:t>
+            </w:r>
+          </w:p>
+          <w:p>
+            <w:pPr>
+              <w:rPr>
+                <w:rFonts w:ascii="Verdana" w:eastAsia="Verdana" w:hAnsi="Verdana" w:cs="Verdana"/>
+                <w:sz w:val="24"/>
+                <w:szCs w:val="24"/>
+              </w:rPr>
+            </w:pPr>
+            <w:r>
+              <w:rPr>
+                <w:rFonts w:ascii="Arial Unicode MS" w:eastAsia="Arial Unicode MS" w:hAnsi="Arial Unicode MS" w:cs="Arial Unicode MS"/>
+                <w:sz w:val="24"/>
+                <w:szCs w:val="24"/>
+              </w:rPr>
+              <w:t>6：其他</w:t>
             </w:r>
           </w:p>
         </w:tc>
@@ -22652,39 +19820,7 @@
                 <w:sz w:val="24"/>
                 <w:szCs w:val="24"/>
               </w:rPr>
-              <w:t>個案家庭資料</w:t>
-            </w:r>
-            <w:r>
-              <w:rPr>
-                <w:rFonts w:ascii="Arial Unicode MS" w:eastAsia="Arial Unicode MS" w:hAnsi="Arial Unicode MS" w:cs="Arial Unicode MS"/>
-                <w:sz w:val="24"/>
-                <w:szCs w:val="24"/>
-              </w:rPr>
-              <w:t>-</w:t>
-            </w:r>
-            <w:r>
-              <w:rPr>
-                <w:rFonts w:ascii="Arial Unicode MS" w:eastAsia="Arial Unicode MS" w:hAnsi="Arial Unicode MS" w:cs="Arial Unicode MS"/>
-                <w:sz w:val="24"/>
-                <w:szCs w:val="24"/>
-              </w:rPr>
-              <w:t>主要照顧者</w:t>
-            </w:r>
-            <w:r>
-              <w:rPr>
-                <w:rFonts w:ascii="Arial Unicode MS" w:eastAsia="Arial Unicode MS" w:hAnsi="Arial Unicode MS" w:cs="Arial Unicode MS"/>
-                <w:sz w:val="24"/>
-                <w:szCs w:val="24"/>
-              </w:rPr>
-              <w:t>-</w:t>
-            </w:r>
-            <w:r>
-              <w:rPr>
-                <w:rFonts w:ascii="Arial Unicode MS" w:eastAsia="Arial Unicode MS" w:hAnsi="Arial Unicode MS" w:cs="Arial Unicode MS"/>
-                <w:sz w:val="24"/>
-                <w:szCs w:val="24"/>
-              </w:rPr>
-              <w:t>其他說明</w:t>
+              <w:t>個案家庭資料-主要照顧者-其他說明</w:t>
             </w:r>
           </w:p>
         </w:tc>
@@ -22831,23 +19967,7 @@
                 <w:sz w:val="24"/>
                 <w:szCs w:val="24"/>
               </w:rPr>
-              <w:t>個案家庭資料</w:t>
-            </w:r>
-            <w:r>
-              <w:rPr>
-                <w:rFonts w:ascii="Arial Unicode MS" w:eastAsia="Arial Unicode MS" w:hAnsi="Arial Unicode MS" w:cs="Arial Unicode MS"/>
-                <w:sz w:val="24"/>
-                <w:szCs w:val="24"/>
-              </w:rPr>
-              <w:t>-</w:t>
-            </w:r>
-            <w:r>
-              <w:rPr>
-                <w:rFonts w:ascii="Arial Unicode MS" w:eastAsia="Arial Unicode MS" w:hAnsi="Arial Unicode MS" w:cs="Arial Unicode MS"/>
-                <w:sz w:val="24"/>
-                <w:szCs w:val="24"/>
-              </w:rPr>
-              <w:t>家庭互動</w:t>
+              <w:t>個案家庭資料-家庭互動</w:t>
             </w:r>
           </w:p>
         </w:tc>
@@ -22926,115 +20046,75 @@
                 <w:sz w:val="24"/>
                 <w:szCs w:val="24"/>
               </w:rPr>
-              <w:t>1</w:t>
-            </w:r>
-            <w:r>
-              <w:rPr>
-                <w:rFonts w:ascii="Arial Unicode MS" w:eastAsia="Arial Unicode MS" w:hAnsi="Arial Unicode MS" w:cs="Arial Unicode MS"/>
-                <w:sz w:val="24"/>
-                <w:szCs w:val="24"/>
-              </w:rPr>
-              <w:t>：和諧</w:t>
-            </w:r>
-          </w:p>
-          <w:p>
-            <w:pPr>
-              <w:rPr>
-                <w:rFonts w:ascii="Verdana" w:eastAsia="Verdana" w:hAnsi="Verdana" w:cs="Verdana"/>
-                <w:sz w:val="24"/>
-                <w:szCs w:val="24"/>
-              </w:rPr>
-            </w:pPr>
-            <w:r>
-              <w:rPr>
-                <w:rFonts w:ascii="Arial Unicode MS" w:eastAsia="Arial Unicode MS" w:hAnsi="Arial Unicode MS" w:cs="Arial Unicode MS"/>
-                <w:sz w:val="24"/>
-                <w:szCs w:val="24"/>
-              </w:rPr>
-              <w:t>2</w:t>
-            </w:r>
-            <w:r>
-              <w:rPr>
-                <w:rFonts w:ascii="Arial Unicode MS" w:eastAsia="Arial Unicode MS" w:hAnsi="Arial Unicode MS" w:cs="Arial Unicode MS"/>
-                <w:sz w:val="24"/>
-                <w:szCs w:val="24"/>
-              </w:rPr>
-              <w:t>：普通</w:t>
-            </w:r>
-          </w:p>
-          <w:p>
-            <w:pPr>
-              <w:rPr>
-                <w:rFonts w:ascii="Verdana" w:eastAsia="Verdana" w:hAnsi="Verdana" w:cs="Verdana"/>
-                <w:sz w:val="24"/>
-                <w:szCs w:val="24"/>
-              </w:rPr>
-            </w:pPr>
-            <w:r>
-              <w:rPr>
-                <w:rFonts w:ascii="Arial Unicode MS" w:eastAsia="Arial Unicode MS" w:hAnsi="Arial Unicode MS" w:cs="Arial Unicode MS"/>
-                <w:sz w:val="24"/>
-                <w:szCs w:val="24"/>
-              </w:rPr>
-              <w:t>3</w:t>
-            </w:r>
-            <w:r>
-              <w:rPr>
-                <w:rFonts w:ascii="Arial Unicode MS" w:eastAsia="Arial Unicode MS" w:hAnsi="Arial Unicode MS" w:cs="Arial Unicode MS"/>
-                <w:sz w:val="24"/>
-                <w:szCs w:val="24"/>
-              </w:rPr>
-              <w:t>：衝突</w:t>
-            </w:r>
-          </w:p>
-          <w:p>
-            <w:pPr>
-              <w:rPr>
-                <w:rFonts w:ascii="Verdana" w:eastAsia="Verdana" w:hAnsi="Verdana" w:cs="Verdana"/>
-                <w:sz w:val="24"/>
-                <w:szCs w:val="24"/>
-              </w:rPr>
-            </w:pPr>
-            <w:r>
-              <w:rPr>
-                <w:rFonts w:ascii="Arial Unicode MS" w:eastAsia="Arial Unicode MS" w:hAnsi="Arial Unicode MS" w:cs="Arial Unicode MS"/>
-                <w:sz w:val="24"/>
-                <w:szCs w:val="24"/>
-              </w:rPr>
-              <w:t>4</w:t>
-            </w:r>
-            <w:r>
-              <w:rPr>
-                <w:rFonts w:ascii="Arial Unicode MS" w:eastAsia="Arial Unicode MS" w:hAnsi="Arial Unicode MS" w:cs="Arial Unicode MS"/>
-                <w:sz w:val="24"/>
-                <w:szCs w:val="24"/>
-              </w:rPr>
-              <w:t>：冷漠疏離</w:t>
-            </w:r>
-          </w:p>
-          <w:p>
-            <w:pPr>
-              <w:rPr>
-                <w:rFonts w:ascii="Verdana" w:eastAsia="Verdana" w:hAnsi="Verdana" w:cs="Verdana"/>
-                <w:sz w:val="24"/>
-                <w:szCs w:val="24"/>
-              </w:rPr>
-            </w:pPr>
-            <w:r>
-              <w:rPr>
-                <w:rFonts w:ascii="Arial Unicode MS" w:eastAsia="Arial Unicode MS" w:hAnsi="Arial Unicode MS" w:cs="Arial Unicode MS"/>
-                <w:sz w:val="24"/>
-                <w:szCs w:val="24"/>
-              </w:rPr>
-              <w:t>5</w:t>
-            </w:r>
-            <w:r>
-              <w:rPr>
-                <w:rFonts w:ascii="Arial Unicode MS" w:eastAsia="Arial Unicode MS" w:hAnsi="Arial Unicode MS" w:cs="Arial Unicode MS"/>
-                <w:sz w:val="24"/>
-                <w:szCs w:val="24"/>
-              </w:rPr>
-              <w:t>：其他</w:t>
+              <w:t>1：和諧</w:t>
+            </w:r>
+          </w:p>
+          <w:p>
+            <w:pPr>
+              <w:rPr>
+                <w:rFonts w:ascii="Verdana" w:eastAsia="Verdana" w:hAnsi="Verdana" w:cs="Verdana"/>
+                <w:sz w:val="24"/>
+                <w:szCs w:val="24"/>
+              </w:rPr>
+            </w:pPr>
+            <w:r>
+              <w:rPr>
+                <w:rFonts w:ascii="Arial Unicode MS" w:eastAsia="Arial Unicode MS" w:hAnsi="Arial Unicode MS" w:cs="Arial Unicode MS"/>
+                <w:sz w:val="24"/>
+                <w:szCs w:val="24"/>
+              </w:rPr>
+              <w:t>2：普通</w:t>
+            </w:r>
+          </w:p>
+          <w:p>
+            <w:pPr>
+              <w:rPr>
+                <w:rFonts w:ascii="Verdana" w:eastAsia="Verdana" w:hAnsi="Verdana" w:cs="Verdana"/>
+                <w:sz w:val="24"/>
+                <w:szCs w:val="24"/>
+              </w:rPr>
+            </w:pPr>
+            <w:r>
+              <w:rPr>
+                <w:rFonts w:ascii="Arial Unicode MS" w:eastAsia="Arial Unicode MS" w:hAnsi="Arial Unicode MS" w:cs="Arial Unicode MS"/>
+                <w:sz w:val="24"/>
+                <w:szCs w:val="24"/>
+              </w:rPr>
+              <w:t>3：衝突</w:t>
+            </w:r>
+          </w:p>
+          <w:p>
+            <w:pPr>
+              <w:rPr>
+                <w:rFonts w:ascii="Verdana" w:eastAsia="Verdana" w:hAnsi="Verdana" w:cs="Verdana"/>
+                <w:sz w:val="24"/>
+                <w:szCs w:val="24"/>
+              </w:rPr>
+            </w:pPr>
+            <w:r>
+              <w:rPr>
+                <w:rFonts w:ascii="Arial Unicode MS" w:eastAsia="Arial Unicode MS" w:hAnsi="Arial Unicode MS" w:cs="Arial Unicode MS"/>
+                <w:sz w:val="24"/>
+                <w:szCs w:val="24"/>
+              </w:rPr>
+              <w:t>4：冷漠疏離</w:t>
+            </w:r>
+          </w:p>
+          <w:p>
+            <w:pPr>
+              <w:rPr>
+                <w:rFonts w:ascii="Verdana" w:eastAsia="Verdana" w:hAnsi="Verdana" w:cs="Verdana"/>
+                <w:sz w:val="24"/>
+                <w:szCs w:val="24"/>
+              </w:rPr>
+            </w:pPr>
+            <w:r>
+              <w:rPr>
+                <w:rFonts w:ascii="Arial Unicode MS" w:eastAsia="Arial Unicode MS" w:hAnsi="Arial Unicode MS" w:cs="Arial Unicode MS"/>
+                <w:sz w:val="24"/>
+                <w:szCs w:val="24"/>
+              </w:rPr>
+              <w:t>5：其他</w:t>
             </w:r>
           </w:p>
         </w:tc>
@@ -23109,39 +20189,7 @@
                 <w:sz w:val="24"/>
                 <w:szCs w:val="24"/>
               </w:rPr>
-              <w:t>個案家庭資料</w:t>
-            </w:r>
-            <w:r>
-              <w:rPr>
-                <w:rFonts w:ascii="Arial Unicode MS" w:eastAsia="Arial Unicode MS" w:hAnsi="Arial Unicode MS" w:cs="Arial Unicode MS"/>
-                <w:sz w:val="24"/>
-                <w:szCs w:val="24"/>
-              </w:rPr>
-              <w:t>-</w:t>
-            </w:r>
-            <w:r>
-              <w:rPr>
-                <w:rFonts w:ascii="Arial Unicode MS" w:eastAsia="Arial Unicode MS" w:hAnsi="Arial Unicode MS" w:cs="Arial Unicode MS"/>
-                <w:sz w:val="24"/>
-                <w:szCs w:val="24"/>
-              </w:rPr>
-              <w:t>家庭互動</w:t>
-            </w:r>
-            <w:r>
-              <w:rPr>
-                <w:rFonts w:ascii="Arial Unicode MS" w:eastAsia="Arial Unicode MS" w:hAnsi="Arial Unicode MS" w:cs="Arial Unicode MS"/>
-                <w:sz w:val="24"/>
-                <w:szCs w:val="24"/>
-              </w:rPr>
-              <w:t>-</w:t>
-            </w:r>
-            <w:r>
-              <w:rPr>
-                <w:rFonts w:ascii="Arial Unicode MS" w:eastAsia="Arial Unicode MS" w:hAnsi="Arial Unicode MS" w:cs="Arial Unicode MS"/>
-                <w:sz w:val="24"/>
-                <w:szCs w:val="24"/>
-              </w:rPr>
-              <w:t>其他說明</w:t>
+              <w:t>個案家庭資料-家庭互動-其他說明</w:t>
             </w:r>
           </w:p>
         </w:tc>
@@ -23287,23 +20335,7 @@
                 <w:sz w:val="24"/>
                 <w:szCs w:val="24"/>
               </w:rPr>
-              <w:t>受個案及其病情等影響</w:t>
-            </w:r>
-            <w:r>
-              <w:rPr>
-                <w:rFonts w:ascii="Arial Unicode MS" w:eastAsia="Arial Unicode MS" w:hAnsi="Arial Unicode MS" w:cs="Arial Unicode MS"/>
-                <w:sz w:val="24"/>
-                <w:szCs w:val="24"/>
-              </w:rPr>
-              <w:t>-</w:t>
-            </w:r>
-            <w:r>
-              <w:rPr>
-                <w:rFonts w:ascii="Arial Unicode MS" w:eastAsia="Arial Unicode MS" w:hAnsi="Arial Unicode MS" w:cs="Arial Unicode MS"/>
-                <w:sz w:val="24"/>
-                <w:szCs w:val="24"/>
-              </w:rPr>
-              <w:t>對個案與其病情的想法</w:t>
+              <w:t>受個案及其病情等影響-對個案與其病情的想法</w:t>
             </w:r>
           </w:p>
         </w:tc>
@@ -23449,23 +20481,7 @@
                 <w:sz w:val="24"/>
                 <w:szCs w:val="24"/>
               </w:rPr>
-              <w:t>受個案及其病情等影響</w:t>
-            </w:r>
-            <w:r>
-              <w:rPr>
-                <w:rFonts w:ascii="Arial Unicode MS" w:eastAsia="Arial Unicode MS" w:hAnsi="Arial Unicode MS" w:cs="Arial Unicode MS"/>
-                <w:sz w:val="24"/>
-                <w:szCs w:val="24"/>
-              </w:rPr>
-              <w:t>-</w:t>
-            </w:r>
-            <w:r>
-              <w:rPr>
-                <w:rFonts w:ascii="Arial Unicode MS" w:eastAsia="Arial Unicode MS" w:hAnsi="Arial Unicode MS" w:cs="Arial Unicode MS"/>
-                <w:sz w:val="24"/>
-                <w:szCs w:val="24"/>
-              </w:rPr>
-              <w:t>對個案疾病治療的支持</w:t>
+              <w:t>受個案及其病情等影響-對個案疾病治療的支持</w:t>
             </w:r>
           </w:p>
         </w:tc>
@@ -23544,90 +20560,58 @@
                 <w:sz w:val="24"/>
                 <w:szCs w:val="24"/>
               </w:rPr>
-              <w:t>1</w:t>
-            </w:r>
-            <w:r>
-              <w:rPr>
-                <w:rFonts w:ascii="Arial Unicode MS" w:eastAsia="Arial Unicode MS" w:hAnsi="Arial Unicode MS" w:cs="Arial Unicode MS"/>
-                <w:sz w:val="24"/>
-                <w:szCs w:val="24"/>
-              </w:rPr>
-              <w:t>：非常支持</w:t>
-            </w:r>
-          </w:p>
-          <w:p>
-            <w:pPr>
-              <w:rPr>
-                <w:rFonts w:ascii="Verdana" w:eastAsia="Verdana" w:hAnsi="Verdana" w:cs="Verdana"/>
-                <w:sz w:val="24"/>
-                <w:szCs w:val="24"/>
-              </w:rPr>
-            </w:pPr>
-            <w:r>
-              <w:rPr>
-                <w:rFonts w:ascii="Arial Unicode MS" w:eastAsia="Arial Unicode MS" w:hAnsi="Arial Unicode MS" w:cs="Arial Unicode MS"/>
-                <w:sz w:val="24"/>
-                <w:szCs w:val="24"/>
-              </w:rPr>
-              <w:t>2</w:t>
-            </w:r>
-            <w:r>
-              <w:rPr>
-                <w:rFonts w:ascii="Arial Unicode MS" w:eastAsia="Arial Unicode MS" w:hAnsi="Arial Unicode MS" w:cs="Arial Unicode MS"/>
-                <w:sz w:val="24"/>
-                <w:szCs w:val="24"/>
-              </w:rPr>
-              <w:t>：普通支持</w:t>
-            </w:r>
-          </w:p>
-          <w:p>
-            <w:pPr>
-              <w:rPr>
-                <w:rFonts w:ascii="Verdana" w:eastAsia="Verdana" w:hAnsi="Verdana" w:cs="Verdana"/>
-                <w:sz w:val="24"/>
-                <w:szCs w:val="24"/>
-              </w:rPr>
-            </w:pPr>
-            <w:r>
-              <w:rPr>
-                <w:rFonts w:ascii="Arial Unicode MS" w:eastAsia="Arial Unicode MS" w:hAnsi="Arial Unicode MS" w:cs="Arial Unicode MS"/>
-                <w:sz w:val="24"/>
-                <w:szCs w:val="24"/>
-              </w:rPr>
-              <w:t>3</w:t>
-            </w:r>
-            <w:r>
-              <w:rPr>
-                <w:rFonts w:ascii="Arial Unicode MS" w:eastAsia="Arial Unicode MS" w:hAnsi="Arial Unicode MS" w:cs="Arial Unicode MS"/>
-                <w:sz w:val="24"/>
-                <w:szCs w:val="24"/>
-              </w:rPr>
-              <w:t>：被動配合</w:t>
-            </w:r>
-          </w:p>
-          <w:p>
-            <w:pPr>
-              <w:rPr>
-                <w:rFonts w:ascii="Verdana" w:eastAsia="Verdana" w:hAnsi="Verdana" w:cs="Verdana"/>
-                <w:sz w:val="24"/>
-                <w:szCs w:val="24"/>
-              </w:rPr>
-            </w:pPr>
-            <w:r>
-              <w:rPr>
-                <w:rFonts w:ascii="Arial Unicode MS" w:eastAsia="Arial Unicode MS" w:hAnsi="Arial Unicode MS" w:cs="Arial Unicode MS"/>
-                <w:sz w:val="24"/>
-                <w:szCs w:val="24"/>
-              </w:rPr>
-              <w:t>4</w:t>
-            </w:r>
-            <w:r>
-              <w:rPr>
-                <w:rFonts w:ascii="Arial Unicode MS" w:eastAsia="Arial Unicode MS" w:hAnsi="Arial Unicode MS" w:cs="Arial Unicode MS"/>
-                <w:sz w:val="24"/>
-                <w:szCs w:val="24"/>
-              </w:rPr>
-              <w:t>：其他</w:t>
+              <w:t>1：非常支持</w:t>
+            </w:r>
+          </w:p>
+          <w:p>
+            <w:pPr>
+              <w:rPr>
+                <w:rFonts w:ascii="Verdana" w:eastAsia="Verdana" w:hAnsi="Verdana" w:cs="Verdana"/>
+                <w:sz w:val="24"/>
+                <w:szCs w:val="24"/>
+              </w:rPr>
+            </w:pPr>
+            <w:r>
+              <w:rPr>
+                <w:rFonts w:ascii="Arial Unicode MS" w:eastAsia="Arial Unicode MS" w:hAnsi="Arial Unicode MS" w:cs="Arial Unicode MS"/>
+                <w:sz w:val="24"/>
+                <w:szCs w:val="24"/>
+              </w:rPr>
+              <w:t>2：普通支持</w:t>
+            </w:r>
+          </w:p>
+          <w:p>
+            <w:pPr>
+              <w:rPr>
+                <w:rFonts w:ascii="Verdana" w:eastAsia="Verdana" w:hAnsi="Verdana" w:cs="Verdana"/>
+                <w:sz w:val="24"/>
+                <w:szCs w:val="24"/>
+              </w:rPr>
+            </w:pPr>
+            <w:r>
+              <w:rPr>
+                <w:rFonts w:ascii="Arial Unicode MS" w:eastAsia="Arial Unicode MS" w:hAnsi="Arial Unicode MS" w:cs="Arial Unicode MS"/>
+                <w:sz w:val="24"/>
+                <w:szCs w:val="24"/>
+              </w:rPr>
+              <w:t>3：被動配合</w:t>
+            </w:r>
+          </w:p>
+          <w:p>
+            <w:pPr>
+              <w:rPr>
+                <w:rFonts w:ascii="Verdana" w:eastAsia="Verdana" w:hAnsi="Verdana" w:cs="Verdana"/>
+                <w:sz w:val="24"/>
+                <w:szCs w:val="24"/>
+              </w:rPr>
+            </w:pPr>
+            <w:r>
+              <w:rPr>
+                <w:rFonts w:ascii="Arial Unicode MS" w:eastAsia="Arial Unicode MS" w:hAnsi="Arial Unicode MS" w:cs="Arial Unicode MS"/>
+                <w:sz w:val="24"/>
+                <w:szCs w:val="24"/>
+              </w:rPr>
+              <w:t>4：其他</w:t>
             </w:r>
           </w:p>
         </w:tc>
@@ -23702,39 +20686,7 @@
                 <w:sz w:val="24"/>
                 <w:szCs w:val="24"/>
               </w:rPr>
-              <w:t>受個案及其病情等影響</w:t>
-            </w:r>
-            <w:r>
-              <w:rPr>
-                <w:rFonts w:ascii="Arial Unicode MS" w:eastAsia="Arial Unicode MS" w:hAnsi="Arial Unicode MS" w:cs="Arial Unicode MS"/>
-                <w:sz w:val="24"/>
-                <w:szCs w:val="24"/>
-              </w:rPr>
-              <w:t>-</w:t>
-            </w:r>
-            <w:r>
-              <w:rPr>
-                <w:rFonts w:ascii="Arial Unicode MS" w:eastAsia="Arial Unicode MS" w:hAnsi="Arial Unicode MS" w:cs="Arial Unicode MS"/>
-                <w:sz w:val="24"/>
-                <w:szCs w:val="24"/>
-              </w:rPr>
-              <w:t>對個案疾病治療的支持</w:t>
-            </w:r>
-            <w:r>
-              <w:rPr>
-                <w:rFonts w:ascii="Arial Unicode MS" w:eastAsia="Arial Unicode MS" w:hAnsi="Arial Unicode MS" w:cs="Arial Unicode MS"/>
-                <w:sz w:val="24"/>
-                <w:szCs w:val="24"/>
-              </w:rPr>
-              <w:t>-</w:t>
-            </w:r>
-            <w:r>
-              <w:rPr>
-                <w:rFonts w:ascii="Arial Unicode MS" w:eastAsia="Arial Unicode MS" w:hAnsi="Arial Unicode MS" w:cs="Arial Unicode MS"/>
-                <w:sz w:val="24"/>
-                <w:szCs w:val="24"/>
-              </w:rPr>
-              <w:t>其他說明</w:t>
+              <w:t>受個案及其病情等影響-對個案疾病治療的支持-其他說明</w:t>
             </w:r>
           </w:p>
         </w:tc>
@@ -23880,55 +20832,7 @@
                 <w:sz w:val="24"/>
                 <w:szCs w:val="24"/>
               </w:rPr>
-              <w:t>萬美基金會補助評估</w:t>
-            </w:r>
-            <w:r>
-              <w:rPr>
-                <w:rFonts w:ascii="Arial Unicode MS" w:eastAsia="Arial Unicode MS" w:hAnsi="Arial Unicode MS" w:cs="Arial Unicode MS"/>
-                <w:sz w:val="24"/>
-                <w:szCs w:val="24"/>
-              </w:rPr>
-              <w:t>-</w:t>
-            </w:r>
-            <w:r>
-              <w:rPr>
-                <w:rFonts w:ascii="Arial Unicode MS" w:eastAsia="Arial Unicode MS" w:hAnsi="Arial Unicode MS" w:cs="Arial Unicode MS"/>
-                <w:sz w:val="24"/>
-                <w:szCs w:val="24"/>
-              </w:rPr>
-              <w:t>個案需求評估</w:t>
-            </w:r>
-            <w:r>
-              <w:rPr>
-                <w:rFonts w:ascii="Arial Unicode MS" w:eastAsia="Arial Unicode MS" w:hAnsi="Arial Unicode MS" w:cs="Arial Unicode MS"/>
-                <w:sz w:val="24"/>
-                <w:szCs w:val="24"/>
-              </w:rPr>
-              <w:t xml:space="preserve"> </w:t>
-            </w:r>
-            <w:r>
-              <w:rPr>
-                <w:rFonts w:ascii="Arial Unicode MS" w:eastAsia="Arial Unicode MS" w:hAnsi="Arial Unicode MS" w:cs="Arial Unicode MS"/>
-                <w:sz w:val="24"/>
-                <w:szCs w:val="24"/>
-              </w:rPr>
-              <w:t>（有</w:t>
-            </w:r>
-            <w:r>
-              <w:rPr>
-                <w:rFonts w:ascii="Arial Unicode MS" w:eastAsia="Arial Unicode MS" w:hAnsi="Arial Unicode MS" w:cs="Arial Unicode MS"/>
-                <w:sz w:val="24"/>
-                <w:szCs w:val="24"/>
-              </w:rPr>
-              <w:t>/</w:t>
-            </w:r>
-            <w:r>
-              <w:rPr>
-                <w:rFonts w:ascii="Arial Unicode MS" w:eastAsia="Arial Unicode MS" w:hAnsi="Arial Unicode MS" w:cs="Arial Unicode MS"/>
-                <w:sz w:val="24"/>
-                <w:szCs w:val="24"/>
-              </w:rPr>
-              <w:t>沒有補助需求的原因）</w:t>
+              <w:t>萬美基金會補助評估-個案需求評估 （有/沒有補助需求的原因）</w:t>
             </w:r>
           </w:p>
         </w:tc>
@@ -24146,65 +21050,41 @@
                 <w:sz w:val="24"/>
                 <w:szCs w:val="24"/>
               </w:rPr>
-              <w:t>1</w:t>
-            </w:r>
-            <w:r>
-              <w:rPr>
-                <w:rFonts w:ascii="Arial Unicode MS" w:eastAsia="Arial Unicode MS" w:hAnsi="Arial Unicode MS" w:cs="Arial Unicode MS"/>
-                <w:sz w:val="24"/>
-                <w:szCs w:val="24"/>
-              </w:rPr>
-              <w:t>：有補助需求</w:t>
-            </w:r>
-          </w:p>
-          <w:p>
-            <w:pPr>
-              <w:rPr>
-                <w:rFonts w:ascii="Verdana" w:eastAsia="Verdana" w:hAnsi="Verdana" w:cs="Verdana"/>
-                <w:sz w:val="24"/>
-                <w:szCs w:val="24"/>
-              </w:rPr>
-            </w:pPr>
-            <w:r>
-              <w:rPr>
-                <w:rFonts w:ascii="Arial Unicode MS" w:eastAsia="Arial Unicode MS" w:hAnsi="Arial Unicode MS" w:cs="Arial Unicode MS"/>
-                <w:sz w:val="24"/>
-                <w:szCs w:val="24"/>
-              </w:rPr>
-              <w:t>2</w:t>
-            </w:r>
-            <w:r>
-              <w:rPr>
-                <w:rFonts w:ascii="Arial Unicode MS" w:eastAsia="Arial Unicode MS" w:hAnsi="Arial Unicode MS" w:cs="Arial Unicode MS"/>
-                <w:sz w:val="24"/>
-                <w:szCs w:val="24"/>
-              </w:rPr>
-              <w:t>：轉介資源</w:t>
-            </w:r>
-          </w:p>
-          <w:p>
-            <w:pPr>
-              <w:rPr>
-                <w:rFonts w:ascii="Verdana" w:eastAsia="Verdana" w:hAnsi="Verdana" w:cs="Verdana"/>
-                <w:sz w:val="24"/>
-                <w:szCs w:val="24"/>
-              </w:rPr>
-            </w:pPr>
-            <w:r>
-              <w:rPr>
-                <w:rFonts w:ascii="Arial Unicode MS" w:eastAsia="Arial Unicode MS" w:hAnsi="Arial Unicode MS" w:cs="Arial Unicode MS"/>
-                <w:sz w:val="24"/>
-                <w:szCs w:val="24"/>
-              </w:rPr>
-              <w:t>3</w:t>
-            </w:r>
-            <w:r>
-              <w:rPr>
-                <w:rFonts w:ascii="Arial Unicode MS" w:eastAsia="Arial Unicode MS" w:hAnsi="Arial Unicode MS" w:cs="Arial Unicode MS"/>
-                <w:sz w:val="24"/>
-                <w:szCs w:val="24"/>
-              </w:rPr>
-              <w:t>：其他</w:t>
+              <w:t>1：有補助需求</w:t>
+            </w:r>
+          </w:p>
+          <w:p>
+            <w:pPr>
+              <w:rPr>
+                <w:rFonts w:ascii="Verdana" w:eastAsia="Verdana" w:hAnsi="Verdana" w:cs="Verdana"/>
+                <w:sz w:val="24"/>
+                <w:szCs w:val="24"/>
+              </w:rPr>
+            </w:pPr>
+            <w:r>
+              <w:rPr>
+                <w:rFonts w:ascii="Arial Unicode MS" w:eastAsia="Arial Unicode MS" w:hAnsi="Arial Unicode MS" w:cs="Arial Unicode MS"/>
+                <w:sz w:val="24"/>
+                <w:szCs w:val="24"/>
+              </w:rPr>
+              <w:t>2：轉介資源</w:t>
+            </w:r>
+          </w:p>
+          <w:p>
+            <w:pPr>
+              <w:rPr>
+                <w:rFonts w:ascii="Verdana" w:eastAsia="Verdana" w:hAnsi="Verdana" w:cs="Verdana"/>
+                <w:sz w:val="24"/>
+                <w:szCs w:val="24"/>
+              </w:rPr>
+            </w:pPr>
+            <w:r>
+              <w:rPr>
+                <w:rFonts w:ascii="Arial Unicode MS" w:eastAsia="Arial Unicode MS" w:hAnsi="Arial Unicode MS" w:cs="Arial Unicode MS"/>
+                <w:sz w:val="24"/>
+                <w:szCs w:val="24"/>
+              </w:rPr>
+              <w:t>3：其他</w:t>
             </w:r>
           </w:p>
         </w:tc>
@@ -24280,23 +21160,7 @@
                 <w:sz w:val="24"/>
                 <w:szCs w:val="24"/>
               </w:rPr>
-              <w:t>訪視者建議事項</w:t>
-            </w:r>
-            <w:r>
-              <w:rPr>
-                <w:rFonts w:ascii="Arial Unicode MS" w:eastAsia="Arial Unicode MS" w:hAnsi="Arial Unicode MS" w:cs="Arial Unicode MS"/>
-                <w:sz w:val="24"/>
-                <w:szCs w:val="24"/>
-              </w:rPr>
-              <w:t>-</w:t>
-            </w:r>
-            <w:r>
-              <w:rPr>
-                <w:rFonts w:ascii="Arial Unicode MS" w:eastAsia="Arial Unicode MS" w:hAnsi="Arial Unicode MS" w:cs="Arial Unicode MS"/>
-                <w:sz w:val="24"/>
-                <w:szCs w:val="24"/>
-              </w:rPr>
-              <w:t>其他說明</w:t>
+              <w:t>訪視者建議事項-其他說明</w:t>
             </w:r>
           </w:p>
         </w:tc>
@@ -24689,23 +21553,7 @@
           <w:sz w:val="24"/>
           <w:szCs w:val="24"/>
         </w:rPr>
-        <w:t>9.</w:t>
-      </w:r>
-      <w:r>
-        <w:rPr>
-          <w:rFonts w:ascii="Arial Unicode MS" w:eastAsia="Arial Unicode MS" w:hAnsi="Arial Unicode MS" w:cs="Arial Unicode MS"/>
-          <w:sz w:val="24"/>
-          <w:szCs w:val="24"/>
-        </w:rPr>
-        <w:t>系統操作歷程紀錄表</w:t>
-      </w:r>
-      <w:r>
-        <w:rPr>
-          <w:rFonts w:ascii="Arial Unicode MS" w:eastAsia="Arial Unicode MS" w:hAnsi="Arial Unicode MS" w:cs="Arial Unicode MS"/>
-          <w:sz w:val="24"/>
-          <w:szCs w:val="24"/>
-        </w:rPr>
-        <w:t xml:space="preserve"> (system_logs)</w:t>
+        <w:t>9.系統操作歷程紀錄表 (system_logs)</w:t>
       </w:r>
     </w:p>
     <w:p>
@@ -24727,7 +21575,7 @@
 </file>
 
 <file path=word/numbering.xml><?xml version="1.0" encoding="utf-8"?>
-<w:numbering xmlns:wpc="http://schemas.microsoft.com/office/word/2010/wordprocessingCanvas" xmlns:cx="http://schemas.microsoft.com/office/drawing/2014/chartex" xmlns:cx1="http://schemas.microsoft.com/office/drawing/2015/9/8/chartex" xmlns:cx2="http://schemas.microsoft.com/office/drawing/2015/10/21/chartex" xmlns:cx3="http://schemas.microsoft.com/office/drawing/2016/5/9/chartex" xmlns:cx4="http://schemas.microsoft.com/office/drawing/2016/5/10/chartex" xmlns:cx5="http://schemas.microsoft.com/office/drawing/2016/5/11/chartex" xmlns:cx6="http://schemas.microsoft.com/office/drawing/2016/5/12/chartex" xmlns:cx7="http://schemas.microsoft.com/office/drawing/2016/5/13/chartex" xmlns:cx8="http://schemas.microsoft.com/office/drawing/2016/5/14/chartex" xmlns:mc="http://schemas.openxmlformats.org/markup-compatibility/2006" xmlns:aink="http://schemas.microsoft.com/office/drawing/2016/ink" xmlns:am3d="http://schemas.microsoft.com/office/drawing/2017/model3d" xmlns:o="urn:schemas-microsoft-com:office:office" xmlns:r="http://schemas.openxmlformats.org/officeDocument/2006/relationships" xmlns:m="http://schemas.openxmlformats.org/officeDocument/2006/math" xmlns:v="urn:schemas-microsoft-com:vml" xmlns:wp14="http://schemas.microsoft.com/office/word/2010/wordprocessingDrawing" xmlns:wp="http://schemas.openxmlformats.org/drawingml/2006/wordprocessingDrawing" xmlns:w10="urn:schemas-microsoft-com:office:word" xmlns:w="http://schemas.openxmlformats.org/wordprocessingml/2006/main" xmlns:w14="http://schemas.microsoft.com/office/word/2010/wordml" xmlns:w15="http://schemas.microsoft.com/office/word/2012/wordml" xmlns:w16cex="http://schemas.microsoft.com/office/word/2018/wordml/cex" xmlns:w16cid="http://schemas.microsoft.com/office/word/2016/wordml/cid" xmlns:w16="http://schemas.microsoft.com/office/word/2018/wordml" xmlns:w16sdtdh="http://schemas.microsoft.com/office/word/2020/wordml/sdtdatahash" xmlns:w16se="http://schemas.microsoft.com/office/word/2015/wordml/symex" xmlns:wpg="http://schemas.microsoft.com/office/word/2010/wordprocessingGroup" xmlns:wpi="http://schemas.microsoft.com/office/word/2010/wordprocessingInk" xmlns:wne="http://schemas.microsoft.com/office/word/2006/wordml" xmlns:wps="http://schemas.microsoft.com/office/word/2010/wordprocessingShape" mc:Ignorable="w14 w15 w16se w16cid w16 w16cex w16sdtdh wp14">
+<w:numbering xmlns:wpc="http://schemas.microsoft.com/office/word/2010/wordprocessingCanvas" xmlns:cx="http://schemas.microsoft.com/office/drawing/2014/chartex" xmlns:cx1="http://schemas.microsoft.com/office/drawing/2015/9/8/chartex" xmlns:cx2="http://schemas.microsoft.com/office/drawing/2015/10/21/chartex" xmlns:cx3="http://schemas.microsoft.com/office/drawing/2016/5/9/chartex" xmlns:cx4="http://schemas.microsoft.com/office/drawing/2016/5/10/chartex" xmlns:cx5="http://schemas.microsoft.com/office/drawing/2016/5/11/chartex" xmlns:cx6="http://schemas.microsoft.com/office/drawing/2016/5/12/chartex" xmlns:cx7="http://schemas.microsoft.com/office/drawing/2016/5/13/chartex" xmlns:cx8="http://schemas.microsoft.com/office/drawing/2016/5/14/chartex" xmlns:mc="http://schemas.openxmlformats.org/markup-compatibility/2006" xmlns:aink="http://schemas.microsoft.com/office/drawing/2016/ink" xmlns:am3d="http://schemas.microsoft.com/office/drawing/2017/model3d" xmlns:o="urn:schemas-microsoft-com:office:office" xmlns:oel="http://schemas.microsoft.com/office/2019/extlst" xmlns:r="http://schemas.openxmlformats.org/officeDocument/2006/relationships" xmlns:m="http://schemas.openxmlformats.org/officeDocument/2006/math" xmlns:v="urn:schemas-microsoft-com:vml" xmlns:wp14="http://schemas.microsoft.com/office/word/2010/wordprocessingDrawing" xmlns:wp="http://schemas.openxmlformats.org/drawingml/2006/wordprocessingDrawing" xmlns:w10="urn:schemas-microsoft-com:office:word" xmlns:w="http://schemas.openxmlformats.org/wordprocessingml/2006/main" xmlns:w14="http://schemas.microsoft.com/office/word/2010/wordml" xmlns:w15="http://schemas.microsoft.com/office/word/2012/wordml" xmlns:w16cex="http://schemas.microsoft.com/office/word/2018/wordml/cex" xmlns:w16cid="http://schemas.microsoft.com/office/word/2016/wordml/cid" xmlns:w16="http://schemas.microsoft.com/office/word/2018/wordml" xmlns:w16sdtdh="http://schemas.microsoft.com/office/word/2020/wordml/sdtdatahash" xmlns:w16se="http://schemas.microsoft.com/office/word/2015/wordml/symex" xmlns:wpg="http://schemas.microsoft.com/office/word/2010/wordprocessingGroup" xmlns:wpi="http://schemas.microsoft.com/office/word/2010/wordprocessingInk" xmlns:wne="http://schemas.microsoft.com/office/word/2006/wordml" xmlns:wps="http://schemas.microsoft.com/office/word/2010/wordprocessingShape" mc:Ignorable="w14 w15 w16se w16cid w16 w16cex w16sdtdh wp14">
   <w:abstractNum w:abstractNumId="0" w15:restartNumberingAfterBreak="0">
     <w:nsid w:val="11B46125"/>
     <w:multiLevelType w:val="multilevel"/>
@@ -25293,19 +22141,19 @@
       </w:rPr>
     </w:lvl>
   </w:abstractNum>
-  <w:num w:numId="1">
+  <w:num w:numId="1" w16cid:durableId="1273705543">
     <w:abstractNumId w:val="2"/>
   </w:num>
-  <w:num w:numId="2">
+  <w:num w:numId="2" w16cid:durableId="1693413825">
     <w:abstractNumId w:val="0"/>
   </w:num>
-  <w:num w:numId="3">
+  <w:num w:numId="3" w16cid:durableId="401367156">
     <w:abstractNumId w:val="4"/>
   </w:num>
-  <w:num w:numId="4">
+  <w:num w:numId="4" w16cid:durableId="115100550">
     <w:abstractNumId w:val="3"/>
   </w:num>
-  <w:num w:numId="5">
+  <w:num w:numId="5" w16cid:durableId="385565333">
     <w:abstractNumId w:val="1"/>
   </w:num>
 </w:numbering>

--- a/自費醫療補助管理系統_需求規格書.docx
+++ b/自費醫療補助管理系統_需求規格書.docx
@@ -1601,7 +1601,29 @@
                 <w:szCs w:val="24"/>
                 <w:lang w:val="en-US"/>
               </w:rPr>
-              <w:t>DEFAULT gen_random_uuid()</w:t>
+              <w:t xml:space="preserve">DEFAULT </w:t>
+            </w:r>
+            <w:proofErr w:type="spellStart"/>
+            <w:r>
+              <w:rPr>
+                <w:rFonts w:ascii="Verdana" w:eastAsia="Verdana" w:hAnsi="Verdana" w:cs="Verdana"/>
+                <w:color w:val="181818"/>
+                <w:sz w:val="24"/>
+                <w:szCs w:val="24"/>
+                <w:lang w:val="en-US"/>
+              </w:rPr>
+              <w:t>gen_random_uuid</w:t>
+            </w:r>
+            <w:proofErr w:type="spellEnd"/>
+            <w:r>
+              <w:rPr>
+                <w:rFonts w:ascii="Verdana" w:eastAsia="Verdana" w:hAnsi="Verdana" w:cs="Verdana"/>
+                <w:color w:val="181818"/>
+                <w:sz w:val="24"/>
+                <w:szCs w:val="24"/>
+                <w:lang w:val="en-US"/>
+              </w:rPr>
+              <w:t>()</w:t>
             </w:r>
           </w:p>
         </w:tc>
@@ -7444,39 +7466,11 @@
           <w:p>
             <w:pPr>
               <w:rPr>
-                <w:rFonts w:ascii="Verdana" w:eastAsia="Verdana" w:hAnsi="Verdana" w:cs="Verdana"/>
-                <w:color w:val="181818"/>
-                <w:sz w:val="24"/>
-                <w:szCs w:val="24"/>
-              </w:rPr>
-            </w:pPr>
-            <w:r>
-              <w:rPr>
                 <w:rFonts w:asciiTheme="minorEastAsia" w:hAnsiTheme="minorEastAsia" w:cs="Arial Unicode MS" w:hint="eastAsia"/>
                 <w:color w:val="181818"/>
                 <w:sz w:val="24"/>
                 <w:szCs w:val="24"/>
               </w:rPr>
-              <w:t>1</w:t>
-            </w:r>
-            <w:r>
-              <w:rPr>
-                <w:rFonts w:ascii="Arial Unicode MS" w:eastAsia="Arial Unicode MS" w:hAnsi="Arial Unicode MS" w:cs="Arial Unicode MS"/>
-                <w:color w:val="181818"/>
-                <w:sz w:val="24"/>
-                <w:szCs w:val="24"/>
-              </w:rPr>
-              <w:t>審核中</w:t>
-            </w:r>
-          </w:p>
-          <w:p>
-            <w:pPr>
-              <w:rPr>
-                <w:rFonts w:ascii="Verdana" w:eastAsia="Verdana" w:hAnsi="Verdana" w:cs="Verdana"/>
-                <w:color w:val="181818"/>
-                <w:sz w:val="24"/>
-                <w:szCs w:val="24"/>
-              </w:rPr>
             </w:pPr>
             <w:r>
               <w:rPr>
@@ -7485,54 +7479,17 @@
                 <w:sz w:val="24"/>
                 <w:szCs w:val="24"/>
               </w:rPr>
-              <w:t>2</w:t>
-            </w:r>
-            <w:r>
-              <w:rPr>
-                <w:rFonts w:ascii="Arial Unicode MS" w:eastAsia="Arial Unicode MS" w:hAnsi="Arial Unicode MS" w:cs="Arial Unicode MS"/>
-                <w:color w:val="181818"/>
-                <w:sz w:val="24"/>
-                <w:szCs w:val="24"/>
-              </w:rPr>
-              <w:t>審核未通過</w:t>
-            </w:r>
-          </w:p>
-          <w:p>
-            <w:pPr>
-              <w:rPr>
-                <w:rFonts w:ascii="Verdana" w:eastAsia="Verdana" w:hAnsi="Verdana" w:cs="Verdana"/>
-                <w:color w:val="181818"/>
-                <w:sz w:val="24"/>
-                <w:szCs w:val="24"/>
-              </w:rPr>
-            </w:pPr>
-            <w:r>
+              <w:t>1審核中</w:t>
+            </w:r>
+          </w:p>
+          <w:p>
+            <w:pPr>
               <w:rPr>
                 <w:rFonts w:asciiTheme="minorEastAsia" w:hAnsiTheme="minorEastAsia" w:cs="Arial Unicode MS" w:hint="eastAsia"/>
                 <w:color w:val="181818"/>
                 <w:sz w:val="24"/>
                 <w:szCs w:val="24"/>
               </w:rPr>
-              <w:t>3</w:t>
-            </w:r>
-            <w:r>
-              <w:rPr>
-                <w:rFonts w:ascii="Arial Unicode MS" w:eastAsia="Arial Unicode MS" w:hAnsi="Arial Unicode MS" w:cs="Arial Unicode MS"/>
-                <w:color w:val="181818"/>
-                <w:sz w:val="24"/>
-                <w:szCs w:val="24"/>
-              </w:rPr>
-              <w:t>審核通過</w:t>
-            </w:r>
-          </w:p>
-          <w:p>
-            <w:pPr>
-              <w:rPr>
-                <w:rFonts w:ascii="Verdana" w:eastAsia="Verdana" w:hAnsi="Verdana" w:cs="Verdana"/>
-                <w:color w:val="181818"/>
-                <w:sz w:val="24"/>
-                <w:szCs w:val="24"/>
-              </w:rPr>
             </w:pPr>
             <w:r>
               <w:rPr>
@@ -7541,44 +7498,26 @@
                 <w:sz w:val="24"/>
                 <w:szCs w:val="24"/>
               </w:rPr>
-              <w:t>4</w:t>
-            </w:r>
-            <w:r>
-              <w:rPr>
-                <w:rFonts w:ascii="Arial Unicode MS" w:eastAsia="Arial Unicode MS" w:hAnsi="Arial Unicode MS" w:cs="Arial Unicode MS"/>
-                <w:color w:val="181818"/>
-                <w:sz w:val="24"/>
-                <w:szCs w:val="24"/>
-              </w:rPr>
-              <w:t>待補助</w:t>
-            </w:r>
-          </w:p>
-          <w:p>
-            <w:pPr>
-              <w:rPr>
-                <w:rFonts w:ascii="Verdana" w:eastAsia="Verdana" w:hAnsi="Verdana" w:cs="Verdana"/>
-                <w:color w:val="181818"/>
-                <w:sz w:val="24"/>
-                <w:szCs w:val="24"/>
-              </w:rPr>
-            </w:pPr>
-            <w:r>
+              <w:t>2審核未通過(結案)</w:t>
+            </w:r>
+          </w:p>
+          <w:p>
+            <w:pPr>
               <w:rPr>
                 <w:rFonts w:asciiTheme="minorEastAsia" w:hAnsiTheme="minorEastAsia" w:cs="Arial Unicode MS" w:hint="eastAsia"/>
                 <w:color w:val="181818"/>
                 <w:sz w:val="24"/>
                 <w:szCs w:val="24"/>
               </w:rPr>
-              <w:t>5</w:t>
-            </w:r>
-            <w:r>
-              <w:rPr>
-                <w:rFonts w:ascii="Arial Unicode MS" w:eastAsia="Arial Unicode MS" w:hAnsi="Arial Unicode MS" w:cs="Arial Unicode MS"/>
-                <w:color w:val="181818"/>
-                <w:sz w:val="24"/>
-                <w:szCs w:val="24"/>
-              </w:rPr>
-              <w:t>補助完成</w:t>
+            </w:pPr>
+            <w:r>
+              <w:rPr>
+                <w:rFonts w:asciiTheme="minorEastAsia" w:hAnsiTheme="minorEastAsia" w:cs="Arial Unicode MS" w:hint="eastAsia"/>
+                <w:color w:val="181818"/>
+                <w:sz w:val="24"/>
+                <w:szCs w:val="24"/>
+              </w:rPr>
+              <w:t>3待核銷</w:t>
             </w:r>
           </w:p>
           <w:p>
@@ -7590,6 +7529,24 @@
                 <w:szCs w:val="24"/>
               </w:rPr>
             </w:pPr>
+            <w:r>
+              <w:rPr>
+                <w:rFonts w:asciiTheme="minorEastAsia" w:hAnsiTheme="minorEastAsia" w:cs="Arial Unicode MS" w:hint="eastAsia"/>
+                <w:color w:val="181818"/>
+                <w:sz w:val="24"/>
+                <w:szCs w:val="24"/>
+              </w:rPr>
+              <w:t>4核銷完成(結案)</w:t>
+            </w:r>
+            <w:r>
+              <w:rPr>
+                <w:rFonts w:asciiTheme="minorEastAsia" w:hAnsiTheme="minorEastAsia" w:cs="Arial Unicode MS"/>
+                <w:color w:val="181818"/>
+                <w:sz w:val="24"/>
+                <w:szCs w:val="24"/>
+              </w:rPr>
+              <w:br/>
+            </w:r>
             <w:r>
               <w:rPr>
                 <w:rFonts w:ascii="Arial Unicode MS" w:eastAsia="Arial Unicode MS" w:hAnsi="Arial Unicode MS" w:cs="Arial Unicode MS"/>
@@ -8612,25 +8569,7 @@
                 <w:sz w:val="24"/>
                 <w:szCs w:val="24"/>
               </w:rPr>
-              <w:t xml:space="preserve"> </w:t>
-            </w:r>
-            <w:r>
-              <w:rPr>
-                <w:rFonts w:ascii="Verdana" w:eastAsia="Verdana" w:hAnsi="Verdana" w:cs="Verdana"/>
-                <w:color w:val="181818"/>
-                <w:sz w:val="24"/>
-                <w:szCs w:val="24"/>
-              </w:rPr>
-              <w:t>underage</w:t>
-            </w:r>
-            <w:r>
-              <w:rPr>
-                <w:rFonts w:ascii="Verdana" w:eastAsia="Verdana" w:hAnsi="Verdana" w:cs="Verdana"/>
-                <w:color w:val="181818"/>
-                <w:sz w:val="24"/>
-                <w:szCs w:val="24"/>
-              </w:rPr>
-              <w:t xml:space="preserve"> </w:t>
+              <w:t xml:space="preserve"> underage </w:t>
             </w:r>
             <w:r>
               <w:rPr>

--- a/自費醫療補助管理系統_需求規格書.docx
+++ b/自費醫療補助管理系統_需求規格書.docx
@@ -13,6 +13,7 @@
           <w:szCs w:val="87"/>
         </w:rPr>
       </w:pPr>
+      <w:proofErr w:type="gramStart"/>
       <w:r>
         <w:rPr>
           <w:rFonts w:ascii="Arial Unicode MS" w:eastAsia="Arial Unicode MS" w:hAnsi="Arial Unicode MS" w:cs="Arial Unicode MS"/>
@@ -23,6 +24,7 @@
         </w:rPr>
         <w:t>萬美基金會</w:t>
       </w:r>
+      <w:proofErr w:type="gramEnd"/>
     </w:p>
     <w:p>
       <w:pPr>
@@ -135,7 +137,25 @@
           <w:sz w:val="24"/>
           <w:szCs w:val="24"/>
         </w:rPr>
-        <w:t>本系統旨在將「自費醫療補助」申請流程數位化，包含從申請人端的文件上傳、承辦人的行政審核與家訪紀錄，到董事會的決策審核及後續的撥款核銷 。系統需支援電子與紙本並行的作業模式，並嚴格控管個資安全 。</w:t>
+        <w:t>本系統旨在將「自費醫療補助」申請流程數位化，包含從申請人端的文件上傳、承辦人的行政審核與家訪紀錄，到董事會的決策審核及後續的撥款核銷 。系統需支援電子與紙本並行的作業模式，並嚴格</w:t>
+      </w:r>
+      <w:proofErr w:type="gramStart"/>
+      <w:r>
+        <w:rPr>
+          <w:rFonts w:ascii="Arial Unicode MS" w:eastAsia="Arial Unicode MS" w:hAnsi="Arial Unicode MS" w:cs="Arial Unicode MS"/>
+          <w:sz w:val="24"/>
+          <w:szCs w:val="24"/>
+        </w:rPr>
+        <w:t>控管個資</w:t>
+      </w:r>
+      <w:proofErr w:type="gramEnd"/>
+      <w:r>
+        <w:rPr>
+          <w:rFonts w:ascii="Arial Unicode MS" w:eastAsia="Arial Unicode MS" w:hAnsi="Arial Unicode MS" w:cs="Arial Unicode MS"/>
+          <w:sz w:val="24"/>
+          <w:szCs w:val="24"/>
+        </w:rPr>
+        <w:t>安全 。</w:t>
       </w:r>
     </w:p>
     <w:p>
@@ -210,13 +230,23 @@
         </w:rPr>
         <w:t>申請人：</w:t>
       </w:r>
+      <w:proofErr w:type="gramStart"/>
       <w:r>
         <w:rPr>
           <w:rFonts w:ascii="Arial Unicode MS" w:eastAsia="Arial Unicode MS" w:hAnsi="Arial Unicode MS" w:cs="Arial Unicode MS"/>
           <w:sz w:val="24"/>
           <w:szCs w:val="24"/>
         </w:rPr>
-        <w:t>線上填寫申請表、上傳證明文件、查詢進度與歷史紀錄 。</w:t>
+        <w:t>線上填寫</w:t>
+      </w:r>
+      <w:proofErr w:type="gramEnd"/>
+      <w:r>
+        <w:rPr>
+          <w:rFonts w:ascii="Arial Unicode MS" w:eastAsia="Arial Unicode MS" w:hAnsi="Arial Unicode MS" w:cs="Arial Unicode MS"/>
+          <w:sz w:val="24"/>
+          <w:szCs w:val="24"/>
+        </w:rPr>
+        <w:t>申請表、上傳證明文件、查詢進度與歷史紀錄 。</w:t>
       </w:r>
     </w:p>
     <w:p>
@@ -447,7 +477,25 @@
           <w:sz w:val="24"/>
           <w:szCs w:val="24"/>
         </w:rPr>
-        <w:t>必要文件：身分證正反面影本、個資同意書（線上電子簽名）、全戶戶籍謄本、重大傷病證明、診斷證明。</w:t>
+        <w:t>必要文件：身分證正反面影本、</w:t>
+      </w:r>
+      <w:proofErr w:type="gramStart"/>
+      <w:r>
+        <w:rPr>
+          <w:rFonts w:ascii="Arial Unicode MS" w:eastAsia="Arial Unicode MS" w:hAnsi="Arial Unicode MS" w:cs="Arial Unicode MS"/>
+          <w:sz w:val="24"/>
+          <w:szCs w:val="24"/>
+        </w:rPr>
+        <w:t>個</w:t>
+      </w:r>
+      <w:proofErr w:type="gramEnd"/>
+      <w:r>
+        <w:rPr>
+          <w:rFonts w:ascii="Arial Unicode MS" w:eastAsia="Arial Unicode MS" w:hAnsi="Arial Unicode MS" w:cs="Arial Unicode MS"/>
+          <w:sz w:val="24"/>
+          <w:szCs w:val="24"/>
+        </w:rPr>
+        <w:t>資同意書（線上電子簽名）、全戶戶籍謄本、重大傷病證明、診斷證明。</w:t>
       </w:r>
     </w:p>
     <w:p>
@@ -539,7 +587,25 @@
           <w:sz w:val="24"/>
           <w:szCs w:val="24"/>
         </w:rPr>
-        <w:t>(2) 申請階段：預先申請，因尚無醫療單據，可先不檢附醫療單據，待治療結束後補上。事後申請，需於治療完成三個月內申請，並檢附醫療單據。</w:t>
+        <w:t>(2) 申請階段：預先申請，因尚無醫療單據，可先</w:t>
+      </w:r>
+      <w:proofErr w:type="gramStart"/>
+      <w:r>
+        <w:rPr>
+          <w:rFonts w:ascii="Arial Unicode MS" w:eastAsia="Arial Unicode MS" w:hAnsi="Arial Unicode MS" w:cs="Arial Unicode MS"/>
+          <w:sz w:val="24"/>
+          <w:szCs w:val="24"/>
+        </w:rPr>
+        <w:t>不</w:t>
+      </w:r>
+      <w:proofErr w:type="gramEnd"/>
+      <w:r>
+        <w:rPr>
+          <w:rFonts w:ascii="Arial Unicode MS" w:eastAsia="Arial Unicode MS" w:hAnsi="Arial Unicode MS" w:cs="Arial Unicode MS"/>
+          <w:sz w:val="24"/>
+          <w:szCs w:val="24"/>
+        </w:rPr>
+        <w:t>檢附醫療單據，待治療結束後補上。事後申請，需於治療完成三個月內申請，並檢附醫療單據。</w:t>
       </w:r>
     </w:p>
     <w:p>
@@ -557,7 +623,25 @@
           <w:sz w:val="24"/>
           <w:szCs w:val="24"/>
         </w:rPr>
-        <w:t>(3) 經濟狀況：若為小康家庭除上述資料外，額外要求集保結算所資料、購屋貸款利息單據及醫事人員在職證明</w:t>
+        <w:t>(3) 經濟狀況：若為小康家庭除上述資料外，額外要求集保結算所資料、購屋貸款利息單據及</w:t>
+      </w:r>
+      <w:proofErr w:type="gramStart"/>
+      <w:r>
+        <w:rPr>
+          <w:rFonts w:ascii="Arial Unicode MS" w:eastAsia="Arial Unicode MS" w:hAnsi="Arial Unicode MS" w:cs="Arial Unicode MS"/>
+          <w:sz w:val="24"/>
+          <w:szCs w:val="24"/>
+        </w:rPr>
+        <w:t>醫</w:t>
+      </w:r>
+      <w:proofErr w:type="gramEnd"/>
+      <w:r>
+        <w:rPr>
+          <w:rFonts w:ascii="Arial Unicode MS" w:eastAsia="Arial Unicode MS" w:hAnsi="Arial Unicode MS" w:cs="Arial Unicode MS"/>
+          <w:sz w:val="24"/>
+          <w:szCs w:val="24"/>
+        </w:rPr>
+        <w:t>事人員在職證明</w:t>
       </w:r>
       <w:r>
         <w:rPr>
@@ -597,13 +681,41 @@
         </w:rPr>
         <w:t>*</w:t>
       </w:r>
+      <w:proofErr w:type="gramStart"/>
       <w:r>
         <w:rPr>
           <w:rFonts w:ascii="Arial Unicode MS" w:eastAsia="Arial Unicode MS" w:hAnsi="Arial Unicode MS" w:cs="Arial Unicode MS"/>
           <w:sz w:val="24"/>
           <w:szCs w:val="24"/>
         </w:rPr>
-        <w:t>註：購屋貸款利息單據及醫事人員在職證明，有符合才需提供，若有提供的話會優先審核。</w:t>
+        <w:t>註</w:t>
+      </w:r>
+      <w:proofErr w:type="gramEnd"/>
+      <w:r>
+        <w:rPr>
+          <w:rFonts w:ascii="Arial Unicode MS" w:eastAsia="Arial Unicode MS" w:hAnsi="Arial Unicode MS" w:cs="Arial Unicode MS"/>
+          <w:sz w:val="24"/>
+          <w:szCs w:val="24"/>
+        </w:rPr>
+        <w:t>：購屋貸款利息單據及</w:t>
+      </w:r>
+      <w:proofErr w:type="gramStart"/>
+      <w:r>
+        <w:rPr>
+          <w:rFonts w:ascii="Arial Unicode MS" w:eastAsia="Arial Unicode MS" w:hAnsi="Arial Unicode MS" w:cs="Arial Unicode MS"/>
+          <w:sz w:val="24"/>
+          <w:szCs w:val="24"/>
+        </w:rPr>
+        <w:t>醫</w:t>
+      </w:r>
+      <w:proofErr w:type="gramEnd"/>
+      <w:r>
+        <w:rPr>
+          <w:rFonts w:ascii="Arial Unicode MS" w:eastAsia="Arial Unicode MS" w:hAnsi="Arial Unicode MS" w:cs="Arial Unicode MS"/>
+          <w:sz w:val="24"/>
+          <w:szCs w:val="24"/>
+        </w:rPr>
+        <w:t>事人員在職證明，有符合才需提供，若有提供的話會優先審核。</w:t>
       </w:r>
     </w:p>
     <w:p>
@@ -622,7 +734,25 @@
           <w:szCs w:val="24"/>
         </w:rPr>
         <w:lastRenderedPageBreak/>
-        <w:t>身分證正反面影本上傳後畫面增加浮水印：本影本僅供萬美基金會自費醫療補助申請業務使用，用途完成後影本失效</w:t>
+        <w:t>身分證正反面影本上傳後畫面增加浮水印：</w:t>
+      </w:r>
+      <w:proofErr w:type="gramStart"/>
+      <w:r>
+        <w:rPr>
+          <w:rFonts w:ascii="Arial Unicode MS" w:eastAsia="Arial Unicode MS" w:hAnsi="Arial Unicode MS" w:cs="Arial Unicode MS"/>
+          <w:sz w:val="24"/>
+          <w:szCs w:val="24"/>
+        </w:rPr>
+        <w:t>本影本僅供萬美</w:t>
+      </w:r>
+      <w:proofErr w:type="gramEnd"/>
+      <w:r>
+        <w:rPr>
+          <w:rFonts w:ascii="Arial Unicode MS" w:eastAsia="Arial Unicode MS" w:hAnsi="Arial Unicode MS" w:cs="Arial Unicode MS"/>
+          <w:sz w:val="24"/>
+          <w:szCs w:val="24"/>
+        </w:rPr>
+        <w:t>基金會自費醫療補助申請業務使用，用途完成後影本失效</w:t>
       </w:r>
     </w:p>
     <w:p>
@@ -660,7 +790,25 @@
           <w:sz w:val="24"/>
           <w:szCs w:val="24"/>
         </w:rPr>
-        <w:t>申請階段結束後，申請人就不可在異動，除非退回給申請階段請申請人修改及補附文件。</w:t>
+        <w:t>申請階段結束後，申請人就不可在異動，除非退回給申請階段請申請人修改</w:t>
+      </w:r>
+      <w:proofErr w:type="gramStart"/>
+      <w:r>
+        <w:rPr>
+          <w:rFonts w:ascii="Arial Unicode MS" w:eastAsia="Arial Unicode MS" w:hAnsi="Arial Unicode MS" w:cs="Arial Unicode MS"/>
+          <w:sz w:val="24"/>
+          <w:szCs w:val="24"/>
+        </w:rPr>
+        <w:t>及補附文件</w:t>
+      </w:r>
+      <w:proofErr w:type="gramEnd"/>
+      <w:r>
+        <w:rPr>
+          <w:rFonts w:ascii="Arial Unicode MS" w:eastAsia="Arial Unicode MS" w:hAnsi="Arial Unicode MS" w:cs="Arial Unicode MS"/>
+          <w:sz w:val="24"/>
+          <w:szCs w:val="24"/>
+        </w:rPr>
+        <w:t>。</w:t>
       </w:r>
     </w:p>
     <w:p>
@@ -723,7 +871,25 @@
           <w:sz w:val="24"/>
           <w:szCs w:val="24"/>
         </w:rPr>
-        <w:t>有提供「購屋貸款利息單據及醫事人員在職證明」最優先，其次依照申請日期排序</w:t>
+        <w:t>有提供「購屋貸款利息單據及</w:t>
+      </w:r>
+      <w:proofErr w:type="gramStart"/>
+      <w:r>
+        <w:rPr>
+          <w:rFonts w:ascii="Arial Unicode MS" w:eastAsia="Arial Unicode MS" w:hAnsi="Arial Unicode MS" w:cs="Arial Unicode MS"/>
+          <w:sz w:val="24"/>
+          <w:szCs w:val="24"/>
+        </w:rPr>
+        <w:t>醫</w:t>
+      </w:r>
+      <w:proofErr w:type="gramEnd"/>
+      <w:r>
+        <w:rPr>
+          <w:rFonts w:ascii="Arial Unicode MS" w:eastAsia="Arial Unicode MS" w:hAnsi="Arial Unicode MS" w:cs="Arial Unicode MS"/>
+          <w:sz w:val="24"/>
+          <w:szCs w:val="24"/>
+        </w:rPr>
+        <w:t>事人員在職證明」最優先，其次依照申請日期排序</w:t>
       </w:r>
     </w:p>
     <w:p>
@@ -753,7 +919,25 @@
           <w:sz w:val="24"/>
           <w:szCs w:val="24"/>
         </w:rPr>
-        <w:t xml:space="preserve"> 針對「文件補齊限期三週」提供系統警示，通知承辦人與申請人 。</w:t>
+        <w:t xml:space="preserve"> 針對「文件補齊限期三</w:t>
+      </w:r>
+      <w:proofErr w:type="gramStart"/>
+      <w:r>
+        <w:rPr>
+          <w:rFonts w:ascii="Arial Unicode MS" w:eastAsia="Arial Unicode MS" w:hAnsi="Arial Unicode MS" w:cs="Arial Unicode MS"/>
+          <w:sz w:val="24"/>
+          <w:szCs w:val="24"/>
+        </w:rPr>
+        <w:t>週</w:t>
+      </w:r>
+      <w:proofErr w:type="gramEnd"/>
+      <w:r>
+        <w:rPr>
+          <w:rFonts w:ascii="Arial Unicode MS" w:eastAsia="Arial Unicode MS" w:hAnsi="Arial Unicode MS" w:cs="Arial Unicode MS"/>
+          <w:sz w:val="24"/>
+          <w:szCs w:val="24"/>
+        </w:rPr>
+        <w:t>」提供系統警示，通知承辦人與申請人 。</w:t>
       </w:r>
     </w:p>
     <w:p>
@@ -813,7 +997,25 @@
           <w:sz w:val="24"/>
           <w:szCs w:val="24"/>
         </w:rPr>
-        <w:t>原「補助個案訪視關懷紀錄表」於google表單填寫，若要修改需重新填寫較不便利，改於個案管理系統網站線上填寫，志工填寫完後在承辦人審核前都可再進行查看及修改，承辦人可直接於系統進行審核。</w:t>
+        <w:t>原「補助個案訪視關懷紀錄表」於google表單填寫，若要修改需重新填寫較不便利，改於個案管理系統</w:t>
+      </w:r>
+      <w:proofErr w:type="gramStart"/>
+      <w:r>
+        <w:rPr>
+          <w:rFonts w:ascii="Arial Unicode MS" w:eastAsia="Arial Unicode MS" w:hAnsi="Arial Unicode MS" w:cs="Arial Unicode MS"/>
+          <w:sz w:val="24"/>
+          <w:szCs w:val="24"/>
+        </w:rPr>
+        <w:t>網站線上填寫</w:t>
+      </w:r>
+      <w:proofErr w:type="gramEnd"/>
+      <w:r>
+        <w:rPr>
+          <w:rFonts w:ascii="Arial Unicode MS" w:eastAsia="Arial Unicode MS" w:hAnsi="Arial Unicode MS" w:cs="Arial Unicode MS"/>
+          <w:sz w:val="24"/>
+          <w:szCs w:val="24"/>
+        </w:rPr>
+        <w:t>，志工填寫完後在承辦人審核前都可再進行查看及修改，承辦人可直接於系統進行審核。</w:t>
       </w:r>
     </w:p>
     <w:p>
@@ -874,7 +1076,25 @@
           <w:sz w:val="24"/>
           <w:szCs w:val="24"/>
         </w:rPr>
-        <w:t>：電子申請表審核完成後，承辦人可於系統印出紙本申請表(資料系統自動填入)，提供承辦人紙本歸檔。</w:t>
+        <w:t>：電子申請表審核完成後，承辦人可於系統印出紙本申請表(資料系統自動填入)，提供</w:t>
+      </w:r>
+      <w:proofErr w:type="gramStart"/>
+      <w:r>
+        <w:rPr>
+          <w:rFonts w:ascii="Arial Unicode MS" w:eastAsia="Arial Unicode MS" w:hAnsi="Arial Unicode MS" w:cs="Arial Unicode MS"/>
+          <w:sz w:val="24"/>
+          <w:szCs w:val="24"/>
+        </w:rPr>
+        <w:t>承辦人紙本</w:t>
+      </w:r>
+      <w:proofErr w:type="gramEnd"/>
+      <w:r>
+        <w:rPr>
+          <w:rFonts w:ascii="Arial Unicode MS" w:eastAsia="Arial Unicode MS" w:hAnsi="Arial Unicode MS" w:cs="Arial Unicode MS"/>
+          <w:sz w:val="24"/>
+          <w:szCs w:val="24"/>
+        </w:rPr>
+        <w:t>歸檔。</w:t>
       </w:r>
     </w:p>
     <w:p>
@@ -1612,7 +1832,18 @@
                 <w:szCs w:val="24"/>
                 <w:lang w:val="en-US"/>
               </w:rPr>
-              <w:t>gen_random_uuid</w:t>
+              <w:t>gen_random_</w:t>
+            </w:r>
+            <w:proofErr w:type="gramStart"/>
+            <w:r>
+              <w:rPr>
+                <w:rFonts w:ascii="Verdana" w:eastAsia="Verdana" w:hAnsi="Verdana" w:cs="Verdana"/>
+                <w:color w:val="181818"/>
+                <w:sz w:val="24"/>
+                <w:szCs w:val="24"/>
+                <w:lang w:val="en-US"/>
+              </w:rPr>
+              <w:t>uuid</w:t>
             </w:r>
             <w:proofErr w:type="spellEnd"/>
             <w:r>
@@ -1623,7 +1854,18 @@
                 <w:szCs w:val="24"/>
                 <w:lang w:val="en-US"/>
               </w:rPr>
-              <w:t>()</w:t>
+              <w:t>(</w:t>
+            </w:r>
+            <w:proofErr w:type="gramEnd"/>
+            <w:r>
+              <w:rPr>
+                <w:rFonts w:ascii="Verdana" w:eastAsia="Verdana" w:hAnsi="Verdana" w:cs="Verdana"/>
+                <w:color w:val="181818"/>
+                <w:sz w:val="24"/>
+                <w:szCs w:val="24"/>
+                <w:lang w:val="en-US"/>
+              </w:rPr>
+              <w:t>)</w:t>
             </w:r>
           </w:p>
         </w:tc>
@@ -2779,14 +3021,25 @@
                 <w:szCs w:val="24"/>
               </w:rPr>
             </w:pPr>
-            <w:r>
-              <w:rPr>
-                <w:rFonts w:ascii="Arial Unicode MS" w:eastAsia="Arial Unicode MS" w:hAnsi="Arial Unicode MS" w:cs="Arial Unicode MS"/>
-                <w:color w:val="181818"/>
-                <w:sz w:val="24"/>
-                <w:szCs w:val="24"/>
-              </w:rPr>
-              <w:t>盲索引專用 Salt</w:t>
+            <w:proofErr w:type="gramStart"/>
+            <w:r>
+              <w:rPr>
+                <w:rFonts w:ascii="Arial Unicode MS" w:eastAsia="Arial Unicode MS" w:hAnsi="Arial Unicode MS" w:cs="Arial Unicode MS"/>
+                <w:color w:val="181818"/>
+                <w:sz w:val="24"/>
+                <w:szCs w:val="24"/>
+              </w:rPr>
+              <w:t>盲</w:t>
+            </w:r>
+            <w:proofErr w:type="gramEnd"/>
+            <w:r>
+              <w:rPr>
+                <w:rFonts w:ascii="Arial Unicode MS" w:eastAsia="Arial Unicode MS" w:hAnsi="Arial Unicode MS" w:cs="Arial Unicode MS"/>
+                <w:color w:val="181818"/>
+                <w:sz w:val="24"/>
+                <w:szCs w:val="24"/>
+              </w:rPr>
+              <w:t>索引專用 Salt</w:t>
             </w:r>
           </w:p>
         </w:tc>
@@ -5694,7 +5947,25 @@
           <w:sz w:val="24"/>
           <w:szCs w:val="24"/>
         </w:rPr>
-        <w:t>4. 自費醫療補助申請案主表 (applications)</w:t>
+        <w:t>4. 自費醫療補助申請</w:t>
+      </w:r>
+      <w:proofErr w:type="gramStart"/>
+      <w:r>
+        <w:rPr>
+          <w:rFonts w:ascii="Arial Unicode MS" w:eastAsia="Arial Unicode MS" w:hAnsi="Arial Unicode MS" w:cs="Arial Unicode MS"/>
+          <w:sz w:val="24"/>
+          <w:szCs w:val="24"/>
+        </w:rPr>
+        <w:t>案主表</w:t>
+      </w:r>
+      <w:proofErr w:type="gramEnd"/>
+      <w:r>
+        <w:rPr>
+          <w:rFonts w:ascii="Arial Unicode MS" w:eastAsia="Arial Unicode MS" w:hAnsi="Arial Unicode MS" w:cs="Arial Unicode MS"/>
+          <w:sz w:val="24"/>
+          <w:szCs w:val="24"/>
+        </w:rPr>
+        <w:t xml:space="preserve"> (applications)</w:t>
       </w:r>
     </w:p>
     <w:tbl>
@@ -6211,8 +6482,19 @@
                 <w:sz w:val="24"/>
                 <w:szCs w:val="24"/>
               </w:rPr>
-              <w:t>家訪前承辦人必填</w:t>
-            </w:r>
+              <w:t>家訪前承辦</w:t>
+            </w:r>
+            <w:proofErr w:type="gramStart"/>
+            <w:r>
+              <w:rPr>
+                <w:rFonts w:ascii="Arial Unicode MS" w:eastAsia="Arial Unicode MS" w:hAnsi="Arial Unicode MS" w:cs="Arial Unicode MS"/>
+                <w:color w:val="181818"/>
+                <w:sz w:val="24"/>
+                <w:szCs w:val="24"/>
+              </w:rPr>
+              <w:t>人必填</w:t>
+            </w:r>
+            <w:proofErr w:type="gramEnd"/>
             <w:r>
               <w:rPr>
                 <w:rFonts w:ascii="Arial Unicode MS" w:eastAsia="Arial Unicode MS" w:hAnsi="Arial Unicode MS" w:cs="Arial Unicode MS"/>
@@ -6470,7 +6752,27 @@
                 <w:sz w:val="24"/>
                 <w:szCs w:val="24"/>
               </w:rPr>
-              <w:t>轉介社工 ID</w:t>
+              <w:t>轉</w:t>
+            </w:r>
+            <w:proofErr w:type="gramStart"/>
+            <w:r>
+              <w:rPr>
+                <w:rFonts w:ascii="Arial Unicode MS" w:eastAsia="Arial Unicode MS" w:hAnsi="Arial Unicode MS" w:cs="Arial Unicode MS"/>
+                <w:color w:val="181818"/>
+                <w:sz w:val="24"/>
+                <w:szCs w:val="24"/>
+              </w:rPr>
+              <w:t>介</w:t>
+            </w:r>
+            <w:proofErr w:type="gramEnd"/>
+            <w:r>
+              <w:rPr>
+                <w:rFonts w:ascii="Arial Unicode MS" w:eastAsia="Arial Unicode MS" w:hAnsi="Arial Unicode MS" w:cs="Arial Unicode MS"/>
+                <w:color w:val="181818"/>
+                <w:sz w:val="24"/>
+                <w:szCs w:val="24"/>
+              </w:rPr>
+              <w:t>社工 ID</w:t>
             </w:r>
           </w:p>
         </w:tc>
@@ -6897,8 +7199,18 @@
                 <w:sz w:val="24"/>
                 <w:szCs w:val="24"/>
               </w:rPr>
-              <w:t>2：轉介</w:t>
-            </w:r>
+              <w:t>2：轉</w:t>
+            </w:r>
+            <w:proofErr w:type="gramStart"/>
+            <w:r>
+              <w:rPr>
+                <w:rFonts w:ascii="Arial Unicode MS" w:eastAsia="Arial Unicode MS" w:hAnsi="Arial Unicode MS" w:cs="Arial Unicode MS"/>
+                <w:sz w:val="24"/>
+                <w:szCs w:val="24"/>
+              </w:rPr>
+              <w:t>介</w:t>
+            </w:r>
+            <w:proofErr w:type="gramEnd"/>
           </w:p>
         </w:tc>
       </w:tr>
@@ -6976,7 +7288,27 @@
                 <w:sz w:val="24"/>
                 <w:szCs w:val="24"/>
               </w:rPr>
-              <w:t>轉介單位</w:t>
+              <w:t>轉</w:t>
+            </w:r>
+            <w:proofErr w:type="gramStart"/>
+            <w:r>
+              <w:rPr>
+                <w:rFonts w:ascii="Arial Unicode MS" w:eastAsia="Arial Unicode MS" w:hAnsi="Arial Unicode MS" w:cs="Arial Unicode MS"/>
+                <w:color w:val="181818"/>
+                <w:sz w:val="24"/>
+                <w:szCs w:val="24"/>
+              </w:rPr>
+              <w:t>介</w:t>
+            </w:r>
+            <w:proofErr w:type="gramEnd"/>
+            <w:r>
+              <w:rPr>
+                <w:rFonts w:ascii="Arial Unicode MS" w:eastAsia="Arial Unicode MS" w:hAnsi="Arial Unicode MS" w:cs="Arial Unicode MS"/>
+                <w:color w:val="181818"/>
+                <w:sz w:val="24"/>
+                <w:szCs w:val="24"/>
+              </w:rPr>
+              <w:t>單位</w:t>
             </w:r>
           </w:p>
         </w:tc>
@@ -7466,11 +7798,30 @@
           <w:p>
             <w:pPr>
               <w:rPr>
+                <w:rFonts w:asciiTheme="minorEastAsia" w:hAnsiTheme="minorEastAsia" w:cs="Arial Unicode MS"/>
+                <w:color w:val="181818"/>
+                <w:sz w:val="24"/>
+                <w:szCs w:val="24"/>
+              </w:rPr>
+            </w:pPr>
+            <w:r>
+              <w:rPr>
                 <w:rFonts w:asciiTheme="minorEastAsia" w:hAnsiTheme="minorEastAsia" w:cs="Arial Unicode MS" w:hint="eastAsia"/>
                 <w:color w:val="181818"/>
                 <w:sz w:val="24"/>
                 <w:szCs w:val="24"/>
               </w:rPr>
+              <w:t>1審核中</w:t>
+            </w:r>
+          </w:p>
+          <w:p>
+            <w:pPr>
+              <w:rPr>
+                <w:rFonts w:asciiTheme="minorEastAsia" w:hAnsiTheme="minorEastAsia" w:cs="Arial Unicode MS"/>
+                <w:color w:val="181818"/>
+                <w:sz w:val="24"/>
+                <w:szCs w:val="24"/>
+              </w:rPr>
             </w:pPr>
             <w:r>
               <w:rPr>
@@ -7479,32 +7830,13 @@
                 <w:sz w:val="24"/>
                 <w:szCs w:val="24"/>
               </w:rPr>
-              <w:t>1審核中</w:t>
-            </w:r>
-          </w:p>
-          <w:p>
-            <w:pPr>
-              <w:rPr>
-                <w:rFonts w:asciiTheme="minorEastAsia" w:hAnsiTheme="minorEastAsia" w:cs="Arial Unicode MS" w:hint="eastAsia"/>
-                <w:color w:val="181818"/>
-                <w:sz w:val="24"/>
-                <w:szCs w:val="24"/>
-              </w:rPr>
-            </w:pPr>
-            <w:r>
-              <w:rPr>
-                <w:rFonts w:asciiTheme="minorEastAsia" w:hAnsiTheme="minorEastAsia" w:cs="Arial Unicode MS" w:hint="eastAsia"/>
-                <w:color w:val="181818"/>
-                <w:sz w:val="24"/>
-                <w:szCs w:val="24"/>
-              </w:rPr>
               <w:t>2審核未通過(結案)</w:t>
             </w:r>
           </w:p>
           <w:p>
             <w:pPr>
               <w:rPr>
-                <w:rFonts w:asciiTheme="minorEastAsia" w:hAnsiTheme="minorEastAsia" w:cs="Arial Unicode MS" w:hint="eastAsia"/>
+                <w:rFonts w:asciiTheme="minorEastAsia" w:hAnsiTheme="minorEastAsia" w:cs="Arial Unicode MS"/>
                 <w:color w:val="181818"/>
                 <w:sz w:val="24"/>
                 <w:szCs w:val="24"/>
@@ -7912,6 +8244,7 @@
                 <w:szCs w:val="24"/>
               </w:rPr>
             </w:pPr>
+            <w:proofErr w:type="gramStart"/>
             <w:r>
               <w:rPr>
                 <w:rFonts w:ascii="Arial Unicode MS" w:eastAsia="Arial Unicode MS" w:hAnsi="Arial Unicode MS" w:cs="Arial Unicode MS"/>
@@ -7921,6 +8254,7 @@
               </w:rPr>
               <w:t>癌別</w:t>
             </w:r>
+            <w:proofErr w:type="gramEnd"/>
           </w:p>
         </w:tc>
         <w:tc>
@@ -9446,8 +9780,18 @@
                 <w:sz w:val="24"/>
                 <w:szCs w:val="24"/>
               </w:rPr>
-              <w:t>2：政服補助</w:t>
-            </w:r>
+              <w:t>2：</w:t>
+            </w:r>
+            <w:proofErr w:type="gramStart"/>
+            <w:r>
+              <w:rPr>
+                <w:rFonts w:ascii="Arial Unicode MS" w:eastAsia="Arial Unicode MS" w:hAnsi="Arial Unicode MS" w:cs="Arial Unicode MS"/>
+                <w:sz w:val="24"/>
+                <w:szCs w:val="24"/>
+              </w:rPr>
+              <w:t>政服補助</w:t>
+            </w:r>
+            <w:proofErr w:type="gramEnd"/>
           </w:p>
           <w:p>
             <w:pPr>
@@ -10299,8 +10643,19 @@
                 <w:sz w:val="24"/>
                 <w:szCs w:val="24"/>
               </w:rPr>
-              <w:t>保險-軍保</w:t>
-            </w:r>
+              <w:t>保險-</w:t>
+            </w:r>
+            <w:proofErr w:type="gramStart"/>
+            <w:r>
+              <w:rPr>
+                <w:rFonts w:ascii="Arial Unicode MS" w:eastAsia="Arial Unicode MS" w:hAnsi="Arial Unicode MS" w:cs="Arial Unicode MS"/>
+                <w:color w:val="181818"/>
+                <w:sz w:val="24"/>
+                <w:szCs w:val="24"/>
+              </w:rPr>
+              <w:t>軍保</w:t>
+            </w:r>
+            <w:proofErr w:type="gramEnd"/>
           </w:p>
         </w:tc>
         <w:tc>
@@ -14850,14 +15205,25 @@
                 <w:szCs w:val="24"/>
               </w:rPr>
             </w:pPr>
-            <w:r>
-              <w:rPr>
-                <w:rFonts w:ascii="Arial Unicode MS" w:eastAsia="Arial Unicode MS" w:hAnsi="Arial Unicode MS" w:cs="Arial Unicode MS"/>
-                <w:color w:val="181818"/>
-                <w:sz w:val="24"/>
-                <w:szCs w:val="24"/>
-              </w:rPr>
-              <w:t>註：對應申請案文件清單</w:t>
+            <w:proofErr w:type="gramStart"/>
+            <w:r>
+              <w:rPr>
+                <w:rFonts w:ascii="Arial Unicode MS" w:eastAsia="Arial Unicode MS" w:hAnsi="Arial Unicode MS" w:cs="Arial Unicode MS"/>
+                <w:color w:val="181818"/>
+                <w:sz w:val="24"/>
+                <w:szCs w:val="24"/>
+              </w:rPr>
+              <w:t>註</w:t>
+            </w:r>
+            <w:proofErr w:type="gramEnd"/>
+            <w:r>
+              <w:rPr>
+                <w:rFonts w:ascii="Arial Unicode MS" w:eastAsia="Arial Unicode MS" w:hAnsi="Arial Unicode MS" w:cs="Arial Unicode MS"/>
+                <w:color w:val="181818"/>
+                <w:sz w:val="24"/>
+                <w:szCs w:val="24"/>
+              </w:rPr>
+              <w:t>：對應申請案文件清單</w:t>
             </w:r>
           </w:p>
           <w:p>
@@ -14952,26 +15318,66 @@
                 <w:sz w:val="24"/>
                 <w:szCs w:val="24"/>
               </w:rPr>
-              <w:t>4：個資同意書</w:t>
-            </w:r>
-          </w:p>
-          <w:p>
-            <w:pPr>
-              <w:rPr>
-                <w:rFonts w:ascii="Verdana" w:eastAsia="Verdana" w:hAnsi="Verdana" w:cs="Verdana"/>
-                <w:color w:val="181818"/>
-                <w:sz w:val="24"/>
-                <w:szCs w:val="24"/>
-              </w:rPr>
-            </w:pPr>
-            <w:r>
-              <w:rPr>
-                <w:rFonts w:ascii="Arial Unicode MS" w:eastAsia="Arial Unicode MS" w:hAnsi="Arial Unicode MS" w:cs="Arial Unicode MS"/>
-                <w:color w:val="181818"/>
-                <w:sz w:val="24"/>
-                <w:szCs w:val="24"/>
-              </w:rPr>
-              <w:t>5：現職醫事人員在職證明</w:t>
+              <w:t>4：</w:t>
+            </w:r>
+            <w:proofErr w:type="gramStart"/>
+            <w:r>
+              <w:rPr>
+                <w:rFonts w:ascii="Arial Unicode MS" w:eastAsia="Arial Unicode MS" w:hAnsi="Arial Unicode MS" w:cs="Arial Unicode MS"/>
+                <w:color w:val="181818"/>
+                <w:sz w:val="24"/>
+                <w:szCs w:val="24"/>
+              </w:rPr>
+              <w:t>個</w:t>
+            </w:r>
+            <w:proofErr w:type="gramEnd"/>
+            <w:r>
+              <w:rPr>
+                <w:rFonts w:ascii="Arial Unicode MS" w:eastAsia="Arial Unicode MS" w:hAnsi="Arial Unicode MS" w:cs="Arial Unicode MS"/>
+                <w:color w:val="181818"/>
+                <w:sz w:val="24"/>
+                <w:szCs w:val="24"/>
+              </w:rPr>
+              <w:t>資同意書</w:t>
+            </w:r>
+          </w:p>
+          <w:p>
+            <w:pPr>
+              <w:rPr>
+                <w:rFonts w:ascii="Verdana" w:eastAsia="Verdana" w:hAnsi="Verdana" w:cs="Verdana"/>
+                <w:color w:val="181818"/>
+                <w:sz w:val="24"/>
+                <w:szCs w:val="24"/>
+              </w:rPr>
+            </w:pPr>
+            <w:r>
+              <w:rPr>
+                <w:rFonts w:ascii="Arial Unicode MS" w:eastAsia="Arial Unicode MS" w:hAnsi="Arial Unicode MS" w:cs="Arial Unicode MS"/>
+                <w:color w:val="181818"/>
+                <w:sz w:val="24"/>
+                <w:szCs w:val="24"/>
+              </w:rPr>
+              <w:t>5：現職</w:t>
+            </w:r>
+            <w:proofErr w:type="gramStart"/>
+            <w:r>
+              <w:rPr>
+                <w:rFonts w:ascii="Arial Unicode MS" w:eastAsia="Arial Unicode MS" w:hAnsi="Arial Unicode MS" w:cs="Arial Unicode MS"/>
+                <w:color w:val="181818"/>
+                <w:sz w:val="24"/>
+                <w:szCs w:val="24"/>
+              </w:rPr>
+              <w:t>醫</w:t>
+            </w:r>
+            <w:proofErr w:type="gramEnd"/>
+            <w:r>
+              <w:rPr>
+                <w:rFonts w:ascii="Arial Unicode MS" w:eastAsia="Arial Unicode MS" w:hAnsi="Arial Unicode MS" w:cs="Arial Unicode MS"/>
+                <w:color w:val="181818"/>
+                <w:sz w:val="24"/>
+                <w:szCs w:val="24"/>
+              </w:rPr>
+              <w:t>事人員在職證明</w:t>
             </w:r>
           </w:p>
           <w:p>
@@ -15256,7 +15662,27 @@
                 <w:sz w:val="24"/>
                 <w:szCs w:val="24"/>
               </w:rPr>
-              <w:t>18：保險給付通知單（此處跟申請階段的是否重複？）</w:t>
+              <w:t>18：保險給付通知單</w:t>
+            </w:r>
+            <w:proofErr w:type="gramStart"/>
+            <w:r>
+              <w:rPr>
+                <w:rFonts w:ascii="Arial Unicode MS" w:eastAsia="Arial Unicode MS" w:hAnsi="Arial Unicode MS" w:cs="Arial Unicode MS"/>
+                <w:color w:val="181818"/>
+                <w:sz w:val="24"/>
+                <w:szCs w:val="24"/>
+              </w:rPr>
+              <w:t>（</w:t>
+            </w:r>
+            <w:proofErr w:type="gramEnd"/>
+            <w:r>
+              <w:rPr>
+                <w:rFonts w:ascii="Arial Unicode MS" w:eastAsia="Arial Unicode MS" w:hAnsi="Arial Unicode MS" w:cs="Arial Unicode MS"/>
+                <w:color w:val="181818"/>
+                <w:sz w:val="24"/>
+                <w:szCs w:val="24"/>
+              </w:rPr>
+              <w:t>此處跟申請階段的是否重複？）</w:t>
             </w:r>
           </w:p>
           <w:p>
@@ -15772,7 +16198,27 @@
                 <w:sz w:val="24"/>
                 <w:szCs w:val="24"/>
               </w:rPr>
-              <w:t>0.缺件/不符合</w:t>
+              <w:t>0.</w:t>
+            </w:r>
+            <w:proofErr w:type="gramStart"/>
+            <w:r>
+              <w:rPr>
+                <w:rFonts w:ascii="Arial Unicode MS" w:eastAsia="Arial Unicode MS" w:hAnsi="Arial Unicode MS" w:cs="Arial Unicode MS"/>
+                <w:color w:val="181818"/>
+                <w:sz w:val="24"/>
+                <w:szCs w:val="24"/>
+              </w:rPr>
+              <w:t>缺件</w:t>
+            </w:r>
+            <w:proofErr w:type="gramEnd"/>
+            <w:r>
+              <w:rPr>
+                <w:rFonts w:ascii="Arial Unicode MS" w:eastAsia="Arial Unicode MS" w:hAnsi="Arial Unicode MS" w:cs="Arial Unicode MS"/>
+                <w:color w:val="181818"/>
+                <w:sz w:val="24"/>
+                <w:szCs w:val="24"/>
+              </w:rPr>
+              <w:t>/不符合</w:t>
             </w:r>
           </w:p>
           <w:p>
@@ -16085,6 +16531,150 @@
             <w:pPr>
               <w:rPr>
                 <w:rFonts w:ascii="Verdana" w:eastAsia="Verdana" w:hAnsi="Verdana" w:cs="Verdana"/>
+                <w:sz w:val="24"/>
+                <w:szCs w:val="24"/>
+              </w:rPr>
+            </w:pPr>
+          </w:p>
+        </w:tc>
+      </w:tr>
+      <w:tr>
+        <w:trPr>
+          <w:trHeight w:val="750"/>
+        </w:trPr>
+        <w:tc>
+          <w:tcPr>
+            <w:tcW w:w="2490" w:type="dxa"/>
+            <w:tcBorders>
+              <w:top w:val="single" w:sz="6" w:space="0" w:color="000000"/>
+              <w:left w:val="single" w:sz="6" w:space="0" w:color="000000"/>
+              <w:bottom w:val="single" w:sz="6" w:space="0" w:color="000000"/>
+              <w:right w:val="single" w:sz="6" w:space="0" w:color="000000"/>
+            </w:tcBorders>
+            <w:tcMar>
+              <w:top w:w="113" w:type="dxa"/>
+              <w:left w:w="113" w:type="dxa"/>
+              <w:bottom w:w="113" w:type="dxa"/>
+              <w:right w:w="113" w:type="dxa"/>
+            </w:tcMar>
+            <w:vAlign w:val="center"/>
+          </w:tcPr>
+          <w:p>
+            <w:pPr>
+              <w:rPr>
+                <w:rFonts w:ascii="Verdana" w:eastAsia="Verdana" w:hAnsi="Verdana" w:cs="Verdana" w:hint="eastAsia"/>
+                <w:color w:val="181818"/>
+                <w:sz w:val="24"/>
+                <w:szCs w:val="24"/>
+              </w:rPr>
+            </w:pPr>
+            <w:r>
+              <w:rPr>
+                <w:rFonts w:ascii="Verdana" w:eastAsia="Verdana" w:hAnsi="Verdana" w:cs="Verdana" w:hint="eastAsia"/>
+                <w:color w:val="181818"/>
+                <w:sz w:val="24"/>
+                <w:szCs w:val="24"/>
+              </w:rPr>
+              <w:t>storage_location</w:t>
+            </w:r>
+          </w:p>
+        </w:tc>
+        <w:tc>
+          <w:tcPr>
+            <w:tcW w:w="1950" w:type="dxa"/>
+            <w:tcBorders>
+              <w:top w:val="single" w:sz="6" w:space="0" w:color="000000"/>
+              <w:left w:val="single" w:sz="6" w:space="0" w:color="000000"/>
+              <w:bottom w:val="single" w:sz="6" w:space="0" w:color="000000"/>
+              <w:right w:val="single" w:sz="6" w:space="0" w:color="000000"/>
+            </w:tcBorders>
+            <w:tcMar>
+              <w:top w:w="113" w:type="dxa"/>
+              <w:left w:w="113" w:type="dxa"/>
+              <w:bottom w:w="113" w:type="dxa"/>
+              <w:right w:w="113" w:type="dxa"/>
+            </w:tcMar>
+            <w:vAlign w:val="center"/>
+          </w:tcPr>
+          <w:p>
+            <w:pPr>
+              <w:rPr>
+                <w:rFonts w:ascii="Verdana" w:eastAsia="Verdana" w:hAnsi="Verdana" w:cs="Verdana"/>
+                <w:color w:val="181818"/>
+                <w:sz w:val="24"/>
+                <w:szCs w:val="24"/>
+              </w:rPr>
+            </w:pPr>
+            <w:r>
+              <w:rPr>
+                <w:rFonts w:ascii="新細明體" w:eastAsia="新細明體" w:hAnsi="新細明體" w:cs="新細明體" w:hint="eastAsia"/>
+                <w:color w:val="181818"/>
+                <w:sz w:val="24"/>
+                <w:szCs w:val="24"/>
+              </w:rPr>
+              <w:t>紙本檔案位置</w:t>
+            </w:r>
+          </w:p>
+        </w:tc>
+        <w:tc>
+          <w:tcPr>
+            <w:tcW w:w="1890" w:type="dxa"/>
+            <w:tcBorders>
+              <w:top w:val="single" w:sz="6" w:space="0" w:color="000000"/>
+              <w:left w:val="single" w:sz="6" w:space="0" w:color="000000"/>
+              <w:bottom w:val="single" w:sz="6" w:space="0" w:color="000000"/>
+              <w:right w:val="single" w:sz="6" w:space="0" w:color="000000"/>
+            </w:tcBorders>
+            <w:tcMar>
+              <w:top w:w="113" w:type="dxa"/>
+              <w:left w:w="113" w:type="dxa"/>
+              <w:bottom w:w="113" w:type="dxa"/>
+              <w:right w:w="113" w:type="dxa"/>
+            </w:tcMar>
+            <w:vAlign w:val="center"/>
+          </w:tcPr>
+          <w:p>
+            <w:pPr>
+              <w:rPr>
+                <w:rFonts w:ascii="Verdana" w:eastAsia="Verdana" w:hAnsi="Verdana" w:cs="Verdana" w:hint="eastAsia"/>
+                <w:color w:val="181818"/>
+                <w:sz w:val="24"/>
+                <w:szCs w:val="24"/>
+              </w:rPr>
+            </w:pPr>
+            <w:r>
+              <w:rPr>
+                <w:rFonts w:ascii="Verdana" w:eastAsia="Verdana" w:hAnsi="Verdana" w:cs="Verdana" w:hint="eastAsia"/>
+                <w:color w:val="181818"/>
+                <w:sz w:val="24"/>
+                <w:szCs w:val="24"/>
+              </w:rPr>
+              <w:t>VARCHAR(255)</w:t>
+            </w:r>
+          </w:p>
+        </w:tc>
+        <w:tc>
+          <w:tcPr>
+            <w:tcW w:w="2655" w:type="dxa"/>
+            <w:tcBorders>
+              <w:top w:val="single" w:sz="6" w:space="0" w:color="000000"/>
+              <w:left w:val="single" w:sz="6" w:space="0" w:color="000000"/>
+              <w:bottom w:val="single" w:sz="6" w:space="0" w:color="000000"/>
+              <w:right w:val="single" w:sz="6" w:space="0" w:color="000000"/>
+            </w:tcBorders>
+            <w:tcMar>
+              <w:top w:w="113" w:type="dxa"/>
+              <w:left w:w="113" w:type="dxa"/>
+              <w:bottom w:w="113" w:type="dxa"/>
+              <w:right w:w="113" w:type="dxa"/>
+            </w:tcMar>
+            <w:vAlign w:val="center"/>
+          </w:tcPr>
+          <w:p>
+            <w:pPr>
+              <w:rPr>
+                <w:rFonts w:ascii="Verdana" w:eastAsia="Verdana" w:hAnsi="Verdana" w:cs="Verdana"/>
+                <w:color w:val="181818"/>
                 <w:sz w:val="24"/>
                 <w:szCs w:val="24"/>
               </w:rPr>
@@ -16952,6 +17542,7 @@
                 <w:sz w:val="24"/>
                 <w:szCs w:val="24"/>
               </w:rPr>
+              <w:lastRenderedPageBreak/>
               <w:t>reviewer_id</w:t>
             </w:r>
           </w:p>
@@ -17121,7 +17712,6 @@
                 <w:sz w:val="24"/>
                 <w:szCs w:val="24"/>
               </w:rPr>
-              <w:lastRenderedPageBreak/>
               <w:t>is_approved</w:t>
             </w:r>
           </w:p>
@@ -17716,14 +18306,45 @@
                 <w:szCs w:val="24"/>
               </w:rPr>
             </w:pPr>
-            <w:r>
-              <w:rPr>
-                <w:rFonts w:ascii="Arial Unicode MS" w:eastAsia="Arial Unicode MS" w:hAnsi="Arial Unicode MS" w:cs="Arial Unicode MS"/>
-                <w:color w:val="181818"/>
-                <w:sz w:val="24"/>
-                <w:szCs w:val="24"/>
-              </w:rPr>
-              <w:t>＊若為審核結果為同意，系統要自動產生下一關待審核的資料</w:t>
+            <w:proofErr w:type="gramStart"/>
+            <w:r>
+              <w:rPr>
+                <w:rFonts w:ascii="Arial Unicode MS" w:eastAsia="Arial Unicode MS" w:hAnsi="Arial Unicode MS" w:cs="Arial Unicode MS"/>
+                <w:color w:val="181818"/>
+                <w:sz w:val="24"/>
+                <w:szCs w:val="24"/>
+              </w:rPr>
+              <w:t>＊</w:t>
+            </w:r>
+            <w:proofErr w:type="gramEnd"/>
+            <w:r>
+              <w:rPr>
+                <w:rFonts w:ascii="Arial Unicode MS" w:eastAsia="Arial Unicode MS" w:hAnsi="Arial Unicode MS" w:cs="Arial Unicode MS"/>
+                <w:color w:val="181818"/>
+                <w:sz w:val="24"/>
+                <w:szCs w:val="24"/>
+              </w:rPr>
+              <w:t>若為審核結果為同意，系統要自動產生</w:t>
+            </w:r>
+            <w:proofErr w:type="gramStart"/>
+            <w:r>
+              <w:rPr>
+                <w:rFonts w:ascii="Arial Unicode MS" w:eastAsia="Arial Unicode MS" w:hAnsi="Arial Unicode MS" w:cs="Arial Unicode MS"/>
+                <w:color w:val="181818"/>
+                <w:sz w:val="24"/>
+                <w:szCs w:val="24"/>
+              </w:rPr>
+              <w:t>下一關待審核</w:t>
+            </w:r>
+            <w:proofErr w:type="gramEnd"/>
+            <w:r>
+              <w:rPr>
+                <w:rFonts w:ascii="Arial Unicode MS" w:eastAsia="Arial Unicode MS" w:hAnsi="Arial Unicode MS" w:cs="Arial Unicode MS"/>
+                <w:color w:val="181818"/>
+                <w:sz w:val="24"/>
+                <w:szCs w:val="24"/>
+              </w:rPr>
+              <w:t>的資料</w:t>
             </w:r>
           </w:p>
         </w:tc>
@@ -20911,13 +21532,23 @@
                 <w:szCs w:val="24"/>
               </w:rPr>
             </w:pPr>
-            <w:r>
-              <w:rPr>
-                <w:rFonts w:ascii="Arial Unicode MS" w:eastAsia="Arial Unicode MS" w:hAnsi="Arial Unicode MS" w:cs="Arial Unicode MS"/>
-                <w:sz w:val="24"/>
-                <w:szCs w:val="24"/>
-              </w:rPr>
-              <w:t>訪視者建議事項</w:t>
+            <w:proofErr w:type="gramStart"/>
+            <w:r>
+              <w:rPr>
+                <w:rFonts w:ascii="Arial Unicode MS" w:eastAsia="Arial Unicode MS" w:hAnsi="Arial Unicode MS" w:cs="Arial Unicode MS"/>
+                <w:sz w:val="24"/>
+                <w:szCs w:val="24"/>
+              </w:rPr>
+              <w:t>訪視者建議</w:t>
+            </w:r>
+            <w:proofErr w:type="gramEnd"/>
+            <w:r>
+              <w:rPr>
+                <w:rFonts w:ascii="Arial Unicode MS" w:eastAsia="Arial Unicode MS" w:hAnsi="Arial Unicode MS" w:cs="Arial Unicode MS"/>
+                <w:sz w:val="24"/>
+                <w:szCs w:val="24"/>
+              </w:rPr>
+              <w:t>事項</w:t>
             </w:r>
           </w:p>
         </w:tc>
@@ -21006,7 +21637,25 @@
                 <w:sz w:val="24"/>
                 <w:szCs w:val="24"/>
               </w:rPr>
-              <w:t>2：轉介資源</w:t>
+              <w:t>2：轉</w:t>
+            </w:r>
+            <w:proofErr w:type="gramStart"/>
+            <w:r>
+              <w:rPr>
+                <w:rFonts w:ascii="Arial Unicode MS" w:eastAsia="Arial Unicode MS" w:hAnsi="Arial Unicode MS" w:cs="Arial Unicode MS"/>
+                <w:sz w:val="24"/>
+                <w:szCs w:val="24"/>
+              </w:rPr>
+              <w:t>介</w:t>
+            </w:r>
+            <w:proofErr w:type="gramEnd"/>
+            <w:r>
+              <w:rPr>
+                <w:rFonts w:ascii="Arial Unicode MS" w:eastAsia="Arial Unicode MS" w:hAnsi="Arial Unicode MS" w:cs="Arial Unicode MS"/>
+                <w:sz w:val="24"/>
+                <w:szCs w:val="24"/>
+              </w:rPr>
+              <w:t>資源</w:t>
             </w:r>
           </w:p>
           <w:p>
@@ -21093,13 +21742,23 @@
                 <w:szCs w:val="24"/>
               </w:rPr>
             </w:pPr>
-            <w:r>
-              <w:rPr>
-                <w:rFonts w:ascii="Arial Unicode MS" w:eastAsia="Arial Unicode MS" w:hAnsi="Arial Unicode MS" w:cs="Arial Unicode MS"/>
-                <w:sz w:val="24"/>
-                <w:szCs w:val="24"/>
-              </w:rPr>
-              <w:t>訪視者建議事項-其他說明</w:t>
+            <w:proofErr w:type="gramStart"/>
+            <w:r>
+              <w:rPr>
+                <w:rFonts w:ascii="Arial Unicode MS" w:eastAsia="Arial Unicode MS" w:hAnsi="Arial Unicode MS" w:cs="Arial Unicode MS"/>
+                <w:sz w:val="24"/>
+                <w:szCs w:val="24"/>
+              </w:rPr>
+              <w:t>訪視者建議</w:t>
+            </w:r>
+            <w:proofErr w:type="gramEnd"/>
+            <w:r>
+              <w:rPr>
+                <w:rFonts w:ascii="Arial Unicode MS" w:eastAsia="Arial Unicode MS" w:hAnsi="Arial Unicode MS" w:cs="Arial Unicode MS"/>
+                <w:sz w:val="24"/>
+                <w:szCs w:val="24"/>
+              </w:rPr>
+              <w:t>事項-其他說明</w:t>
             </w:r>
           </w:p>
         </w:tc>
@@ -21454,12 +22113,784 @@
     <w:p>
       <w:pPr>
         <w:rPr>
-          <w:rFonts w:ascii="Verdana" w:eastAsia="Verdana" w:hAnsi="Verdana" w:cs="Verdana"/>
+          <w:rFonts w:ascii="Verdana" w:hAnsi="Verdana" w:cs="Verdana"/>
           <w:sz w:val="24"/>
           <w:szCs w:val="24"/>
         </w:rPr>
       </w:pPr>
     </w:p>
+    <w:p>
+      <w:pPr>
+        <w:rPr>
+          <w:rFonts w:ascii="Verdana" w:hAnsi="Verdana" w:cs="Verdana" w:hint="eastAsia"/>
+          <w:sz w:val="24"/>
+          <w:szCs w:val="24"/>
+        </w:rPr>
+      </w:pPr>
+      <w:r>
+        <w:rPr>
+          <w:rFonts w:ascii="Verdana" w:hAnsi="Verdana" w:cs="Verdana" w:hint="eastAsia"/>
+          <w:sz w:val="24"/>
+          <w:szCs w:val="24"/>
+        </w:rPr>
+        <w:t xml:space="preserve">9. </w:t>
+      </w:r>
+      <w:r>
+        <w:rPr>
+          <w:rFonts w:ascii="Verdana" w:hAnsi="Verdana" w:cs="Verdana" w:hint="eastAsia"/>
+          <w:sz w:val="24"/>
+          <w:szCs w:val="24"/>
+        </w:rPr>
+        <w:t>檔案實體位置</w:t>
+      </w:r>
+      <w:r>
+        <w:rPr>
+          <w:rFonts w:ascii="Verdana" w:hAnsi="Verdana" w:cs="Verdana" w:hint="eastAsia"/>
+          <w:sz w:val="24"/>
+          <w:szCs w:val="24"/>
+        </w:rPr>
+        <w:t xml:space="preserve"> (file_storage_location)</w:t>
+      </w:r>
+    </w:p>
+    <w:tbl>
+      <w:tblPr>
+        <w:tblStyle w:val="ad"/>
+        <w:tblW w:w="0" w:type="auto"/>
+        <w:tblLook w:val="04A0" w:firstRow="1" w:lastRow="0" w:firstColumn="1" w:lastColumn="0" w:noHBand="0" w:noVBand="1"/>
+      </w:tblPr>
+      <w:tblGrid>
+        <w:gridCol w:w="2254"/>
+        <w:gridCol w:w="2255"/>
+        <w:gridCol w:w="2255"/>
+        <w:gridCol w:w="2255"/>
+      </w:tblGrid>
+      <w:tr>
+        <w:tc>
+          <w:tcPr>
+            <w:tcW w:w="2254" w:type="dxa"/>
+            <w:shd w:val="clear" w:color="auto" w:fill="D9D9D9" w:themeFill="background1" w:themeFillShade="D9"/>
+            <w:vAlign w:val="center"/>
+          </w:tcPr>
+          <w:p>
+            <w:pPr>
+              <w:rPr>
+                <w:rFonts w:ascii="Verdana" w:eastAsia="Verdana" w:hAnsi="Verdana" w:cs="Verdana"/>
+                <w:sz w:val="24"/>
+                <w:szCs w:val="24"/>
+              </w:rPr>
+            </w:pPr>
+            <w:r>
+              <w:rPr>
+                <w:rFonts w:ascii="Arial Unicode MS" w:eastAsia="Arial Unicode MS" w:hAnsi="Arial Unicode MS" w:cs="Arial Unicode MS"/>
+                <w:b/>
+                <w:bCs/>
+                <w:color w:val="181818"/>
+                <w:sz w:val="24"/>
+                <w:szCs w:val="24"/>
+              </w:rPr>
+              <w:t>英文欄位名稱</w:t>
+            </w:r>
+          </w:p>
+        </w:tc>
+        <w:tc>
+          <w:tcPr>
+            <w:tcW w:w="2255" w:type="dxa"/>
+            <w:shd w:val="clear" w:color="auto" w:fill="D9D9D9" w:themeFill="background1" w:themeFillShade="D9"/>
+            <w:vAlign w:val="center"/>
+          </w:tcPr>
+          <w:p>
+            <w:pPr>
+              <w:rPr>
+                <w:rFonts w:ascii="Verdana" w:eastAsia="Verdana" w:hAnsi="Verdana" w:cs="Verdana"/>
+                <w:sz w:val="24"/>
+                <w:szCs w:val="24"/>
+              </w:rPr>
+            </w:pPr>
+            <w:r>
+              <w:rPr>
+                <w:rFonts w:ascii="Arial Unicode MS" w:eastAsia="Arial Unicode MS" w:hAnsi="Arial Unicode MS" w:cs="Arial Unicode MS"/>
+                <w:b/>
+                <w:bCs/>
+                <w:color w:val="181818"/>
+                <w:sz w:val="24"/>
+                <w:szCs w:val="24"/>
+              </w:rPr>
+              <w:t>中文名稱</w:t>
+            </w:r>
+          </w:p>
+        </w:tc>
+        <w:tc>
+          <w:tcPr>
+            <w:tcW w:w="2255" w:type="dxa"/>
+            <w:shd w:val="clear" w:color="auto" w:fill="D9D9D9" w:themeFill="background1" w:themeFillShade="D9"/>
+            <w:vAlign w:val="center"/>
+          </w:tcPr>
+          <w:p>
+            <w:pPr>
+              <w:rPr>
+                <w:rFonts w:ascii="Verdana" w:eastAsia="Verdana" w:hAnsi="Verdana" w:cs="Verdana"/>
+                <w:sz w:val="24"/>
+                <w:szCs w:val="24"/>
+              </w:rPr>
+            </w:pPr>
+            <w:r>
+              <w:rPr>
+                <w:rFonts w:ascii="Arial Unicode MS" w:eastAsia="Arial Unicode MS" w:hAnsi="Arial Unicode MS" w:cs="Arial Unicode MS"/>
+                <w:b/>
+                <w:bCs/>
+                <w:color w:val="181818"/>
+                <w:sz w:val="24"/>
+                <w:szCs w:val="24"/>
+              </w:rPr>
+              <w:t>資料格式</w:t>
+            </w:r>
+          </w:p>
+        </w:tc>
+        <w:tc>
+          <w:tcPr>
+            <w:tcW w:w="2255" w:type="dxa"/>
+            <w:shd w:val="clear" w:color="auto" w:fill="D9D9D9" w:themeFill="background1" w:themeFillShade="D9"/>
+            <w:vAlign w:val="center"/>
+          </w:tcPr>
+          <w:p>
+            <w:pPr>
+              <w:rPr>
+                <w:rFonts w:ascii="Verdana" w:eastAsia="Verdana" w:hAnsi="Verdana" w:cs="Verdana"/>
+                <w:sz w:val="24"/>
+                <w:szCs w:val="24"/>
+              </w:rPr>
+            </w:pPr>
+            <w:r>
+              <w:rPr>
+                <w:rFonts w:ascii="Arial Unicode MS" w:eastAsia="Arial Unicode MS" w:hAnsi="Arial Unicode MS" w:cs="Arial Unicode MS"/>
+                <w:b/>
+                <w:bCs/>
+                <w:color w:val="181818"/>
+                <w:sz w:val="24"/>
+                <w:szCs w:val="24"/>
+              </w:rPr>
+              <w:t>說明 / 備註</w:t>
+            </w:r>
+          </w:p>
+        </w:tc>
+      </w:tr>
+      <w:tr>
+        <w:tc>
+          <w:tcPr>
+            <w:tcW w:w="2254" w:type="dxa"/>
+          </w:tcPr>
+          <w:p>
+            <w:pPr>
+              <w:rPr>
+                <w:rFonts w:ascii="Verdana" w:hAnsi="Verdana" w:cs="Verdana" w:hint="eastAsia"/>
+                <w:sz w:val="24"/>
+                <w:szCs w:val="24"/>
+              </w:rPr>
+            </w:pPr>
+            <w:r>
+              <w:rPr>
+                <w:rFonts w:ascii="Verdana" w:hAnsi="Verdana" w:cs="Verdana" w:hint="eastAsia"/>
+                <w:sz w:val="24"/>
+                <w:szCs w:val="24"/>
+              </w:rPr>
+              <w:t>id</w:t>
+            </w:r>
+          </w:p>
+        </w:tc>
+        <w:tc>
+          <w:tcPr>
+            <w:tcW w:w="2255" w:type="dxa"/>
+          </w:tcPr>
+          <w:p>
+            <w:pPr>
+              <w:rPr>
+                <w:rFonts w:ascii="Verdana" w:eastAsia="Verdana" w:hAnsi="Verdana" w:cs="Verdana"/>
+                <w:sz w:val="24"/>
+                <w:szCs w:val="24"/>
+              </w:rPr>
+            </w:pPr>
+            <w:r>
+              <w:rPr>
+                <w:rFonts w:ascii="新細明體" w:eastAsia="新細明體" w:hAnsi="新細明體" w:cs="新細明體" w:hint="eastAsia"/>
+                <w:sz w:val="24"/>
+                <w:szCs w:val="24"/>
+              </w:rPr>
+              <w:t>位置編號</w:t>
+            </w:r>
+          </w:p>
+        </w:tc>
+        <w:tc>
+          <w:tcPr>
+            <w:tcW w:w="2255" w:type="dxa"/>
+          </w:tcPr>
+          <w:p>
+            <w:pPr>
+              <w:rPr>
+                <w:rFonts w:ascii="Verdana" w:eastAsia="Verdana" w:hAnsi="Verdana" w:cs="Verdana"/>
+                <w:sz w:val="24"/>
+                <w:szCs w:val="24"/>
+              </w:rPr>
+            </w:pPr>
+            <w:r>
+              <w:rPr>
+                <w:rFonts w:asciiTheme="minorEastAsia" w:hAnsiTheme="minorEastAsia" w:cs="Verdana" w:hint="eastAsia"/>
+                <w:sz w:val="24"/>
+                <w:szCs w:val="24"/>
+              </w:rPr>
+              <w:t>SERIAL</w:t>
+            </w:r>
+          </w:p>
+        </w:tc>
+        <w:tc>
+          <w:tcPr>
+            <w:tcW w:w="2255" w:type="dxa"/>
+          </w:tcPr>
+          <w:p>
+            <w:pPr>
+              <w:rPr>
+                <w:rFonts w:ascii="Verdana" w:hAnsi="Verdana" w:cs="Verdana" w:hint="eastAsia"/>
+                <w:sz w:val="24"/>
+                <w:szCs w:val="24"/>
+              </w:rPr>
+            </w:pPr>
+          </w:p>
+        </w:tc>
+      </w:tr>
+      <w:tr>
+        <w:tc>
+          <w:tcPr>
+            <w:tcW w:w="2254" w:type="dxa"/>
+          </w:tcPr>
+          <w:p>
+            <w:pPr>
+              <w:rPr>
+                <w:rFonts w:ascii="Verdana" w:hAnsi="Verdana" w:cs="Verdana" w:hint="eastAsia"/>
+                <w:sz w:val="24"/>
+                <w:szCs w:val="24"/>
+              </w:rPr>
+            </w:pPr>
+            <w:r>
+              <w:rPr>
+                <w:rFonts w:ascii="Verdana" w:hAnsi="Verdana" w:cs="Verdana" w:hint="eastAsia"/>
+                <w:sz w:val="24"/>
+                <w:szCs w:val="24"/>
+              </w:rPr>
+              <w:t>parent_id</w:t>
+            </w:r>
+          </w:p>
+        </w:tc>
+        <w:tc>
+          <w:tcPr>
+            <w:tcW w:w="2255" w:type="dxa"/>
+          </w:tcPr>
+          <w:p>
+            <w:pPr>
+              <w:rPr>
+                <w:rFonts w:ascii="Verdana" w:eastAsia="Verdana" w:hAnsi="Verdana" w:cs="Verdana"/>
+                <w:sz w:val="24"/>
+                <w:szCs w:val="24"/>
+              </w:rPr>
+            </w:pPr>
+            <w:proofErr w:type="gramStart"/>
+            <w:r>
+              <w:rPr>
+                <w:rFonts w:ascii="新細明體" w:eastAsia="新細明體" w:hAnsi="新細明體" w:cs="新細明體" w:hint="eastAsia"/>
+                <w:sz w:val="24"/>
+                <w:szCs w:val="24"/>
+              </w:rPr>
+              <w:t>父層位置</w:t>
+            </w:r>
+            <w:proofErr w:type="gramEnd"/>
+            <w:r>
+              <w:rPr>
+                <w:rFonts w:ascii="新細明體" w:eastAsia="新細明體" w:hAnsi="新細明體" w:cs="新細明體" w:hint="eastAsia"/>
+                <w:sz w:val="24"/>
+                <w:szCs w:val="24"/>
+              </w:rPr>
+              <w:t>編號</w:t>
+            </w:r>
+          </w:p>
+        </w:tc>
+        <w:tc>
+          <w:tcPr>
+            <w:tcW w:w="2255" w:type="dxa"/>
+          </w:tcPr>
+          <w:p>
+            <w:pPr>
+              <w:rPr>
+                <w:rFonts w:ascii="Verdana" w:hAnsi="Verdana" w:cs="Verdana" w:hint="eastAsia"/>
+                <w:sz w:val="24"/>
+                <w:szCs w:val="24"/>
+              </w:rPr>
+            </w:pPr>
+            <w:r>
+              <w:rPr>
+                <w:rFonts w:asciiTheme="minorEastAsia" w:hAnsiTheme="minorEastAsia" w:cs="Verdana" w:hint="eastAsia"/>
+                <w:sz w:val="24"/>
+                <w:szCs w:val="24"/>
+              </w:rPr>
+              <w:t>INT</w:t>
+            </w:r>
+            <w:r>
+              <w:rPr>
+                <w:rFonts w:ascii="Verdana" w:hAnsi="Verdana" w:cs="Verdana" w:hint="eastAsia"/>
+                <w:sz w:val="24"/>
+                <w:szCs w:val="24"/>
+              </w:rPr>
+              <w:t>4</w:t>
+            </w:r>
+          </w:p>
+        </w:tc>
+        <w:tc>
+          <w:tcPr>
+            <w:tcW w:w="2255" w:type="dxa"/>
+          </w:tcPr>
+          <w:p>
+            <w:pPr>
+              <w:rPr>
+                <w:rFonts w:ascii="Verdana" w:eastAsia="Verdana" w:hAnsi="Verdana" w:cs="Verdana"/>
+                <w:sz w:val="24"/>
+                <w:szCs w:val="24"/>
+              </w:rPr>
+            </w:pPr>
+          </w:p>
+        </w:tc>
+      </w:tr>
+      <w:tr>
+        <w:tc>
+          <w:tcPr>
+            <w:tcW w:w="2254" w:type="dxa"/>
+          </w:tcPr>
+          <w:p>
+            <w:pPr>
+              <w:rPr>
+                <w:rFonts w:ascii="Verdana" w:hAnsi="Verdana" w:cs="Verdana" w:hint="eastAsia"/>
+                <w:sz w:val="24"/>
+                <w:szCs w:val="24"/>
+              </w:rPr>
+            </w:pPr>
+            <w:r>
+              <w:rPr>
+                <w:rFonts w:ascii="Verdana" w:hAnsi="Verdana" w:cs="Verdana" w:hint="eastAsia"/>
+                <w:sz w:val="24"/>
+                <w:szCs w:val="24"/>
+              </w:rPr>
+              <w:t>location_name</w:t>
+            </w:r>
+          </w:p>
+        </w:tc>
+        <w:tc>
+          <w:tcPr>
+            <w:tcW w:w="2255" w:type="dxa"/>
+          </w:tcPr>
+          <w:p>
+            <w:pPr>
+              <w:rPr>
+                <w:rFonts w:ascii="Verdana" w:eastAsia="Verdana" w:hAnsi="Verdana" w:cs="Verdana"/>
+                <w:sz w:val="24"/>
+                <w:szCs w:val="24"/>
+              </w:rPr>
+            </w:pPr>
+            <w:r>
+              <w:rPr>
+                <w:rFonts w:ascii="新細明體" w:eastAsia="新細明體" w:hAnsi="新細明體" w:cs="新細明體" w:hint="eastAsia"/>
+                <w:sz w:val="24"/>
+                <w:szCs w:val="24"/>
+              </w:rPr>
+              <w:t>位置名稱</w:t>
+            </w:r>
+          </w:p>
+        </w:tc>
+        <w:tc>
+          <w:tcPr>
+            <w:tcW w:w="2255" w:type="dxa"/>
+          </w:tcPr>
+          <w:p>
+            <w:pPr>
+              <w:rPr>
+                <w:rFonts w:ascii="Verdana" w:hAnsi="Verdana" w:cs="Verdana" w:hint="eastAsia"/>
+                <w:sz w:val="24"/>
+                <w:szCs w:val="24"/>
+              </w:rPr>
+            </w:pPr>
+            <w:r>
+              <w:rPr>
+                <w:rFonts w:ascii="Verdana" w:hAnsi="Verdana" w:cs="Verdana" w:hint="eastAsia"/>
+                <w:sz w:val="24"/>
+                <w:szCs w:val="24"/>
+              </w:rPr>
+              <w:t>VARCHAR(255)</w:t>
+            </w:r>
+          </w:p>
+        </w:tc>
+        <w:tc>
+          <w:tcPr>
+            <w:tcW w:w="2255" w:type="dxa"/>
+          </w:tcPr>
+          <w:p>
+            <w:pPr>
+              <w:rPr>
+                <w:rFonts w:ascii="Verdana" w:eastAsia="Verdana" w:hAnsi="Verdana" w:cs="Verdana"/>
+                <w:sz w:val="24"/>
+                <w:szCs w:val="24"/>
+              </w:rPr>
+            </w:pPr>
+          </w:p>
+        </w:tc>
+      </w:tr>
+      <w:tr>
+        <w:tc>
+          <w:tcPr>
+            <w:tcW w:w="2254" w:type="dxa"/>
+          </w:tcPr>
+          <w:p>
+            <w:pPr>
+              <w:rPr>
+                <w:rFonts w:ascii="Verdana" w:hAnsi="Verdana" w:cs="Verdana" w:hint="eastAsia"/>
+                <w:sz w:val="24"/>
+                <w:szCs w:val="24"/>
+              </w:rPr>
+            </w:pPr>
+            <w:r>
+              <w:rPr>
+                <w:rFonts w:ascii="Verdana" w:hAnsi="Verdana" w:cs="Verdana" w:hint="eastAsia"/>
+                <w:sz w:val="24"/>
+                <w:szCs w:val="24"/>
+              </w:rPr>
+              <w:t>status</w:t>
+            </w:r>
+          </w:p>
+        </w:tc>
+        <w:tc>
+          <w:tcPr>
+            <w:tcW w:w="2255" w:type="dxa"/>
+          </w:tcPr>
+          <w:p>
+            <w:pPr>
+              <w:rPr>
+                <w:rFonts w:ascii="Verdana" w:eastAsia="Verdana" w:hAnsi="Verdana" w:cs="Verdana"/>
+                <w:sz w:val="24"/>
+                <w:szCs w:val="24"/>
+              </w:rPr>
+            </w:pPr>
+            <w:r>
+              <w:rPr>
+                <w:rFonts w:ascii="新細明體" w:eastAsia="新細明體" w:hAnsi="新細明體" w:cs="新細明體" w:hint="eastAsia"/>
+                <w:sz w:val="24"/>
+                <w:szCs w:val="24"/>
+              </w:rPr>
+              <w:t>狀態</w:t>
+            </w:r>
+          </w:p>
+        </w:tc>
+        <w:tc>
+          <w:tcPr>
+            <w:tcW w:w="2255" w:type="dxa"/>
+          </w:tcPr>
+          <w:p>
+            <w:pPr>
+              <w:rPr>
+                <w:rFonts w:ascii="Verdana" w:hAnsi="Verdana" w:cs="Verdana" w:hint="eastAsia"/>
+                <w:sz w:val="24"/>
+                <w:szCs w:val="24"/>
+              </w:rPr>
+            </w:pPr>
+            <w:r>
+              <w:rPr>
+                <w:rFonts w:ascii="Verdana" w:hAnsi="Verdana" w:cs="Verdana" w:hint="eastAsia"/>
+                <w:sz w:val="24"/>
+                <w:szCs w:val="24"/>
+              </w:rPr>
+              <w:t>INT2</w:t>
+            </w:r>
+          </w:p>
+        </w:tc>
+        <w:tc>
+          <w:tcPr>
+            <w:tcW w:w="2255" w:type="dxa"/>
+          </w:tcPr>
+          <w:p>
+            <w:pPr>
+              <w:rPr>
+                <w:rFonts w:ascii="Verdana" w:eastAsia="Verdana" w:hAnsi="Verdana" w:cs="Verdana" w:hint="eastAsia"/>
+                <w:sz w:val="24"/>
+                <w:szCs w:val="24"/>
+              </w:rPr>
+            </w:pPr>
+            <w:r>
+              <w:rPr>
+                <w:rFonts w:ascii="新細明體" w:eastAsia="新細明體" w:hAnsi="新細明體" w:cs="新細明體" w:hint="eastAsia"/>
+                <w:sz w:val="24"/>
+                <w:szCs w:val="24"/>
+              </w:rPr>
+              <w:t>0-停用,1-啟用(default)</w:t>
+            </w:r>
+          </w:p>
+        </w:tc>
+      </w:tr>
+      <w:tr>
+        <w:tc>
+          <w:tcPr>
+            <w:tcW w:w="2254" w:type="dxa"/>
+          </w:tcPr>
+          <w:p>
+            <w:pPr>
+              <w:rPr>
+                <w:rFonts w:ascii="Verdana" w:hAnsi="Verdana" w:cs="Verdana" w:hint="eastAsia"/>
+                <w:sz w:val="24"/>
+                <w:szCs w:val="24"/>
+              </w:rPr>
+            </w:pPr>
+            <w:r>
+              <w:rPr>
+                <w:rFonts w:ascii="Verdana" w:hAnsi="Verdana" w:cs="Verdana" w:hint="eastAsia"/>
+                <w:sz w:val="24"/>
+                <w:szCs w:val="24"/>
+              </w:rPr>
+              <w:t>description</w:t>
+            </w:r>
+          </w:p>
+        </w:tc>
+        <w:tc>
+          <w:tcPr>
+            <w:tcW w:w="2255" w:type="dxa"/>
+          </w:tcPr>
+          <w:p>
+            <w:pPr>
+              <w:rPr>
+                <w:rFonts w:ascii="Verdana" w:eastAsia="Verdana" w:hAnsi="Verdana" w:cs="Verdana"/>
+                <w:sz w:val="24"/>
+                <w:szCs w:val="24"/>
+              </w:rPr>
+            </w:pPr>
+            <w:r>
+              <w:rPr>
+                <w:rFonts w:ascii="新細明體" w:eastAsia="新細明體" w:hAnsi="新細明體" w:cs="新細明體" w:hint="eastAsia"/>
+                <w:sz w:val="24"/>
+                <w:szCs w:val="24"/>
+              </w:rPr>
+              <w:t>備註說明</w:t>
+            </w:r>
+          </w:p>
+        </w:tc>
+        <w:tc>
+          <w:tcPr>
+            <w:tcW w:w="2255" w:type="dxa"/>
+          </w:tcPr>
+          <w:p>
+            <w:pPr>
+              <w:rPr>
+                <w:rFonts w:ascii="Verdana" w:hAnsi="Verdana" w:cs="Verdana" w:hint="eastAsia"/>
+                <w:sz w:val="24"/>
+                <w:szCs w:val="24"/>
+              </w:rPr>
+            </w:pPr>
+            <w:r>
+              <w:rPr>
+                <w:rFonts w:ascii="Verdana" w:hAnsi="Verdana" w:cs="Verdana" w:hint="eastAsia"/>
+                <w:sz w:val="24"/>
+                <w:szCs w:val="24"/>
+              </w:rPr>
+              <w:t>TEXT</w:t>
+            </w:r>
+          </w:p>
+        </w:tc>
+        <w:tc>
+          <w:tcPr>
+            <w:tcW w:w="2255" w:type="dxa"/>
+          </w:tcPr>
+          <w:p>
+            <w:pPr>
+              <w:rPr>
+                <w:rFonts w:ascii="Verdana" w:eastAsia="Verdana" w:hAnsi="Verdana" w:cs="Verdana"/>
+                <w:sz w:val="24"/>
+                <w:szCs w:val="24"/>
+              </w:rPr>
+            </w:pPr>
+          </w:p>
+        </w:tc>
+      </w:tr>
+      <w:tr>
+        <w:tc>
+          <w:tcPr>
+            <w:tcW w:w="2254" w:type="dxa"/>
+          </w:tcPr>
+          <w:p>
+            <w:pPr>
+              <w:rPr>
+                <w:rFonts w:ascii="Verdana" w:hAnsi="Verdana" w:cs="Verdana" w:hint="eastAsia"/>
+                <w:sz w:val="24"/>
+                <w:szCs w:val="24"/>
+              </w:rPr>
+            </w:pPr>
+            <w:r>
+              <w:rPr>
+                <w:rFonts w:ascii="Verdana" w:hAnsi="Verdana" w:cs="Verdana" w:hint="eastAsia"/>
+                <w:sz w:val="24"/>
+                <w:szCs w:val="24"/>
+              </w:rPr>
+              <w:t>created_at</w:t>
+            </w:r>
+          </w:p>
+        </w:tc>
+        <w:tc>
+          <w:tcPr>
+            <w:tcW w:w="2255" w:type="dxa"/>
+          </w:tcPr>
+          <w:p>
+            <w:pPr>
+              <w:rPr>
+                <w:rFonts w:ascii="Verdana" w:eastAsia="Verdana" w:hAnsi="Verdana" w:cs="Verdana"/>
+                <w:sz w:val="24"/>
+                <w:szCs w:val="24"/>
+              </w:rPr>
+            </w:pPr>
+            <w:r>
+              <w:rPr>
+                <w:rFonts w:ascii="新細明體" w:eastAsia="新細明體" w:hAnsi="新細明體" w:cs="新細明體" w:hint="eastAsia"/>
+                <w:sz w:val="24"/>
+                <w:szCs w:val="24"/>
+              </w:rPr>
+              <w:t>建立時間</w:t>
+            </w:r>
+          </w:p>
+        </w:tc>
+        <w:tc>
+          <w:tcPr>
+            <w:tcW w:w="2255" w:type="dxa"/>
+          </w:tcPr>
+          <w:p>
+            <w:pPr>
+              <w:rPr>
+                <w:rFonts w:ascii="Verdana" w:eastAsia="Verdana" w:hAnsi="Verdana" w:cs="Verdana"/>
+                <w:sz w:val="24"/>
+                <w:szCs w:val="24"/>
+              </w:rPr>
+            </w:pPr>
+            <w:r>
+              <w:rPr>
+                <w:rFonts w:ascii="Verdana" w:eastAsia="Verdana" w:hAnsi="Verdana" w:cs="Verdana"/>
+                <w:sz w:val="24"/>
+                <w:szCs w:val="24"/>
+              </w:rPr>
+              <w:t>TIMESTAMPTZ</w:t>
+            </w:r>
+          </w:p>
+        </w:tc>
+        <w:tc>
+          <w:tcPr>
+            <w:tcW w:w="2255" w:type="dxa"/>
+          </w:tcPr>
+          <w:p>
+            <w:pPr>
+              <w:rPr>
+                <w:rFonts w:ascii="Verdana" w:hAnsi="Verdana" w:cs="Verdana" w:hint="eastAsia"/>
+                <w:sz w:val="24"/>
+                <w:szCs w:val="24"/>
+              </w:rPr>
+            </w:pPr>
+            <w:r>
+              <w:rPr>
+                <w:rFonts w:ascii="Verdana" w:hAnsi="Verdana" w:cs="Verdana" w:hint="eastAsia"/>
+                <w:sz w:val="24"/>
+                <w:szCs w:val="24"/>
+              </w:rPr>
+              <w:t>DEFAULT NOW()</w:t>
+            </w:r>
+          </w:p>
+        </w:tc>
+      </w:tr>
+      <w:tr>
+        <w:tc>
+          <w:tcPr>
+            <w:tcW w:w="2254" w:type="dxa"/>
+          </w:tcPr>
+          <w:p>
+            <w:pPr>
+              <w:rPr>
+                <w:rFonts w:ascii="Verdana" w:hAnsi="Verdana" w:cs="Verdana" w:hint="eastAsia"/>
+                <w:sz w:val="24"/>
+                <w:szCs w:val="24"/>
+              </w:rPr>
+            </w:pPr>
+            <w:r>
+              <w:rPr>
+                <w:rFonts w:ascii="Verdana" w:hAnsi="Verdana" w:cs="Verdana" w:hint="eastAsia"/>
+                <w:sz w:val="24"/>
+                <w:szCs w:val="24"/>
+              </w:rPr>
+              <w:t>updated_at</w:t>
+            </w:r>
+          </w:p>
+        </w:tc>
+        <w:tc>
+          <w:tcPr>
+            <w:tcW w:w="2255" w:type="dxa"/>
+          </w:tcPr>
+          <w:p>
+            <w:pPr>
+              <w:rPr>
+                <w:rFonts w:ascii="Verdana" w:eastAsia="Verdana" w:hAnsi="Verdana" w:cs="Verdana"/>
+                <w:sz w:val="24"/>
+                <w:szCs w:val="24"/>
+              </w:rPr>
+            </w:pPr>
+            <w:r>
+              <w:rPr>
+                <w:rFonts w:ascii="新細明體" w:eastAsia="新細明體" w:hAnsi="新細明體" w:cs="新細明體" w:hint="eastAsia"/>
+                <w:sz w:val="24"/>
+                <w:szCs w:val="24"/>
+              </w:rPr>
+              <w:t>編輯時間</w:t>
+            </w:r>
+          </w:p>
+        </w:tc>
+        <w:tc>
+          <w:tcPr>
+            <w:tcW w:w="2255" w:type="dxa"/>
+          </w:tcPr>
+          <w:p>
+            <w:pPr>
+              <w:rPr>
+                <w:rFonts w:ascii="Verdana" w:eastAsia="Verdana" w:hAnsi="Verdana" w:cs="Verdana"/>
+                <w:sz w:val="24"/>
+                <w:szCs w:val="24"/>
+              </w:rPr>
+            </w:pPr>
+            <w:r>
+              <w:rPr>
+                <w:rFonts w:ascii="Verdana" w:eastAsia="Verdana" w:hAnsi="Verdana" w:cs="Verdana"/>
+                <w:sz w:val="24"/>
+                <w:szCs w:val="24"/>
+              </w:rPr>
+              <w:t>TIMESTAMPTZ</w:t>
+            </w:r>
+          </w:p>
+        </w:tc>
+        <w:tc>
+          <w:tcPr>
+            <w:tcW w:w="2255" w:type="dxa"/>
+          </w:tcPr>
+          <w:p>
+            <w:pPr>
+              <w:rPr>
+                <w:rFonts w:ascii="Verdana" w:eastAsia="Verdana" w:hAnsi="Verdana" w:cs="Verdana"/>
+                <w:sz w:val="24"/>
+                <w:szCs w:val="24"/>
+              </w:rPr>
+            </w:pPr>
+            <w:r>
+              <w:rPr>
+                <w:rFonts w:ascii="Verdana" w:hAnsi="Verdana" w:cs="Verdana" w:hint="eastAsia"/>
+                <w:sz w:val="24"/>
+                <w:szCs w:val="24"/>
+              </w:rPr>
+              <w:t>DEFAULT NOW()</w:t>
+            </w:r>
+          </w:p>
+        </w:tc>
+      </w:tr>
+    </w:tbl>
     <w:p>
       <w:pPr>
         <w:rPr>
@@ -22739,6 +24170,25 @@
       <w:tblStyleColBandSize w:val="1"/>
     </w:tblPr>
   </w:style>
+  <w:style w:type="table" w:styleId="ad">
+    <w:name w:val="Table Grid"/>
+    <w:basedOn w:val="a1"/>
+    <w:uiPriority w:val="39"/>
+    <w:rsid w:val="000D6A96"/>
+    <w:pPr>
+      <w:spacing w:line="240" w:lineRule="auto"/>
+    </w:pPr>
+    <w:tblPr>
+      <w:tblBorders>
+        <w:top w:val="single" w:sz="4" w:space="0" w:color="auto"/>
+        <w:left w:val="single" w:sz="4" w:space="0" w:color="auto"/>
+        <w:bottom w:val="single" w:sz="4" w:space="0" w:color="auto"/>
+        <w:right w:val="single" w:sz="4" w:space="0" w:color="auto"/>
+        <w:insideH w:val="single" w:sz="4" w:space="0" w:color="auto"/>
+        <w:insideV w:val="single" w:sz="4" w:space="0" w:color="auto"/>
+      </w:tblBorders>
+    </w:tblPr>
+  </w:style>
 </w:styles>
 </file>
 

--- a/自費醫療補助管理系統_需求規格書.docx
+++ b/自費醫療補助管理系統_需求規格書.docx
@@ -16562,19 +16562,19 @@
           <w:p>
             <w:pPr>
               <w:rPr>
+                <w:rFonts w:ascii="Verdana" w:eastAsia="Verdana" w:hAnsi="Verdana" w:cs="Verdana"/>
+                <w:color w:val="181818"/>
+                <w:sz w:val="24"/>
+                <w:szCs w:val="24"/>
+              </w:rPr>
+            </w:pPr>
+            <w:r>
+              <w:rPr>
                 <w:rFonts w:ascii="Verdana" w:eastAsia="Verdana" w:hAnsi="Verdana" w:cs="Verdana" w:hint="eastAsia"/>
                 <w:color w:val="181818"/>
                 <w:sz w:val="24"/>
                 <w:szCs w:val="24"/>
               </w:rPr>
-            </w:pPr>
-            <w:r>
-              <w:rPr>
-                <w:rFonts w:ascii="Verdana" w:eastAsia="Verdana" w:hAnsi="Verdana" w:cs="Verdana" w:hint="eastAsia"/>
-                <w:color w:val="181818"/>
-                <w:sz w:val="24"/>
-                <w:szCs w:val="24"/>
-              </w:rPr>
               <w:t>storage_location</w:t>
             </w:r>
           </w:p>
@@ -16636,7 +16636,7 @@
           <w:p>
             <w:pPr>
               <w:rPr>
-                <w:rFonts w:ascii="Verdana" w:eastAsia="Verdana" w:hAnsi="Verdana" w:cs="Verdana" w:hint="eastAsia"/>
+                <w:rFonts w:ascii="Verdana" w:eastAsia="Verdana" w:hAnsi="Verdana" w:cs="Verdana"/>
                 <w:color w:val="181818"/>
                 <w:sz w:val="24"/>
                 <w:szCs w:val="24"/>
@@ -22122,7 +22122,7 @@
     <w:p>
       <w:pPr>
         <w:rPr>
-          <w:rFonts w:ascii="Verdana" w:hAnsi="Verdana" w:cs="Verdana" w:hint="eastAsia"/>
+          <w:rFonts w:ascii="Verdana" w:hAnsi="Verdana" w:cs="Verdana"/>
           <w:sz w:val="24"/>
           <w:szCs w:val="24"/>
         </w:rPr>
@@ -22282,17 +22282,17 @@
           <w:p>
             <w:pPr>
               <w:rPr>
+                <w:rFonts w:ascii="Verdana" w:hAnsi="Verdana" w:cs="Verdana"/>
+                <w:sz w:val="24"/>
+                <w:szCs w:val="24"/>
+              </w:rPr>
+            </w:pPr>
+            <w:r>
+              <w:rPr>
                 <w:rFonts w:ascii="Verdana" w:hAnsi="Verdana" w:cs="Verdana" w:hint="eastAsia"/>
                 <w:sz w:val="24"/>
                 <w:szCs w:val="24"/>
               </w:rPr>
-            </w:pPr>
-            <w:r>
-              <w:rPr>
-                <w:rFonts w:ascii="Verdana" w:hAnsi="Verdana" w:cs="Verdana" w:hint="eastAsia"/>
-                <w:sz w:val="24"/>
-                <w:szCs w:val="24"/>
-              </w:rPr>
               <w:t>id</w:t>
             </w:r>
           </w:p>
@@ -22348,7 +22348,7 @@
           <w:p>
             <w:pPr>
               <w:rPr>
-                <w:rFonts w:ascii="Verdana" w:hAnsi="Verdana" w:cs="Verdana" w:hint="eastAsia"/>
+                <w:rFonts w:ascii="Verdana" w:hAnsi="Verdana" w:cs="Verdana"/>
                 <w:sz w:val="24"/>
                 <w:szCs w:val="24"/>
               </w:rPr>
@@ -22364,17 +22364,17 @@
           <w:p>
             <w:pPr>
               <w:rPr>
+                <w:rFonts w:ascii="Verdana" w:hAnsi="Verdana" w:cs="Verdana"/>
+                <w:sz w:val="24"/>
+                <w:szCs w:val="24"/>
+              </w:rPr>
+            </w:pPr>
+            <w:r>
+              <w:rPr>
                 <w:rFonts w:ascii="Verdana" w:hAnsi="Verdana" w:cs="Verdana" w:hint="eastAsia"/>
                 <w:sz w:val="24"/>
                 <w:szCs w:val="24"/>
               </w:rPr>
-            </w:pPr>
-            <w:r>
-              <w:rPr>
-                <w:rFonts w:ascii="Verdana" w:hAnsi="Verdana" w:cs="Verdana" w:hint="eastAsia"/>
-                <w:sz w:val="24"/>
-                <w:szCs w:val="24"/>
-              </w:rPr>
               <w:t>parent_id</w:t>
             </w:r>
           </w:p>
@@ -22418,7 +22418,7 @@
           <w:p>
             <w:pPr>
               <w:rPr>
-                <w:rFonts w:ascii="Verdana" w:hAnsi="Verdana" w:cs="Verdana" w:hint="eastAsia"/>
+                <w:rFonts w:ascii="Verdana" w:hAnsi="Verdana" w:cs="Verdana"/>
                 <w:sz w:val="24"/>
                 <w:szCs w:val="24"/>
               </w:rPr>
@@ -22464,17 +22464,17 @@
           <w:p>
             <w:pPr>
               <w:rPr>
+                <w:rFonts w:ascii="Verdana" w:hAnsi="Verdana" w:cs="Verdana"/>
+                <w:sz w:val="24"/>
+                <w:szCs w:val="24"/>
+              </w:rPr>
+            </w:pPr>
+            <w:r>
+              <w:rPr>
                 <w:rFonts w:ascii="Verdana" w:hAnsi="Verdana" w:cs="Verdana" w:hint="eastAsia"/>
                 <w:sz w:val="24"/>
                 <w:szCs w:val="24"/>
               </w:rPr>
-            </w:pPr>
-            <w:r>
-              <w:rPr>
-                <w:rFonts w:ascii="Verdana" w:hAnsi="Verdana" w:cs="Verdana" w:hint="eastAsia"/>
-                <w:sz w:val="24"/>
-                <w:szCs w:val="24"/>
-              </w:rPr>
               <w:t>location_name</w:t>
             </w:r>
           </w:p>
@@ -22508,7 +22508,7 @@
           <w:p>
             <w:pPr>
               <w:rPr>
-                <w:rFonts w:ascii="Verdana" w:hAnsi="Verdana" w:cs="Verdana" w:hint="eastAsia"/>
+                <w:rFonts w:ascii="Verdana" w:hAnsi="Verdana" w:cs="Verdana"/>
                 <w:sz w:val="24"/>
                 <w:szCs w:val="24"/>
               </w:rPr>
@@ -22546,10 +22546,54 @@
           <w:p>
             <w:pPr>
               <w:rPr>
+                <w:rFonts w:ascii="Verdana" w:hAnsi="Verdana" w:cs="Verdana"/>
+                <w:sz w:val="24"/>
+                <w:szCs w:val="24"/>
+              </w:rPr>
+            </w:pPr>
+            <w:r>
+              <w:rPr>
                 <w:rFonts w:ascii="Verdana" w:hAnsi="Verdana" w:cs="Verdana" w:hint="eastAsia"/>
                 <w:sz w:val="24"/>
                 <w:szCs w:val="24"/>
               </w:rPr>
+              <w:t>status</w:t>
+            </w:r>
+          </w:p>
+        </w:tc>
+        <w:tc>
+          <w:tcPr>
+            <w:tcW w:w="2255" w:type="dxa"/>
+          </w:tcPr>
+          <w:p>
+            <w:pPr>
+              <w:rPr>
+                <w:rFonts w:ascii="Verdana" w:eastAsia="Verdana" w:hAnsi="Verdana" w:cs="Verdana"/>
+                <w:sz w:val="24"/>
+                <w:szCs w:val="24"/>
+              </w:rPr>
+            </w:pPr>
+            <w:r>
+              <w:rPr>
+                <w:rFonts w:ascii="新細明體" w:eastAsia="新細明體" w:hAnsi="新細明體" w:cs="新細明體" w:hint="eastAsia"/>
+                <w:sz w:val="24"/>
+                <w:szCs w:val="24"/>
+              </w:rPr>
+              <w:t>狀態</w:t>
+            </w:r>
+          </w:p>
+        </w:tc>
+        <w:tc>
+          <w:tcPr>
+            <w:tcW w:w="2255" w:type="dxa"/>
+          </w:tcPr>
+          <w:p>
+            <w:pPr>
+              <w:rPr>
+                <w:rFonts w:ascii="Verdana" w:hAnsi="Verdana" w:cs="Verdana"/>
+                <w:sz w:val="24"/>
+                <w:szCs w:val="24"/>
+              </w:rPr>
             </w:pPr>
             <w:r>
               <w:rPr>
@@ -22557,7 +22601,7 @@
                 <w:sz w:val="24"/>
                 <w:szCs w:val="24"/>
               </w:rPr>
-              <w:t>status</w:t>
+              <w:t>INT2</w:t>
             </w:r>
           </w:p>
         </w:tc>
@@ -22569,50 +22613,6 @@
             <w:pPr>
               <w:rPr>
                 <w:rFonts w:ascii="Verdana" w:eastAsia="Verdana" w:hAnsi="Verdana" w:cs="Verdana"/>
-                <w:sz w:val="24"/>
-                <w:szCs w:val="24"/>
-              </w:rPr>
-            </w:pPr>
-            <w:r>
-              <w:rPr>
-                <w:rFonts w:ascii="新細明體" w:eastAsia="新細明體" w:hAnsi="新細明體" w:cs="新細明體" w:hint="eastAsia"/>
-                <w:sz w:val="24"/>
-                <w:szCs w:val="24"/>
-              </w:rPr>
-              <w:t>狀態</w:t>
-            </w:r>
-          </w:p>
-        </w:tc>
-        <w:tc>
-          <w:tcPr>
-            <w:tcW w:w="2255" w:type="dxa"/>
-          </w:tcPr>
-          <w:p>
-            <w:pPr>
-              <w:rPr>
-                <w:rFonts w:ascii="Verdana" w:hAnsi="Verdana" w:cs="Verdana" w:hint="eastAsia"/>
-                <w:sz w:val="24"/>
-                <w:szCs w:val="24"/>
-              </w:rPr>
-            </w:pPr>
-            <w:r>
-              <w:rPr>
-                <w:rFonts w:ascii="Verdana" w:hAnsi="Verdana" w:cs="Verdana" w:hint="eastAsia"/>
-                <w:sz w:val="24"/>
-                <w:szCs w:val="24"/>
-              </w:rPr>
-              <w:t>INT2</w:t>
-            </w:r>
-          </w:p>
-        </w:tc>
-        <w:tc>
-          <w:tcPr>
-            <w:tcW w:w="2255" w:type="dxa"/>
-          </w:tcPr>
-          <w:p>
-            <w:pPr>
-              <w:rPr>
-                <w:rFonts w:ascii="Verdana" w:eastAsia="Verdana" w:hAnsi="Verdana" w:cs="Verdana" w:hint="eastAsia"/>
                 <w:sz w:val="24"/>
                 <w:szCs w:val="24"/>
               </w:rPr>
@@ -22636,17 +22636,17 @@
           <w:p>
             <w:pPr>
               <w:rPr>
+                <w:rFonts w:ascii="Verdana" w:hAnsi="Verdana" w:cs="Verdana"/>
+                <w:sz w:val="24"/>
+                <w:szCs w:val="24"/>
+              </w:rPr>
+            </w:pPr>
+            <w:r>
+              <w:rPr>
                 <w:rFonts w:ascii="Verdana" w:hAnsi="Verdana" w:cs="Verdana" w:hint="eastAsia"/>
                 <w:sz w:val="24"/>
                 <w:szCs w:val="24"/>
               </w:rPr>
-            </w:pPr>
-            <w:r>
-              <w:rPr>
-                <w:rFonts w:ascii="Verdana" w:hAnsi="Verdana" w:cs="Verdana" w:hint="eastAsia"/>
-                <w:sz w:val="24"/>
-                <w:szCs w:val="24"/>
-              </w:rPr>
               <w:t>description</w:t>
             </w:r>
           </w:p>
@@ -22680,7 +22680,7 @@
           <w:p>
             <w:pPr>
               <w:rPr>
-                <w:rFonts w:ascii="Verdana" w:hAnsi="Verdana" w:cs="Verdana" w:hint="eastAsia"/>
+                <w:rFonts w:ascii="Verdana" w:hAnsi="Verdana" w:cs="Verdana"/>
                 <w:sz w:val="24"/>
                 <w:szCs w:val="24"/>
               </w:rPr>
@@ -22718,17 +22718,17 @@
           <w:p>
             <w:pPr>
               <w:rPr>
+                <w:rFonts w:ascii="Verdana" w:hAnsi="Verdana" w:cs="Verdana"/>
+                <w:sz w:val="24"/>
+                <w:szCs w:val="24"/>
+              </w:rPr>
+            </w:pPr>
+            <w:r>
+              <w:rPr>
                 <w:rFonts w:ascii="Verdana" w:hAnsi="Verdana" w:cs="Verdana" w:hint="eastAsia"/>
                 <w:sz w:val="24"/>
                 <w:szCs w:val="24"/>
               </w:rPr>
-            </w:pPr>
-            <w:r>
-              <w:rPr>
-                <w:rFonts w:ascii="Verdana" w:hAnsi="Verdana" w:cs="Verdana" w:hint="eastAsia"/>
-                <w:sz w:val="24"/>
-                <w:szCs w:val="24"/>
-              </w:rPr>
               <w:t>created_at</w:t>
             </w:r>
           </w:p>
@@ -22784,7 +22784,7 @@
           <w:p>
             <w:pPr>
               <w:rPr>
-                <w:rFonts w:ascii="Verdana" w:hAnsi="Verdana" w:cs="Verdana" w:hint="eastAsia"/>
+                <w:rFonts w:ascii="Verdana" w:hAnsi="Verdana" w:cs="Verdana"/>
                 <w:sz w:val="24"/>
                 <w:szCs w:val="24"/>
               </w:rPr>
@@ -22808,7 +22808,7 @@
           <w:p>
             <w:pPr>
               <w:rPr>
-                <w:rFonts w:ascii="Verdana" w:hAnsi="Verdana" w:cs="Verdana" w:hint="eastAsia"/>
+                <w:rFonts w:ascii="Verdana" w:hAnsi="Verdana" w:cs="Verdana"/>
                 <w:sz w:val="24"/>
                 <w:szCs w:val="24"/>
               </w:rPr>
@@ -22923,15 +22923,2117 @@
           <w:sz w:val="24"/>
           <w:szCs w:val="24"/>
         </w:rPr>
-        <w:t>9.系統操作歷程紀錄表 (system_logs)</w:t>
+        <w:t>9.系統操作歷程紀錄表 (</w:t>
+      </w:r>
+      <w:r>
+        <w:rPr>
+          <w:rFonts w:ascii="新細明體" w:eastAsia="新細明體" w:hAnsi="新細明體" w:cs="新細明體" w:hint="eastAsia"/>
+          <w:sz w:val="24"/>
+          <w:szCs w:val="24"/>
+        </w:rPr>
+        <w:t>audit</w:t>
+      </w:r>
+      <w:r>
+        <w:rPr>
+          <w:rFonts w:ascii="Arial Unicode MS" w:eastAsia="Arial Unicode MS" w:hAnsi="Arial Unicode MS" w:cs="Arial Unicode MS"/>
+          <w:sz w:val="24"/>
+          <w:szCs w:val="24"/>
+        </w:rPr>
+        <w:t>_logs)</w:t>
       </w:r>
     </w:p>
+    <w:tbl>
+      <w:tblPr>
+        <w:tblStyle w:val="ad"/>
+        <w:tblW w:w="0" w:type="auto"/>
+        <w:tblLook w:val="04A0" w:firstRow="1" w:lastRow="0" w:firstColumn="1" w:lastColumn="0" w:noHBand="0" w:noVBand="1"/>
+      </w:tblPr>
+      <w:tblGrid>
+        <w:gridCol w:w="1751"/>
+        <w:gridCol w:w="1291"/>
+        <w:gridCol w:w="1798"/>
+        <w:gridCol w:w="4179"/>
+      </w:tblGrid>
+      <w:tr>
+        <w:tc>
+          <w:tcPr>
+            <w:tcW w:w="2254" w:type="dxa"/>
+            <w:shd w:val="clear" w:color="auto" w:fill="D9D9D9" w:themeFill="background1" w:themeFillShade="D9"/>
+            <w:vAlign w:val="center"/>
+          </w:tcPr>
+          <w:p>
+            <w:pPr>
+              <w:rPr>
+                <w:rFonts w:ascii="Verdana" w:eastAsia="Verdana" w:hAnsi="Verdana" w:cs="Verdana"/>
+                <w:sz w:val="24"/>
+                <w:szCs w:val="24"/>
+              </w:rPr>
+            </w:pPr>
+            <w:r>
+              <w:rPr>
+                <w:rFonts w:ascii="Arial Unicode MS" w:eastAsia="Arial Unicode MS" w:hAnsi="Arial Unicode MS" w:cs="Arial Unicode MS"/>
+                <w:b/>
+                <w:bCs/>
+                <w:color w:val="181818"/>
+                <w:sz w:val="24"/>
+                <w:szCs w:val="24"/>
+              </w:rPr>
+              <w:t>英文欄位名稱</w:t>
+            </w:r>
+          </w:p>
+        </w:tc>
+        <w:tc>
+          <w:tcPr>
+            <w:tcW w:w="2255" w:type="dxa"/>
+            <w:shd w:val="clear" w:color="auto" w:fill="D9D9D9" w:themeFill="background1" w:themeFillShade="D9"/>
+            <w:vAlign w:val="center"/>
+          </w:tcPr>
+          <w:p>
+            <w:pPr>
+              <w:rPr>
+                <w:rFonts w:ascii="Verdana" w:eastAsia="Verdana" w:hAnsi="Verdana" w:cs="Verdana"/>
+                <w:sz w:val="24"/>
+                <w:szCs w:val="24"/>
+              </w:rPr>
+            </w:pPr>
+            <w:r>
+              <w:rPr>
+                <w:rFonts w:ascii="Arial Unicode MS" w:eastAsia="Arial Unicode MS" w:hAnsi="Arial Unicode MS" w:cs="Arial Unicode MS"/>
+                <w:b/>
+                <w:bCs/>
+                <w:color w:val="181818"/>
+                <w:sz w:val="24"/>
+                <w:szCs w:val="24"/>
+              </w:rPr>
+              <w:t>中文名稱</w:t>
+            </w:r>
+          </w:p>
+        </w:tc>
+        <w:tc>
+          <w:tcPr>
+            <w:tcW w:w="2255" w:type="dxa"/>
+            <w:shd w:val="clear" w:color="auto" w:fill="D9D9D9" w:themeFill="background1" w:themeFillShade="D9"/>
+            <w:vAlign w:val="center"/>
+          </w:tcPr>
+          <w:p>
+            <w:pPr>
+              <w:rPr>
+                <w:rFonts w:ascii="Verdana" w:eastAsia="Verdana" w:hAnsi="Verdana" w:cs="Verdana"/>
+                <w:sz w:val="24"/>
+                <w:szCs w:val="24"/>
+              </w:rPr>
+            </w:pPr>
+            <w:r>
+              <w:rPr>
+                <w:rFonts w:ascii="Arial Unicode MS" w:eastAsia="Arial Unicode MS" w:hAnsi="Arial Unicode MS" w:cs="Arial Unicode MS"/>
+                <w:b/>
+                <w:bCs/>
+                <w:color w:val="181818"/>
+                <w:sz w:val="24"/>
+                <w:szCs w:val="24"/>
+              </w:rPr>
+              <w:t>資料格式</w:t>
+            </w:r>
+          </w:p>
+        </w:tc>
+        <w:tc>
+          <w:tcPr>
+            <w:tcW w:w="2255" w:type="dxa"/>
+            <w:shd w:val="clear" w:color="auto" w:fill="D9D9D9" w:themeFill="background1" w:themeFillShade="D9"/>
+            <w:vAlign w:val="center"/>
+          </w:tcPr>
+          <w:p>
+            <w:pPr>
+              <w:rPr>
+                <w:rFonts w:ascii="Verdana" w:eastAsia="Verdana" w:hAnsi="Verdana" w:cs="Verdana"/>
+                <w:sz w:val="24"/>
+                <w:szCs w:val="24"/>
+              </w:rPr>
+            </w:pPr>
+            <w:r>
+              <w:rPr>
+                <w:rFonts w:ascii="Arial Unicode MS" w:eastAsia="Arial Unicode MS" w:hAnsi="Arial Unicode MS" w:cs="Arial Unicode MS"/>
+                <w:b/>
+                <w:bCs/>
+                <w:color w:val="181818"/>
+                <w:sz w:val="24"/>
+                <w:szCs w:val="24"/>
+              </w:rPr>
+              <w:t>說明 / 備註</w:t>
+            </w:r>
+          </w:p>
+        </w:tc>
+      </w:tr>
+      <w:tr>
+        <w:tc>
+          <w:tcPr>
+            <w:tcW w:w="2254" w:type="dxa"/>
+          </w:tcPr>
+          <w:p>
+            <w:pPr>
+              <w:rPr>
+                <w:rFonts w:ascii="Verdana" w:hAnsi="Verdana" w:cs="Verdana"/>
+                <w:sz w:val="24"/>
+                <w:szCs w:val="24"/>
+              </w:rPr>
+            </w:pPr>
+            <w:r>
+              <w:t>id</w:t>
+            </w:r>
+          </w:p>
+        </w:tc>
+        <w:tc>
+          <w:tcPr>
+            <w:tcW w:w="2255" w:type="dxa"/>
+            <w:vAlign w:val="center"/>
+          </w:tcPr>
+          <w:p>
+            <w:pPr>
+              <w:rPr>
+                <w:rFonts w:ascii="Verdana" w:eastAsia="Verdana" w:hAnsi="Verdana" w:cs="Verdana"/>
+                <w:sz w:val="24"/>
+                <w:szCs w:val="24"/>
+                <w:lang w:val="en-US"/>
+              </w:rPr>
+            </w:pPr>
+            <w:r>
+              <w:rPr>
+                <w:rFonts w:ascii="Segoe UI" w:hAnsi="Segoe UI" w:cs="Segoe UI"/>
+                <w:color w:val="1F2328"/>
+                <w:sz w:val="16"/>
+                <w:szCs w:val="16"/>
+              </w:rPr>
+              <w:t>紀錄編號</w:t>
+            </w:r>
+          </w:p>
+        </w:tc>
+        <w:tc>
+          <w:tcPr>
+            <w:tcW w:w="2255" w:type="dxa"/>
+          </w:tcPr>
+          <w:p>
+            <w:pPr>
+              <w:rPr>
+                <w:rFonts w:ascii="Verdana" w:hAnsi="Verdana" w:cs="Verdana" w:hint="eastAsia"/>
+                <w:sz w:val="24"/>
+                <w:szCs w:val="24"/>
+                <w:lang w:val="en-US"/>
+              </w:rPr>
+            </w:pPr>
+            <w:r>
+              <w:t>int8</w:t>
+            </w:r>
+          </w:p>
+        </w:tc>
+        <w:tc>
+          <w:tcPr>
+            <w:tcW w:w="2255" w:type="dxa"/>
+          </w:tcPr>
+          <w:p>
+            <w:pPr>
+              <w:rPr>
+                <w:rFonts w:ascii="Verdana" w:hAnsi="Verdana" w:cs="Verdana"/>
+                <w:sz w:val="24"/>
+                <w:szCs w:val="24"/>
+                <w:lang w:val="en-US"/>
+              </w:rPr>
+            </w:pPr>
+            <w:r>
+              <w:rPr>
+                <w:rFonts w:ascii="Verdana" w:hAnsi="Verdana" w:cs="Verdana" w:hint="eastAsia"/>
+                <w:sz w:val="24"/>
+                <w:szCs w:val="24"/>
+                <w:lang w:val="en-US"/>
+              </w:rPr>
+              <w:t>自動遞增整數</w:t>
+            </w:r>
+          </w:p>
+        </w:tc>
+      </w:tr>
+      <w:tr>
+        <w:tc>
+          <w:tcPr>
+            <w:tcW w:w="2254" w:type="dxa"/>
+          </w:tcPr>
+          <w:p>
+            <w:pPr>
+              <w:rPr>
+                <w:rFonts w:ascii="Verdana" w:hAnsi="Verdana" w:cs="Verdana"/>
+                <w:sz w:val="24"/>
+                <w:szCs w:val="24"/>
+                <w:lang w:val="en-US"/>
+              </w:rPr>
+            </w:pPr>
+            <w:r>
+              <w:t>created_at</w:t>
+            </w:r>
+          </w:p>
+        </w:tc>
+        <w:tc>
+          <w:tcPr>
+            <w:tcW w:w="2255" w:type="dxa"/>
+            <w:vAlign w:val="center"/>
+          </w:tcPr>
+          <w:p>
+            <w:pPr>
+              <w:rPr>
+                <w:rFonts w:ascii="Verdana" w:eastAsia="Verdana" w:hAnsi="Verdana" w:cs="Verdana"/>
+                <w:sz w:val="24"/>
+                <w:szCs w:val="24"/>
+                <w:lang w:val="en-US"/>
+              </w:rPr>
+            </w:pPr>
+            <w:r>
+              <w:rPr>
+                <w:rFonts w:ascii="Segoe UI" w:hAnsi="Segoe UI" w:cs="Segoe UI"/>
+                <w:color w:val="1F2328"/>
+                <w:sz w:val="16"/>
+                <w:szCs w:val="16"/>
+              </w:rPr>
+              <w:t>操作時間</w:t>
+            </w:r>
+          </w:p>
+        </w:tc>
+        <w:tc>
+          <w:tcPr>
+            <w:tcW w:w="2255" w:type="dxa"/>
+          </w:tcPr>
+          <w:p>
+            <w:pPr>
+              <w:rPr>
+                <w:rFonts w:ascii="Verdana" w:hAnsi="Verdana" w:cs="Verdana"/>
+                <w:sz w:val="24"/>
+                <w:szCs w:val="24"/>
+                <w:lang w:val="en-US"/>
+              </w:rPr>
+            </w:pPr>
+            <w:r>
+              <w:t>timestamptz</w:t>
+            </w:r>
+          </w:p>
+        </w:tc>
+        <w:tc>
+          <w:tcPr>
+            <w:tcW w:w="2255" w:type="dxa"/>
+          </w:tcPr>
+          <w:p>
+            <w:pPr>
+              <w:rPr>
+                <w:rFonts w:ascii="Verdana" w:eastAsia="Verdana" w:hAnsi="Verdana" w:cs="Verdana"/>
+                <w:sz w:val="24"/>
+                <w:szCs w:val="24"/>
+                <w:lang w:val="en-US"/>
+              </w:rPr>
+            </w:pPr>
+            <w:r>
+              <w:rPr>
+                <w:rFonts w:ascii="新細明體" w:eastAsia="新細明體" w:hAnsi="新細明體" w:cs="新細明體" w:hint="eastAsia"/>
+                <w:sz w:val="24"/>
+                <w:szCs w:val="24"/>
+                <w:lang w:val="en-US"/>
+              </w:rPr>
+              <w:t>含時區時間戳記</w:t>
+            </w:r>
+          </w:p>
+        </w:tc>
+      </w:tr>
+      <w:tr>
+        <w:tc>
+          <w:tcPr>
+            <w:tcW w:w="2254" w:type="dxa"/>
+          </w:tcPr>
+          <w:p>
+            <w:pPr>
+              <w:rPr>
+                <w:rFonts w:ascii="Verdana" w:hAnsi="Verdana" w:cs="Verdana"/>
+                <w:sz w:val="24"/>
+                <w:szCs w:val="24"/>
+                <w:lang w:val="en-US"/>
+              </w:rPr>
+            </w:pPr>
+            <w:r>
+              <w:t>user_id</w:t>
+            </w:r>
+          </w:p>
+        </w:tc>
+        <w:tc>
+          <w:tcPr>
+            <w:tcW w:w="2255" w:type="dxa"/>
+            <w:vAlign w:val="center"/>
+          </w:tcPr>
+          <w:p>
+            <w:pPr>
+              <w:rPr>
+                <w:rFonts w:ascii="Verdana" w:eastAsia="Verdana" w:hAnsi="Verdana" w:cs="Verdana"/>
+                <w:sz w:val="24"/>
+                <w:szCs w:val="24"/>
+                <w:lang w:val="en-US"/>
+              </w:rPr>
+            </w:pPr>
+            <w:r>
+              <w:rPr>
+                <w:rFonts w:ascii="Segoe UI" w:hAnsi="Segoe UI" w:cs="Segoe UI"/>
+                <w:color w:val="1F2328"/>
+                <w:sz w:val="16"/>
+                <w:szCs w:val="16"/>
+              </w:rPr>
+              <w:t>操作者</w:t>
+            </w:r>
+            <w:r>
+              <w:rPr>
+                <w:rFonts w:ascii="Segoe UI" w:hAnsi="Segoe UI" w:cs="Segoe UI"/>
+                <w:color w:val="1F2328"/>
+                <w:sz w:val="16"/>
+                <w:szCs w:val="16"/>
+              </w:rPr>
+              <w:t xml:space="preserve"> ID</w:t>
+            </w:r>
+          </w:p>
+        </w:tc>
+        <w:tc>
+          <w:tcPr>
+            <w:tcW w:w="2255" w:type="dxa"/>
+          </w:tcPr>
+          <w:p>
+            <w:pPr>
+              <w:rPr>
+                <w:rFonts w:ascii="Verdana" w:hAnsi="Verdana" w:cs="Verdana"/>
+                <w:sz w:val="24"/>
+                <w:szCs w:val="24"/>
+                <w:lang w:val="en-US"/>
+              </w:rPr>
+            </w:pPr>
+            <w:r>
+              <w:t>uuid</w:t>
+            </w:r>
+          </w:p>
+        </w:tc>
+        <w:tc>
+          <w:tcPr>
+            <w:tcW w:w="2255" w:type="dxa"/>
+          </w:tcPr>
+          <w:p>
+            <w:pPr>
+              <w:rPr>
+                <w:rFonts w:ascii="Verdana" w:hAnsi="Verdana" w:cs="Verdana" w:hint="eastAsia"/>
+                <w:sz w:val="24"/>
+                <w:szCs w:val="24"/>
+                <w:lang w:val="en-US"/>
+              </w:rPr>
+            </w:pPr>
+            <w:r>
+              <w:rPr>
+                <w:rFonts w:ascii="Verdana" w:hAnsi="Verdana" w:cs="Verdana" w:hint="eastAsia"/>
+                <w:sz w:val="24"/>
+                <w:szCs w:val="24"/>
+                <w:lang w:val="en-US"/>
+              </w:rPr>
+              <w:t>Nullable</w:t>
+            </w:r>
+          </w:p>
+        </w:tc>
+      </w:tr>
+      <w:tr>
+        <w:tc>
+          <w:tcPr>
+            <w:tcW w:w="2254" w:type="dxa"/>
+          </w:tcPr>
+          <w:p>
+            <w:pPr>
+              <w:rPr>
+                <w:rFonts w:ascii="Verdana" w:hAnsi="Verdana" w:cs="Verdana"/>
+                <w:sz w:val="24"/>
+                <w:szCs w:val="24"/>
+                <w:lang w:val="en-US"/>
+              </w:rPr>
+            </w:pPr>
+            <w:r>
+              <w:t>action</w:t>
+            </w:r>
+          </w:p>
+        </w:tc>
+        <w:tc>
+          <w:tcPr>
+            <w:tcW w:w="2255" w:type="dxa"/>
+            <w:vAlign w:val="center"/>
+          </w:tcPr>
+          <w:p>
+            <w:pPr>
+              <w:rPr>
+                <w:rFonts w:ascii="Verdana" w:eastAsia="Verdana" w:hAnsi="Verdana" w:cs="Verdana"/>
+                <w:sz w:val="24"/>
+                <w:szCs w:val="24"/>
+                <w:lang w:val="en-US"/>
+              </w:rPr>
+            </w:pPr>
+            <w:r>
+              <w:rPr>
+                <w:rFonts w:ascii="Segoe UI" w:hAnsi="Segoe UI" w:cs="Segoe UI"/>
+                <w:color w:val="1F2328"/>
+                <w:sz w:val="16"/>
+                <w:szCs w:val="16"/>
+              </w:rPr>
+              <w:t>動作類型</w:t>
+            </w:r>
+          </w:p>
+        </w:tc>
+        <w:tc>
+          <w:tcPr>
+            <w:tcW w:w="2255" w:type="dxa"/>
+          </w:tcPr>
+          <w:p>
+            <w:pPr>
+              <w:rPr>
+                <w:rFonts w:ascii="Verdana" w:hAnsi="Verdana" w:cs="Verdana" w:hint="eastAsia"/>
+                <w:sz w:val="24"/>
+                <w:szCs w:val="24"/>
+                <w:lang w:val="en-US"/>
+              </w:rPr>
+            </w:pPr>
+            <w:r>
+              <w:t>varchar</w:t>
+            </w:r>
+          </w:p>
+        </w:tc>
+        <w:tc>
+          <w:tcPr>
+            <w:tcW w:w="2255" w:type="dxa"/>
+          </w:tcPr>
+          <w:tbl>
+            <w:tblPr>
+              <w:tblW w:w="3963" w:type="dxa"/>
+              <w:tblCellMar>
+                <w:left w:w="28" w:type="dxa"/>
+                <w:right w:w="28" w:type="dxa"/>
+              </w:tblCellMar>
+              <w:tblLook w:val="04A0" w:firstRow="1" w:lastRow="0" w:firstColumn="1" w:lastColumn="0" w:noHBand="0" w:noVBand="1"/>
+            </w:tblPr>
+            <w:tblGrid>
+              <w:gridCol w:w="3963"/>
+            </w:tblGrid>
+            <w:tr>
+              <w:trPr>
+                <w:trHeight w:val="710"/>
+              </w:trPr>
+              <w:tc>
+                <w:tcPr>
+                  <w:tcW w:w="3963" w:type="dxa"/>
+                  <w:tcBorders>
+                    <w:top w:val="nil"/>
+                    <w:left w:val="nil"/>
+                    <w:bottom w:val="nil"/>
+                    <w:right w:val="nil"/>
+                  </w:tcBorders>
+                  <w:shd w:val="clear" w:color="auto" w:fill="auto"/>
+                  <w:noWrap/>
+                  <w:vAlign w:val="center"/>
+                  <w:hideMark/>
+                </w:tcPr>
+                <w:p>
+                  <w:pPr>
+                    <w:spacing w:line="240" w:lineRule="auto"/>
+                    <w:rPr>
+                      <w:rFonts w:ascii="新細明體" w:eastAsia="新細明體" w:hAnsi="新細明體" w:cs="新細明體"/>
+                      <w:color w:val="000000"/>
+                      <w:sz w:val="24"/>
+                      <w:szCs w:val="24"/>
+                      <w:lang w:val="en-US"/>
+                    </w:rPr>
+                  </w:pPr>
+                  <w:proofErr w:type="spellStart"/>
+                  <w:r>
+                    <w:rPr>
+                      <w:rFonts w:ascii="新細明體" w:eastAsia="新細明體" w:hAnsi="新細明體" w:cs="新細明體" w:hint="eastAsia"/>
+                      <w:color w:val="000000"/>
+                      <w:sz w:val="24"/>
+                      <w:szCs w:val="24"/>
+                      <w:lang w:val="en-US"/>
+                    </w:rPr>
+                    <w:t>application.create</w:t>
+                  </w:r>
+                  <w:proofErr w:type="spellEnd"/>
+                  <w:r>
+                    <w:rPr>
+                      <w:rFonts w:ascii="新細明體" w:eastAsia="新細明體" w:hAnsi="新細明體" w:cs="新細明體" w:hint="eastAsia"/>
+                      <w:color w:val="000000"/>
+                      <w:sz w:val="24"/>
+                      <w:szCs w:val="24"/>
+                      <w:lang w:val="en-US"/>
+                    </w:rPr>
+                    <w:t xml:space="preserve"> 新增申請案件</w:t>
+                  </w:r>
+                </w:p>
+              </w:tc>
+            </w:tr>
+            <w:tr>
+              <w:trPr>
+                <w:trHeight w:val="710"/>
+              </w:trPr>
+              <w:tc>
+                <w:tcPr>
+                  <w:tcW w:w="3963" w:type="dxa"/>
+                  <w:tcBorders>
+                    <w:top w:val="nil"/>
+                    <w:left w:val="nil"/>
+                    <w:bottom w:val="nil"/>
+                    <w:right w:val="nil"/>
+                  </w:tcBorders>
+                  <w:shd w:val="clear" w:color="auto" w:fill="auto"/>
+                  <w:noWrap/>
+                  <w:vAlign w:val="center"/>
+                  <w:hideMark/>
+                </w:tcPr>
+                <w:p>
+                  <w:pPr>
+                    <w:spacing w:line="240" w:lineRule="auto"/>
+                    <w:rPr>
+                      <w:rFonts w:ascii="新細明體" w:eastAsia="新細明體" w:hAnsi="新細明體" w:cs="新細明體" w:hint="eastAsia"/>
+                      <w:color w:val="000000"/>
+                      <w:sz w:val="24"/>
+                      <w:szCs w:val="24"/>
+                      <w:lang w:val="en-US"/>
+                    </w:rPr>
+                  </w:pPr>
+                  <w:proofErr w:type="spellStart"/>
+                  <w:r>
+                    <w:rPr>
+                      <w:rFonts w:ascii="新細明體" w:eastAsia="新細明體" w:hAnsi="新細明體" w:cs="新細明體" w:hint="eastAsia"/>
+                      <w:color w:val="000000"/>
+                      <w:sz w:val="24"/>
+                      <w:szCs w:val="24"/>
+                      <w:lang w:val="en-US"/>
+                    </w:rPr>
+                    <w:t>application.update</w:t>
+                  </w:r>
+                  <w:proofErr w:type="spellEnd"/>
+                  <w:r>
+                    <w:rPr>
+                      <w:rFonts w:ascii="新細明體" w:eastAsia="新細明體" w:hAnsi="新細明體" w:cs="新細明體" w:hint="eastAsia"/>
+                      <w:color w:val="000000"/>
+                      <w:sz w:val="24"/>
+                      <w:szCs w:val="24"/>
+                      <w:lang w:val="en-US"/>
+                    </w:rPr>
+                    <w:t xml:space="preserve"> 修改申請資料</w:t>
+                  </w:r>
+                </w:p>
+              </w:tc>
+            </w:tr>
+            <w:tr>
+              <w:trPr>
+                <w:trHeight w:val="710"/>
+              </w:trPr>
+              <w:tc>
+                <w:tcPr>
+                  <w:tcW w:w="3963" w:type="dxa"/>
+                  <w:tcBorders>
+                    <w:top w:val="nil"/>
+                    <w:left w:val="nil"/>
+                    <w:bottom w:val="nil"/>
+                    <w:right w:val="nil"/>
+                  </w:tcBorders>
+                  <w:shd w:val="clear" w:color="auto" w:fill="auto"/>
+                  <w:noWrap/>
+                  <w:vAlign w:val="center"/>
+                  <w:hideMark/>
+                </w:tcPr>
+                <w:p>
+                  <w:pPr>
+                    <w:spacing w:line="240" w:lineRule="auto"/>
+                    <w:rPr>
+                      <w:rFonts w:ascii="新細明體" w:eastAsia="新細明體" w:hAnsi="新細明體" w:cs="新細明體" w:hint="eastAsia"/>
+                      <w:color w:val="000000"/>
+                      <w:sz w:val="24"/>
+                      <w:szCs w:val="24"/>
+                      <w:lang w:val="en-US"/>
+                    </w:rPr>
+                  </w:pPr>
+                  <w:proofErr w:type="spellStart"/>
+                  <w:r>
+                    <w:rPr>
+                      <w:rFonts w:ascii="新細明體" w:eastAsia="新細明體" w:hAnsi="新細明體" w:cs="新細明體" w:hint="eastAsia"/>
+                      <w:color w:val="000000"/>
+                      <w:sz w:val="24"/>
+                      <w:szCs w:val="24"/>
+                      <w:lang w:val="en-US"/>
+                    </w:rPr>
+                    <w:t>application.stage_advance</w:t>
+                  </w:r>
+                  <w:proofErr w:type="spellEnd"/>
+                  <w:r>
+                    <w:rPr>
+                      <w:rFonts w:ascii="新細明體" w:eastAsia="新細明體" w:hAnsi="新細明體" w:cs="新細明體" w:hint="eastAsia"/>
+                      <w:color w:val="000000"/>
+                      <w:sz w:val="24"/>
+                      <w:szCs w:val="24"/>
+                      <w:lang w:val="en-US"/>
+                    </w:rPr>
+                    <w:t xml:space="preserve"> 推進申請階段</w:t>
+                  </w:r>
+                </w:p>
+              </w:tc>
+            </w:tr>
+            <w:tr>
+              <w:trPr>
+                <w:trHeight w:val="710"/>
+              </w:trPr>
+              <w:tc>
+                <w:tcPr>
+                  <w:tcW w:w="3963" w:type="dxa"/>
+                  <w:tcBorders>
+                    <w:top w:val="nil"/>
+                    <w:left w:val="nil"/>
+                    <w:bottom w:val="nil"/>
+                    <w:right w:val="nil"/>
+                  </w:tcBorders>
+                  <w:shd w:val="clear" w:color="auto" w:fill="auto"/>
+                  <w:noWrap/>
+                  <w:vAlign w:val="center"/>
+                  <w:hideMark/>
+                </w:tcPr>
+                <w:p>
+                  <w:pPr>
+                    <w:spacing w:line="240" w:lineRule="auto"/>
+                    <w:rPr>
+                      <w:rFonts w:ascii="新細明體" w:eastAsia="新細明體" w:hAnsi="新細明體" w:cs="新細明體" w:hint="eastAsia"/>
+                      <w:color w:val="000000"/>
+                      <w:sz w:val="24"/>
+                      <w:szCs w:val="24"/>
+                      <w:lang w:val="en-US"/>
+                    </w:rPr>
+                  </w:pPr>
+                  <w:proofErr w:type="spellStart"/>
+                  <w:r>
+                    <w:rPr>
+                      <w:rFonts w:ascii="新細明體" w:eastAsia="新細明體" w:hAnsi="新細明體" w:cs="新細明體" w:hint="eastAsia"/>
+                      <w:color w:val="000000"/>
+                      <w:sz w:val="24"/>
+                      <w:szCs w:val="24"/>
+                      <w:lang w:val="en-US"/>
+                    </w:rPr>
+                    <w:t>application.stage_rollback</w:t>
+                  </w:r>
+                  <w:proofErr w:type="spellEnd"/>
+                  <w:r>
+                    <w:rPr>
+                      <w:rFonts w:ascii="新細明體" w:eastAsia="新細明體" w:hAnsi="新細明體" w:cs="新細明體" w:hint="eastAsia"/>
+                      <w:color w:val="000000"/>
+                      <w:sz w:val="24"/>
+                      <w:szCs w:val="24"/>
+                      <w:lang w:val="en-US"/>
+                    </w:rPr>
+                    <w:t xml:space="preserve"> 退回申請階段</w:t>
+                  </w:r>
+                </w:p>
+              </w:tc>
+            </w:tr>
+            <w:tr>
+              <w:trPr>
+                <w:trHeight w:val="580"/>
+              </w:trPr>
+              <w:tc>
+                <w:tcPr>
+                  <w:tcW w:w="3963" w:type="dxa"/>
+                  <w:tcBorders>
+                    <w:top w:val="nil"/>
+                    <w:left w:val="nil"/>
+                    <w:bottom w:val="nil"/>
+                    <w:right w:val="nil"/>
+                  </w:tcBorders>
+                  <w:shd w:val="clear" w:color="auto" w:fill="auto"/>
+                  <w:noWrap/>
+                  <w:vAlign w:val="center"/>
+                  <w:hideMark/>
+                </w:tcPr>
+                <w:p>
+                  <w:pPr>
+                    <w:spacing w:line="240" w:lineRule="auto"/>
+                    <w:rPr>
+                      <w:rFonts w:ascii="新細明體" w:eastAsia="新細明體" w:hAnsi="新細明體" w:cs="新細明體" w:hint="eastAsia"/>
+                      <w:color w:val="000000"/>
+                      <w:sz w:val="24"/>
+                      <w:szCs w:val="24"/>
+                      <w:lang w:val="en-US"/>
+                    </w:rPr>
+                  </w:pPr>
+                  <w:proofErr w:type="spellStart"/>
+                  <w:r>
+                    <w:rPr>
+                      <w:rFonts w:ascii="新細明體" w:eastAsia="新細明體" w:hAnsi="新細明體" w:cs="新細明體" w:hint="eastAsia"/>
+                      <w:color w:val="000000"/>
+                      <w:sz w:val="24"/>
+                      <w:szCs w:val="24"/>
+                      <w:lang w:val="en-US"/>
+                    </w:rPr>
+                    <w:t>application.officer_assign</w:t>
+                  </w:r>
+                  <w:proofErr w:type="spellEnd"/>
+                  <w:r>
+                    <w:rPr>
+                      <w:rFonts w:ascii="新細明體" w:eastAsia="新細明體" w:hAnsi="新細明體" w:cs="新細明體" w:hint="eastAsia"/>
+                      <w:color w:val="000000"/>
+                      <w:sz w:val="24"/>
+                      <w:szCs w:val="24"/>
+                      <w:lang w:val="en-US"/>
+                    </w:rPr>
+                    <w:t xml:space="preserve"> </w:t>
+                  </w:r>
+                  <w:proofErr w:type="gramStart"/>
+                  <w:r>
+                    <w:rPr>
+                      <w:rFonts w:ascii="新細明體" w:eastAsia="新細明體" w:hAnsi="新細明體" w:cs="新細明體" w:hint="eastAsia"/>
+                      <w:color w:val="000000"/>
+                      <w:sz w:val="24"/>
+                      <w:szCs w:val="24"/>
+                      <w:lang w:val="en-US"/>
+                    </w:rPr>
+                    <w:t>派案</w:t>
+                  </w:r>
+                  <w:proofErr w:type="gramEnd"/>
+                </w:p>
+              </w:tc>
+            </w:tr>
+            <w:tr>
+              <w:trPr>
+                <w:trHeight w:val="390"/>
+              </w:trPr>
+              <w:tc>
+                <w:tcPr>
+                  <w:tcW w:w="3963" w:type="dxa"/>
+                  <w:tcBorders>
+                    <w:top w:val="nil"/>
+                    <w:left w:val="nil"/>
+                    <w:bottom w:val="nil"/>
+                    <w:right w:val="nil"/>
+                  </w:tcBorders>
+                  <w:shd w:val="clear" w:color="auto" w:fill="auto"/>
+                  <w:noWrap/>
+                  <w:vAlign w:val="center"/>
+                  <w:hideMark/>
+                </w:tcPr>
+                <w:p>
+                  <w:pPr>
+                    <w:spacing w:line="240" w:lineRule="auto"/>
+                    <w:rPr>
+                      <w:rFonts w:ascii="新細明體" w:eastAsia="新細明體" w:hAnsi="新細明體" w:cs="新細明體" w:hint="eastAsia"/>
+                      <w:color w:val="000000"/>
+                      <w:sz w:val="24"/>
+                      <w:szCs w:val="24"/>
+                      <w:lang w:val="en-US"/>
+                    </w:rPr>
+                  </w:pPr>
+                  <w:proofErr w:type="spellStart"/>
+                  <w:r>
+                    <w:rPr>
+                      <w:rFonts w:ascii="新細明體" w:eastAsia="新細明體" w:hAnsi="新細明體" w:cs="新細明體" w:hint="eastAsia"/>
+                      <w:color w:val="000000"/>
+                      <w:sz w:val="24"/>
+                      <w:szCs w:val="24"/>
+                      <w:lang w:val="en-US"/>
+                    </w:rPr>
+                    <w:t>application.close</w:t>
+                  </w:r>
+                  <w:proofErr w:type="spellEnd"/>
+                  <w:r>
+                    <w:rPr>
+                      <w:rFonts w:ascii="新細明體" w:eastAsia="新細明體" w:hAnsi="新細明體" w:cs="新細明體" w:hint="eastAsia"/>
+                      <w:color w:val="000000"/>
+                      <w:sz w:val="24"/>
+                      <w:szCs w:val="24"/>
+                      <w:lang w:val="en-US"/>
+                    </w:rPr>
+                    <w:t xml:space="preserve"> 結案</w:t>
+                  </w:r>
+                </w:p>
+              </w:tc>
+            </w:tr>
+            <w:tr>
+              <w:trPr>
+                <w:trHeight w:val="710"/>
+              </w:trPr>
+              <w:tc>
+                <w:tcPr>
+                  <w:tcW w:w="3963" w:type="dxa"/>
+                  <w:tcBorders>
+                    <w:top w:val="nil"/>
+                    <w:left w:val="nil"/>
+                    <w:bottom w:val="nil"/>
+                    <w:right w:val="nil"/>
+                  </w:tcBorders>
+                  <w:shd w:val="clear" w:color="auto" w:fill="auto"/>
+                  <w:noWrap/>
+                  <w:vAlign w:val="center"/>
+                  <w:hideMark/>
+                </w:tcPr>
+                <w:p>
+                  <w:pPr>
+                    <w:spacing w:line="240" w:lineRule="auto"/>
+                    <w:rPr>
+                      <w:rFonts w:ascii="新細明體" w:eastAsia="新細明體" w:hAnsi="新細明體" w:cs="新細明體" w:hint="eastAsia"/>
+                      <w:color w:val="000000"/>
+                      <w:sz w:val="24"/>
+                      <w:szCs w:val="24"/>
+                      <w:lang w:val="en-US"/>
+                    </w:rPr>
+                  </w:pPr>
+                  <w:proofErr w:type="spellStart"/>
+                  <w:r>
+                    <w:rPr>
+                      <w:rFonts w:ascii="新細明體" w:eastAsia="新細明體" w:hAnsi="新細明體" w:cs="新細明體" w:hint="eastAsia"/>
+                      <w:color w:val="000000"/>
+                      <w:sz w:val="24"/>
+                      <w:szCs w:val="24"/>
+                      <w:lang w:val="en-US"/>
+                    </w:rPr>
+                    <w:lastRenderedPageBreak/>
+                    <w:t>home_visit.create</w:t>
+                  </w:r>
+                  <w:proofErr w:type="spellEnd"/>
+                  <w:r>
+                    <w:rPr>
+                      <w:rFonts w:ascii="新細明體" w:eastAsia="新細明體" w:hAnsi="新細明體" w:cs="新細明體" w:hint="eastAsia"/>
+                      <w:color w:val="000000"/>
+                      <w:sz w:val="24"/>
+                      <w:szCs w:val="24"/>
+                      <w:lang w:val="en-US"/>
+                    </w:rPr>
+                    <w:t xml:space="preserve"> 新增家訪紀錄</w:t>
+                  </w:r>
+                </w:p>
+              </w:tc>
+            </w:tr>
+            <w:tr>
+              <w:trPr>
+                <w:trHeight w:val="710"/>
+              </w:trPr>
+              <w:tc>
+                <w:tcPr>
+                  <w:tcW w:w="3963" w:type="dxa"/>
+                  <w:tcBorders>
+                    <w:top w:val="nil"/>
+                    <w:left w:val="nil"/>
+                    <w:bottom w:val="nil"/>
+                    <w:right w:val="nil"/>
+                  </w:tcBorders>
+                  <w:shd w:val="clear" w:color="auto" w:fill="auto"/>
+                  <w:noWrap/>
+                  <w:vAlign w:val="center"/>
+                  <w:hideMark/>
+                </w:tcPr>
+                <w:p>
+                  <w:pPr>
+                    <w:spacing w:line="240" w:lineRule="auto"/>
+                    <w:rPr>
+                      <w:rFonts w:ascii="新細明體" w:eastAsia="新細明體" w:hAnsi="新細明體" w:cs="新細明體" w:hint="eastAsia"/>
+                      <w:color w:val="000000"/>
+                      <w:sz w:val="24"/>
+                      <w:szCs w:val="24"/>
+                      <w:lang w:val="en-US"/>
+                    </w:rPr>
+                  </w:pPr>
+                  <w:proofErr w:type="spellStart"/>
+                  <w:r>
+                    <w:rPr>
+                      <w:rFonts w:ascii="新細明體" w:eastAsia="新細明體" w:hAnsi="新細明體" w:cs="新細明體" w:hint="eastAsia"/>
+                      <w:color w:val="000000"/>
+                      <w:sz w:val="24"/>
+                      <w:szCs w:val="24"/>
+                      <w:lang w:val="en-US"/>
+                    </w:rPr>
+                    <w:t>home_visit.update</w:t>
+                  </w:r>
+                  <w:proofErr w:type="spellEnd"/>
+                  <w:r>
+                    <w:rPr>
+                      <w:rFonts w:ascii="新細明體" w:eastAsia="新細明體" w:hAnsi="新細明體" w:cs="新細明體" w:hint="eastAsia"/>
+                      <w:color w:val="000000"/>
+                      <w:sz w:val="24"/>
+                      <w:szCs w:val="24"/>
+                      <w:lang w:val="en-US"/>
+                    </w:rPr>
+                    <w:t xml:space="preserve"> 修改家訪紀錄</w:t>
+                  </w:r>
+                </w:p>
+              </w:tc>
+            </w:tr>
+            <w:tr>
+              <w:trPr>
+                <w:trHeight w:val="710"/>
+              </w:trPr>
+              <w:tc>
+                <w:tcPr>
+                  <w:tcW w:w="3963" w:type="dxa"/>
+                  <w:tcBorders>
+                    <w:top w:val="nil"/>
+                    <w:left w:val="nil"/>
+                    <w:bottom w:val="nil"/>
+                    <w:right w:val="nil"/>
+                  </w:tcBorders>
+                  <w:shd w:val="clear" w:color="auto" w:fill="auto"/>
+                  <w:noWrap/>
+                  <w:vAlign w:val="center"/>
+                  <w:hideMark/>
+                </w:tcPr>
+                <w:p>
+                  <w:pPr>
+                    <w:spacing w:line="240" w:lineRule="auto"/>
+                    <w:rPr>
+                      <w:rFonts w:ascii="新細明體" w:eastAsia="新細明體" w:hAnsi="新細明體" w:cs="新細明體" w:hint="eastAsia"/>
+                      <w:color w:val="000000"/>
+                      <w:sz w:val="24"/>
+                      <w:szCs w:val="24"/>
+                      <w:lang w:val="en-US"/>
+                    </w:rPr>
+                  </w:pPr>
+                  <w:proofErr w:type="spellStart"/>
+                  <w:r>
+                    <w:rPr>
+                      <w:rFonts w:ascii="新細明體" w:eastAsia="新細明體" w:hAnsi="新細明體" w:cs="新細明體" w:hint="eastAsia"/>
+                      <w:color w:val="000000"/>
+                      <w:sz w:val="24"/>
+                      <w:szCs w:val="24"/>
+                      <w:lang w:val="en-US"/>
+                    </w:rPr>
+                    <w:t>document.upload</w:t>
+                  </w:r>
+                  <w:proofErr w:type="spellEnd"/>
+                  <w:r>
+                    <w:rPr>
+                      <w:rFonts w:ascii="新細明體" w:eastAsia="新細明體" w:hAnsi="新細明體" w:cs="新細明體" w:hint="eastAsia"/>
+                      <w:color w:val="000000"/>
+                      <w:sz w:val="24"/>
+                      <w:szCs w:val="24"/>
+                      <w:lang w:val="en-US"/>
+                    </w:rPr>
+                    <w:t xml:space="preserve"> 上傳文件</w:t>
+                  </w:r>
+                </w:p>
+              </w:tc>
+            </w:tr>
+            <w:tr>
+              <w:trPr>
+                <w:trHeight w:val="710"/>
+              </w:trPr>
+              <w:tc>
+                <w:tcPr>
+                  <w:tcW w:w="3963" w:type="dxa"/>
+                  <w:tcBorders>
+                    <w:top w:val="nil"/>
+                    <w:left w:val="nil"/>
+                    <w:bottom w:val="nil"/>
+                    <w:right w:val="nil"/>
+                  </w:tcBorders>
+                  <w:shd w:val="clear" w:color="auto" w:fill="auto"/>
+                  <w:noWrap/>
+                  <w:vAlign w:val="center"/>
+                  <w:hideMark/>
+                </w:tcPr>
+                <w:p>
+                  <w:pPr>
+                    <w:spacing w:line="240" w:lineRule="auto"/>
+                    <w:rPr>
+                      <w:rFonts w:ascii="新細明體" w:eastAsia="新細明體" w:hAnsi="新細明體" w:cs="新細明體" w:hint="eastAsia"/>
+                      <w:color w:val="000000"/>
+                      <w:sz w:val="24"/>
+                      <w:szCs w:val="24"/>
+                      <w:lang w:val="en-US"/>
+                    </w:rPr>
+                  </w:pPr>
+                  <w:proofErr w:type="spellStart"/>
+                  <w:r>
+                    <w:rPr>
+                      <w:rFonts w:ascii="新細明體" w:eastAsia="新細明體" w:hAnsi="新細明體" w:cs="新細明體" w:hint="eastAsia"/>
+                      <w:color w:val="000000"/>
+                      <w:sz w:val="24"/>
+                      <w:szCs w:val="24"/>
+                      <w:lang w:val="en-US"/>
+                    </w:rPr>
+                    <w:t>document.preview</w:t>
+                  </w:r>
+                  <w:proofErr w:type="spellEnd"/>
+                  <w:r>
+                    <w:rPr>
+                      <w:rFonts w:ascii="新細明體" w:eastAsia="新細明體" w:hAnsi="新細明體" w:cs="新細明體" w:hint="eastAsia"/>
+                      <w:color w:val="000000"/>
+                      <w:sz w:val="24"/>
+                      <w:szCs w:val="24"/>
+                      <w:lang w:val="en-US"/>
+                    </w:rPr>
+                    <w:t xml:space="preserve"> 預覽文件</w:t>
+                  </w:r>
+                </w:p>
+              </w:tc>
+            </w:tr>
+            <w:tr>
+              <w:trPr>
+                <w:trHeight w:val="710"/>
+              </w:trPr>
+              <w:tc>
+                <w:tcPr>
+                  <w:tcW w:w="3963" w:type="dxa"/>
+                  <w:tcBorders>
+                    <w:top w:val="nil"/>
+                    <w:left w:val="nil"/>
+                    <w:bottom w:val="nil"/>
+                    <w:right w:val="nil"/>
+                  </w:tcBorders>
+                  <w:shd w:val="clear" w:color="auto" w:fill="auto"/>
+                  <w:noWrap/>
+                  <w:vAlign w:val="center"/>
+                  <w:hideMark/>
+                </w:tcPr>
+                <w:p>
+                  <w:pPr>
+                    <w:spacing w:line="240" w:lineRule="auto"/>
+                    <w:rPr>
+                      <w:rFonts w:ascii="新細明體" w:eastAsia="新細明體" w:hAnsi="新細明體" w:cs="新細明體" w:hint="eastAsia"/>
+                      <w:color w:val="000000"/>
+                      <w:sz w:val="24"/>
+                      <w:szCs w:val="24"/>
+                      <w:lang w:val="en-US"/>
+                    </w:rPr>
+                  </w:pPr>
+                  <w:proofErr w:type="spellStart"/>
+                  <w:r>
+                    <w:rPr>
+                      <w:rFonts w:ascii="新細明體" w:eastAsia="新細明體" w:hAnsi="新細明體" w:cs="新細明體" w:hint="eastAsia"/>
+                      <w:color w:val="000000"/>
+                      <w:sz w:val="24"/>
+                      <w:szCs w:val="24"/>
+                      <w:lang w:val="en-US"/>
+                    </w:rPr>
+                    <w:t>document.delete</w:t>
+                  </w:r>
+                  <w:proofErr w:type="spellEnd"/>
+                  <w:r>
+                    <w:rPr>
+                      <w:rFonts w:ascii="新細明體" w:eastAsia="新細明體" w:hAnsi="新細明體" w:cs="新細明體" w:hint="eastAsia"/>
+                      <w:color w:val="000000"/>
+                      <w:sz w:val="24"/>
+                      <w:szCs w:val="24"/>
+                      <w:lang w:val="en-US"/>
+                    </w:rPr>
+                    <w:t xml:space="preserve"> 刪除文件</w:t>
+                  </w:r>
+                </w:p>
+              </w:tc>
+            </w:tr>
+            <w:tr>
+              <w:trPr>
+                <w:trHeight w:val="710"/>
+              </w:trPr>
+              <w:tc>
+                <w:tcPr>
+                  <w:tcW w:w="3963" w:type="dxa"/>
+                  <w:tcBorders>
+                    <w:top w:val="nil"/>
+                    <w:left w:val="nil"/>
+                    <w:bottom w:val="nil"/>
+                    <w:right w:val="nil"/>
+                  </w:tcBorders>
+                  <w:shd w:val="clear" w:color="auto" w:fill="auto"/>
+                  <w:noWrap/>
+                  <w:vAlign w:val="center"/>
+                  <w:hideMark/>
+                </w:tcPr>
+                <w:p>
+                  <w:pPr>
+                    <w:spacing w:line="240" w:lineRule="auto"/>
+                    <w:rPr>
+                      <w:rFonts w:ascii="新細明體" w:eastAsia="新細明體" w:hAnsi="新細明體" w:cs="新細明體" w:hint="eastAsia"/>
+                      <w:color w:val="000000"/>
+                      <w:sz w:val="24"/>
+                      <w:szCs w:val="24"/>
+                      <w:lang w:val="en-US"/>
+                    </w:rPr>
+                  </w:pPr>
+                  <w:proofErr w:type="spellStart"/>
+                  <w:r>
+                    <w:rPr>
+                      <w:rFonts w:ascii="新細明體" w:eastAsia="新細明體" w:hAnsi="新細明體" w:cs="新細明體" w:hint="eastAsia"/>
+                      <w:color w:val="000000"/>
+                      <w:sz w:val="24"/>
+                      <w:szCs w:val="24"/>
+                      <w:lang w:val="en-US"/>
+                    </w:rPr>
+                    <w:t>document.status_update</w:t>
+                  </w:r>
+                  <w:proofErr w:type="spellEnd"/>
+                  <w:r>
+                    <w:rPr>
+                      <w:rFonts w:ascii="新細明體" w:eastAsia="新細明體" w:hAnsi="新細明體" w:cs="新細明體" w:hint="eastAsia"/>
+                      <w:color w:val="000000"/>
+                      <w:sz w:val="24"/>
+                      <w:szCs w:val="24"/>
+                      <w:lang w:val="en-US"/>
+                    </w:rPr>
+                    <w:t xml:space="preserve"> 審核文件狀態</w:t>
+                  </w:r>
+                </w:p>
+              </w:tc>
+            </w:tr>
+            <w:tr>
+              <w:trPr>
+                <w:trHeight w:val="710"/>
+              </w:trPr>
+              <w:tc>
+                <w:tcPr>
+                  <w:tcW w:w="3963" w:type="dxa"/>
+                  <w:tcBorders>
+                    <w:top w:val="nil"/>
+                    <w:left w:val="nil"/>
+                    <w:bottom w:val="nil"/>
+                    <w:right w:val="nil"/>
+                  </w:tcBorders>
+                  <w:shd w:val="clear" w:color="auto" w:fill="auto"/>
+                  <w:noWrap/>
+                  <w:vAlign w:val="center"/>
+                  <w:hideMark/>
+                </w:tcPr>
+                <w:p>
+                  <w:pPr>
+                    <w:spacing w:line="240" w:lineRule="auto"/>
+                    <w:rPr>
+                      <w:rFonts w:ascii="新細明體" w:eastAsia="新細明體" w:hAnsi="新細明體" w:cs="新細明體" w:hint="eastAsia"/>
+                      <w:color w:val="000000"/>
+                      <w:sz w:val="24"/>
+                      <w:szCs w:val="24"/>
+                      <w:lang w:val="en-US"/>
+                    </w:rPr>
+                  </w:pPr>
+                  <w:proofErr w:type="spellStart"/>
+                  <w:r>
+                    <w:rPr>
+                      <w:rFonts w:ascii="新細明體" w:eastAsia="新細明體" w:hAnsi="新細明體" w:cs="新細明體" w:hint="eastAsia"/>
+                      <w:color w:val="000000"/>
+                      <w:sz w:val="24"/>
+                      <w:szCs w:val="24"/>
+                      <w:lang w:val="en-US"/>
+                    </w:rPr>
+                    <w:t>user.login</w:t>
+                  </w:r>
+                  <w:proofErr w:type="spellEnd"/>
+                  <w:r>
+                    <w:rPr>
+                      <w:rFonts w:ascii="新細明體" w:eastAsia="新細明體" w:hAnsi="新細明體" w:cs="新細明體" w:hint="eastAsia"/>
+                      <w:color w:val="000000"/>
+                      <w:sz w:val="24"/>
+                      <w:szCs w:val="24"/>
+                      <w:lang w:val="en-US"/>
+                    </w:rPr>
+                    <w:t xml:space="preserve"> 使用者登入</w:t>
+                  </w:r>
+                </w:p>
+              </w:tc>
+            </w:tr>
+            <w:tr>
+              <w:trPr>
+                <w:trHeight w:val="710"/>
+              </w:trPr>
+              <w:tc>
+                <w:tcPr>
+                  <w:tcW w:w="3963" w:type="dxa"/>
+                  <w:tcBorders>
+                    <w:top w:val="nil"/>
+                    <w:left w:val="nil"/>
+                    <w:bottom w:val="nil"/>
+                    <w:right w:val="nil"/>
+                  </w:tcBorders>
+                  <w:shd w:val="clear" w:color="auto" w:fill="auto"/>
+                  <w:noWrap/>
+                  <w:vAlign w:val="center"/>
+                  <w:hideMark/>
+                </w:tcPr>
+                <w:p>
+                  <w:pPr>
+                    <w:spacing w:line="240" w:lineRule="auto"/>
+                    <w:rPr>
+                      <w:rFonts w:ascii="新細明體" w:eastAsia="新細明體" w:hAnsi="新細明體" w:cs="新細明體" w:hint="eastAsia"/>
+                      <w:color w:val="000000"/>
+                      <w:sz w:val="24"/>
+                      <w:szCs w:val="24"/>
+                      <w:lang w:val="en-US"/>
+                    </w:rPr>
+                  </w:pPr>
+                  <w:proofErr w:type="spellStart"/>
+                  <w:r>
+                    <w:rPr>
+                      <w:rFonts w:ascii="新細明體" w:eastAsia="新細明體" w:hAnsi="新細明體" w:cs="新細明體" w:hint="eastAsia"/>
+                      <w:color w:val="000000"/>
+                      <w:sz w:val="24"/>
+                      <w:szCs w:val="24"/>
+                      <w:lang w:val="en-US"/>
+                    </w:rPr>
+                    <w:t>user.create</w:t>
+                  </w:r>
+                  <w:proofErr w:type="spellEnd"/>
+                  <w:r>
+                    <w:rPr>
+                      <w:rFonts w:ascii="新細明體" w:eastAsia="新細明體" w:hAnsi="新細明體" w:cs="新細明體" w:hint="eastAsia"/>
+                      <w:color w:val="000000"/>
+                      <w:sz w:val="24"/>
+                      <w:szCs w:val="24"/>
+                      <w:lang w:val="en-US"/>
+                    </w:rPr>
+                    <w:t xml:space="preserve"> 新增使用者</w:t>
+                  </w:r>
+                </w:p>
+              </w:tc>
+            </w:tr>
+            <w:tr>
+              <w:trPr>
+                <w:trHeight w:val="710"/>
+              </w:trPr>
+              <w:tc>
+                <w:tcPr>
+                  <w:tcW w:w="3963" w:type="dxa"/>
+                  <w:tcBorders>
+                    <w:top w:val="nil"/>
+                    <w:left w:val="nil"/>
+                    <w:bottom w:val="nil"/>
+                    <w:right w:val="nil"/>
+                  </w:tcBorders>
+                  <w:shd w:val="clear" w:color="auto" w:fill="auto"/>
+                  <w:noWrap/>
+                  <w:vAlign w:val="center"/>
+                  <w:hideMark/>
+                </w:tcPr>
+                <w:p>
+                  <w:pPr>
+                    <w:spacing w:line="240" w:lineRule="auto"/>
+                    <w:rPr>
+                      <w:rFonts w:ascii="新細明體" w:eastAsia="新細明體" w:hAnsi="新細明體" w:cs="新細明體" w:hint="eastAsia"/>
+                      <w:color w:val="000000"/>
+                      <w:sz w:val="24"/>
+                      <w:szCs w:val="24"/>
+                      <w:lang w:val="en-US"/>
+                    </w:rPr>
+                  </w:pPr>
+                  <w:proofErr w:type="spellStart"/>
+                  <w:r>
+                    <w:rPr>
+                      <w:rFonts w:ascii="新細明體" w:eastAsia="新細明體" w:hAnsi="新細明體" w:cs="新細明體" w:hint="eastAsia"/>
+                      <w:color w:val="000000"/>
+                      <w:sz w:val="24"/>
+                      <w:szCs w:val="24"/>
+                      <w:lang w:val="en-US"/>
+                    </w:rPr>
+                    <w:t>user.update</w:t>
+                  </w:r>
+                  <w:proofErr w:type="spellEnd"/>
+                  <w:r>
+                    <w:rPr>
+                      <w:rFonts w:ascii="新細明體" w:eastAsia="新細明體" w:hAnsi="新細明體" w:cs="新細明體" w:hint="eastAsia"/>
+                      <w:color w:val="000000"/>
+                      <w:sz w:val="24"/>
+                      <w:szCs w:val="24"/>
+                      <w:lang w:val="en-US"/>
+                    </w:rPr>
+                    <w:t xml:space="preserve"> 修改使用者</w:t>
+                  </w:r>
+                </w:p>
+              </w:tc>
+            </w:tr>
+            <w:tr>
+              <w:trPr>
+                <w:trHeight w:val="710"/>
+              </w:trPr>
+              <w:tc>
+                <w:tcPr>
+                  <w:tcW w:w="3963" w:type="dxa"/>
+                  <w:tcBorders>
+                    <w:top w:val="nil"/>
+                    <w:left w:val="nil"/>
+                    <w:bottom w:val="nil"/>
+                    <w:right w:val="nil"/>
+                  </w:tcBorders>
+                  <w:shd w:val="clear" w:color="auto" w:fill="auto"/>
+                  <w:noWrap/>
+                  <w:vAlign w:val="center"/>
+                  <w:hideMark/>
+                </w:tcPr>
+                <w:p>
+                  <w:pPr>
+                    <w:spacing w:line="240" w:lineRule="auto"/>
+                    <w:rPr>
+                      <w:rFonts w:ascii="新細明體" w:eastAsia="新細明體" w:hAnsi="新細明體" w:cs="新細明體" w:hint="eastAsia"/>
+                      <w:color w:val="000000"/>
+                      <w:sz w:val="24"/>
+                      <w:szCs w:val="24"/>
+                      <w:lang w:val="en-US"/>
+                    </w:rPr>
+                  </w:pPr>
+                  <w:proofErr w:type="spellStart"/>
+                  <w:r>
+                    <w:rPr>
+                      <w:rFonts w:ascii="新細明體" w:eastAsia="新細明體" w:hAnsi="新細明體" w:cs="新細明體" w:hint="eastAsia"/>
+                      <w:color w:val="000000"/>
+                      <w:sz w:val="24"/>
+                      <w:szCs w:val="24"/>
+                      <w:lang w:val="en-US"/>
+                    </w:rPr>
+                    <w:t>user.deactivate</w:t>
+                  </w:r>
+                  <w:proofErr w:type="spellEnd"/>
+                  <w:r>
+                    <w:rPr>
+                      <w:rFonts w:ascii="新細明體" w:eastAsia="新細明體" w:hAnsi="新細明體" w:cs="新細明體" w:hint="eastAsia"/>
+                      <w:color w:val="000000"/>
+                      <w:sz w:val="24"/>
+                      <w:szCs w:val="24"/>
+                      <w:lang w:val="en-US"/>
+                    </w:rPr>
+                    <w:t xml:space="preserve"> 停用使用者</w:t>
+                  </w:r>
+                </w:p>
+              </w:tc>
+            </w:tr>
+            <w:tr>
+              <w:trPr>
+                <w:trHeight w:val="710"/>
+              </w:trPr>
+              <w:tc>
+                <w:tcPr>
+                  <w:tcW w:w="3963" w:type="dxa"/>
+                  <w:tcBorders>
+                    <w:top w:val="nil"/>
+                    <w:left w:val="nil"/>
+                    <w:bottom w:val="nil"/>
+                    <w:right w:val="nil"/>
+                  </w:tcBorders>
+                  <w:shd w:val="clear" w:color="auto" w:fill="auto"/>
+                  <w:noWrap/>
+                  <w:vAlign w:val="center"/>
+                  <w:hideMark/>
+                </w:tcPr>
+                <w:p>
+                  <w:pPr>
+                    <w:spacing w:line="240" w:lineRule="auto"/>
+                    <w:rPr>
+                      <w:rFonts w:ascii="新細明體" w:eastAsia="新細明體" w:hAnsi="新細明體" w:cs="新細明體" w:hint="eastAsia"/>
+                      <w:color w:val="000000"/>
+                      <w:sz w:val="24"/>
+                      <w:szCs w:val="24"/>
+                      <w:lang w:val="en-US"/>
+                    </w:rPr>
+                  </w:pPr>
+                  <w:proofErr w:type="spellStart"/>
+                  <w:r>
+                    <w:rPr>
+                      <w:rFonts w:ascii="新細明體" w:eastAsia="新細明體" w:hAnsi="新細明體" w:cs="新細明體" w:hint="eastAsia"/>
+                      <w:color w:val="000000"/>
+                      <w:sz w:val="24"/>
+                      <w:szCs w:val="24"/>
+                      <w:lang w:val="en-US"/>
+                    </w:rPr>
+                    <w:t>file_location.create</w:t>
+                  </w:r>
+                  <w:proofErr w:type="spellEnd"/>
+                  <w:r>
+                    <w:rPr>
+                      <w:rFonts w:ascii="新細明體" w:eastAsia="新細明體" w:hAnsi="新細明體" w:cs="新細明體" w:hint="eastAsia"/>
+                      <w:color w:val="000000"/>
+                      <w:sz w:val="24"/>
+                      <w:szCs w:val="24"/>
+                      <w:lang w:val="en-US"/>
+                    </w:rPr>
+                    <w:t xml:space="preserve"> 新增實體位置</w:t>
+                  </w:r>
+                </w:p>
+              </w:tc>
+            </w:tr>
+            <w:tr>
+              <w:trPr>
+                <w:trHeight w:val="710"/>
+              </w:trPr>
+              <w:tc>
+                <w:tcPr>
+                  <w:tcW w:w="3963" w:type="dxa"/>
+                  <w:tcBorders>
+                    <w:top w:val="nil"/>
+                    <w:left w:val="nil"/>
+                    <w:bottom w:val="nil"/>
+                    <w:right w:val="nil"/>
+                  </w:tcBorders>
+                  <w:shd w:val="clear" w:color="auto" w:fill="auto"/>
+                  <w:noWrap/>
+                  <w:vAlign w:val="center"/>
+                  <w:hideMark/>
+                </w:tcPr>
+                <w:p>
+                  <w:pPr>
+                    <w:spacing w:line="240" w:lineRule="auto"/>
+                    <w:rPr>
+                      <w:rFonts w:ascii="新細明體" w:eastAsia="新細明體" w:hAnsi="新細明體" w:cs="新細明體" w:hint="eastAsia"/>
+                      <w:color w:val="000000"/>
+                      <w:sz w:val="24"/>
+                      <w:szCs w:val="24"/>
+                      <w:lang w:val="en-US"/>
+                    </w:rPr>
+                  </w:pPr>
+                  <w:proofErr w:type="spellStart"/>
+                  <w:r>
+                    <w:rPr>
+                      <w:rFonts w:ascii="新細明體" w:eastAsia="新細明體" w:hAnsi="新細明體" w:cs="新細明體" w:hint="eastAsia"/>
+                      <w:color w:val="000000"/>
+                      <w:sz w:val="24"/>
+                      <w:szCs w:val="24"/>
+                      <w:lang w:val="en-US"/>
+                    </w:rPr>
+                    <w:t>file_location.update</w:t>
+                  </w:r>
+                  <w:proofErr w:type="spellEnd"/>
+                  <w:r>
+                    <w:rPr>
+                      <w:rFonts w:ascii="新細明體" w:eastAsia="新細明體" w:hAnsi="新細明體" w:cs="新細明體" w:hint="eastAsia"/>
+                      <w:color w:val="000000"/>
+                      <w:sz w:val="24"/>
+                      <w:szCs w:val="24"/>
+                      <w:lang w:val="en-US"/>
+                    </w:rPr>
+                    <w:t xml:space="preserve"> 修改實體位置</w:t>
+                  </w:r>
+                </w:p>
+              </w:tc>
+            </w:tr>
+            <w:tr>
+              <w:trPr>
+                <w:trHeight w:val="710"/>
+              </w:trPr>
+              <w:tc>
+                <w:tcPr>
+                  <w:tcW w:w="3963" w:type="dxa"/>
+                  <w:tcBorders>
+                    <w:top w:val="nil"/>
+                    <w:left w:val="nil"/>
+                    <w:bottom w:val="nil"/>
+                    <w:right w:val="nil"/>
+                  </w:tcBorders>
+                  <w:shd w:val="clear" w:color="auto" w:fill="auto"/>
+                  <w:noWrap/>
+                  <w:vAlign w:val="center"/>
+                  <w:hideMark/>
+                </w:tcPr>
+                <w:p>
+                  <w:pPr>
+                    <w:spacing w:line="240" w:lineRule="auto"/>
+                    <w:rPr>
+                      <w:rFonts w:ascii="新細明體" w:eastAsia="新細明體" w:hAnsi="新細明體" w:cs="新細明體" w:hint="eastAsia"/>
+                      <w:color w:val="000000"/>
+                      <w:sz w:val="24"/>
+                      <w:szCs w:val="24"/>
+                      <w:lang w:val="en-US"/>
+                    </w:rPr>
+                  </w:pPr>
+                  <w:proofErr w:type="spellStart"/>
+                  <w:r>
+                    <w:rPr>
+                      <w:rFonts w:ascii="新細明體" w:eastAsia="新細明體" w:hAnsi="新細明體" w:cs="新細明體" w:hint="eastAsia"/>
+                      <w:color w:val="000000"/>
+                      <w:sz w:val="24"/>
+                      <w:szCs w:val="24"/>
+                      <w:lang w:val="en-US"/>
+                    </w:rPr>
+                    <w:t>file_location.disable</w:t>
+                  </w:r>
+                  <w:proofErr w:type="spellEnd"/>
+                  <w:r>
+                    <w:rPr>
+                      <w:rFonts w:ascii="新細明體" w:eastAsia="新細明體" w:hAnsi="新細明體" w:cs="新細明體" w:hint="eastAsia"/>
+                      <w:color w:val="000000"/>
+                      <w:sz w:val="24"/>
+                      <w:szCs w:val="24"/>
+                      <w:lang w:val="en-US"/>
+                    </w:rPr>
+                    <w:t xml:space="preserve"> 停用實體位置</w:t>
+                  </w:r>
+                </w:p>
+              </w:tc>
+            </w:tr>
+            <w:tr>
+              <w:trPr>
+                <w:trHeight w:val="710"/>
+              </w:trPr>
+              <w:tc>
+                <w:tcPr>
+                  <w:tcW w:w="3963" w:type="dxa"/>
+                  <w:tcBorders>
+                    <w:top w:val="nil"/>
+                    <w:left w:val="nil"/>
+                    <w:bottom w:val="nil"/>
+                    <w:right w:val="nil"/>
+                  </w:tcBorders>
+                  <w:shd w:val="clear" w:color="auto" w:fill="auto"/>
+                  <w:noWrap/>
+                  <w:vAlign w:val="center"/>
+                  <w:hideMark/>
+                </w:tcPr>
+                <w:p>
+                  <w:pPr>
+                    <w:spacing w:line="240" w:lineRule="auto"/>
+                    <w:rPr>
+                      <w:rFonts w:ascii="新細明體" w:eastAsia="新細明體" w:hAnsi="新細明體" w:cs="新細明體" w:hint="eastAsia"/>
+                      <w:color w:val="000000"/>
+                      <w:sz w:val="24"/>
+                      <w:szCs w:val="24"/>
+                      <w:lang w:val="en-US"/>
+                    </w:rPr>
+                  </w:pPr>
+                  <w:proofErr w:type="spellStart"/>
+                  <w:r>
+                    <w:rPr>
+                      <w:rFonts w:ascii="新細明體" w:eastAsia="新細明體" w:hAnsi="新細明體" w:cs="新細明體" w:hint="eastAsia"/>
+                      <w:color w:val="000000"/>
+                      <w:sz w:val="24"/>
+                      <w:szCs w:val="24"/>
+                      <w:lang w:val="en-US"/>
+                    </w:rPr>
+                    <w:t>file_location.enable</w:t>
+                  </w:r>
+                  <w:proofErr w:type="spellEnd"/>
+                  <w:r>
+                    <w:rPr>
+                      <w:rFonts w:ascii="新細明體" w:eastAsia="新細明體" w:hAnsi="新細明體" w:cs="新細明體" w:hint="eastAsia"/>
+                      <w:color w:val="000000"/>
+                      <w:sz w:val="24"/>
+                      <w:szCs w:val="24"/>
+                      <w:lang w:val="en-US"/>
+                    </w:rPr>
+                    <w:t xml:space="preserve"> 啟用實體位置</w:t>
+                  </w:r>
+                </w:p>
+              </w:tc>
+            </w:tr>
+          </w:tbl>
+          <w:p>
+            <w:pPr>
+              <w:rPr>
+                <w:rFonts w:ascii="Verdana" w:eastAsia="Verdana" w:hAnsi="Verdana" w:cs="Verdana"/>
+                <w:sz w:val="24"/>
+                <w:szCs w:val="24"/>
+                <w:lang w:val="en-US"/>
+              </w:rPr>
+            </w:pPr>
+          </w:p>
+        </w:tc>
+      </w:tr>
+      <w:tr>
+        <w:tc>
+          <w:tcPr>
+            <w:tcW w:w="2254" w:type="dxa"/>
+          </w:tcPr>
+          <w:p>
+            <w:pPr>
+              <w:rPr>
+                <w:rFonts w:ascii="Verdana" w:hAnsi="Verdana" w:cs="Verdana"/>
+                <w:sz w:val="24"/>
+                <w:szCs w:val="24"/>
+                <w:lang w:val="en-US"/>
+              </w:rPr>
+            </w:pPr>
+            <w:r>
+              <w:lastRenderedPageBreak/>
+              <w:t>target_type</w:t>
+            </w:r>
+          </w:p>
+        </w:tc>
+        <w:tc>
+          <w:tcPr>
+            <w:tcW w:w="2255" w:type="dxa"/>
+            <w:vAlign w:val="center"/>
+          </w:tcPr>
+          <w:p>
+            <w:pPr>
+              <w:rPr>
+                <w:rFonts w:ascii="Verdana" w:eastAsia="Verdana" w:hAnsi="Verdana" w:cs="Verdana"/>
+                <w:sz w:val="24"/>
+                <w:szCs w:val="24"/>
+                <w:lang w:val="en-US"/>
+              </w:rPr>
+            </w:pPr>
+            <w:r>
+              <w:rPr>
+                <w:rFonts w:ascii="Segoe UI" w:hAnsi="Segoe UI" w:cs="Segoe UI"/>
+                <w:color w:val="1F2328"/>
+                <w:sz w:val="16"/>
+                <w:szCs w:val="16"/>
+              </w:rPr>
+              <w:t>目標類型</w:t>
+            </w:r>
+          </w:p>
+        </w:tc>
+        <w:tc>
+          <w:tcPr>
+            <w:tcW w:w="2255" w:type="dxa"/>
+          </w:tcPr>
+          <w:p>
+            <w:pPr>
+              <w:rPr>
+                <w:rFonts w:ascii="Verdana" w:hAnsi="Verdana" w:cs="Verdana" w:hint="eastAsia"/>
+                <w:sz w:val="24"/>
+                <w:szCs w:val="24"/>
+                <w:lang w:val="en-US"/>
+              </w:rPr>
+            </w:pPr>
+            <w:r>
+              <w:t>varchar</w:t>
+            </w:r>
+          </w:p>
+        </w:tc>
+        <w:tc>
+          <w:tcPr>
+            <w:tcW w:w="2255" w:type="dxa"/>
+          </w:tcPr>
+          <w:tbl>
+            <w:tblPr>
+              <w:tblW w:w="3400" w:type="dxa"/>
+              <w:tblCellMar>
+                <w:left w:w="28" w:type="dxa"/>
+                <w:right w:w="28" w:type="dxa"/>
+              </w:tblCellMar>
+              <w:tblLook w:val="04A0" w:firstRow="1" w:lastRow="0" w:firstColumn="1" w:lastColumn="0" w:noHBand="0" w:noVBand="1"/>
+            </w:tblPr>
+            <w:tblGrid>
+              <w:gridCol w:w="3400"/>
+            </w:tblGrid>
+            <w:tr>
+              <w:trPr>
+                <w:trHeight w:val="710"/>
+              </w:trPr>
+              <w:tc>
+                <w:tcPr>
+                  <w:tcW w:w="3400" w:type="dxa"/>
+                  <w:tcBorders>
+                    <w:top w:val="nil"/>
+                    <w:left w:val="nil"/>
+                    <w:bottom w:val="nil"/>
+                    <w:right w:val="nil"/>
+                  </w:tcBorders>
+                  <w:shd w:val="clear" w:color="auto" w:fill="auto"/>
+                  <w:noWrap/>
+                  <w:vAlign w:val="center"/>
+                  <w:hideMark/>
+                </w:tcPr>
+                <w:p>
+                  <w:pPr>
+                    <w:spacing w:line="240" w:lineRule="auto"/>
+                    <w:rPr>
+                      <w:rFonts w:ascii="新細明體" w:eastAsia="新細明體" w:hAnsi="新細明體" w:cs="新細明體"/>
+                      <w:color w:val="000000"/>
+                      <w:sz w:val="24"/>
+                      <w:szCs w:val="24"/>
+                      <w:lang w:val="en-US"/>
+                    </w:rPr>
+                  </w:pPr>
+                  <w:r>
+                    <w:rPr>
+                      <w:rFonts w:ascii="新細明體" w:eastAsia="新細明體" w:hAnsi="新細明體" w:cs="新細明體" w:hint="eastAsia"/>
+                      <w:color w:val="000000"/>
+                      <w:sz w:val="24"/>
+                      <w:szCs w:val="24"/>
+                      <w:lang w:val="en-US"/>
+                    </w:rPr>
+                    <w:t>application 申請案件</w:t>
+                  </w:r>
+                </w:p>
+              </w:tc>
+            </w:tr>
+            <w:tr>
+              <w:trPr>
+                <w:trHeight w:val="710"/>
+              </w:trPr>
+              <w:tc>
+                <w:tcPr>
+                  <w:tcW w:w="3400" w:type="dxa"/>
+                  <w:tcBorders>
+                    <w:top w:val="nil"/>
+                    <w:left w:val="nil"/>
+                    <w:bottom w:val="nil"/>
+                    <w:right w:val="nil"/>
+                  </w:tcBorders>
+                  <w:shd w:val="clear" w:color="auto" w:fill="auto"/>
+                  <w:noWrap/>
+                  <w:vAlign w:val="center"/>
+                  <w:hideMark/>
+                </w:tcPr>
+                <w:p>
+                  <w:pPr>
+                    <w:spacing w:line="240" w:lineRule="auto"/>
+                    <w:rPr>
+                      <w:rFonts w:ascii="新細明體" w:eastAsia="新細明體" w:hAnsi="新細明體" w:cs="新細明體" w:hint="eastAsia"/>
+                      <w:color w:val="000000"/>
+                      <w:sz w:val="24"/>
+                      <w:szCs w:val="24"/>
+                      <w:lang w:val="en-US"/>
+                    </w:rPr>
+                  </w:pPr>
+                  <w:proofErr w:type="spellStart"/>
+                  <w:r>
+                    <w:rPr>
+                      <w:rFonts w:ascii="新細明體" w:eastAsia="新細明體" w:hAnsi="新細明體" w:cs="新細明體" w:hint="eastAsia"/>
+                      <w:color w:val="000000"/>
+                      <w:sz w:val="24"/>
+                      <w:szCs w:val="24"/>
+                      <w:lang w:val="en-US"/>
+                    </w:rPr>
+                    <w:t>home_visit</w:t>
+                  </w:r>
+                  <w:proofErr w:type="spellEnd"/>
+                  <w:r>
+                    <w:rPr>
+                      <w:rFonts w:ascii="新細明體" w:eastAsia="新細明體" w:hAnsi="新細明體" w:cs="新細明體" w:hint="eastAsia"/>
+                      <w:color w:val="000000"/>
+                      <w:sz w:val="24"/>
+                      <w:szCs w:val="24"/>
+                      <w:lang w:val="en-US"/>
+                    </w:rPr>
+                    <w:t xml:space="preserve"> 家訪紀錄</w:t>
+                  </w:r>
+                </w:p>
+              </w:tc>
+            </w:tr>
+            <w:tr>
+              <w:trPr>
+                <w:trHeight w:val="360"/>
+              </w:trPr>
+              <w:tc>
+                <w:tcPr>
+                  <w:tcW w:w="3400" w:type="dxa"/>
+                  <w:tcBorders>
+                    <w:top w:val="nil"/>
+                    <w:left w:val="nil"/>
+                    <w:bottom w:val="nil"/>
+                    <w:right w:val="nil"/>
+                  </w:tcBorders>
+                  <w:shd w:val="clear" w:color="auto" w:fill="auto"/>
+                  <w:noWrap/>
+                  <w:vAlign w:val="center"/>
+                  <w:hideMark/>
+                </w:tcPr>
+                <w:p>
+                  <w:pPr>
+                    <w:spacing w:line="240" w:lineRule="auto"/>
+                    <w:rPr>
+                      <w:rFonts w:ascii="新細明體" w:eastAsia="新細明體" w:hAnsi="新細明體" w:cs="新細明體" w:hint="eastAsia"/>
+                      <w:color w:val="000000"/>
+                      <w:sz w:val="24"/>
+                      <w:szCs w:val="24"/>
+                      <w:lang w:val="en-US"/>
+                    </w:rPr>
+                  </w:pPr>
+                  <w:r>
+                    <w:rPr>
+                      <w:rFonts w:ascii="新細明體" w:eastAsia="新細明體" w:hAnsi="新細明體" w:cs="新細明體" w:hint="eastAsia"/>
+                      <w:color w:val="000000"/>
+                      <w:sz w:val="24"/>
+                      <w:szCs w:val="24"/>
+                      <w:lang w:val="en-US"/>
+                    </w:rPr>
+                    <w:t>document 文件</w:t>
+                  </w:r>
+                </w:p>
+              </w:tc>
+            </w:tr>
+            <w:tr>
+              <w:trPr>
+                <w:trHeight w:val="360"/>
+              </w:trPr>
+              <w:tc>
+                <w:tcPr>
+                  <w:tcW w:w="3400" w:type="dxa"/>
+                  <w:tcBorders>
+                    <w:top w:val="nil"/>
+                    <w:left w:val="nil"/>
+                    <w:bottom w:val="nil"/>
+                    <w:right w:val="nil"/>
+                  </w:tcBorders>
+                  <w:shd w:val="clear" w:color="auto" w:fill="auto"/>
+                  <w:noWrap/>
+                  <w:vAlign w:val="center"/>
+                  <w:hideMark/>
+                </w:tcPr>
+                <w:p>
+                  <w:pPr>
+                    <w:spacing w:line="240" w:lineRule="auto"/>
+                    <w:rPr>
+                      <w:rFonts w:ascii="新細明體" w:eastAsia="新細明體" w:hAnsi="新細明體" w:cs="新細明體" w:hint="eastAsia"/>
+                      <w:color w:val="000000"/>
+                      <w:sz w:val="24"/>
+                      <w:szCs w:val="24"/>
+                      <w:lang w:val="en-US"/>
+                    </w:rPr>
+                  </w:pPr>
+                  <w:r>
+                    <w:rPr>
+                      <w:rFonts w:ascii="新細明體" w:eastAsia="新細明體" w:hAnsi="新細明體" w:cs="新細明體" w:hint="eastAsia"/>
+                      <w:color w:val="000000"/>
+                      <w:sz w:val="24"/>
+                      <w:szCs w:val="24"/>
+                      <w:lang w:val="en-US"/>
+                    </w:rPr>
+                    <w:t>user 使用者</w:t>
+                  </w:r>
+                </w:p>
+              </w:tc>
+            </w:tr>
+            <w:tr>
+              <w:trPr>
+                <w:trHeight w:val="710"/>
+              </w:trPr>
+              <w:tc>
+                <w:tcPr>
+                  <w:tcW w:w="3400" w:type="dxa"/>
+                  <w:tcBorders>
+                    <w:top w:val="nil"/>
+                    <w:left w:val="nil"/>
+                    <w:bottom w:val="nil"/>
+                    <w:right w:val="nil"/>
+                  </w:tcBorders>
+                  <w:shd w:val="clear" w:color="auto" w:fill="auto"/>
+                  <w:noWrap/>
+                  <w:vAlign w:val="center"/>
+                  <w:hideMark/>
+                </w:tcPr>
+                <w:p>
+                  <w:pPr>
+                    <w:spacing w:line="240" w:lineRule="auto"/>
+                    <w:rPr>
+                      <w:rFonts w:ascii="新細明體" w:eastAsia="新細明體" w:hAnsi="新細明體" w:cs="新細明體" w:hint="eastAsia"/>
+                      <w:color w:val="000000"/>
+                      <w:sz w:val="24"/>
+                      <w:szCs w:val="24"/>
+                      <w:lang w:val="en-US"/>
+                    </w:rPr>
+                  </w:pPr>
+                  <w:proofErr w:type="spellStart"/>
+                  <w:r>
+                    <w:rPr>
+                      <w:rFonts w:ascii="新細明體" w:eastAsia="新細明體" w:hAnsi="新細明體" w:cs="新細明體" w:hint="eastAsia"/>
+                      <w:color w:val="000000"/>
+                      <w:sz w:val="24"/>
+                      <w:szCs w:val="24"/>
+                      <w:lang w:val="en-US"/>
+                    </w:rPr>
+                    <w:t>file_location</w:t>
+                  </w:r>
+                  <w:proofErr w:type="spellEnd"/>
+                  <w:r>
+                    <w:rPr>
+                      <w:rFonts w:ascii="新細明體" w:eastAsia="新細明體" w:hAnsi="新細明體" w:cs="新細明體" w:hint="eastAsia"/>
+                      <w:color w:val="000000"/>
+                      <w:sz w:val="24"/>
+                      <w:szCs w:val="24"/>
+                      <w:lang w:val="en-US"/>
+                    </w:rPr>
+                    <w:t xml:space="preserve"> 實體位置</w:t>
+                  </w:r>
+                </w:p>
+              </w:tc>
+            </w:tr>
+          </w:tbl>
+          <w:p>
+            <w:pPr>
+              <w:rPr>
+                <w:rFonts w:ascii="Verdana" w:hAnsi="Verdana" w:cs="Verdana" w:hint="eastAsia"/>
+                <w:sz w:val="24"/>
+                <w:szCs w:val="24"/>
+                <w:lang w:val="en-US"/>
+              </w:rPr>
+            </w:pPr>
+          </w:p>
+        </w:tc>
+      </w:tr>
+      <w:tr>
+        <w:tc>
+          <w:tcPr>
+            <w:tcW w:w="2254" w:type="dxa"/>
+          </w:tcPr>
+          <w:p>
+            <w:pPr>
+              <w:rPr>
+                <w:rFonts w:ascii="Verdana" w:hAnsi="Verdana" w:cs="Verdana"/>
+                <w:sz w:val="24"/>
+                <w:szCs w:val="24"/>
+                <w:lang w:val="en-US"/>
+              </w:rPr>
+            </w:pPr>
+            <w:r>
+              <w:t>target_id</w:t>
+            </w:r>
+          </w:p>
+        </w:tc>
+        <w:tc>
+          <w:tcPr>
+            <w:tcW w:w="2255" w:type="dxa"/>
+            <w:vAlign w:val="center"/>
+          </w:tcPr>
+          <w:p>
+            <w:pPr>
+              <w:rPr>
+                <w:rFonts w:ascii="Verdana" w:eastAsia="Verdana" w:hAnsi="Verdana" w:cs="Verdana"/>
+                <w:sz w:val="24"/>
+                <w:szCs w:val="24"/>
+                <w:lang w:val="en-US"/>
+              </w:rPr>
+            </w:pPr>
+            <w:r>
+              <w:rPr>
+                <w:rFonts w:ascii="Segoe UI" w:hAnsi="Segoe UI" w:cs="Segoe UI"/>
+                <w:color w:val="1F2328"/>
+                <w:sz w:val="16"/>
+                <w:szCs w:val="16"/>
+              </w:rPr>
+              <w:t>目標</w:t>
+            </w:r>
+            <w:r>
+              <w:rPr>
+                <w:rFonts w:ascii="Segoe UI" w:hAnsi="Segoe UI" w:cs="Segoe UI"/>
+                <w:color w:val="1F2328"/>
+                <w:sz w:val="16"/>
+                <w:szCs w:val="16"/>
+              </w:rPr>
+              <w:t xml:space="preserve"> ID</w:t>
+            </w:r>
+          </w:p>
+        </w:tc>
+        <w:tc>
+          <w:tcPr>
+            <w:tcW w:w="2255" w:type="dxa"/>
+          </w:tcPr>
+          <w:p>
+            <w:pPr>
+              <w:rPr>
+                <w:rFonts w:ascii="Verdana" w:hAnsi="Verdana" w:cs="Verdana" w:hint="eastAsia"/>
+                <w:sz w:val="24"/>
+                <w:szCs w:val="24"/>
+                <w:lang w:val="en-US"/>
+              </w:rPr>
+            </w:pPr>
+            <w:r>
+              <w:t>varchar</w:t>
+            </w:r>
+          </w:p>
+        </w:tc>
+        <w:tc>
+          <w:tcPr>
+            <w:tcW w:w="2255" w:type="dxa"/>
+          </w:tcPr>
+          <w:p>
+            <w:pPr>
+              <w:rPr>
+                <w:rFonts w:ascii="Verdana" w:hAnsi="Verdana" w:cs="Verdana" w:hint="eastAsia"/>
+                <w:sz w:val="24"/>
+                <w:szCs w:val="24"/>
+                <w:lang w:val="en-US"/>
+              </w:rPr>
+            </w:pPr>
+            <w:r>
+              <w:rPr>
+                <w:rFonts w:ascii="Verdana" w:hAnsi="Verdana" w:cs="Verdana" w:hint="eastAsia"/>
+                <w:sz w:val="24"/>
+                <w:szCs w:val="24"/>
+                <w:lang w:val="en-US"/>
+              </w:rPr>
+              <w:t>Nullable</w:t>
+            </w:r>
+          </w:p>
+        </w:tc>
+      </w:tr>
+      <w:tr>
+        <w:tc>
+          <w:tcPr>
+            <w:tcW w:w="2254" w:type="dxa"/>
+          </w:tcPr>
+          <w:p>
+            <w:pPr>
+              <w:rPr>
+                <w:rFonts w:ascii="Verdana" w:hAnsi="Verdana" w:cs="Verdana"/>
+                <w:sz w:val="24"/>
+                <w:szCs w:val="24"/>
+                <w:lang w:val="en-US"/>
+              </w:rPr>
+            </w:pPr>
+            <w:r>
+              <w:t>detail</w:t>
+            </w:r>
+          </w:p>
+        </w:tc>
+        <w:tc>
+          <w:tcPr>
+            <w:tcW w:w="2255" w:type="dxa"/>
+            <w:vAlign w:val="center"/>
+          </w:tcPr>
+          <w:p>
+            <w:pPr>
+              <w:rPr>
+                <w:rFonts w:ascii="Verdana" w:eastAsia="Verdana" w:hAnsi="Verdana" w:cs="Verdana"/>
+                <w:sz w:val="24"/>
+                <w:szCs w:val="24"/>
+                <w:lang w:val="en-US"/>
+              </w:rPr>
+            </w:pPr>
+            <w:r>
+              <w:rPr>
+                <w:rFonts w:ascii="Segoe UI" w:hAnsi="Segoe UI" w:cs="Segoe UI"/>
+                <w:color w:val="1F2328"/>
+                <w:sz w:val="16"/>
+                <w:szCs w:val="16"/>
+              </w:rPr>
+              <w:t>補充資訊</w:t>
+            </w:r>
+          </w:p>
+        </w:tc>
+        <w:tc>
+          <w:tcPr>
+            <w:tcW w:w="2255" w:type="dxa"/>
+          </w:tcPr>
+          <w:p>
+            <w:pPr>
+              <w:rPr>
+                <w:rFonts w:ascii="Verdana" w:eastAsia="Verdana" w:hAnsi="Verdana" w:cs="Verdana"/>
+                <w:sz w:val="24"/>
+                <w:szCs w:val="24"/>
+                <w:lang w:val="en-US"/>
+              </w:rPr>
+            </w:pPr>
+            <w:r>
+              <w:t>jsonb</w:t>
+            </w:r>
+          </w:p>
+        </w:tc>
+        <w:tc>
+          <w:tcPr>
+            <w:tcW w:w="2255" w:type="dxa"/>
+          </w:tcPr>
+          <w:p>
+            <w:pPr>
+              <w:rPr>
+                <w:rFonts w:ascii="Verdana" w:hAnsi="Verdana" w:cs="Verdana" w:hint="eastAsia"/>
+                <w:sz w:val="24"/>
+                <w:szCs w:val="24"/>
+                <w:lang w:val="en-US"/>
+              </w:rPr>
+            </w:pPr>
+            <w:r>
+              <w:rPr>
+                <w:rFonts w:ascii="Verdana" w:hAnsi="Verdana" w:cs="Verdana" w:hint="eastAsia"/>
+                <w:sz w:val="24"/>
+                <w:szCs w:val="24"/>
+                <w:lang w:val="en-US"/>
+              </w:rPr>
+              <w:t>Nullable</w:t>
+            </w:r>
+          </w:p>
+        </w:tc>
+      </w:tr>
+    </w:tbl>
     <w:p>
       <w:pPr>
         <w:rPr>
           <w:rFonts w:ascii="Verdana" w:eastAsia="Verdana" w:hAnsi="Verdana" w:cs="Verdana"/>
           <w:sz w:val="24"/>
           <w:szCs w:val="24"/>
+          <w:lang w:val="en-US"/>
         </w:rPr>
       </w:pPr>
     </w:p>

--- a/自費醫療補助管理系統_需求規格書.docx
+++ b/自費醫療補助管理系統_需求規格書.docx
@@ -7110,7 +7110,16 @@
                 <w:sz w:val="24"/>
                 <w:szCs w:val="24"/>
               </w:rPr>
-              <w:t>申請方式</w:t>
+              <w:t>申請</w:t>
+            </w:r>
+            <w:r>
+              <w:rPr>
+                <w:rFonts w:ascii="新細明體" w:eastAsia="新細明體" w:hAnsi="新細明體" w:cs="新細明體" w:hint="eastAsia"/>
+                <w:color w:val="181818"/>
+                <w:sz w:val="24"/>
+                <w:szCs w:val="24"/>
+              </w:rPr>
+              <w:t>類別</w:t>
             </w:r>
           </w:p>
         </w:tc>
@@ -7178,39 +7187,129 @@
             </w:pPr>
             <w:r>
               <w:rPr>
-                <w:rFonts w:ascii="Arial Unicode MS" w:eastAsia="Arial Unicode MS" w:hAnsi="Arial Unicode MS" w:cs="Arial Unicode MS"/>
-                <w:sz w:val="24"/>
-                <w:szCs w:val="24"/>
-              </w:rPr>
-              <w:t>1：自提</w:t>
-            </w:r>
-          </w:p>
-          <w:p>
-            <w:pPr>
-              <w:rPr>
-                <w:rFonts w:ascii="Verdana" w:eastAsia="Verdana" w:hAnsi="Verdana" w:cs="Verdana"/>
-                <w:sz w:val="24"/>
-                <w:szCs w:val="24"/>
-              </w:rPr>
-            </w:pPr>
-            <w:r>
-              <w:rPr>
-                <w:rFonts w:ascii="Arial Unicode MS" w:eastAsia="Arial Unicode MS" w:hAnsi="Arial Unicode MS" w:cs="Arial Unicode MS"/>
-                <w:sz w:val="24"/>
-                <w:szCs w:val="24"/>
-              </w:rPr>
-              <w:t>2：轉</w:t>
+                <w:rFonts w:asciiTheme="minorEastAsia" w:hAnsiTheme="minorEastAsia" w:cs="Arial Unicode MS" w:hint="eastAsia"/>
+                <w:sz w:val="24"/>
+                <w:szCs w:val="24"/>
+              </w:rPr>
+              <w:t>A</w:t>
+            </w:r>
+            <w:r>
+              <w:rPr>
+                <w:rFonts w:ascii="Arial Unicode MS" w:eastAsia="Arial Unicode MS" w:hAnsi="Arial Unicode MS" w:cs="Arial Unicode MS"/>
+                <w:sz w:val="24"/>
+                <w:szCs w:val="24"/>
+              </w:rPr>
+              <w:t>：</w:t>
+            </w:r>
+            <w:r>
+              <w:rPr>
+                <w:rFonts w:ascii="新細明體" w:eastAsia="新細明體" w:hAnsi="新細明體" w:cs="新細明體" w:hint="eastAsia"/>
+                <w:sz w:val="24"/>
+                <w:szCs w:val="24"/>
+              </w:rPr>
+              <w:t>自費醫療補助</w:t>
+            </w:r>
+          </w:p>
+          <w:p>
+            <w:pPr>
+              <w:rPr>
+                <w:rFonts w:ascii="Arial Unicode MS" w:hAnsi="Arial Unicode MS" w:cs="Arial Unicode MS" w:hint="eastAsia"/>
+                <w:sz w:val="24"/>
+                <w:szCs w:val="24"/>
+              </w:rPr>
+            </w:pPr>
+            <w:r>
+              <w:rPr>
+                <w:rFonts w:asciiTheme="minorEastAsia" w:hAnsiTheme="minorEastAsia" w:cs="Arial Unicode MS" w:hint="eastAsia"/>
+                <w:sz w:val="24"/>
+                <w:szCs w:val="24"/>
+              </w:rPr>
+              <w:t>B</w:t>
+            </w:r>
+            <w:r>
+              <w:rPr>
+                <w:rFonts w:ascii="Arial Unicode MS" w:eastAsia="Arial Unicode MS" w:hAnsi="Arial Unicode MS" w:cs="Arial Unicode MS"/>
+                <w:sz w:val="24"/>
+                <w:szCs w:val="24"/>
+              </w:rPr>
+              <w:t>：</w:t>
+            </w:r>
+            <w:r>
+              <w:rPr>
+                <w:rFonts w:ascii="新細明體" w:eastAsia="新細明體" w:hAnsi="新細明體" w:cs="新細明體" w:hint="eastAsia"/>
+                <w:sz w:val="24"/>
+                <w:szCs w:val="24"/>
+              </w:rPr>
+              <w:t>臨終安寧自費醫療補助</w:t>
+            </w:r>
+          </w:p>
+          <w:p>
+            <w:pPr>
+              <w:rPr>
+                <w:rFonts w:ascii="Arial Unicode MS" w:hAnsi="Arial Unicode MS" w:cs="Arial Unicode MS"/>
+                <w:sz w:val="24"/>
+                <w:szCs w:val="24"/>
+              </w:rPr>
+            </w:pPr>
+            <w:r>
+              <w:rPr>
+                <w:rFonts w:ascii="Arial Unicode MS" w:hAnsi="Arial Unicode MS" w:cs="Arial Unicode MS" w:hint="eastAsia"/>
+                <w:sz w:val="24"/>
+                <w:szCs w:val="24"/>
+              </w:rPr>
+              <w:t>C</w:t>
+            </w:r>
+            <w:r>
+              <w:rPr>
+                <w:rFonts w:ascii="Arial Unicode MS" w:hAnsi="Arial Unicode MS" w:cs="Arial Unicode MS" w:hint="eastAsia"/>
+                <w:sz w:val="24"/>
+                <w:szCs w:val="24"/>
+              </w:rPr>
+              <w:t>：預立醫療照護諮商補助</w:t>
+            </w:r>
+          </w:p>
+          <w:p>
+            <w:pPr>
+              <w:rPr>
+                <w:rFonts w:ascii="Verdana" w:hAnsi="Verdana" w:cs="Verdana" w:hint="eastAsia"/>
+                <w:sz w:val="24"/>
+                <w:szCs w:val="24"/>
+              </w:rPr>
+            </w:pPr>
+            <w:r>
+              <w:rPr>
+                <w:rFonts w:ascii="Arial Unicode MS" w:hAnsi="Arial Unicode MS" w:cs="Arial Unicode MS" w:hint="eastAsia"/>
+                <w:sz w:val="24"/>
+                <w:szCs w:val="24"/>
+              </w:rPr>
+              <w:t>D</w:t>
+            </w:r>
+            <w:r>
+              <w:rPr>
+                <w:rFonts w:ascii="Arial Unicode MS" w:hAnsi="Arial Unicode MS" w:cs="Arial Unicode MS" w:hint="eastAsia"/>
+                <w:sz w:val="24"/>
+                <w:szCs w:val="24"/>
+              </w:rPr>
+              <w:t>：</w:t>
             </w:r>
             <w:proofErr w:type="gramStart"/>
             <w:r>
               <w:rPr>
-                <w:rFonts w:ascii="Arial Unicode MS" w:eastAsia="Arial Unicode MS" w:hAnsi="Arial Unicode MS" w:cs="Arial Unicode MS"/>
-                <w:sz w:val="24"/>
-                <w:szCs w:val="24"/>
-              </w:rPr>
-              <w:t>介</w:t>
+                <w:rFonts w:ascii="Arial Unicode MS" w:hAnsi="Arial Unicode MS" w:cs="Arial Unicode MS" w:hint="eastAsia"/>
+                <w:sz w:val="24"/>
+                <w:szCs w:val="24"/>
+              </w:rPr>
+              <w:t>醫</w:t>
             </w:r>
             <w:proofErr w:type="gramEnd"/>
+            <w:r>
+              <w:rPr>
+                <w:rFonts w:ascii="Arial Unicode MS" w:hAnsi="Arial Unicode MS" w:cs="Arial Unicode MS" w:hint="eastAsia"/>
+                <w:sz w:val="24"/>
+                <w:szCs w:val="24"/>
+              </w:rPr>
+              <w:t>事人員進修補助</w:t>
+            </w:r>
           </w:p>
         </w:tc>
       </w:tr>
@@ -7238,20 +7337,20 @@
           <w:p>
             <w:pPr>
               <w:rPr>
-                <w:rFonts w:ascii="Verdana" w:eastAsia="Verdana" w:hAnsi="Verdana" w:cs="Verdana"/>
-                <w:color w:val="181818"/>
-                <w:sz w:val="24"/>
-                <w:szCs w:val="24"/>
-              </w:rPr>
-            </w:pPr>
-            <w:r>
-              <w:rPr>
-                <w:rFonts w:ascii="Verdana" w:eastAsia="Verdana" w:hAnsi="Verdana" w:cs="Verdana"/>
-                <w:color w:val="181818"/>
-                <w:sz w:val="24"/>
-                <w:szCs w:val="24"/>
-              </w:rPr>
-              <w:t>social_unit</w:t>
+                <w:rFonts w:ascii="Verdana" w:eastAsia="Verdana" w:hAnsi="Verdana" w:cs="Verdana" w:hint="eastAsia"/>
+                <w:color w:val="181818"/>
+                <w:sz w:val="24"/>
+                <w:szCs w:val="24"/>
+              </w:rPr>
+            </w:pPr>
+            <w:r>
+              <w:rPr>
+                <w:rFonts w:ascii="新細明體" w:eastAsia="新細明體" w:hAnsi="新細明體" w:cs="新細明體" w:hint="eastAsia"/>
+                <w:color w:val="181818"/>
+                <w:sz w:val="24"/>
+                <w:szCs w:val="24"/>
+              </w:rPr>
+              <w:t>application_way</w:t>
             </w:r>
           </w:p>
         </w:tc>
@@ -7275,105 +7374,120 @@
           <w:p>
             <w:pPr>
               <w:rPr>
-                <w:rFonts w:ascii="Verdana" w:eastAsia="Verdana" w:hAnsi="Verdana" w:cs="Verdana"/>
-                <w:color w:val="181818"/>
-                <w:sz w:val="24"/>
-                <w:szCs w:val="24"/>
-              </w:rPr>
-            </w:pPr>
-            <w:r>
-              <w:rPr>
-                <w:rFonts w:ascii="Arial Unicode MS" w:eastAsia="Arial Unicode MS" w:hAnsi="Arial Unicode MS" w:cs="Arial Unicode MS"/>
-                <w:color w:val="181818"/>
-                <w:sz w:val="24"/>
-                <w:szCs w:val="24"/>
-              </w:rPr>
-              <w:t>轉</w:t>
+                <w:rFonts w:ascii="Arial Unicode MS" w:eastAsia="Arial Unicode MS" w:hAnsi="Arial Unicode MS" w:cs="Arial Unicode MS"/>
+                <w:color w:val="181818"/>
+                <w:sz w:val="24"/>
+                <w:szCs w:val="24"/>
+              </w:rPr>
+            </w:pPr>
+            <w:r>
+              <w:rPr>
+                <w:rFonts w:ascii="Arial Unicode MS" w:eastAsia="Arial Unicode MS" w:hAnsi="Arial Unicode MS" w:cs="Arial Unicode MS"/>
+                <w:color w:val="181818"/>
+                <w:sz w:val="24"/>
+                <w:szCs w:val="24"/>
+              </w:rPr>
+              <w:t>申請方式</w:t>
+            </w:r>
+          </w:p>
+        </w:tc>
+        <w:tc>
+          <w:tcPr>
+            <w:tcW w:w="2190" w:type="dxa"/>
+            <w:tcBorders>
+              <w:top w:val="single" w:sz="6" w:space="0" w:color="000000"/>
+              <w:left w:val="single" w:sz="6" w:space="0" w:color="000000"/>
+              <w:bottom w:val="single" w:sz="6" w:space="0" w:color="000000"/>
+              <w:right w:val="single" w:sz="6" w:space="0" w:color="000000"/>
+            </w:tcBorders>
+            <w:tcMar>
+              <w:top w:w="113" w:type="dxa"/>
+              <w:left w:w="113" w:type="dxa"/>
+              <w:bottom w:w="113" w:type="dxa"/>
+              <w:right w:w="113" w:type="dxa"/>
+            </w:tcMar>
+            <w:vAlign w:val="center"/>
+          </w:tcPr>
+          <w:p>
+            <w:pPr>
+              <w:rPr>
+                <w:rFonts w:ascii="Verdana" w:eastAsia="Verdana" w:hAnsi="Verdana" w:cs="Verdana"/>
+                <w:color w:val="181818"/>
+                <w:sz w:val="24"/>
+                <w:szCs w:val="24"/>
+              </w:rPr>
+            </w:pPr>
+            <w:r>
+              <w:rPr>
+                <w:rFonts w:ascii="Verdana" w:eastAsia="Verdana" w:hAnsi="Verdana" w:cs="Verdana"/>
+                <w:color w:val="181818"/>
+                <w:sz w:val="24"/>
+                <w:szCs w:val="24"/>
+              </w:rPr>
+              <w:t>VARCHAR(1)</w:t>
+            </w:r>
+          </w:p>
+        </w:tc>
+        <w:tc>
+          <w:tcPr>
+            <w:tcW w:w="2340" w:type="dxa"/>
+            <w:tcBorders>
+              <w:top w:val="single" w:sz="6" w:space="0" w:color="000000"/>
+              <w:left w:val="single" w:sz="6" w:space="0" w:color="000000"/>
+              <w:bottom w:val="single" w:sz="6" w:space="0" w:color="000000"/>
+              <w:right w:val="single" w:sz="6" w:space="0" w:color="000000"/>
+            </w:tcBorders>
+            <w:tcMar>
+              <w:top w:w="113" w:type="dxa"/>
+              <w:left w:w="113" w:type="dxa"/>
+              <w:bottom w:w="113" w:type="dxa"/>
+              <w:right w:w="113" w:type="dxa"/>
+            </w:tcMar>
+            <w:vAlign w:val="center"/>
+          </w:tcPr>
+          <w:p>
+            <w:pPr>
+              <w:rPr>
+                <w:rFonts w:ascii="Verdana" w:eastAsia="Verdana" w:hAnsi="Verdana" w:cs="Verdana"/>
+                <w:sz w:val="24"/>
+                <w:szCs w:val="24"/>
+              </w:rPr>
+            </w:pPr>
+            <w:r>
+              <w:rPr>
+                <w:rFonts w:ascii="Arial Unicode MS" w:eastAsia="Arial Unicode MS" w:hAnsi="Arial Unicode MS" w:cs="Arial Unicode MS"/>
+                <w:sz w:val="24"/>
+                <w:szCs w:val="24"/>
+              </w:rPr>
+              <w:t>1：自提</w:t>
+            </w:r>
+          </w:p>
+          <w:p>
+            <w:pPr>
+              <w:rPr>
+                <w:rFonts w:ascii="Arial Unicode MS" w:eastAsia="Arial Unicode MS" w:hAnsi="Arial Unicode MS" w:cs="Arial Unicode MS"/>
+                <w:sz w:val="24"/>
+                <w:szCs w:val="24"/>
+              </w:rPr>
+            </w:pPr>
+            <w:r>
+              <w:rPr>
+                <w:rFonts w:ascii="Arial Unicode MS" w:eastAsia="Arial Unicode MS" w:hAnsi="Arial Unicode MS" w:cs="Arial Unicode MS"/>
+                <w:sz w:val="24"/>
+                <w:szCs w:val="24"/>
+              </w:rPr>
+              <w:t>2：轉</w:t>
             </w:r>
             <w:proofErr w:type="gramStart"/>
             <w:r>
               <w:rPr>
                 <w:rFonts w:ascii="Arial Unicode MS" w:eastAsia="Arial Unicode MS" w:hAnsi="Arial Unicode MS" w:cs="Arial Unicode MS"/>
-                <w:color w:val="181818"/>
                 <w:sz w:val="24"/>
                 <w:szCs w:val="24"/>
               </w:rPr>
               <w:t>介</w:t>
             </w:r>
             <w:proofErr w:type="gramEnd"/>
-            <w:r>
-              <w:rPr>
-                <w:rFonts w:ascii="Arial Unicode MS" w:eastAsia="Arial Unicode MS" w:hAnsi="Arial Unicode MS" w:cs="Arial Unicode MS"/>
-                <w:color w:val="181818"/>
-                <w:sz w:val="24"/>
-                <w:szCs w:val="24"/>
-              </w:rPr>
-              <w:t>單位</w:t>
-            </w:r>
-          </w:p>
-        </w:tc>
-        <w:tc>
-          <w:tcPr>
-            <w:tcW w:w="2190" w:type="dxa"/>
-            <w:tcBorders>
-              <w:top w:val="single" w:sz="6" w:space="0" w:color="000000"/>
-              <w:left w:val="single" w:sz="6" w:space="0" w:color="000000"/>
-              <w:bottom w:val="single" w:sz="6" w:space="0" w:color="000000"/>
-              <w:right w:val="single" w:sz="6" w:space="0" w:color="000000"/>
-            </w:tcBorders>
-            <w:tcMar>
-              <w:top w:w="113" w:type="dxa"/>
-              <w:left w:w="113" w:type="dxa"/>
-              <w:bottom w:w="113" w:type="dxa"/>
-              <w:right w:w="113" w:type="dxa"/>
-            </w:tcMar>
-            <w:vAlign w:val="center"/>
-          </w:tcPr>
-          <w:p>
-            <w:pPr>
-              <w:rPr>
-                <w:rFonts w:ascii="Verdana" w:eastAsia="Verdana" w:hAnsi="Verdana" w:cs="Verdana"/>
-                <w:color w:val="181818"/>
-                <w:sz w:val="24"/>
-                <w:szCs w:val="24"/>
-              </w:rPr>
-            </w:pPr>
-            <w:r>
-              <w:rPr>
-                <w:rFonts w:ascii="Verdana" w:eastAsia="Verdana" w:hAnsi="Verdana" w:cs="Verdana"/>
-                <w:color w:val="181818"/>
-                <w:sz w:val="24"/>
-                <w:szCs w:val="24"/>
-              </w:rPr>
-              <w:t>VARCHAR(100)</w:t>
-            </w:r>
-          </w:p>
-        </w:tc>
-        <w:tc>
-          <w:tcPr>
-            <w:tcW w:w="2340" w:type="dxa"/>
-            <w:tcBorders>
-              <w:top w:val="single" w:sz="6" w:space="0" w:color="000000"/>
-              <w:left w:val="single" w:sz="6" w:space="0" w:color="000000"/>
-              <w:bottom w:val="single" w:sz="6" w:space="0" w:color="000000"/>
-              <w:right w:val="single" w:sz="6" w:space="0" w:color="000000"/>
-            </w:tcBorders>
-            <w:tcMar>
-              <w:top w:w="113" w:type="dxa"/>
-              <w:left w:w="113" w:type="dxa"/>
-              <w:bottom w:w="113" w:type="dxa"/>
-              <w:right w:w="113" w:type="dxa"/>
-            </w:tcMar>
-            <w:vAlign w:val="center"/>
-          </w:tcPr>
-          <w:p>
-            <w:pPr>
-              <w:rPr>
-                <w:rFonts w:ascii="Verdana" w:eastAsia="Verdana" w:hAnsi="Verdana" w:cs="Verdana"/>
-                <w:sz w:val="24"/>
-                <w:szCs w:val="24"/>
-              </w:rPr>
-            </w:pPr>
           </w:p>
         </w:tc>
       </w:tr>
@@ -7414,7 +7528,7 @@
                 <w:sz w:val="24"/>
                 <w:szCs w:val="24"/>
               </w:rPr>
-              <w:t>officer_fax</w:t>
+              <w:t>social_unit</w:t>
             </w:r>
           </w:p>
         </w:tc>
@@ -7451,7 +7565,27 @@
                 <w:sz w:val="24"/>
                 <w:szCs w:val="24"/>
               </w:rPr>
-              <w:t>承辦人傳真</w:t>
+              <w:t>轉</w:t>
+            </w:r>
+            <w:proofErr w:type="gramStart"/>
+            <w:r>
+              <w:rPr>
+                <w:rFonts w:ascii="Arial Unicode MS" w:eastAsia="Arial Unicode MS" w:hAnsi="Arial Unicode MS" w:cs="Arial Unicode MS"/>
+                <w:color w:val="181818"/>
+                <w:sz w:val="24"/>
+                <w:szCs w:val="24"/>
+              </w:rPr>
+              <w:t>介</w:t>
+            </w:r>
+            <w:proofErr w:type="gramEnd"/>
+            <w:r>
+              <w:rPr>
+                <w:rFonts w:ascii="Arial Unicode MS" w:eastAsia="Arial Unicode MS" w:hAnsi="Arial Unicode MS" w:cs="Arial Unicode MS"/>
+                <w:color w:val="181818"/>
+                <w:sz w:val="24"/>
+                <w:szCs w:val="24"/>
+              </w:rPr>
+              <w:t>單位</w:t>
             </w:r>
           </w:p>
         </w:tc>
@@ -7488,7 +7622,7 @@
                 <w:sz w:val="24"/>
                 <w:szCs w:val="24"/>
               </w:rPr>
-              <w:t>VARCHAR(20)</w:t>
+              <w:t>VARCHAR(100)</w:t>
             </w:r>
           </w:p>
         </w:tc>
@@ -7557,6 +7691,149 @@
                 <w:sz w:val="24"/>
                 <w:szCs w:val="24"/>
               </w:rPr>
+              <w:t>officer_fax</w:t>
+            </w:r>
+          </w:p>
+        </w:tc>
+        <w:tc>
+          <w:tcPr>
+            <w:tcW w:w="1965" w:type="dxa"/>
+            <w:tcBorders>
+              <w:top w:val="single" w:sz="6" w:space="0" w:color="000000"/>
+              <w:left w:val="single" w:sz="6" w:space="0" w:color="000000"/>
+              <w:bottom w:val="single" w:sz="6" w:space="0" w:color="000000"/>
+              <w:right w:val="single" w:sz="6" w:space="0" w:color="000000"/>
+            </w:tcBorders>
+            <w:tcMar>
+              <w:top w:w="113" w:type="dxa"/>
+              <w:left w:w="113" w:type="dxa"/>
+              <w:bottom w:w="113" w:type="dxa"/>
+              <w:right w:w="113" w:type="dxa"/>
+            </w:tcMar>
+            <w:vAlign w:val="center"/>
+          </w:tcPr>
+          <w:p>
+            <w:pPr>
+              <w:rPr>
+                <w:rFonts w:ascii="Verdana" w:eastAsia="Verdana" w:hAnsi="Verdana" w:cs="Verdana"/>
+                <w:color w:val="181818"/>
+                <w:sz w:val="24"/>
+                <w:szCs w:val="24"/>
+              </w:rPr>
+            </w:pPr>
+            <w:r>
+              <w:rPr>
+                <w:rFonts w:ascii="Arial Unicode MS" w:eastAsia="Arial Unicode MS" w:hAnsi="Arial Unicode MS" w:cs="Arial Unicode MS"/>
+                <w:color w:val="181818"/>
+                <w:sz w:val="24"/>
+                <w:szCs w:val="24"/>
+              </w:rPr>
+              <w:t>承辦人傳真</w:t>
+            </w:r>
+          </w:p>
+        </w:tc>
+        <w:tc>
+          <w:tcPr>
+            <w:tcW w:w="2190" w:type="dxa"/>
+            <w:tcBorders>
+              <w:top w:val="single" w:sz="6" w:space="0" w:color="000000"/>
+              <w:left w:val="single" w:sz="6" w:space="0" w:color="000000"/>
+              <w:bottom w:val="single" w:sz="6" w:space="0" w:color="000000"/>
+              <w:right w:val="single" w:sz="6" w:space="0" w:color="000000"/>
+            </w:tcBorders>
+            <w:tcMar>
+              <w:top w:w="113" w:type="dxa"/>
+              <w:left w:w="113" w:type="dxa"/>
+              <w:bottom w:w="113" w:type="dxa"/>
+              <w:right w:w="113" w:type="dxa"/>
+            </w:tcMar>
+            <w:vAlign w:val="center"/>
+          </w:tcPr>
+          <w:p>
+            <w:pPr>
+              <w:rPr>
+                <w:rFonts w:ascii="Verdana" w:eastAsia="Verdana" w:hAnsi="Verdana" w:cs="Verdana"/>
+                <w:color w:val="181818"/>
+                <w:sz w:val="24"/>
+                <w:szCs w:val="24"/>
+              </w:rPr>
+            </w:pPr>
+            <w:r>
+              <w:rPr>
+                <w:rFonts w:ascii="Verdana" w:eastAsia="Verdana" w:hAnsi="Verdana" w:cs="Verdana"/>
+                <w:color w:val="181818"/>
+                <w:sz w:val="24"/>
+                <w:szCs w:val="24"/>
+              </w:rPr>
+              <w:t>VARCHAR(20)</w:t>
+            </w:r>
+          </w:p>
+        </w:tc>
+        <w:tc>
+          <w:tcPr>
+            <w:tcW w:w="2340" w:type="dxa"/>
+            <w:tcBorders>
+              <w:top w:val="single" w:sz="6" w:space="0" w:color="000000"/>
+              <w:left w:val="single" w:sz="6" w:space="0" w:color="000000"/>
+              <w:bottom w:val="single" w:sz="6" w:space="0" w:color="000000"/>
+              <w:right w:val="single" w:sz="6" w:space="0" w:color="000000"/>
+            </w:tcBorders>
+            <w:tcMar>
+              <w:top w:w="113" w:type="dxa"/>
+              <w:left w:w="113" w:type="dxa"/>
+              <w:bottom w:w="113" w:type="dxa"/>
+              <w:right w:w="113" w:type="dxa"/>
+            </w:tcMar>
+            <w:vAlign w:val="center"/>
+          </w:tcPr>
+          <w:p>
+            <w:pPr>
+              <w:rPr>
+                <w:rFonts w:ascii="Verdana" w:eastAsia="Verdana" w:hAnsi="Verdana" w:cs="Verdana"/>
+                <w:sz w:val="24"/>
+                <w:szCs w:val="24"/>
+              </w:rPr>
+            </w:pPr>
+          </w:p>
+        </w:tc>
+      </w:tr>
+      <w:tr>
+        <w:trPr>
+          <w:trHeight w:val="750"/>
+        </w:trPr>
+        <w:tc>
+          <w:tcPr>
+            <w:tcW w:w="2280" w:type="dxa"/>
+            <w:tcBorders>
+              <w:top w:val="single" w:sz="6" w:space="0" w:color="000000"/>
+              <w:left w:val="single" w:sz="6" w:space="0" w:color="000000"/>
+              <w:bottom w:val="single" w:sz="6" w:space="0" w:color="000000"/>
+              <w:right w:val="single" w:sz="6" w:space="0" w:color="000000"/>
+            </w:tcBorders>
+            <w:tcMar>
+              <w:top w:w="113" w:type="dxa"/>
+              <w:left w:w="113" w:type="dxa"/>
+              <w:bottom w:w="113" w:type="dxa"/>
+              <w:right w:w="113" w:type="dxa"/>
+            </w:tcMar>
+            <w:vAlign w:val="center"/>
+          </w:tcPr>
+          <w:p>
+            <w:pPr>
+              <w:rPr>
+                <w:rFonts w:ascii="Verdana" w:eastAsia="Verdana" w:hAnsi="Verdana" w:cs="Verdana"/>
+                <w:color w:val="181818"/>
+                <w:sz w:val="24"/>
+                <w:szCs w:val="24"/>
+              </w:rPr>
+            </w:pPr>
+            <w:r>
+              <w:rPr>
+                <w:rFonts w:ascii="Verdana" w:eastAsia="Verdana" w:hAnsi="Verdana" w:cs="Verdana"/>
+                <w:color w:val="181818"/>
+                <w:sz w:val="24"/>
+                <w:szCs w:val="24"/>
+              </w:rPr>
               <w:t>apply_at</w:t>
             </w:r>
           </w:p>
@@ -8071,6 +8348,7 @@
                 <w:sz w:val="24"/>
                 <w:szCs w:val="24"/>
               </w:rPr>
+              <w:lastRenderedPageBreak/>
               <w:t>approved_amount</w:t>
             </w:r>
           </w:p>
@@ -8502,7 +8780,6 @@
                 <w:sz w:val="24"/>
                 <w:szCs w:val="24"/>
               </w:rPr>
-              <w:lastRenderedPageBreak/>
               <w:t>treatment_stage</w:t>
             </w:r>
           </w:p>
@@ -8903,16 +9180,7 @@
                 <w:sz w:val="24"/>
                 <w:szCs w:val="24"/>
               </w:rPr>
-              <w:t xml:space="preserve"> underage </w:t>
-            </w:r>
-            <w:r>
-              <w:rPr>
-                <w:rFonts w:ascii="Verdana" w:eastAsia="Verdana" w:hAnsi="Verdana" w:cs="Verdana"/>
-                <w:color w:val="181818"/>
-                <w:sz w:val="24"/>
-                <w:szCs w:val="24"/>
-              </w:rPr>
-              <w:t>_children</w:t>
+              <w:t xml:space="preserve"> underage _children</w:t>
             </w:r>
           </w:p>
         </w:tc>
@@ -9824,6 +10092,7 @@
                 <w:sz w:val="24"/>
                 <w:szCs w:val="24"/>
               </w:rPr>
+              <w:lastRenderedPageBreak/>
               <w:t>4：子女提供</w:t>
             </w:r>
           </w:p>
@@ -9898,6 +10167,7 @@
                 <w:sz w:val="24"/>
                 <w:szCs w:val="24"/>
               </w:rPr>
+              <w:lastRenderedPageBreak/>
               <w:t>economic_source_other</w:t>
             </w:r>
           </w:p>
@@ -10041,7 +10311,6 @@
                 <w:sz w:val="24"/>
                 <w:szCs w:val="24"/>
               </w:rPr>
-              <w:lastRenderedPageBreak/>
               <w:t>ins_nhi</w:t>
             </w:r>
           </w:p>
@@ -11526,6 +11795,7 @@
                 <w:sz w:val="24"/>
                 <w:szCs w:val="24"/>
               </w:rPr>
+              <w:lastRenderedPageBreak/>
               <w:t>living_status_other</w:t>
             </w:r>
           </w:p>
@@ -11806,7 +12076,6 @@
                 <w:sz w:val="24"/>
                 <w:szCs w:val="24"/>
               </w:rPr>
-              <w:lastRenderedPageBreak/>
               <w:t>treatment_targeted</w:t>
             </w:r>
           </w:p>
@@ -13054,6 +13323,7 @@
                 <w:sz w:val="24"/>
                 <w:szCs w:val="24"/>
               </w:rPr>
+              <w:lastRenderedPageBreak/>
               <w:t>application_id</w:t>
             </w:r>
           </w:p>
@@ -13541,7 +13811,6 @@
                 <w:sz w:val="24"/>
                 <w:szCs w:val="24"/>
               </w:rPr>
-              <w:lastRenderedPageBreak/>
               <w:t>name</w:t>
             </w:r>
           </w:p>
@@ -23114,7 +23383,7 @@
           <w:p>
             <w:pPr>
               <w:rPr>
-                <w:rFonts w:ascii="Verdana" w:hAnsi="Verdana" w:cs="Verdana" w:hint="eastAsia"/>
+                <w:rFonts w:ascii="Verdana" w:hAnsi="Verdana" w:cs="Verdana"/>
                 <w:sz w:val="24"/>
                 <w:szCs w:val="24"/>
                 <w:lang w:val="en-US"/>
@@ -23315,7 +23584,7 @@
           <w:p>
             <w:pPr>
               <w:rPr>
-                <w:rFonts w:ascii="Verdana" w:hAnsi="Verdana" w:cs="Verdana" w:hint="eastAsia"/>
+                <w:rFonts w:ascii="Verdana" w:hAnsi="Verdana" w:cs="Verdana"/>
                 <w:sz w:val="24"/>
                 <w:szCs w:val="24"/>
                 <w:lang w:val="en-US"/>
@@ -23384,7 +23653,7 @@
           <w:p>
             <w:pPr>
               <w:rPr>
-                <w:rFonts w:ascii="Verdana" w:hAnsi="Verdana" w:cs="Verdana" w:hint="eastAsia"/>
+                <w:rFonts w:ascii="Verdana" w:hAnsi="Verdana" w:cs="Verdana"/>
                 <w:sz w:val="24"/>
                 <w:szCs w:val="24"/>
                 <w:lang w:val="en-US"/>
@@ -23487,7 +23756,7 @@
                   <w:pPr>
                     <w:spacing w:line="240" w:lineRule="auto"/>
                     <w:rPr>
-                      <w:rFonts w:ascii="新細明體" w:eastAsia="新細明體" w:hAnsi="新細明體" w:cs="新細明體" w:hint="eastAsia"/>
+                      <w:rFonts w:ascii="新細明體" w:eastAsia="新細明體" w:hAnsi="新細明體" w:cs="新細明體"/>
                       <w:color w:val="000000"/>
                       <w:sz w:val="24"/>
                       <w:szCs w:val="24"/>
@@ -23541,7 +23810,7 @@
                   <w:pPr>
                     <w:spacing w:line="240" w:lineRule="auto"/>
                     <w:rPr>
-                      <w:rFonts w:ascii="新細明體" w:eastAsia="新細明體" w:hAnsi="新細明體" w:cs="新細明體" w:hint="eastAsia"/>
+                      <w:rFonts w:ascii="新細明體" w:eastAsia="新細明體" w:hAnsi="新細明體" w:cs="新細明體"/>
                       <w:color w:val="000000"/>
                       <w:sz w:val="24"/>
                       <w:szCs w:val="24"/>
@@ -23595,7 +23864,7 @@
                   <w:pPr>
                     <w:spacing w:line="240" w:lineRule="auto"/>
                     <w:rPr>
-                      <w:rFonts w:ascii="新細明體" w:eastAsia="新細明體" w:hAnsi="新細明體" w:cs="新細明體" w:hint="eastAsia"/>
+                      <w:rFonts w:ascii="新細明體" w:eastAsia="新細明體" w:hAnsi="新細明體" w:cs="新細明體"/>
                       <w:color w:val="000000"/>
                       <w:sz w:val="24"/>
                       <w:szCs w:val="24"/>
@@ -23649,7 +23918,7 @@
                   <w:pPr>
                     <w:spacing w:line="240" w:lineRule="auto"/>
                     <w:rPr>
-                      <w:rFonts w:ascii="新細明體" w:eastAsia="新細明體" w:hAnsi="新細明體" w:cs="新細明體" w:hint="eastAsia"/>
+                      <w:rFonts w:ascii="新細明體" w:eastAsia="新細明體" w:hAnsi="新細明體" w:cs="新細明體"/>
                       <w:color w:val="000000"/>
                       <w:sz w:val="24"/>
                       <w:szCs w:val="24"/>
@@ -23715,7 +23984,7 @@
                   <w:pPr>
                     <w:spacing w:line="240" w:lineRule="auto"/>
                     <w:rPr>
-                      <w:rFonts w:ascii="新細明體" w:eastAsia="新細明體" w:hAnsi="新細明體" w:cs="新細明體" w:hint="eastAsia"/>
+                      <w:rFonts w:ascii="新細明體" w:eastAsia="新細明體" w:hAnsi="新細明體" w:cs="新細明體"/>
                       <w:color w:val="000000"/>
                       <w:sz w:val="24"/>
                       <w:szCs w:val="24"/>
@@ -23769,7 +24038,7 @@
                   <w:pPr>
                     <w:spacing w:line="240" w:lineRule="auto"/>
                     <w:rPr>
-                      <w:rFonts w:ascii="新細明體" w:eastAsia="新細明體" w:hAnsi="新細明體" w:cs="新細明體" w:hint="eastAsia"/>
+                      <w:rFonts w:ascii="新細明體" w:eastAsia="新細明體" w:hAnsi="新細明體" w:cs="新細明體"/>
                       <w:color w:val="000000"/>
                       <w:sz w:val="24"/>
                       <w:szCs w:val="24"/>
@@ -23824,7 +24093,7 @@
                   <w:pPr>
                     <w:spacing w:line="240" w:lineRule="auto"/>
                     <w:rPr>
-                      <w:rFonts w:ascii="新細明體" w:eastAsia="新細明體" w:hAnsi="新細明體" w:cs="新細明體" w:hint="eastAsia"/>
+                      <w:rFonts w:ascii="新細明體" w:eastAsia="新細明體" w:hAnsi="新細明體" w:cs="新細明體"/>
                       <w:color w:val="000000"/>
                       <w:sz w:val="24"/>
                       <w:szCs w:val="24"/>
@@ -23878,7 +24147,7 @@
                   <w:pPr>
                     <w:spacing w:line="240" w:lineRule="auto"/>
                     <w:rPr>
-                      <w:rFonts w:ascii="新細明體" w:eastAsia="新細明體" w:hAnsi="新細明體" w:cs="新細明體" w:hint="eastAsia"/>
+                      <w:rFonts w:ascii="新細明體" w:eastAsia="新細明體" w:hAnsi="新細明體" w:cs="新細明體"/>
                       <w:color w:val="000000"/>
                       <w:sz w:val="24"/>
                       <w:szCs w:val="24"/>
@@ -23932,7 +24201,7 @@
                   <w:pPr>
                     <w:spacing w:line="240" w:lineRule="auto"/>
                     <w:rPr>
-                      <w:rFonts w:ascii="新細明體" w:eastAsia="新細明體" w:hAnsi="新細明體" w:cs="新細明體" w:hint="eastAsia"/>
+                      <w:rFonts w:ascii="新細明體" w:eastAsia="新細明體" w:hAnsi="新細明體" w:cs="新細明體"/>
                       <w:color w:val="000000"/>
                       <w:sz w:val="24"/>
                       <w:szCs w:val="24"/>
@@ -23986,7 +24255,7 @@
                   <w:pPr>
                     <w:spacing w:line="240" w:lineRule="auto"/>
                     <w:rPr>
-                      <w:rFonts w:ascii="新細明體" w:eastAsia="新細明體" w:hAnsi="新細明體" w:cs="新細明體" w:hint="eastAsia"/>
+                      <w:rFonts w:ascii="新細明體" w:eastAsia="新細明體" w:hAnsi="新細明體" w:cs="新細明體"/>
                       <w:color w:val="000000"/>
                       <w:sz w:val="24"/>
                       <w:szCs w:val="24"/>
@@ -24040,7 +24309,7 @@
                   <w:pPr>
                     <w:spacing w:line="240" w:lineRule="auto"/>
                     <w:rPr>
-                      <w:rFonts w:ascii="新細明體" w:eastAsia="新細明體" w:hAnsi="新細明體" w:cs="新細明體" w:hint="eastAsia"/>
+                      <w:rFonts w:ascii="新細明體" w:eastAsia="新細明體" w:hAnsi="新細明體" w:cs="新細明體"/>
                       <w:color w:val="000000"/>
                       <w:sz w:val="24"/>
                       <w:szCs w:val="24"/>
@@ -24094,7 +24363,7 @@
                   <w:pPr>
                     <w:spacing w:line="240" w:lineRule="auto"/>
                     <w:rPr>
-                      <w:rFonts w:ascii="新細明體" w:eastAsia="新細明體" w:hAnsi="新細明體" w:cs="新細明體" w:hint="eastAsia"/>
+                      <w:rFonts w:ascii="新細明體" w:eastAsia="新細明體" w:hAnsi="新細明體" w:cs="新細明體"/>
                       <w:color w:val="000000"/>
                       <w:sz w:val="24"/>
                       <w:szCs w:val="24"/>
@@ -24148,7 +24417,7 @@
                   <w:pPr>
                     <w:spacing w:line="240" w:lineRule="auto"/>
                     <w:rPr>
-                      <w:rFonts w:ascii="新細明體" w:eastAsia="新細明體" w:hAnsi="新細明體" w:cs="新細明體" w:hint="eastAsia"/>
+                      <w:rFonts w:ascii="新細明體" w:eastAsia="新細明體" w:hAnsi="新細明體" w:cs="新細明體"/>
                       <w:color w:val="000000"/>
                       <w:sz w:val="24"/>
                       <w:szCs w:val="24"/>
@@ -24202,7 +24471,7 @@
                   <w:pPr>
                     <w:spacing w:line="240" w:lineRule="auto"/>
                     <w:rPr>
-                      <w:rFonts w:ascii="新細明體" w:eastAsia="新細明體" w:hAnsi="新細明體" w:cs="新細明體" w:hint="eastAsia"/>
+                      <w:rFonts w:ascii="新細明體" w:eastAsia="新細明體" w:hAnsi="新細明體" w:cs="新細明體"/>
                       <w:color w:val="000000"/>
                       <w:sz w:val="24"/>
                       <w:szCs w:val="24"/>
@@ -24256,7 +24525,7 @@
                   <w:pPr>
                     <w:spacing w:line="240" w:lineRule="auto"/>
                     <w:rPr>
-                      <w:rFonts w:ascii="新細明體" w:eastAsia="新細明體" w:hAnsi="新細明體" w:cs="新細明體" w:hint="eastAsia"/>
+                      <w:rFonts w:ascii="新細明體" w:eastAsia="新細明體" w:hAnsi="新細明體" w:cs="新細明體"/>
                       <w:color w:val="000000"/>
                       <w:sz w:val="24"/>
                       <w:szCs w:val="24"/>
@@ -24310,7 +24579,7 @@
                   <w:pPr>
                     <w:spacing w:line="240" w:lineRule="auto"/>
                     <w:rPr>
-                      <w:rFonts w:ascii="新細明體" w:eastAsia="新細明體" w:hAnsi="新細明體" w:cs="新細明體" w:hint="eastAsia"/>
+                      <w:rFonts w:ascii="新細明體" w:eastAsia="新細明體" w:hAnsi="新細明體" w:cs="新細明體"/>
                       <w:color w:val="000000"/>
                       <w:sz w:val="24"/>
                       <w:szCs w:val="24"/>
@@ -24364,7 +24633,7 @@
                   <w:pPr>
                     <w:spacing w:line="240" w:lineRule="auto"/>
                     <w:rPr>
-                      <w:rFonts w:ascii="新細明體" w:eastAsia="新細明體" w:hAnsi="新細明體" w:cs="新細明體" w:hint="eastAsia"/>
+                      <w:rFonts w:ascii="新細明體" w:eastAsia="新細明體" w:hAnsi="新細明體" w:cs="新細明體"/>
                       <w:color w:val="000000"/>
                       <w:sz w:val="24"/>
                       <w:szCs w:val="24"/>
@@ -24418,7 +24687,7 @@
                   <w:pPr>
                     <w:spacing w:line="240" w:lineRule="auto"/>
                     <w:rPr>
-                      <w:rFonts w:ascii="新細明體" w:eastAsia="新細明體" w:hAnsi="新細明體" w:cs="新細明體" w:hint="eastAsia"/>
+                      <w:rFonts w:ascii="新細明體" w:eastAsia="新細明體" w:hAnsi="新細明體" w:cs="新細明體"/>
                       <w:color w:val="000000"/>
                       <w:sz w:val="24"/>
                       <w:szCs w:val="24"/>
@@ -24472,7 +24741,7 @@
                   <w:pPr>
                     <w:spacing w:line="240" w:lineRule="auto"/>
                     <w:rPr>
-                      <w:rFonts w:ascii="新細明體" w:eastAsia="新細明體" w:hAnsi="新細明體" w:cs="新細明體" w:hint="eastAsia"/>
+                      <w:rFonts w:ascii="新細明體" w:eastAsia="新細明體" w:hAnsi="新細明體" w:cs="新細明體"/>
                       <w:color w:val="000000"/>
                       <w:sz w:val="24"/>
                       <w:szCs w:val="24"/>
@@ -24569,7 +24838,7 @@
           <w:p>
             <w:pPr>
               <w:rPr>
-                <w:rFonts w:ascii="Verdana" w:hAnsi="Verdana" w:cs="Verdana" w:hint="eastAsia"/>
+                <w:rFonts w:ascii="Verdana" w:hAnsi="Verdana" w:cs="Verdana"/>
                 <w:sz w:val="24"/>
                 <w:szCs w:val="24"/>
                 <w:lang w:val="en-US"/>
@@ -24660,7 +24929,7 @@
                   <w:pPr>
                     <w:spacing w:line="240" w:lineRule="auto"/>
                     <w:rPr>
-                      <w:rFonts w:ascii="新細明體" w:eastAsia="新細明體" w:hAnsi="新細明體" w:cs="新細明體" w:hint="eastAsia"/>
+                      <w:rFonts w:ascii="新細明體" w:eastAsia="新細明體" w:hAnsi="新細明體" w:cs="新細明體"/>
                       <w:color w:val="000000"/>
                       <w:sz w:val="24"/>
                       <w:szCs w:val="24"/>
@@ -24714,7 +24983,7 @@
                   <w:pPr>
                     <w:spacing w:line="240" w:lineRule="auto"/>
                     <w:rPr>
-                      <w:rFonts w:ascii="新細明體" w:eastAsia="新細明體" w:hAnsi="新細明體" w:cs="新細明體" w:hint="eastAsia"/>
+                      <w:rFonts w:ascii="新細明體" w:eastAsia="新細明體" w:hAnsi="新細明體" w:cs="新細明體"/>
                       <w:color w:val="000000"/>
                       <w:sz w:val="24"/>
                       <w:szCs w:val="24"/>
@@ -24756,7 +25025,7 @@
                   <w:pPr>
                     <w:spacing w:line="240" w:lineRule="auto"/>
                     <w:rPr>
-                      <w:rFonts w:ascii="新細明體" w:eastAsia="新細明體" w:hAnsi="新細明體" w:cs="新細明體" w:hint="eastAsia"/>
+                      <w:rFonts w:ascii="新細明體" w:eastAsia="新細明體" w:hAnsi="新細明體" w:cs="新細明體"/>
                       <w:color w:val="000000"/>
                       <w:sz w:val="24"/>
                       <w:szCs w:val="24"/>
@@ -24798,7 +25067,7 @@
                   <w:pPr>
                     <w:spacing w:line="240" w:lineRule="auto"/>
                     <w:rPr>
-                      <w:rFonts w:ascii="新細明體" w:eastAsia="新細明體" w:hAnsi="新細明體" w:cs="新細明體" w:hint="eastAsia"/>
+                      <w:rFonts w:ascii="新細明體" w:eastAsia="新細明體" w:hAnsi="新細明體" w:cs="新細明體"/>
                       <w:color w:val="000000"/>
                       <w:sz w:val="24"/>
                       <w:szCs w:val="24"/>
@@ -24834,7 +25103,7 @@
           <w:p>
             <w:pPr>
               <w:rPr>
-                <w:rFonts w:ascii="Verdana" w:hAnsi="Verdana" w:cs="Verdana" w:hint="eastAsia"/>
+                <w:rFonts w:ascii="Verdana" w:hAnsi="Verdana" w:cs="Verdana"/>
                 <w:sz w:val="24"/>
                 <w:szCs w:val="24"/>
                 <w:lang w:val="en-US"/>
@@ -24903,7 +25172,7 @@
           <w:p>
             <w:pPr>
               <w:rPr>
-                <w:rFonts w:ascii="Verdana" w:hAnsi="Verdana" w:cs="Verdana" w:hint="eastAsia"/>
+                <w:rFonts w:ascii="Verdana" w:hAnsi="Verdana" w:cs="Verdana"/>
                 <w:sz w:val="24"/>
                 <w:szCs w:val="24"/>
                 <w:lang w:val="en-US"/>
@@ -24921,7 +25190,7 @@
           <w:p>
             <w:pPr>
               <w:rPr>
-                <w:rFonts w:ascii="Verdana" w:hAnsi="Verdana" w:cs="Verdana" w:hint="eastAsia"/>
+                <w:rFonts w:ascii="Verdana" w:hAnsi="Verdana" w:cs="Verdana"/>
                 <w:sz w:val="24"/>
                 <w:szCs w:val="24"/>
                 <w:lang w:val="en-US"/>
@@ -25008,7 +25277,7 @@
           <w:p>
             <w:pPr>
               <w:rPr>
-                <w:rFonts w:ascii="Verdana" w:hAnsi="Verdana" w:cs="Verdana" w:hint="eastAsia"/>
+                <w:rFonts w:ascii="Verdana" w:hAnsi="Verdana" w:cs="Verdana"/>
                 <w:sz w:val="24"/>
                 <w:szCs w:val="24"/>
                 <w:lang w:val="en-US"/>

--- a/自費醫療補助管理系統_需求規格書.docx
+++ b/自費醫療補助管理系統_需求規格書.docx
@@ -13,7 +13,6 @@
           <w:szCs w:val="87"/>
         </w:rPr>
       </w:pPr>
-      <w:proofErr w:type="gramStart"/>
       <w:r>
         <w:rPr>
           <w:rFonts w:ascii="Arial Unicode MS" w:eastAsia="Arial Unicode MS" w:hAnsi="Arial Unicode MS" w:cs="Arial Unicode MS"/>
@@ -24,7 +23,6 @@
         </w:rPr>
         <w:t>萬美基金會</w:t>
       </w:r>
-      <w:proofErr w:type="gramEnd"/>
     </w:p>
     <w:p>
       <w:pPr>
@@ -137,25 +135,7 @@
           <w:sz w:val="24"/>
           <w:szCs w:val="24"/>
         </w:rPr>
-        <w:t>本系統旨在將「自費醫療補助」申請流程數位化，包含從申請人端的文件上傳、承辦人的行政審核與家訪紀錄，到董事會的決策審核及後續的撥款核銷 。系統需支援電子與紙本並行的作業模式，並嚴格</w:t>
-      </w:r>
-      <w:proofErr w:type="gramStart"/>
-      <w:r>
-        <w:rPr>
-          <w:rFonts w:ascii="Arial Unicode MS" w:eastAsia="Arial Unicode MS" w:hAnsi="Arial Unicode MS" w:cs="Arial Unicode MS"/>
-          <w:sz w:val="24"/>
-          <w:szCs w:val="24"/>
-        </w:rPr>
-        <w:t>控管個資</w:t>
-      </w:r>
-      <w:proofErr w:type="gramEnd"/>
-      <w:r>
-        <w:rPr>
-          <w:rFonts w:ascii="Arial Unicode MS" w:eastAsia="Arial Unicode MS" w:hAnsi="Arial Unicode MS" w:cs="Arial Unicode MS"/>
-          <w:sz w:val="24"/>
-          <w:szCs w:val="24"/>
-        </w:rPr>
-        <w:t>安全 。</w:t>
+        <w:t>本系統旨在將「自費醫療補助」申請流程數位化，包含從申請人端的文件上傳、承辦人的行政審核與家訪紀錄，到董事會的決策審核及後續的撥款核銷 。系統需支援電子與紙本並行的作業模式，並嚴格控管個資安全 。</w:t>
       </w:r>
     </w:p>
     <w:p>
@@ -230,23 +210,13 @@
         </w:rPr>
         <w:t>申請人：</w:t>
       </w:r>
-      <w:proofErr w:type="gramStart"/>
       <w:r>
         <w:rPr>
           <w:rFonts w:ascii="Arial Unicode MS" w:eastAsia="Arial Unicode MS" w:hAnsi="Arial Unicode MS" w:cs="Arial Unicode MS"/>
           <w:sz w:val="24"/>
           <w:szCs w:val="24"/>
         </w:rPr>
-        <w:t>線上填寫</w:t>
-      </w:r>
-      <w:proofErr w:type="gramEnd"/>
-      <w:r>
-        <w:rPr>
-          <w:rFonts w:ascii="Arial Unicode MS" w:eastAsia="Arial Unicode MS" w:hAnsi="Arial Unicode MS" w:cs="Arial Unicode MS"/>
-          <w:sz w:val="24"/>
-          <w:szCs w:val="24"/>
-        </w:rPr>
-        <w:t>申請表、上傳證明文件、查詢進度與歷史紀錄 。</w:t>
+        <w:t>線上填寫申請表、上傳證明文件、查詢進度與歷史紀錄 。</w:t>
       </w:r>
     </w:p>
     <w:p>
@@ -477,25 +447,7 @@
           <w:sz w:val="24"/>
           <w:szCs w:val="24"/>
         </w:rPr>
-        <w:t>必要文件：身分證正反面影本、</w:t>
-      </w:r>
-      <w:proofErr w:type="gramStart"/>
-      <w:r>
-        <w:rPr>
-          <w:rFonts w:ascii="Arial Unicode MS" w:eastAsia="Arial Unicode MS" w:hAnsi="Arial Unicode MS" w:cs="Arial Unicode MS"/>
-          <w:sz w:val="24"/>
-          <w:szCs w:val="24"/>
-        </w:rPr>
-        <w:t>個</w:t>
-      </w:r>
-      <w:proofErr w:type="gramEnd"/>
-      <w:r>
-        <w:rPr>
-          <w:rFonts w:ascii="Arial Unicode MS" w:eastAsia="Arial Unicode MS" w:hAnsi="Arial Unicode MS" w:cs="Arial Unicode MS"/>
-          <w:sz w:val="24"/>
-          <w:szCs w:val="24"/>
-        </w:rPr>
-        <w:t>資同意書（線上電子簽名）、全戶戶籍謄本、重大傷病證明、診斷證明。</w:t>
+        <w:t>必要文件：身分證正反面影本、個資同意書（線上電子簽名）、全戶戶籍謄本、重大傷病證明、診斷證明。</w:t>
       </w:r>
     </w:p>
     <w:p>
@@ -587,25 +539,7 @@
           <w:sz w:val="24"/>
           <w:szCs w:val="24"/>
         </w:rPr>
-        <w:t>(2) 申請階段：預先申請，因尚無醫療單據，可先</w:t>
-      </w:r>
-      <w:proofErr w:type="gramStart"/>
-      <w:r>
-        <w:rPr>
-          <w:rFonts w:ascii="Arial Unicode MS" w:eastAsia="Arial Unicode MS" w:hAnsi="Arial Unicode MS" w:cs="Arial Unicode MS"/>
-          <w:sz w:val="24"/>
-          <w:szCs w:val="24"/>
-        </w:rPr>
-        <w:t>不</w:t>
-      </w:r>
-      <w:proofErr w:type="gramEnd"/>
-      <w:r>
-        <w:rPr>
-          <w:rFonts w:ascii="Arial Unicode MS" w:eastAsia="Arial Unicode MS" w:hAnsi="Arial Unicode MS" w:cs="Arial Unicode MS"/>
-          <w:sz w:val="24"/>
-          <w:szCs w:val="24"/>
-        </w:rPr>
-        <w:t>檢附醫療單據，待治療結束後補上。事後申請，需於治療完成三個月內申請，並檢附醫療單據。</w:t>
+        <w:t>(2) 申請階段：預先申請，因尚無醫療單據，可先不檢附醫療單據，待治療結束後補上。事後申請，需於治療完成三個月內申請，並檢附醫療單據。</w:t>
       </w:r>
     </w:p>
     <w:p>
@@ -623,25 +557,7 @@
           <w:sz w:val="24"/>
           <w:szCs w:val="24"/>
         </w:rPr>
-        <w:t>(3) 經濟狀況：若為小康家庭除上述資料外，額外要求集保結算所資料、購屋貸款利息單據及</w:t>
-      </w:r>
-      <w:proofErr w:type="gramStart"/>
-      <w:r>
-        <w:rPr>
-          <w:rFonts w:ascii="Arial Unicode MS" w:eastAsia="Arial Unicode MS" w:hAnsi="Arial Unicode MS" w:cs="Arial Unicode MS"/>
-          <w:sz w:val="24"/>
-          <w:szCs w:val="24"/>
-        </w:rPr>
-        <w:t>醫</w:t>
-      </w:r>
-      <w:proofErr w:type="gramEnd"/>
-      <w:r>
-        <w:rPr>
-          <w:rFonts w:ascii="Arial Unicode MS" w:eastAsia="Arial Unicode MS" w:hAnsi="Arial Unicode MS" w:cs="Arial Unicode MS"/>
-          <w:sz w:val="24"/>
-          <w:szCs w:val="24"/>
-        </w:rPr>
-        <w:t>事人員在職證明</w:t>
+        <w:t>(3) 經濟狀況：若為小康家庭除上述資料外，額外要求集保結算所資料、購屋貸款利息單據及醫事人員在職證明</w:t>
       </w:r>
       <w:r>
         <w:rPr>
@@ -681,41 +597,13 @@
         </w:rPr>
         <w:t>*</w:t>
       </w:r>
-      <w:proofErr w:type="gramStart"/>
       <w:r>
         <w:rPr>
           <w:rFonts w:ascii="Arial Unicode MS" w:eastAsia="Arial Unicode MS" w:hAnsi="Arial Unicode MS" w:cs="Arial Unicode MS"/>
           <w:sz w:val="24"/>
           <w:szCs w:val="24"/>
         </w:rPr>
-        <w:t>註</w:t>
-      </w:r>
-      <w:proofErr w:type="gramEnd"/>
-      <w:r>
-        <w:rPr>
-          <w:rFonts w:ascii="Arial Unicode MS" w:eastAsia="Arial Unicode MS" w:hAnsi="Arial Unicode MS" w:cs="Arial Unicode MS"/>
-          <w:sz w:val="24"/>
-          <w:szCs w:val="24"/>
-        </w:rPr>
-        <w:t>：購屋貸款利息單據及</w:t>
-      </w:r>
-      <w:proofErr w:type="gramStart"/>
-      <w:r>
-        <w:rPr>
-          <w:rFonts w:ascii="Arial Unicode MS" w:eastAsia="Arial Unicode MS" w:hAnsi="Arial Unicode MS" w:cs="Arial Unicode MS"/>
-          <w:sz w:val="24"/>
-          <w:szCs w:val="24"/>
-        </w:rPr>
-        <w:t>醫</w:t>
-      </w:r>
-      <w:proofErr w:type="gramEnd"/>
-      <w:r>
-        <w:rPr>
-          <w:rFonts w:ascii="Arial Unicode MS" w:eastAsia="Arial Unicode MS" w:hAnsi="Arial Unicode MS" w:cs="Arial Unicode MS"/>
-          <w:sz w:val="24"/>
-          <w:szCs w:val="24"/>
-        </w:rPr>
-        <w:t>事人員在職證明，有符合才需提供，若有提供的話會優先審核。</w:t>
+        <w:t>註：購屋貸款利息單據及醫事人員在職證明，有符合才需提供，若有提供的話會優先審核。</w:t>
       </w:r>
     </w:p>
     <w:p>
@@ -734,25 +622,7 @@
           <w:szCs w:val="24"/>
         </w:rPr>
         <w:lastRenderedPageBreak/>
-        <w:t>身分證正反面影本上傳後畫面增加浮水印：</w:t>
-      </w:r>
-      <w:proofErr w:type="gramStart"/>
-      <w:r>
-        <w:rPr>
-          <w:rFonts w:ascii="Arial Unicode MS" w:eastAsia="Arial Unicode MS" w:hAnsi="Arial Unicode MS" w:cs="Arial Unicode MS"/>
-          <w:sz w:val="24"/>
-          <w:szCs w:val="24"/>
-        </w:rPr>
-        <w:t>本影本僅供萬美</w:t>
-      </w:r>
-      <w:proofErr w:type="gramEnd"/>
-      <w:r>
-        <w:rPr>
-          <w:rFonts w:ascii="Arial Unicode MS" w:eastAsia="Arial Unicode MS" w:hAnsi="Arial Unicode MS" w:cs="Arial Unicode MS"/>
-          <w:sz w:val="24"/>
-          <w:szCs w:val="24"/>
-        </w:rPr>
-        <w:t>基金會自費醫療補助申請業務使用，用途完成後影本失效</w:t>
+        <w:t>身分證正反面影本上傳後畫面增加浮水印：本影本僅供萬美基金會自費醫療補助申請業務使用，用途完成後影本失效</w:t>
       </w:r>
     </w:p>
     <w:p>
@@ -790,25 +660,7 @@
           <w:sz w:val="24"/>
           <w:szCs w:val="24"/>
         </w:rPr>
-        <w:t>申請階段結束後，申請人就不可在異動，除非退回給申請階段請申請人修改</w:t>
-      </w:r>
-      <w:proofErr w:type="gramStart"/>
-      <w:r>
-        <w:rPr>
-          <w:rFonts w:ascii="Arial Unicode MS" w:eastAsia="Arial Unicode MS" w:hAnsi="Arial Unicode MS" w:cs="Arial Unicode MS"/>
-          <w:sz w:val="24"/>
-          <w:szCs w:val="24"/>
-        </w:rPr>
-        <w:t>及補附文件</w:t>
-      </w:r>
-      <w:proofErr w:type="gramEnd"/>
-      <w:r>
-        <w:rPr>
-          <w:rFonts w:ascii="Arial Unicode MS" w:eastAsia="Arial Unicode MS" w:hAnsi="Arial Unicode MS" w:cs="Arial Unicode MS"/>
-          <w:sz w:val="24"/>
-          <w:szCs w:val="24"/>
-        </w:rPr>
-        <w:t>。</w:t>
+        <w:t>申請階段結束後，申請人就不可在異動，除非退回給申請階段請申請人修改及補附文件。</w:t>
       </w:r>
     </w:p>
     <w:p>
@@ -871,25 +723,7 @@
           <w:sz w:val="24"/>
           <w:szCs w:val="24"/>
         </w:rPr>
-        <w:t>有提供「購屋貸款利息單據及</w:t>
-      </w:r>
-      <w:proofErr w:type="gramStart"/>
-      <w:r>
-        <w:rPr>
-          <w:rFonts w:ascii="Arial Unicode MS" w:eastAsia="Arial Unicode MS" w:hAnsi="Arial Unicode MS" w:cs="Arial Unicode MS"/>
-          <w:sz w:val="24"/>
-          <w:szCs w:val="24"/>
-        </w:rPr>
-        <w:t>醫</w:t>
-      </w:r>
-      <w:proofErr w:type="gramEnd"/>
-      <w:r>
-        <w:rPr>
-          <w:rFonts w:ascii="Arial Unicode MS" w:eastAsia="Arial Unicode MS" w:hAnsi="Arial Unicode MS" w:cs="Arial Unicode MS"/>
-          <w:sz w:val="24"/>
-          <w:szCs w:val="24"/>
-        </w:rPr>
-        <w:t>事人員在職證明」最優先，其次依照申請日期排序</w:t>
+        <w:t>有提供「購屋貸款利息單據及醫事人員在職證明」最優先，其次依照申請日期排序</w:t>
       </w:r>
     </w:p>
     <w:p>
@@ -919,25 +753,7 @@
           <w:sz w:val="24"/>
           <w:szCs w:val="24"/>
         </w:rPr>
-        <w:t xml:space="preserve"> 針對「文件補齊限期三</w:t>
-      </w:r>
-      <w:proofErr w:type="gramStart"/>
-      <w:r>
-        <w:rPr>
-          <w:rFonts w:ascii="Arial Unicode MS" w:eastAsia="Arial Unicode MS" w:hAnsi="Arial Unicode MS" w:cs="Arial Unicode MS"/>
-          <w:sz w:val="24"/>
-          <w:szCs w:val="24"/>
-        </w:rPr>
-        <w:t>週</w:t>
-      </w:r>
-      <w:proofErr w:type="gramEnd"/>
-      <w:r>
-        <w:rPr>
-          <w:rFonts w:ascii="Arial Unicode MS" w:eastAsia="Arial Unicode MS" w:hAnsi="Arial Unicode MS" w:cs="Arial Unicode MS"/>
-          <w:sz w:val="24"/>
-          <w:szCs w:val="24"/>
-        </w:rPr>
-        <w:t>」提供系統警示，通知承辦人與申請人 。</w:t>
+        <w:t xml:space="preserve"> 針對「文件補齊限期三週」提供系統警示，通知承辦人與申請人 。</w:t>
       </w:r>
     </w:p>
     <w:p>
@@ -997,25 +813,7 @@
           <w:sz w:val="24"/>
           <w:szCs w:val="24"/>
         </w:rPr>
-        <w:t>原「補助個案訪視關懷紀錄表」於google表單填寫，若要修改需重新填寫較不便利，改於個案管理系統</w:t>
-      </w:r>
-      <w:proofErr w:type="gramStart"/>
-      <w:r>
-        <w:rPr>
-          <w:rFonts w:ascii="Arial Unicode MS" w:eastAsia="Arial Unicode MS" w:hAnsi="Arial Unicode MS" w:cs="Arial Unicode MS"/>
-          <w:sz w:val="24"/>
-          <w:szCs w:val="24"/>
-        </w:rPr>
-        <w:t>網站線上填寫</w:t>
-      </w:r>
-      <w:proofErr w:type="gramEnd"/>
-      <w:r>
-        <w:rPr>
-          <w:rFonts w:ascii="Arial Unicode MS" w:eastAsia="Arial Unicode MS" w:hAnsi="Arial Unicode MS" w:cs="Arial Unicode MS"/>
-          <w:sz w:val="24"/>
-          <w:szCs w:val="24"/>
-        </w:rPr>
-        <w:t>，志工填寫完後在承辦人審核前都可再進行查看及修改，承辦人可直接於系統進行審核。</w:t>
+        <w:t>原「補助個案訪視關懷紀錄表」於google表單填寫，若要修改需重新填寫較不便利，改於個案管理系統網站線上填寫，志工填寫完後在承辦人審核前都可再進行查看及修改，承辦人可直接於系統進行審核。</w:t>
       </w:r>
     </w:p>
     <w:p>
@@ -1076,25 +874,7 @@
           <w:sz w:val="24"/>
           <w:szCs w:val="24"/>
         </w:rPr>
-        <w:t>：電子申請表審核完成後，承辦人可於系統印出紙本申請表(資料系統自動填入)，提供</w:t>
-      </w:r>
-      <w:proofErr w:type="gramStart"/>
-      <w:r>
-        <w:rPr>
-          <w:rFonts w:ascii="Arial Unicode MS" w:eastAsia="Arial Unicode MS" w:hAnsi="Arial Unicode MS" w:cs="Arial Unicode MS"/>
-          <w:sz w:val="24"/>
-          <w:szCs w:val="24"/>
-        </w:rPr>
-        <w:t>承辦人紙本</w:t>
-      </w:r>
-      <w:proofErr w:type="gramEnd"/>
-      <w:r>
-        <w:rPr>
-          <w:rFonts w:ascii="Arial Unicode MS" w:eastAsia="Arial Unicode MS" w:hAnsi="Arial Unicode MS" w:cs="Arial Unicode MS"/>
-          <w:sz w:val="24"/>
-          <w:szCs w:val="24"/>
-        </w:rPr>
-        <w:t>歸檔。</w:t>
+        <w:t>：電子申請表審核完成後，承辦人可於系統印出紙本申請表(資料系統自動填入)，提供承辦人紙本歸檔。</w:t>
       </w:r>
     </w:p>
     <w:p>
@@ -1821,51 +1601,7 @@
                 <w:szCs w:val="24"/>
                 <w:lang w:val="en-US"/>
               </w:rPr>
-              <w:t xml:space="preserve">DEFAULT </w:t>
-            </w:r>
-            <w:proofErr w:type="spellStart"/>
-            <w:r>
-              <w:rPr>
-                <w:rFonts w:ascii="Verdana" w:eastAsia="Verdana" w:hAnsi="Verdana" w:cs="Verdana"/>
-                <w:color w:val="181818"/>
-                <w:sz w:val="24"/>
-                <w:szCs w:val="24"/>
-                <w:lang w:val="en-US"/>
-              </w:rPr>
-              <w:t>gen_random_</w:t>
-            </w:r>
-            <w:proofErr w:type="gramStart"/>
-            <w:r>
-              <w:rPr>
-                <w:rFonts w:ascii="Verdana" w:eastAsia="Verdana" w:hAnsi="Verdana" w:cs="Verdana"/>
-                <w:color w:val="181818"/>
-                <w:sz w:val="24"/>
-                <w:szCs w:val="24"/>
-                <w:lang w:val="en-US"/>
-              </w:rPr>
-              <w:t>uuid</w:t>
-            </w:r>
-            <w:proofErr w:type="spellEnd"/>
-            <w:r>
-              <w:rPr>
-                <w:rFonts w:ascii="Verdana" w:eastAsia="Verdana" w:hAnsi="Verdana" w:cs="Verdana"/>
-                <w:color w:val="181818"/>
-                <w:sz w:val="24"/>
-                <w:szCs w:val="24"/>
-                <w:lang w:val="en-US"/>
-              </w:rPr>
-              <w:t>(</w:t>
-            </w:r>
-            <w:proofErr w:type="gramEnd"/>
-            <w:r>
-              <w:rPr>
-                <w:rFonts w:ascii="Verdana" w:eastAsia="Verdana" w:hAnsi="Verdana" w:cs="Verdana"/>
-                <w:color w:val="181818"/>
-                <w:sz w:val="24"/>
-                <w:szCs w:val="24"/>
-                <w:lang w:val="en-US"/>
-              </w:rPr>
-              <w:t>)</w:t>
+              <w:t>DEFAULT gen_random_uuid()</w:t>
             </w:r>
           </w:p>
         </w:tc>
@@ -3021,25 +2757,14 @@
                 <w:szCs w:val="24"/>
               </w:rPr>
             </w:pPr>
-            <w:proofErr w:type="gramStart"/>
-            <w:r>
-              <w:rPr>
-                <w:rFonts w:ascii="Arial Unicode MS" w:eastAsia="Arial Unicode MS" w:hAnsi="Arial Unicode MS" w:cs="Arial Unicode MS"/>
-                <w:color w:val="181818"/>
-                <w:sz w:val="24"/>
-                <w:szCs w:val="24"/>
-              </w:rPr>
-              <w:t>盲</w:t>
-            </w:r>
-            <w:proofErr w:type="gramEnd"/>
-            <w:r>
-              <w:rPr>
-                <w:rFonts w:ascii="Arial Unicode MS" w:eastAsia="Arial Unicode MS" w:hAnsi="Arial Unicode MS" w:cs="Arial Unicode MS"/>
-                <w:color w:val="181818"/>
-                <w:sz w:val="24"/>
-                <w:szCs w:val="24"/>
-              </w:rPr>
-              <w:t>索引專用 Salt</w:t>
+            <w:r>
+              <w:rPr>
+                <w:rFonts w:ascii="Arial Unicode MS" w:eastAsia="Arial Unicode MS" w:hAnsi="Arial Unicode MS" w:cs="Arial Unicode MS"/>
+                <w:color w:val="181818"/>
+                <w:sz w:val="24"/>
+                <w:szCs w:val="24"/>
+              </w:rPr>
+              <w:t>盲索引專用 Salt</w:t>
             </w:r>
           </w:p>
         </w:tc>
@@ -5947,25 +5672,7 @@
           <w:sz w:val="24"/>
           <w:szCs w:val="24"/>
         </w:rPr>
-        <w:t>4. 自費醫療補助申請</w:t>
-      </w:r>
-      <w:proofErr w:type="gramStart"/>
-      <w:r>
-        <w:rPr>
-          <w:rFonts w:ascii="Arial Unicode MS" w:eastAsia="Arial Unicode MS" w:hAnsi="Arial Unicode MS" w:cs="Arial Unicode MS"/>
-          <w:sz w:val="24"/>
-          <w:szCs w:val="24"/>
-        </w:rPr>
-        <w:t>案主表</w:t>
-      </w:r>
-      <w:proofErr w:type="gramEnd"/>
-      <w:r>
-        <w:rPr>
-          <w:rFonts w:ascii="Arial Unicode MS" w:eastAsia="Arial Unicode MS" w:hAnsi="Arial Unicode MS" w:cs="Arial Unicode MS"/>
-          <w:sz w:val="24"/>
-          <w:szCs w:val="24"/>
-        </w:rPr>
-        <w:t xml:space="preserve"> (applications)</w:t>
+        <w:t>4. 自費醫療補助申請案主表 (applications)</w:t>
       </w:r>
     </w:p>
     <w:tbl>
@@ -6482,19 +6189,8 @@
                 <w:sz w:val="24"/>
                 <w:szCs w:val="24"/>
               </w:rPr>
-              <w:t>家訪前承辦</w:t>
-            </w:r>
-            <w:proofErr w:type="gramStart"/>
-            <w:r>
-              <w:rPr>
-                <w:rFonts w:ascii="Arial Unicode MS" w:eastAsia="Arial Unicode MS" w:hAnsi="Arial Unicode MS" w:cs="Arial Unicode MS"/>
-                <w:color w:val="181818"/>
-                <w:sz w:val="24"/>
-                <w:szCs w:val="24"/>
-              </w:rPr>
-              <w:t>人必填</w:t>
-            </w:r>
-            <w:proofErr w:type="gramEnd"/>
+              <w:t>家訪前承辦人必填</w:t>
+            </w:r>
             <w:r>
               <w:rPr>
                 <w:rFonts w:ascii="Arial Unicode MS" w:eastAsia="Arial Unicode MS" w:hAnsi="Arial Unicode MS" w:cs="Arial Unicode MS"/>
@@ -6752,27 +6448,7 @@
                 <w:sz w:val="24"/>
                 <w:szCs w:val="24"/>
               </w:rPr>
-              <w:t>轉</w:t>
-            </w:r>
-            <w:proofErr w:type="gramStart"/>
-            <w:r>
-              <w:rPr>
-                <w:rFonts w:ascii="Arial Unicode MS" w:eastAsia="Arial Unicode MS" w:hAnsi="Arial Unicode MS" w:cs="Arial Unicode MS"/>
-                <w:color w:val="181818"/>
-                <w:sz w:val="24"/>
-                <w:szCs w:val="24"/>
-              </w:rPr>
-              <w:t>介</w:t>
-            </w:r>
-            <w:proofErr w:type="gramEnd"/>
-            <w:r>
-              <w:rPr>
-                <w:rFonts w:ascii="Arial Unicode MS" w:eastAsia="Arial Unicode MS" w:hAnsi="Arial Unicode MS" w:cs="Arial Unicode MS"/>
-                <w:color w:val="181818"/>
-                <w:sz w:val="24"/>
-                <w:szCs w:val="24"/>
-              </w:rPr>
-              <w:t>社工 ID</w:t>
+              <w:t>轉介社工 ID</w:t>
             </w:r>
           </w:p>
         </w:tc>
@@ -7246,17 +6922,17 @@
           <w:p>
             <w:pPr>
               <w:rPr>
-                <w:rFonts w:ascii="Arial Unicode MS" w:hAnsi="Arial Unicode MS" w:cs="Arial Unicode MS"/>
-                <w:sz w:val="24"/>
-                <w:szCs w:val="24"/>
-              </w:rPr>
-            </w:pPr>
-            <w:r>
-              <w:rPr>
                 <w:rFonts w:ascii="Arial Unicode MS" w:hAnsi="Arial Unicode MS" w:cs="Arial Unicode MS" w:hint="eastAsia"/>
                 <w:sz w:val="24"/>
                 <w:szCs w:val="24"/>
               </w:rPr>
+            </w:pPr>
+            <w:r>
+              <w:rPr>
+                <w:rFonts w:ascii="Arial Unicode MS" w:hAnsi="Arial Unicode MS" w:cs="Arial Unicode MS" w:hint="eastAsia"/>
+                <w:sz w:val="24"/>
+                <w:szCs w:val="24"/>
+              </w:rPr>
               <w:t>C</w:t>
             </w:r>
             <w:r>
@@ -7271,7 +6947,7 @@
           <w:p>
             <w:pPr>
               <w:rPr>
-                <w:rFonts w:ascii="Verdana" w:hAnsi="Verdana" w:cs="Verdana" w:hint="eastAsia"/>
+                <w:rFonts w:ascii="Verdana" w:hAnsi="Verdana" w:cs="Verdana"/>
                 <w:sz w:val="24"/>
                 <w:szCs w:val="24"/>
               </w:rPr>
@@ -7290,25 +6966,7 @@
                 <w:sz w:val="24"/>
                 <w:szCs w:val="24"/>
               </w:rPr>
-              <w:t>：</w:t>
-            </w:r>
-            <w:proofErr w:type="gramStart"/>
-            <w:r>
-              <w:rPr>
-                <w:rFonts w:ascii="Arial Unicode MS" w:hAnsi="Arial Unicode MS" w:cs="Arial Unicode MS" w:hint="eastAsia"/>
-                <w:sz w:val="24"/>
-                <w:szCs w:val="24"/>
-              </w:rPr>
-              <w:t>醫</w:t>
-            </w:r>
-            <w:proofErr w:type="gramEnd"/>
-            <w:r>
-              <w:rPr>
-                <w:rFonts w:ascii="Arial Unicode MS" w:hAnsi="Arial Unicode MS" w:cs="Arial Unicode MS" w:hint="eastAsia"/>
-                <w:sz w:val="24"/>
-                <w:szCs w:val="24"/>
-              </w:rPr>
-              <w:t>事人員進修補助</w:t>
+              <w:t>：醫事人員進修補助</w:t>
             </w:r>
           </w:p>
         </w:tc>
@@ -7337,7 +6995,7 @@
           <w:p>
             <w:pPr>
               <w:rPr>
-                <w:rFonts w:ascii="Verdana" w:eastAsia="Verdana" w:hAnsi="Verdana" w:cs="Verdana" w:hint="eastAsia"/>
+                <w:rFonts w:ascii="Verdana" w:eastAsia="Verdana" w:hAnsi="Verdana" w:cs="Verdana"/>
                 <w:color w:val="181818"/>
                 <w:sz w:val="24"/>
                 <w:szCs w:val="24"/>
@@ -7476,18 +7134,8 @@
                 <w:sz w:val="24"/>
                 <w:szCs w:val="24"/>
               </w:rPr>
-              <w:t>2：轉</w:t>
-            </w:r>
-            <w:proofErr w:type="gramStart"/>
-            <w:r>
-              <w:rPr>
-                <w:rFonts w:ascii="Arial Unicode MS" w:eastAsia="Arial Unicode MS" w:hAnsi="Arial Unicode MS" w:cs="Arial Unicode MS"/>
-                <w:sz w:val="24"/>
-                <w:szCs w:val="24"/>
-              </w:rPr>
-              <w:t>介</w:t>
-            </w:r>
-            <w:proofErr w:type="gramEnd"/>
+              <w:t>2：轉介</w:t>
+            </w:r>
           </w:p>
         </w:tc>
       </w:tr>
@@ -7565,27 +7213,7 @@
                 <w:sz w:val="24"/>
                 <w:szCs w:val="24"/>
               </w:rPr>
-              <w:t>轉</w:t>
-            </w:r>
-            <w:proofErr w:type="gramStart"/>
-            <w:r>
-              <w:rPr>
-                <w:rFonts w:ascii="Arial Unicode MS" w:eastAsia="Arial Unicode MS" w:hAnsi="Arial Unicode MS" w:cs="Arial Unicode MS"/>
-                <w:color w:val="181818"/>
-                <w:sz w:val="24"/>
-                <w:szCs w:val="24"/>
-              </w:rPr>
-              <w:t>介</w:t>
-            </w:r>
-            <w:proofErr w:type="gramEnd"/>
-            <w:r>
-              <w:rPr>
-                <w:rFonts w:ascii="Arial Unicode MS" w:eastAsia="Arial Unicode MS" w:hAnsi="Arial Unicode MS" w:cs="Arial Unicode MS"/>
-                <w:color w:val="181818"/>
-                <w:sz w:val="24"/>
-                <w:szCs w:val="24"/>
-              </w:rPr>
-              <w:t>單位</w:t>
+              <w:t>轉介單位</w:t>
             </w:r>
           </w:p>
         </w:tc>
@@ -8522,7 +8150,6 @@
                 <w:szCs w:val="24"/>
               </w:rPr>
             </w:pPr>
-            <w:proofErr w:type="gramStart"/>
             <w:r>
               <w:rPr>
                 <w:rFonts w:ascii="Arial Unicode MS" w:eastAsia="Arial Unicode MS" w:hAnsi="Arial Unicode MS" w:cs="Arial Unicode MS"/>
@@ -8532,7 +8159,6 @@
               </w:rPr>
               <w:t>癌別</w:t>
             </w:r>
-            <w:proofErr w:type="gramEnd"/>
           </w:p>
         </w:tc>
         <w:tc>
@@ -9127,7 +8753,7 @@
       </w:tr>
       <w:tr>
         <w:trPr>
-          <w:trHeight w:val="750"/>
+          <w:trHeight w:val="1515"/>
         </w:trPr>
         <w:tc>
           <w:tcPr>
@@ -9149,21 +8775,86 @@
           <w:p>
             <w:pPr>
               <w:rPr>
-                <w:rFonts w:ascii="Verdana" w:eastAsia="Verdana" w:hAnsi="Verdana" w:cs="Verdana"/>
-                <w:color w:val="181818"/>
-                <w:sz w:val="24"/>
-                <w:szCs w:val="24"/>
-              </w:rPr>
-            </w:pPr>
-            <w:r>
-              <w:rPr>
-                <w:rFonts w:ascii="Verdana" w:eastAsia="Verdana" w:hAnsi="Verdana" w:cs="Verdana"/>
-                <w:color w:val="181818"/>
-                <w:sz w:val="24"/>
-                <w:szCs w:val="24"/>
-              </w:rPr>
-              <w:t>has</w:t>
-            </w:r>
+                <w:rFonts w:ascii="Verdana" w:hAnsi="Verdana" w:cs="Verdana" w:hint="eastAsia"/>
+                <w:color w:val="181818"/>
+                <w:sz w:val="24"/>
+                <w:szCs w:val="24"/>
+              </w:rPr>
+            </w:pPr>
+            <w:r>
+              <w:rPr>
+                <w:rFonts w:ascii="Verdana" w:hAnsi="Verdana" w:cs="Verdana" w:hint="eastAsia"/>
+                <w:color w:val="181818"/>
+                <w:sz w:val="24"/>
+                <w:szCs w:val="24"/>
+              </w:rPr>
+              <w:t>has_children</w:t>
+            </w:r>
+          </w:p>
+        </w:tc>
+        <w:tc>
+          <w:tcPr>
+            <w:tcW w:w="1965" w:type="dxa"/>
+            <w:tcBorders>
+              <w:top w:val="single" w:sz="6" w:space="0" w:color="000000"/>
+              <w:left w:val="single" w:sz="6" w:space="0" w:color="000000"/>
+              <w:bottom w:val="single" w:sz="6" w:space="0" w:color="000000"/>
+              <w:right w:val="single" w:sz="6" w:space="0" w:color="000000"/>
+            </w:tcBorders>
+            <w:tcMar>
+              <w:top w:w="113" w:type="dxa"/>
+              <w:left w:w="113" w:type="dxa"/>
+              <w:bottom w:w="113" w:type="dxa"/>
+              <w:right w:w="113" w:type="dxa"/>
+            </w:tcMar>
+            <w:vAlign w:val="center"/>
+          </w:tcPr>
+          <w:p>
+            <w:pPr>
+              <w:rPr>
+                <w:rFonts w:ascii="Arial Unicode MS" w:eastAsia="Arial Unicode MS" w:hAnsi="Arial Unicode MS" w:cs="Arial Unicode MS"/>
+                <w:color w:val="181818"/>
+                <w:sz w:val="24"/>
+                <w:szCs w:val="24"/>
+              </w:rPr>
+            </w:pPr>
+            <w:r>
+              <w:rPr>
+                <w:rFonts w:ascii="新細明體" w:eastAsia="新細明體" w:hAnsi="新細明體" w:cs="新細明體" w:hint="eastAsia"/>
+                <w:color w:val="181818"/>
+                <w:sz w:val="24"/>
+                <w:szCs w:val="24"/>
+              </w:rPr>
+              <w:t>有無子女</w:t>
+            </w:r>
+          </w:p>
+        </w:tc>
+        <w:tc>
+          <w:tcPr>
+            <w:tcW w:w="2190" w:type="dxa"/>
+            <w:tcBorders>
+              <w:top w:val="single" w:sz="6" w:space="0" w:color="000000"/>
+              <w:left w:val="single" w:sz="6" w:space="0" w:color="000000"/>
+              <w:bottom w:val="single" w:sz="6" w:space="0" w:color="000000"/>
+              <w:right w:val="single" w:sz="6" w:space="0" w:color="000000"/>
+            </w:tcBorders>
+            <w:tcMar>
+              <w:top w:w="113" w:type="dxa"/>
+              <w:left w:w="113" w:type="dxa"/>
+              <w:bottom w:w="113" w:type="dxa"/>
+              <w:right w:w="113" w:type="dxa"/>
+            </w:tcMar>
+            <w:vAlign w:val="center"/>
+          </w:tcPr>
+          <w:p>
+            <w:pPr>
+              <w:rPr>
+                <w:rFonts w:ascii="Verdana" w:eastAsia="Verdana" w:hAnsi="Verdana" w:cs="Verdana"/>
+                <w:color w:val="181818"/>
+                <w:sz w:val="24"/>
+                <w:szCs w:val="24"/>
+              </w:rPr>
+            </w:pPr>
             <w:r>
               <w:rPr>
                 <w:rFonts w:asciiTheme="minorEastAsia" w:hAnsiTheme="minorEastAsia" w:cs="Verdana" w:hint="eastAsia"/>
@@ -9171,107 +8862,6 @@
                 <w:sz w:val="24"/>
                 <w:szCs w:val="24"/>
               </w:rPr>
-              <w:t>_</w:t>
-            </w:r>
-            <w:r>
-              <w:rPr>
-                <w:rFonts w:ascii="Verdana" w:eastAsia="Verdana" w:hAnsi="Verdana" w:cs="Verdana"/>
-                <w:color w:val="181818"/>
-                <w:sz w:val="24"/>
-                <w:szCs w:val="24"/>
-              </w:rPr>
-              <w:t xml:space="preserve"> underage _children</w:t>
-            </w:r>
-          </w:p>
-        </w:tc>
-        <w:tc>
-          <w:tcPr>
-            <w:tcW w:w="1965" w:type="dxa"/>
-            <w:tcBorders>
-              <w:top w:val="single" w:sz="6" w:space="0" w:color="000000"/>
-              <w:left w:val="single" w:sz="6" w:space="0" w:color="000000"/>
-              <w:bottom w:val="single" w:sz="6" w:space="0" w:color="000000"/>
-              <w:right w:val="single" w:sz="6" w:space="0" w:color="000000"/>
-            </w:tcBorders>
-            <w:tcMar>
-              <w:top w:w="113" w:type="dxa"/>
-              <w:left w:w="113" w:type="dxa"/>
-              <w:bottom w:w="113" w:type="dxa"/>
-              <w:right w:w="113" w:type="dxa"/>
-            </w:tcMar>
-            <w:vAlign w:val="center"/>
-          </w:tcPr>
-          <w:p>
-            <w:pPr>
-              <w:rPr>
-                <w:rFonts w:ascii="Verdana" w:eastAsia="Verdana" w:hAnsi="Verdana" w:cs="Verdana"/>
-                <w:color w:val="181818"/>
-                <w:sz w:val="24"/>
-                <w:szCs w:val="24"/>
-              </w:rPr>
-            </w:pPr>
-            <w:r>
-              <w:rPr>
-                <w:rFonts w:ascii="Arial Unicode MS" w:eastAsia="Arial Unicode MS" w:hAnsi="Arial Unicode MS" w:cs="Arial Unicode MS"/>
-                <w:color w:val="181818"/>
-                <w:sz w:val="24"/>
-                <w:szCs w:val="24"/>
-              </w:rPr>
-              <w:t>有無</w:t>
-            </w:r>
-            <w:r>
-              <w:rPr>
-                <w:rFonts w:ascii="新細明體" w:eastAsia="新細明體" w:hAnsi="新細明體" w:cs="新細明體" w:hint="eastAsia"/>
-                <w:color w:val="181818"/>
-                <w:sz w:val="24"/>
-                <w:szCs w:val="24"/>
-              </w:rPr>
-              <w:t>未成年</w:t>
-            </w:r>
-            <w:r>
-              <w:rPr>
-                <w:rFonts w:ascii="Arial Unicode MS" w:eastAsia="Arial Unicode MS" w:hAnsi="Arial Unicode MS" w:cs="Arial Unicode MS"/>
-                <w:color w:val="181818"/>
-                <w:sz w:val="24"/>
-                <w:szCs w:val="24"/>
-              </w:rPr>
-              <w:t>子女</w:t>
-            </w:r>
-          </w:p>
-        </w:tc>
-        <w:tc>
-          <w:tcPr>
-            <w:tcW w:w="2190" w:type="dxa"/>
-            <w:tcBorders>
-              <w:top w:val="single" w:sz="6" w:space="0" w:color="000000"/>
-              <w:left w:val="single" w:sz="6" w:space="0" w:color="000000"/>
-              <w:bottom w:val="single" w:sz="6" w:space="0" w:color="000000"/>
-              <w:right w:val="single" w:sz="6" w:space="0" w:color="000000"/>
-            </w:tcBorders>
-            <w:tcMar>
-              <w:top w:w="113" w:type="dxa"/>
-              <w:left w:w="113" w:type="dxa"/>
-              <w:bottom w:w="113" w:type="dxa"/>
-              <w:right w:w="113" w:type="dxa"/>
-            </w:tcMar>
-            <w:vAlign w:val="center"/>
-          </w:tcPr>
-          <w:p>
-            <w:pPr>
-              <w:rPr>
-                <w:rFonts w:ascii="Verdana" w:eastAsia="Verdana" w:hAnsi="Verdana" w:cs="Verdana"/>
-                <w:color w:val="181818"/>
-                <w:sz w:val="24"/>
-                <w:szCs w:val="24"/>
-              </w:rPr>
-            </w:pPr>
-            <w:r>
-              <w:rPr>
-                <w:rFonts w:ascii="Verdana" w:eastAsia="Verdana" w:hAnsi="Verdana" w:cs="Verdana"/>
-                <w:color w:val="181818"/>
-                <w:sz w:val="24"/>
-                <w:szCs w:val="24"/>
-              </w:rPr>
               <w:t>BOOLEAN</w:t>
             </w:r>
           </w:p>
@@ -9296,35 +8886,57 @@
           <w:p>
             <w:pPr>
               <w:rPr>
-                <w:rFonts w:ascii="Verdana" w:eastAsia="Verdana" w:hAnsi="Verdana" w:cs="Verdana"/>
-                <w:sz w:val="24"/>
-                <w:szCs w:val="24"/>
-              </w:rPr>
-            </w:pPr>
-            <w:r>
-              <w:rPr>
-                <w:rFonts w:ascii="Arial Unicode MS" w:eastAsia="Arial Unicode MS" w:hAnsi="Arial Unicode MS" w:cs="Arial Unicode MS"/>
-                <w:sz w:val="24"/>
-                <w:szCs w:val="24"/>
-              </w:rPr>
-              <w:t>0：無</w:t>
-            </w:r>
-          </w:p>
-          <w:p>
-            <w:pPr>
-              <w:rPr>
-                <w:rFonts w:ascii="Verdana" w:eastAsia="Verdana" w:hAnsi="Verdana" w:cs="Verdana"/>
-                <w:sz w:val="24"/>
-                <w:szCs w:val="24"/>
-              </w:rPr>
-            </w:pPr>
-            <w:r>
-              <w:rPr>
-                <w:rFonts w:ascii="Arial Unicode MS" w:eastAsia="Arial Unicode MS" w:hAnsi="Arial Unicode MS" w:cs="Arial Unicode MS"/>
-                <w:sz w:val="24"/>
-                <w:szCs w:val="24"/>
-              </w:rPr>
-              <w:t>1：有</w:t>
+                <w:rFonts w:ascii="Arial Unicode MS" w:hAnsi="Arial Unicode MS" w:cs="Arial Unicode MS"/>
+                <w:color w:val="181818"/>
+                <w:sz w:val="24"/>
+                <w:szCs w:val="24"/>
+              </w:rPr>
+            </w:pPr>
+            <w:r>
+              <w:rPr>
+                <w:rFonts w:ascii="Arial Unicode MS" w:hAnsi="Arial Unicode MS" w:cs="Arial Unicode MS" w:hint="eastAsia"/>
+                <w:color w:val="181818"/>
+                <w:sz w:val="24"/>
+                <w:szCs w:val="24"/>
+              </w:rPr>
+              <w:t>0:</w:t>
+            </w:r>
+            <w:r>
+              <w:rPr>
+                <w:rFonts w:ascii="Arial Unicode MS" w:hAnsi="Arial Unicode MS" w:cs="Arial Unicode MS" w:hint="eastAsia"/>
+                <w:color w:val="181818"/>
+                <w:sz w:val="24"/>
+                <w:szCs w:val="24"/>
+              </w:rPr>
+              <w:t>無</w:t>
+            </w:r>
+          </w:p>
+          <w:p>
+            <w:pPr>
+              <w:rPr>
+                <w:rFonts w:ascii="Arial Unicode MS" w:hAnsi="Arial Unicode MS" w:cs="Arial Unicode MS" w:hint="eastAsia"/>
+                <w:color w:val="181818"/>
+                <w:sz w:val="24"/>
+                <w:szCs w:val="24"/>
+              </w:rPr>
+            </w:pPr>
+            <w:r>
+              <w:rPr>
+                <w:rFonts w:ascii="Arial Unicode MS" w:hAnsi="Arial Unicode MS" w:cs="Arial Unicode MS" w:hint="eastAsia"/>
+                <w:color w:val="181818"/>
+                <w:sz w:val="24"/>
+                <w:szCs w:val="24"/>
+              </w:rPr>
+              <w:t>1:</w:t>
+            </w:r>
+            <w:r>
+              <w:rPr>
+                <w:rFonts w:ascii="Arial Unicode MS" w:hAnsi="Arial Unicode MS" w:cs="Arial Unicode MS" w:hint="eastAsia"/>
+                <w:color w:val="181818"/>
+                <w:sz w:val="24"/>
+                <w:szCs w:val="24"/>
+              </w:rPr>
+              <w:t>有</w:t>
             </w:r>
           </w:p>
         </w:tc>
@@ -9366,7 +8978,25 @@
                 <w:sz w:val="24"/>
                 <w:szCs w:val="24"/>
               </w:rPr>
-              <w:t>adult_children_count</w:t>
+              <w:t>has</w:t>
+            </w:r>
+            <w:r>
+              <w:rPr>
+                <w:rFonts w:asciiTheme="minorEastAsia" w:hAnsiTheme="minorEastAsia" w:cs="Verdana" w:hint="eastAsia"/>
+                <w:color w:val="181818"/>
+                <w:sz w:val="24"/>
+                <w:szCs w:val="24"/>
+              </w:rPr>
+              <w:t>_</w:t>
+            </w:r>
+            <w:r>
+              <w:rPr>
+                <w:rFonts w:ascii="Verdana" w:eastAsia="Verdana" w:hAnsi="Verdana" w:cs="Verdana"/>
+                <w:color w:val="181818"/>
+                <w:sz w:val="24"/>
+                <w:szCs w:val="24"/>
+              </w:rPr>
+              <w:t xml:space="preserve"> underage _children</w:t>
             </w:r>
           </w:p>
         </w:tc>
@@ -9403,7 +9033,25 @@
                 <w:sz w:val="24"/>
                 <w:szCs w:val="24"/>
               </w:rPr>
-              <w:t>子女成年人數</w:t>
+              <w:t>有無</w:t>
+            </w:r>
+            <w:r>
+              <w:rPr>
+                <w:rFonts w:ascii="新細明體" w:eastAsia="新細明體" w:hAnsi="新細明體" w:cs="新細明體" w:hint="eastAsia"/>
+                <w:color w:val="181818"/>
+                <w:sz w:val="24"/>
+                <w:szCs w:val="24"/>
+              </w:rPr>
+              <w:t>未成年</w:t>
+            </w:r>
+            <w:r>
+              <w:rPr>
+                <w:rFonts w:ascii="Arial Unicode MS" w:eastAsia="Arial Unicode MS" w:hAnsi="Arial Unicode MS" w:cs="Arial Unicode MS"/>
+                <w:color w:val="181818"/>
+                <w:sz w:val="24"/>
+                <w:szCs w:val="24"/>
+              </w:rPr>
+              <w:t>子女</w:t>
             </w:r>
           </w:p>
         </w:tc>
@@ -9440,7 +9088,7 @@
                 <w:sz w:val="24"/>
                 <w:szCs w:val="24"/>
               </w:rPr>
-              <w:t>SMALLINT</w:t>
+              <w:t>BOOLEAN</w:t>
             </w:r>
           </w:p>
         </w:tc>
@@ -9469,6 +9117,31 @@
                 <w:szCs w:val="24"/>
               </w:rPr>
             </w:pPr>
+            <w:r>
+              <w:rPr>
+                <w:rFonts w:ascii="Arial Unicode MS" w:eastAsia="Arial Unicode MS" w:hAnsi="Arial Unicode MS" w:cs="Arial Unicode MS"/>
+                <w:sz w:val="24"/>
+                <w:szCs w:val="24"/>
+              </w:rPr>
+              <w:t>0：無</w:t>
+            </w:r>
+          </w:p>
+          <w:p>
+            <w:pPr>
+              <w:rPr>
+                <w:rFonts w:ascii="Verdana" w:eastAsia="Verdana" w:hAnsi="Verdana" w:cs="Verdana"/>
+                <w:sz w:val="24"/>
+                <w:szCs w:val="24"/>
+              </w:rPr>
+            </w:pPr>
+            <w:r>
+              <w:rPr>
+                <w:rFonts w:ascii="Arial Unicode MS" w:eastAsia="Arial Unicode MS" w:hAnsi="Arial Unicode MS" w:cs="Arial Unicode MS"/>
+                <w:sz w:val="24"/>
+                <w:szCs w:val="24"/>
+              </w:rPr>
+              <w:t>1：有</w:t>
+            </w:r>
           </w:p>
         </w:tc>
       </w:tr>
@@ -9509,7 +9182,7 @@
                 <w:sz w:val="24"/>
                 <w:szCs w:val="24"/>
               </w:rPr>
-              <w:t>underage_children_count</w:t>
+              <w:t>adult_children_count</w:t>
             </w:r>
           </w:p>
         </w:tc>
@@ -9546,7 +9219,7 @@
                 <w:sz w:val="24"/>
                 <w:szCs w:val="24"/>
               </w:rPr>
-              <w:t>子女未成年人數</w:t>
+              <w:t>子女成年人數</w:t>
             </w:r>
           </w:p>
         </w:tc>
@@ -9652,7 +9325,7 @@
                 <w:sz w:val="24"/>
                 <w:szCs w:val="24"/>
               </w:rPr>
-              <w:t>education_level</w:t>
+              <w:t>underage_children_count</w:t>
             </w:r>
           </w:p>
         </w:tc>
@@ -9689,7 +9362,7 @@
                 <w:sz w:val="24"/>
                 <w:szCs w:val="24"/>
               </w:rPr>
-              <w:t>教育程度</w:t>
+              <w:t>子女未成年人數</w:t>
             </w:r>
           </w:p>
         </w:tc>
@@ -9726,7 +9399,7 @@
                 <w:sz w:val="24"/>
                 <w:szCs w:val="24"/>
               </w:rPr>
-              <w:t>VARCHAR(1)</w:t>
+              <w:t>SMALLINT</w:t>
             </w:r>
           </w:p>
         </w:tc>
@@ -9755,133 +9428,6 @@
                 <w:szCs w:val="24"/>
               </w:rPr>
             </w:pPr>
-            <w:r>
-              <w:rPr>
-                <w:rFonts w:ascii="Arial Unicode MS" w:eastAsia="Arial Unicode MS" w:hAnsi="Arial Unicode MS" w:cs="Arial Unicode MS"/>
-                <w:sz w:val="24"/>
-                <w:szCs w:val="24"/>
-              </w:rPr>
-              <w:t>1：不識字</w:t>
-            </w:r>
-          </w:p>
-          <w:p>
-            <w:pPr>
-              <w:rPr>
-                <w:rFonts w:ascii="Verdana" w:eastAsia="Verdana" w:hAnsi="Verdana" w:cs="Verdana"/>
-                <w:sz w:val="24"/>
-                <w:szCs w:val="24"/>
-              </w:rPr>
-            </w:pPr>
-            <w:r>
-              <w:rPr>
-                <w:rFonts w:ascii="Arial Unicode MS" w:eastAsia="Arial Unicode MS" w:hAnsi="Arial Unicode MS" w:cs="Arial Unicode MS"/>
-                <w:sz w:val="24"/>
-                <w:szCs w:val="24"/>
-              </w:rPr>
-              <w:t>2：小學</w:t>
-            </w:r>
-          </w:p>
-          <w:p>
-            <w:pPr>
-              <w:rPr>
-                <w:rFonts w:ascii="Verdana" w:eastAsia="Verdana" w:hAnsi="Verdana" w:cs="Verdana"/>
-                <w:sz w:val="24"/>
-                <w:szCs w:val="24"/>
-              </w:rPr>
-            </w:pPr>
-            <w:r>
-              <w:rPr>
-                <w:rFonts w:ascii="Arial Unicode MS" w:eastAsia="Arial Unicode MS" w:hAnsi="Arial Unicode MS" w:cs="Arial Unicode MS"/>
-                <w:sz w:val="24"/>
-                <w:szCs w:val="24"/>
-              </w:rPr>
-              <w:t>3：國小</w:t>
-            </w:r>
-          </w:p>
-          <w:p>
-            <w:pPr>
-              <w:rPr>
-                <w:rFonts w:ascii="Verdana" w:eastAsia="Verdana" w:hAnsi="Verdana" w:cs="Verdana"/>
-                <w:sz w:val="24"/>
-                <w:szCs w:val="24"/>
-              </w:rPr>
-            </w:pPr>
-            <w:r>
-              <w:rPr>
-                <w:rFonts w:ascii="Arial Unicode MS" w:eastAsia="Arial Unicode MS" w:hAnsi="Arial Unicode MS" w:cs="Arial Unicode MS"/>
-                <w:sz w:val="24"/>
-                <w:szCs w:val="24"/>
-              </w:rPr>
-              <w:t>4：國中</w:t>
-            </w:r>
-          </w:p>
-          <w:p>
-            <w:pPr>
-              <w:rPr>
-                <w:rFonts w:ascii="Verdana" w:eastAsia="Verdana" w:hAnsi="Verdana" w:cs="Verdana"/>
-                <w:sz w:val="24"/>
-                <w:szCs w:val="24"/>
-              </w:rPr>
-            </w:pPr>
-            <w:r>
-              <w:rPr>
-                <w:rFonts w:ascii="Arial Unicode MS" w:eastAsia="Arial Unicode MS" w:hAnsi="Arial Unicode MS" w:cs="Arial Unicode MS"/>
-                <w:sz w:val="24"/>
-                <w:szCs w:val="24"/>
-              </w:rPr>
-              <w:t>5：高中（職）</w:t>
-            </w:r>
-          </w:p>
-          <w:p>
-            <w:pPr>
-              <w:rPr>
-                <w:rFonts w:ascii="Verdana" w:eastAsia="Verdana" w:hAnsi="Verdana" w:cs="Verdana"/>
-                <w:sz w:val="24"/>
-                <w:szCs w:val="24"/>
-              </w:rPr>
-            </w:pPr>
-            <w:r>
-              <w:rPr>
-                <w:rFonts w:ascii="Arial Unicode MS" w:eastAsia="Arial Unicode MS" w:hAnsi="Arial Unicode MS" w:cs="Arial Unicode MS"/>
-                <w:sz w:val="24"/>
-                <w:szCs w:val="24"/>
-              </w:rPr>
-              <w:t>6：專科</w:t>
-            </w:r>
-          </w:p>
-          <w:p>
-            <w:pPr>
-              <w:rPr>
-                <w:rFonts w:ascii="Verdana" w:eastAsia="Verdana" w:hAnsi="Verdana" w:cs="Verdana"/>
-                <w:sz w:val="24"/>
-                <w:szCs w:val="24"/>
-              </w:rPr>
-            </w:pPr>
-            <w:r>
-              <w:rPr>
-                <w:rFonts w:ascii="Arial Unicode MS" w:eastAsia="Arial Unicode MS" w:hAnsi="Arial Unicode MS" w:cs="Arial Unicode MS"/>
-                <w:sz w:val="24"/>
-                <w:szCs w:val="24"/>
-              </w:rPr>
-              <w:t>7：大學</w:t>
-            </w:r>
-          </w:p>
-          <w:p>
-            <w:pPr>
-              <w:rPr>
-                <w:rFonts w:ascii="Verdana" w:eastAsia="Verdana" w:hAnsi="Verdana" w:cs="Verdana"/>
-                <w:sz w:val="24"/>
-                <w:szCs w:val="24"/>
-              </w:rPr>
-            </w:pPr>
-            <w:r>
-              <w:rPr>
-                <w:rFonts w:ascii="Arial Unicode MS" w:eastAsia="Arial Unicode MS" w:hAnsi="Arial Unicode MS" w:cs="Arial Unicode MS"/>
-                <w:sz w:val="24"/>
-                <w:szCs w:val="24"/>
-              </w:rPr>
-              <w:t>8：研究所（或以上）</w:t>
-            </w:r>
           </w:p>
         </w:tc>
       </w:tr>
@@ -9922,6 +9468,278 @@
                 <w:sz w:val="24"/>
                 <w:szCs w:val="24"/>
               </w:rPr>
+              <w:t>education_level</w:t>
+            </w:r>
+          </w:p>
+        </w:tc>
+        <w:tc>
+          <w:tcPr>
+            <w:tcW w:w="1965" w:type="dxa"/>
+            <w:tcBorders>
+              <w:top w:val="single" w:sz="6" w:space="0" w:color="000000"/>
+              <w:left w:val="single" w:sz="6" w:space="0" w:color="000000"/>
+              <w:bottom w:val="single" w:sz="6" w:space="0" w:color="000000"/>
+              <w:right w:val="single" w:sz="6" w:space="0" w:color="000000"/>
+            </w:tcBorders>
+            <w:tcMar>
+              <w:top w:w="113" w:type="dxa"/>
+              <w:left w:w="113" w:type="dxa"/>
+              <w:bottom w:w="113" w:type="dxa"/>
+              <w:right w:w="113" w:type="dxa"/>
+            </w:tcMar>
+            <w:vAlign w:val="center"/>
+          </w:tcPr>
+          <w:p>
+            <w:pPr>
+              <w:rPr>
+                <w:rFonts w:ascii="Verdana" w:eastAsia="Verdana" w:hAnsi="Verdana" w:cs="Verdana"/>
+                <w:color w:val="181818"/>
+                <w:sz w:val="24"/>
+                <w:szCs w:val="24"/>
+              </w:rPr>
+            </w:pPr>
+            <w:r>
+              <w:rPr>
+                <w:rFonts w:ascii="Arial Unicode MS" w:eastAsia="Arial Unicode MS" w:hAnsi="Arial Unicode MS" w:cs="Arial Unicode MS"/>
+                <w:color w:val="181818"/>
+                <w:sz w:val="24"/>
+                <w:szCs w:val="24"/>
+              </w:rPr>
+              <w:t>教育程度</w:t>
+            </w:r>
+          </w:p>
+        </w:tc>
+        <w:tc>
+          <w:tcPr>
+            <w:tcW w:w="2190" w:type="dxa"/>
+            <w:tcBorders>
+              <w:top w:val="single" w:sz="6" w:space="0" w:color="000000"/>
+              <w:left w:val="single" w:sz="6" w:space="0" w:color="000000"/>
+              <w:bottom w:val="single" w:sz="6" w:space="0" w:color="000000"/>
+              <w:right w:val="single" w:sz="6" w:space="0" w:color="000000"/>
+            </w:tcBorders>
+            <w:tcMar>
+              <w:top w:w="113" w:type="dxa"/>
+              <w:left w:w="113" w:type="dxa"/>
+              <w:bottom w:w="113" w:type="dxa"/>
+              <w:right w:w="113" w:type="dxa"/>
+            </w:tcMar>
+            <w:vAlign w:val="center"/>
+          </w:tcPr>
+          <w:p>
+            <w:pPr>
+              <w:rPr>
+                <w:rFonts w:ascii="Verdana" w:eastAsia="Verdana" w:hAnsi="Verdana" w:cs="Verdana"/>
+                <w:color w:val="181818"/>
+                <w:sz w:val="24"/>
+                <w:szCs w:val="24"/>
+              </w:rPr>
+            </w:pPr>
+            <w:r>
+              <w:rPr>
+                <w:rFonts w:ascii="Verdana" w:eastAsia="Verdana" w:hAnsi="Verdana" w:cs="Verdana"/>
+                <w:color w:val="181818"/>
+                <w:sz w:val="24"/>
+                <w:szCs w:val="24"/>
+              </w:rPr>
+              <w:t>VARCHAR(1)</w:t>
+            </w:r>
+          </w:p>
+        </w:tc>
+        <w:tc>
+          <w:tcPr>
+            <w:tcW w:w="2340" w:type="dxa"/>
+            <w:tcBorders>
+              <w:top w:val="single" w:sz="6" w:space="0" w:color="000000"/>
+              <w:left w:val="single" w:sz="6" w:space="0" w:color="000000"/>
+              <w:bottom w:val="single" w:sz="6" w:space="0" w:color="000000"/>
+              <w:right w:val="single" w:sz="6" w:space="0" w:color="000000"/>
+            </w:tcBorders>
+            <w:tcMar>
+              <w:top w:w="113" w:type="dxa"/>
+              <w:left w:w="113" w:type="dxa"/>
+              <w:bottom w:w="113" w:type="dxa"/>
+              <w:right w:w="113" w:type="dxa"/>
+            </w:tcMar>
+            <w:vAlign w:val="center"/>
+          </w:tcPr>
+          <w:p>
+            <w:pPr>
+              <w:rPr>
+                <w:rFonts w:ascii="Verdana" w:eastAsia="Verdana" w:hAnsi="Verdana" w:cs="Verdana"/>
+                <w:sz w:val="24"/>
+                <w:szCs w:val="24"/>
+              </w:rPr>
+            </w:pPr>
+            <w:r>
+              <w:rPr>
+                <w:rFonts w:ascii="Arial Unicode MS" w:eastAsia="Arial Unicode MS" w:hAnsi="Arial Unicode MS" w:cs="Arial Unicode MS"/>
+                <w:sz w:val="24"/>
+                <w:szCs w:val="24"/>
+              </w:rPr>
+              <w:t>1：不識字</w:t>
+            </w:r>
+          </w:p>
+          <w:p>
+            <w:pPr>
+              <w:rPr>
+                <w:rFonts w:ascii="Verdana" w:eastAsia="Verdana" w:hAnsi="Verdana" w:cs="Verdana"/>
+                <w:sz w:val="24"/>
+                <w:szCs w:val="24"/>
+              </w:rPr>
+            </w:pPr>
+            <w:r>
+              <w:rPr>
+                <w:rFonts w:ascii="Arial Unicode MS" w:eastAsia="Arial Unicode MS" w:hAnsi="Arial Unicode MS" w:cs="Arial Unicode MS"/>
+                <w:sz w:val="24"/>
+                <w:szCs w:val="24"/>
+              </w:rPr>
+              <w:t>2：小學</w:t>
+            </w:r>
+          </w:p>
+          <w:p>
+            <w:pPr>
+              <w:rPr>
+                <w:rFonts w:ascii="Verdana" w:eastAsia="Verdana" w:hAnsi="Verdana" w:cs="Verdana"/>
+                <w:sz w:val="24"/>
+                <w:szCs w:val="24"/>
+              </w:rPr>
+            </w:pPr>
+            <w:r>
+              <w:rPr>
+                <w:rFonts w:ascii="Arial Unicode MS" w:eastAsia="Arial Unicode MS" w:hAnsi="Arial Unicode MS" w:cs="Arial Unicode MS"/>
+                <w:sz w:val="24"/>
+                <w:szCs w:val="24"/>
+              </w:rPr>
+              <w:t>3：國小</w:t>
+            </w:r>
+          </w:p>
+          <w:p>
+            <w:pPr>
+              <w:rPr>
+                <w:rFonts w:ascii="Verdana" w:eastAsia="Verdana" w:hAnsi="Verdana" w:cs="Verdana"/>
+                <w:sz w:val="24"/>
+                <w:szCs w:val="24"/>
+              </w:rPr>
+            </w:pPr>
+            <w:r>
+              <w:rPr>
+                <w:rFonts w:ascii="Arial Unicode MS" w:eastAsia="Arial Unicode MS" w:hAnsi="Arial Unicode MS" w:cs="Arial Unicode MS"/>
+                <w:sz w:val="24"/>
+                <w:szCs w:val="24"/>
+              </w:rPr>
+              <w:t>4：國中</w:t>
+            </w:r>
+          </w:p>
+          <w:p>
+            <w:pPr>
+              <w:rPr>
+                <w:rFonts w:ascii="Verdana" w:eastAsia="Verdana" w:hAnsi="Verdana" w:cs="Verdana"/>
+                <w:sz w:val="24"/>
+                <w:szCs w:val="24"/>
+              </w:rPr>
+            </w:pPr>
+            <w:r>
+              <w:rPr>
+                <w:rFonts w:ascii="Arial Unicode MS" w:eastAsia="Arial Unicode MS" w:hAnsi="Arial Unicode MS" w:cs="Arial Unicode MS"/>
+                <w:sz w:val="24"/>
+                <w:szCs w:val="24"/>
+              </w:rPr>
+              <w:t>5：高中（職）</w:t>
+            </w:r>
+          </w:p>
+          <w:p>
+            <w:pPr>
+              <w:rPr>
+                <w:rFonts w:ascii="Verdana" w:eastAsia="Verdana" w:hAnsi="Verdana" w:cs="Verdana"/>
+                <w:sz w:val="24"/>
+                <w:szCs w:val="24"/>
+              </w:rPr>
+            </w:pPr>
+            <w:r>
+              <w:rPr>
+                <w:rFonts w:ascii="Arial Unicode MS" w:eastAsia="Arial Unicode MS" w:hAnsi="Arial Unicode MS" w:cs="Arial Unicode MS"/>
+                <w:sz w:val="24"/>
+                <w:szCs w:val="24"/>
+              </w:rPr>
+              <w:t>6：專科</w:t>
+            </w:r>
+          </w:p>
+          <w:p>
+            <w:pPr>
+              <w:rPr>
+                <w:rFonts w:ascii="Verdana" w:eastAsia="Verdana" w:hAnsi="Verdana" w:cs="Verdana"/>
+                <w:sz w:val="24"/>
+                <w:szCs w:val="24"/>
+              </w:rPr>
+            </w:pPr>
+            <w:r>
+              <w:rPr>
+                <w:rFonts w:ascii="Arial Unicode MS" w:eastAsia="Arial Unicode MS" w:hAnsi="Arial Unicode MS" w:cs="Arial Unicode MS"/>
+                <w:sz w:val="24"/>
+                <w:szCs w:val="24"/>
+              </w:rPr>
+              <w:t>7：大學</w:t>
+            </w:r>
+          </w:p>
+          <w:p>
+            <w:pPr>
+              <w:rPr>
+                <w:rFonts w:ascii="Verdana" w:eastAsia="Verdana" w:hAnsi="Verdana" w:cs="Verdana"/>
+                <w:sz w:val="24"/>
+                <w:szCs w:val="24"/>
+              </w:rPr>
+            </w:pPr>
+            <w:r>
+              <w:rPr>
+                <w:rFonts w:ascii="Arial Unicode MS" w:eastAsia="Arial Unicode MS" w:hAnsi="Arial Unicode MS" w:cs="Arial Unicode MS"/>
+                <w:sz w:val="24"/>
+                <w:szCs w:val="24"/>
+              </w:rPr>
+              <w:lastRenderedPageBreak/>
+              <w:t>8：研究所（或以上）</w:t>
+            </w:r>
+          </w:p>
+        </w:tc>
+      </w:tr>
+      <w:tr>
+        <w:trPr>
+          <w:trHeight w:val="750"/>
+        </w:trPr>
+        <w:tc>
+          <w:tcPr>
+            <w:tcW w:w="2280" w:type="dxa"/>
+            <w:tcBorders>
+              <w:top w:val="single" w:sz="6" w:space="0" w:color="000000"/>
+              <w:left w:val="single" w:sz="6" w:space="0" w:color="000000"/>
+              <w:bottom w:val="single" w:sz="6" w:space="0" w:color="000000"/>
+              <w:right w:val="single" w:sz="6" w:space="0" w:color="000000"/>
+            </w:tcBorders>
+            <w:tcMar>
+              <w:top w:w="113" w:type="dxa"/>
+              <w:left w:w="113" w:type="dxa"/>
+              <w:bottom w:w="113" w:type="dxa"/>
+              <w:right w:w="113" w:type="dxa"/>
+            </w:tcMar>
+            <w:vAlign w:val="center"/>
+          </w:tcPr>
+          <w:p>
+            <w:pPr>
+              <w:rPr>
+                <w:rFonts w:ascii="Verdana" w:eastAsia="Verdana" w:hAnsi="Verdana" w:cs="Verdana"/>
+                <w:color w:val="181818"/>
+                <w:sz w:val="24"/>
+                <w:szCs w:val="24"/>
+              </w:rPr>
+            </w:pPr>
+            <w:r>
+              <w:rPr>
+                <w:rFonts w:ascii="Verdana" w:eastAsia="Verdana" w:hAnsi="Verdana" w:cs="Verdana"/>
+                <w:color w:val="181818"/>
+                <w:sz w:val="24"/>
+                <w:szCs w:val="24"/>
+              </w:rPr>
+              <w:lastRenderedPageBreak/>
               <w:t>economic_source</w:t>
             </w:r>
           </w:p>
@@ -10048,18 +9866,8 @@
                 <w:sz w:val="24"/>
                 <w:szCs w:val="24"/>
               </w:rPr>
-              <w:t>2：</w:t>
-            </w:r>
-            <w:proofErr w:type="gramStart"/>
-            <w:r>
-              <w:rPr>
-                <w:rFonts w:ascii="Arial Unicode MS" w:eastAsia="Arial Unicode MS" w:hAnsi="Arial Unicode MS" w:cs="Arial Unicode MS"/>
-                <w:sz w:val="24"/>
-                <w:szCs w:val="24"/>
-              </w:rPr>
-              <w:t>政服補助</w:t>
-            </w:r>
-            <w:proofErr w:type="gramEnd"/>
+              <w:t>2：政服補助</w:t>
+            </w:r>
           </w:p>
           <w:p>
             <w:pPr>
@@ -10092,7 +9900,6 @@
                 <w:sz w:val="24"/>
                 <w:szCs w:val="24"/>
               </w:rPr>
-              <w:lastRenderedPageBreak/>
               <w:t>4：子女提供</w:t>
             </w:r>
           </w:p>
@@ -10167,7 +9974,6 @@
                 <w:sz w:val="24"/>
                 <w:szCs w:val="24"/>
               </w:rPr>
-              <w:lastRenderedPageBreak/>
               <w:t>economic_source_other</w:t>
             </w:r>
           </w:p>
@@ -10912,19 +10718,8 @@
                 <w:sz w:val="24"/>
                 <w:szCs w:val="24"/>
               </w:rPr>
-              <w:t>保險-</w:t>
-            </w:r>
-            <w:proofErr w:type="gramStart"/>
-            <w:r>
-              <w:rPr>
-                <w:rFonts w:ascii="Arial Unicode MS" w:eastAsia="Arial Unicode MS" w:hAnsi="Arial Unicode MS" w:cs="Arial Unicode MS"/>
-                <w:color w:val="181818"/>
-                <w:sz w:val="24"/>
-                <w:szCs w:val="24"/>
-              </w:rPr>
-              <w:t>軍保</w:t>
-            </w:r>
-            <w:proofErr w:type="gramEnd"/>
+              <w:t>保險-軍保</w:t>
+            </w:r>
           </w:p>
         </w:tc>
         <w:tc>
@@ -11593,6 +11388,7 @@
                 <w:sz w:val="24"/>
                 <w:szCs w:val="24"/>
               </w:rPr>
+              <w:lastRenderedPageBreak/>
               <w:t>living_status</w:t>
             </w:r>
           </w:p>
@@ -11795,7 +11591,6 @@
                 <w:sz w:val="24"/>
                 <w:szCs w:val="24"/>
               </w:rPr>
-              <w:lastRenderedPageBreak/>
               <w:t>living_status_other</w:t>
             </w:r>
           </w:p>
@@ -13088,6 +12883,7 @@
           <w:sz w:val="24"/>
           <w:szCs w:val="24"/>
         </w:rPr>
+        <w:lastRenderedPageBreak/>
         <w:t>5. 同住家屬資料表 (family_members)</w:t>
       </w:r>
     </w:p>
@@ -13323,7 +13119,6 @@
                 <w:sz w:val="24"/>
                 <w:szCs w:val="24"/>
               </w:rPr>
-              <w:lastRenderedPageBreak/>
               <w:t>application_id</w:t>
             </w:r>
           </w:p>
@@ -15010,6 +14805,7 @@
                 <w:sz w:val="24"/>
                 <w:szCs w:val="24"/>
               </w:rPr>
+              <w:lastRenderedPageBreak/>
               <w:t>英文欄位名稱</w:t>
             </w:r>
           </w:p>
@@ -15350,626 +15146,555 @@
                 <w:sz w:val="24"/>
                 <w:szCs w:val="24"/>
               </w:rPr>
+              <w:t>id</w:t>
+            </w:r>
+          </w:p>
+        </w:tc>
+        <w:tc>
+          <w:tcPr>
+            <w:tcW w:w="1950" w:type="dxa"/>
+            <w:tcBorders>
+              <w:top w:val="single" w:sz="6" w:space="0" w:color="000000"/>
+              <w:left w:val="single" w:sz="6" w:space="0" w:color="000000"/>
+              <w:bottom w:val="single" w:sz="6" w:space="0" w:color="000000"/>
+              <w:right w:val="single" w:sz="6" w:space="0" w:color="000000"/>
+            </w:tcBorders>
+            <w:tcMar>
+              <w:top w:w="113" w:type="dxa"/>
+              <w:left w:w="113" w:type="dxa"/>
+              <w:bottom w:w="113" w:type="dxa"/>
+              <w:right w:w="113" w:type="dxa"/>
+            </w:tcMar>
+            <w:vAlign w:val="center"/>
+          </w:tcPr>
+          <w:p>
+            <w:pPr>
+              <w:rPr>
+                <w:rFonts w:ascii="Verdana" w:eastAsia="Verdana" w:hAnsi="Verdana" w:cs="Verdana"/>
+                <w:color w:val="181818"/>
+                <w:sz w:val="24"/>
+                <w:szCs w:val="24"/>
+              </w:rPr>
+            </w:pPr>
+            <w:r>
+              <w:rPr>
+                <w:rFonts w:ascii="Arial Unicode MS" w:eastAsia="Arial Unicode MS" w:hAnsi="Arial Unicode MS" w:cs="Arial Unicode MS"/>
+                <w:color w:val="181818"/>
+                <w:sz w:val="24"/>
+                <w:szCs w:val="24"/>
+              </w:rPr>
+              <w:t xml:space="preserve">文件 ID </w:t>
+            </w:r>
+          </w:p>
+        </w:tc>
+        <w:tc>
+          <w:tcPr>
+            <w:tcW w:w="1890" w:type="dxa"/>
+            <w:tcBorders>
+              <w:top w:val="single" w:sz="6" w:space="0" w:color="000000"/>
+              <w:left w:val="single" w:sz="6" w:space="0" w:color="000000"/>
+              <w:bottom w:val="single" w:sz="6" w:space="0" w:color="000000"/>
+              <w:right w:val="single" w:sz="6" w:space="0" w:color="000000"/>
+            </w:tcBorders>
+            <w:tcMar>
+              <w:top w:w="113" w:type="dxa"/>
+              <w:left w:w="113" w:type="dxa"/>
+              <w:bottom w:w="113" w:type="dxa"/>
+              <w:right w:w="113" w:type="dxa"/>
+            </w:tcMar>
+            <w:vAlign w:val="center"/>
+          </w:tcPr>
+          <w:p>
+            <w:pPr>
+              <w:rPr>
+                <w:rFonts w:ascii="Verdana" w:eastAsia="Verdana" w:hAnsi="Verdana" w:cs="Verdana"/>
+                <w:color w:val="181818"/>
+                <w:sz w:val="24"/>
+                <w:szCs w:val="24"/>
+              </w:rPr>
+            </w:pPr>
+            <w:r>
+              <w:rPr>
+                <w:rFonts w:ascii="Verdana" w:eastAsia="Verdana" w:hAnsi="Verdana" w:cs="Verdana"/>
+                <w:color w:val="181818"/>
+                <w:sz w:val="24"/>
+                <w:szCs w:val="24"/>
+              </w:rPr>
+              <w:t>SMALLINT</w:t>
+            </w:r>
+          </w:p>
+        </w:tc>
+        <w:tc>
+          <w:tcPr>
+            <w:tcW w:w="2655" w:type="dxa"/>
+            <w:tcBorders>
+              <w:top w:val="single" w:sz="6" w:space="0" w:color="000000"/>
+              <w:left w:val="single" w:sz="6" w:space="0" w:color="000000"/>
+              <w:bottom w:val="single" w:sz="6" w:space="0" w:color="000000"/>
+              <w:right w:val="single" w:sz="6" w:space="0" w:color="000000"/>
+            </w:tcBorders>
+            <w:tcMar>
+              <w:top w:w="113" w:type="dxa"/>
+              <w:left w:w="113" w:type="dxa"/>
+              <w:bottom w:w="113" w:type="dxa"/>
+              <w:right w:w="113" w:type="dxa"/>
+            </w:tcMar>
+            <w:vAlign w:val="center"/>
+          </w:tcPr>
+          <w:p>
+            <w:pPr>
+              <w:rPr>
+                <w:rFonts w:ascii="Verdana" w:eastAsia="Verdana" w:hAnsi="Verdana" w:cs="Verdana"/>
+                <w:color w:val="181818"/>
+                <w:sz w:val="24"/>
+                <w:szCs w:val="24"/>
+              </w:rPr>
+            </w:pPr>
+            <w:r>
+              <w:rPr>
+                <w:rFonts w:ascii="Verdana" w:eastAsia="Verdana" w:hAnsi="Verdana" w:cs="Verdana"/>
+                <w:color w:val="181818"/>
+                <w:sz w:val="24"/>
+                <w:szCs w:val="24"/>
+              </w:rPr>
+              <w:t>(PK)</w:t>
+            </w:r>
+          </w:p>
+          <w:p>
+            <w:pPr>
+              <w:rPr>
+                <w:rFonts w:ascii="Verdana" w:eastAsia="Verdana" w:hAnsi="Verdana" w:cs="Verdana"/>
+                <w:color w:val="181818"/>
+                <w:sz w:val="24"/>
+                <w:szCs w:val="24"/>
+              </w:rPr>
+            </w:pPr>
+            <w:r>
+              <w:rPr>
+                <w:rFonts w:ascii="Arial Unicode MS" w:eastAsia="Arial Unicode MS" w:hAnsi="Arial Unicode MS" w:cs="Arial Unicode MS"/>
+                <w:color w:val="181818"/>
+                <w:sz w:val="24"/>
+                <w:szCs w:val="24"/>
+              </w:rPr>
+              <w:t>註：對應申請案文件清單</w:t>
+            </w:r>
+          </w:p>
+          <w:p>
+            <w:pPr>
+              <w:rPr>
+                <w:rFonts w:ascii="Verdana" w:eastAsia="Verdana" w:hAnsi="Verdana" w:cs="Verdana"/>
+                <w:color w:val="181818"/>
+                <w:sz w:val="24"/>
+                <w:szCs w:val="24"/>
+              </w:rPr>
+            </w:pPr>
+            <w:r>
+              <w:rPr>
+                <w:rFonts w:ascii="Arial Unicode MS" w:eastAsia="Arial Unicode MS" w:hAnsi="Arial Unicode MS" w:cs="Arial Unicode MS"/>
+                <w:color w:val="181818"/>
+                <w:sz w:val="24"/>
+                <w:szCs w:val="24"/>
+              </w:rPr>
+              <w:t>申請階段：</w:t>
+            </w:r>
+          </w:p>
+          <w:p>
+            <w:pPr>
+              <w:rPr>
+                <w:rFonts w:ascii="Verdana" w:eastAsia="Verdana" w:hAnsi="Verdana" w:cs="Verdana"/>
+                <w:color w:val="181818"/>
+                <w:sz w:val="24"/>
+                <w:szCs w:val="24"/>
+              </w:rPr>
+            </w:pPr>
+            <w:r>
+              <w:rPr>
+                <w:rFonts w:ascii="Arial Unicode MS" w:eastAsia="Arial Unicode MS" w:hAnsi="Arial Unicode MS" w:cs="Arial Unicode MS"/>
+                <w:color w:val="181818"/>
+                <w:sz w:val="24"/>
+                <w:szCs w:val="24"/>
+              </w:rPr>
+              <w:t>1：自費醫療補助申請表（紙本掃描檔）</w:t>
+            </w:r>
+          </w:p>
+          <w:p>
+            <w:pPr>
+              <w:rPr>
+                <w:rFonts w:ascii="Verdana" w:eastAsia="Verdana" w:hAnsi="Verdana" w:cs="Verdana"/>
+                <w:color w:val="181818"/>
+                <w:sz w:val="24"/>
+                <w:szCs w:val="24"/>
+              </w:rPr>
+            </w:pPr>
+            <w:r>
+              <w:rPr>
+                <w:rFonts w:ascii="Arial Unicode MS" w:eastAsia="Arial Unicode MS" w:hAnsi="Arial Unicode MS" w:cs="Arial Unicode MS"/>
+                <w:color w:val="181818"/>
+                <w:sz w:val="24"/>
+                <w:szCs w:val="24"/>
+              </w:rPr>
+              <w:t>2：重大傷病證明</w:t>
+            </w:r>
+          </w:p>
+          <w:p>
+            <w:pPr>
+              <w:rPr>
+                <w:rFonts w:ascii="Verdana" w:eastAsia="Verdana" w:hAnsi="Verdana" w:cs="Verdana"/>
+                <w:color w:val="181818"/>
+                <w:sz w:val="24"/>
+                <w:szCs w:val="24"/>
+              </w:rPr>
+            </w:pPr>
+            <w:r>
+              <w:rPr>
+                <w:rFonts w:ascii="Arial Unicode MS" w:eastAsia="Arial Unicode MS" w:hAnsi="Arial Unicode MS" w:cs="Arial Unicode MS"/>
+                <w:color w:val="181818"/>
+                <w:sz w:val="24"/>
+                <w:szCs w:val="24"/>
+              </w:rPr>
+              <w:t>3：身分證正反面影本</w:t>
+            </w:r>
+          </w:p>
+          <w:p>
+            <w:pPr>
+              <w:rPr>
+                <w:rFonts w:ascii="Verdana" w:eastAsia="Verdana" w:hAnsi="Verdana" w:cs="Verdana"/>
+                <w:color w:val="181818"/>
+                <w:sz w:val="24"/>
+                <w:szCs w:val="24"/>
+              </w:rPr>
+            </w:pPr>
+            <w:r>
+              <w:rPr>
+                <w:rFonts w:ascii="Arial Unicode MS" w:eastAsia="Arial Unicode MS" w:hAnsi="Arial Unicode MS" w:cs="Arial Unicode MS"/>
+                <w:color w:val="181818"/>
+                <w:sz w:val="24"/>
+                <w:szCs w:val="24"/>
+              </w:rPr>
+              <w:t>4：個資同意書</w:t>
+            </w:r>
+          </w:p>
+          <w:p>
+            <w:pPr>
+              <w:rPr>
+                <w:rFonts w:ascii="Verdana" w:eastAsia="Verdana" w:hAnsi="Verdana" w:cs="Verdana"/>
+                <w:color w:val="181818"/>
+                <w:sz w:val="24"/>
+                <w:szCs w:val="24"/>
+              </w:rPr>
+            </w:pPr>
+            <w:r>
+              <w:rPr>
+                <w:rFonts w:ascii="Arial Unicode MS" w:eastAsia="Arial Unicode MS" w:hAnsi="Arial Unicode MS" w:cs="Arial Unicode MS"/>
+                <w:color w:val="181818"/>
+                <w:sz w:val="24"/>
+                <w:szCs w:val="24"/>
+              </w:rPr>
+              <w:t>5：現職醫事人員在職證明</w:t>
+            </w:r>
+          </w:p>
+          <w:p>
+            <w:pPr>
+              <w:rPr>
+                <w:rFonts w:ascii="Verdana" w:eastAsia="Verdana" w:hAnsi="Verdana" w:cs="Verdana"/>
+                <w:color w:val="181818"/>
+                <w:sz w:val="24"/>
+                <w:szCs w:val="24"/>
+              </w:rPr>
+            </w:pPr>
+            <w:r>
+              <w:rPr>
+                <w:rFonts w:ascii="Arial Unicode MS" w:eastAsia="Arial Unicode MS" w:hAnsi="Arial Unicode MS" w:cs="Arial Unicode MS"/>
+                <w:color w:val="181818"/>
+                <w:sz w:val="24"/>
+                <w:szCs w:val="24"/>
+              </w:rPr>
+              <w:t>6：綜所稅清單</w:t>
+            </w:r>
+          </w:p>
+          <w:p>
+            <w:pPr>
+              <w:rPr>
+                <w:rFonts w:ascii="Verdana" w:eastAsia="Verdana" w:hAnsi="Verdana" w:cs="Verdana"/>
+                <w:color w:val="181818"/>
+                <w:sz w:val="24"/>
+                <w:szCs w:val="24"/>
+              </w:rPr>
+            </w:pPr>
+            <w:r>
+              <w:rPr>
+                <w:rFonts w:ascii="Arial Unicode MS" w:eastAsia="Arial Unicode MS" w:hAnsi="Arial Unicode MS" w:cs="Arial Unicode MS"/>
+                <w:color w:val="181818"/>
+                <w:sz w:val="24"/>
+                <w:szCs w:val="24"/>
+              </w:rPr>
+              <w:t>7：全戶國稅局財產查詢清單</w:t>
+            </w:r>
+          </w:p>
+          <w:p>
+            <w:pPr>
+              <w:rPr>
+                <w:rFonts w:ascii="Verdana" w:eastAsia="Verdana" w:hAnsi="Verdana" w:cs="Verdana"/>
+                <w:color w:val="181818"/>
+                <w:sz w:val="24"/>
+                <w:szCs w:val="24"/>
+              </w:rPr>
+            </w:pPr>
+            <w:r>
+              <w:rPr>
+                <w:rFonts w:ascii="Arial Unicode MS" w:eastAsia="Arial Unicode MS" w:hAnsi="Arial Unicode MS" w:cs="Arial Unicode MS"/>
+                <w:color w:val="181818"/>
+                <w:sz w:val="24"/>
+                <w:szCs w:val="24"/>
+              </w:rPr>
+              <w:t>8：全戶戶籍謄本</w:t>
+            </w:r>
+          </w:p>
+          <w:p>
+            <w:pPr>
+              <w:rPr>
+                <w:rFonts w:ascii="Verdana" w:eastAsia="Verdana" w:hAnsi="Verdana" w:cs="Verdana"/>
+                <w:color w:val="181818"/>
+                <w:sz w:val="24"/>
+                <w:szCs w:val="24"/>
+              </w:rPr>
+            </w:pPr>
+            <w:r>
+              <w:rPr>
+                <w:rFonts w:ascii="Arial Unicode MS" w:eastAsia="Arial Unicode MS" w:hAnsi="Arial Unicode MS" w:cs="Arial Unicode MS"/>
+                <w:color w:val="181818"/>
+                <w:sz w:val="24"/>
+                <w:szCs w:val="24"/>
+              </w:rPr>
+              <w:t>9：集保結算所得資料</w:t>
+            </w:r>
+          </w:p>
+          <w:p>
+            <w:pPr>
+              <w:rPr>
+                <w:rFonts w:ascii="Verdana" w:eastAsia="Verdana" w:hAnsi="Verdana" w:cs="Verdana"/>
+                <w:color w:val="181818"/>
+                <w:sz w:val="24"/>
+                <w:szCs w:val="24"/>
+              </w:rPr>
+            </w:pPr>
+            <w:r>
+              <w:rPr>
+                <w:rFonts w:ascii="Arial Unicode MS" w:eastAsia="Arial Unicode MS" w:hAnsi="Arial Unicode MS" w:cs="Arial Unicode MS"/>
+                <w:color w:val="181818"/>
+                <w:sz w:val="24"/>
+                <w:szCs w:val="24"/>
+              </w:rPr>
+              <w:t>10：購屋貸款利息單據</w:t>
+            </w:r>
+          </w:p>
+          <w:p>
+            <w:pPr>
+              <w:rPr>
+                <w:rFonts w:ascii="Verdana" w:eastAsia="Verdana" w:hAnsi="Verdana" w:cs="Verdana"/>
+                <w:color w:val="181818"/>
+                <w:sz w:val="24"/>
+                <w:szCs w:val="24"/>
+              </w:rPr>
+            </w:pPr>
+            <w:r>
+              <w:rPr>
+                <w:rFonts w:ascii="Arial Unicode MS" w:eastAsia="Arial Unicode MS" w:hAnsi="Arial Unicode MS" w:cs="Arial Unicode MS"/>
+                <w:color w:val="181818"/>
+                <w:sz w:val="24"/>
+                <w:szCs w:val="24"/>
+              </w:rPr>
+              <w:t>11：診斷證明</w:t>
+            </w:r>
+          </w:p>
+          <w:p>
+            <w:pPr>
+              <w:rPr>
+                <w:rFonts w:ascii="Verdana" w:eastAsia="Verdana" w:hAnsi="Verdana" w:cs="Verdana"/>
+                <w:color w:val="181818"/>
+                <w:sz w:val="24"/>
+                <w:szCs w:val="24"/>
+              </w:rPr>
+            </w:pPr>
+            <w:r>
+              <w:rPr>
+                <w:rFonts w:ascii="Arial Unicode MS" w:eastAsia="Arial Unicode MS" w:hAnsi="Arial Unicode MS" w:cs="Arial Unicode MS"/>
+                <w:color w:val="181818"/>
+                <w:sz w:val="24"/>
+                <w:szCs w:val="24"/>
+              </w:rPr>
+              <w:t>12：保險給付通知單</w:t>
+            </w:r>
+          </w:p>
+          <w:p>
+            <w:pPr>
+              <w:rPr>
+                <w:rFonts w:ascii="Verdana" w:eastAsia="Verdana" w:hAnsi="Verdana" w:cs="Verdana"/>
+                <w:color w:val="181818"/>
+                <w:sz w:val="24"/>
+                <w:szCs w:val="24"/>
+              </w:rPr>
+            </w:pPr>
+            <w:r>
+              <w:rPr>
+                <w:rFonts w:ascii="Arial Unicode MS" w:eastAsia="Arial Unicode MS" w:hAnsi="Arial Unicode MS" w:cs="Arial Unicode MS"/>
+                <w:color w:val="181818"/>
+                <w:sz w:val="24"/>
+                <w:szCs w:val="24"/>
+              </w:rPr>
+              <w:t>13：醫療費收據（申請前治療）</w:t>
+            </w:r>
+          </w:p>
+          <w:p>
+            <w:pPr>
+              <w:rPr>
+                <w:rFonts w:ascii="Verdana" w:eastAsia="Verdana" w:hAnsi="Verdana" w:cs="Verdana"/>
+                <w:color w:val="181818"/>
+                <w:sz w:val="24"/>
+                <w:szCs w:val="24"/>
+              </w:rPr>
+            </w:pPr>
+            <w:r>
+              <w:rPr>
+                <w:rFonts w:ascii="Arial Unicode MS" w:eastAsia="Arial Unicode MS" w:hAnsi="Arial Unicode MS" w:cs="Arial Unicode MS"/>
+                <w:color w:val="181818"/>
+                <w:sz w:val="24"/>
+                <w:szCs w:val="24"/>
+              </w:rPr>
+              <w:t>審核階段：</w:t>
+            </w:r>
+          </w:p>
+          <w:p>
+            <w:pPr>
+              <w:rPr>
+                <w:rFonts w:ascii="Verdana" w:eastAsia="Verdana" w:hAnsi="Verdana" w:cs="Verdana"/>
+                <w:color w:val="181818"/>
+                <w:sz w:val="24"/>
+                <w:szCs w:val="24"/>
+              </w:rPr>
+            </w:pPr>
+            <w:r>
+              <w:rPr>
+                <w:rFonts w:ascii="Arial Unicode MS" w:eastAsia="Arial Unicode MS" w:hAnsi="Arial Unicode MS" w:cs="Arial Unicode MS"/>
+                <w:color w:val="181818"/>
+                <w:sz w:val="24"/>
+                <w:szCs w:val="24"/>
+              </w:rPr>
+              <w:t>14：審查檢核表</w:t>
+            </w:r>
+          </w:p>
+          <w:p>
+            <w:pPr>
+              <w:rPr>
+                <w:rFonts w:ascii="Verdana" w:eastAsia="Verdana" w:hAnsi="Verdana" w:cs="Verdana"/>
+                <w:color w:val="181818"/>
+                <w:sz w:val="24"/>
+                <w:szCs w:val="24"/>
+              </w:rPr>
+            </w:pPr>
+            <w:r>
+              <w:rPr>
+                <w:rFonts w:ascii="Arial Unicode MS" w:eastAsia="Arial Unicode MS" w:hAnsi="Arial Unicode MS" w:cs="Arial Unicode MS"/>
+                <w:color w:val="181818"/>
+                <w:sz w:val="24"/>
+                <w:szCs w:val="24"/>
+              </w:rPr>
+              <w:t>15：訪視個案關懷紀錄表</w:t>
+            </w:r>
+          </w:p>
+          <w:p>
+            <w:pPr>
+              <w:rPr>
+                <w:rFonts w:ascii="Verdana" w:eastAsia="Verdana" w:hAnsi="Verdana" w:cs="Verdana"/>
+                <w:color w:val="181818"/>
+                <w:sz w:val="24"/>
+                <w:szCs w:val="24"/>
+              </w:rPr>
+            </w:pPr>
+            <w:r>
+              <w:rPr>
+                <w:rFonts w:ascii="Arial Unicode MS" w:eastAsia="Arial Unicode MS" w:hAnsi="Arial Unicode MS" w:cs="Arial Unicode MS"/>
+                <w:color w:val="181818"/>
+                <w:sz w:val="24"/>
+                <w:szCs w:val="24"/>
+              </w:rPr>
+              <w:t>16：審核意見表</w:t>
+            </w:r>
+          </w:p>
+          <w:p>
+            <w:pPr>
+              <w:rPr>
+                <w:rFonts w:ascii="Verdana" w:eastAsia="Verdana" w:hAnsi="Verdana" w:cs="Verdana"/>
+                <w:color w:val="181818"/>
+                <w:sz w:val="24"/>
+                <w:szCs w:val="24"/>
+              </w:rPr>
+            </w:pPr>
+            <w:r>
+              <w:rPr>
+                <w:rFonts w:ascii="Arial Unicode MS" w:eastAsia="Arial Unicode MS" w:hAnsi="Arial Unicode MS" w:cs="Arial Unicode MS"/>
+                <w:color w:val="181818"/>
+                <w:sz w:val="24"/>
+                <w:szCs w:val="24"/>
+              </w:rPr>
+              <w:t>補助階段：</w:t>
+            </w:r>
+          </w:p>
+          <w:p>
+            <w:pPr>
+              <w:rPr>
+                <w:rFonts w:ascii="Verdana" w:eastAsia="Verdana" w:hAnsi="Verdana" w:cs="Verdana"/>
+                <w:color w:val="181818"/>
+                <w:sz w:val="24"/>
+                <w:szCs w:val="24"/>
+              </w:rPr>
+            </w:pPr>
+            <w:r>
+              <w:rPr>
+                <w:rFonts w:ascii="Arial Unicode MS" w:eastAsia="Arial Unicode MS" w:hAnsi="Arial Unicode MS" w:cs="Arial Unicode MS"/>
+                <w:color w:val="181818"/>
+                <w:sz w:val="24"/>
+                <w:szCs w:val="24"/>
+              </w:rPr>
+              <w:t>17：生命故事申請人同意刊登證明</w:t>
+            </w:r>
+          </w:p>
+          <w:p>
+            <w:pPr>
+              <w:rPr>
+                <w:rFonts w:ascii="Verdana" w:eastAsia="Verdana" w:hAnsi="Verdana" w:cs="Verdana"/>
+                <w:color w:val="181818"/>
+                <w:sz w:val="24"/>
+                <w:szCs w:val="24"/>
+              </w:rPr>
+            </w:pPr>
+            <w:r>
+              <w:rPr>
+                <w:rFonts w:ascii="Arial Unicode MS" w:eastAsia="Arial Unicode MS" w:hAnsi="Arial Unicode MS" w:cs="Arial Unicode MS"/>
+                <w:color w:val="181818"/>
+                <w:sz w:val="24"/>
+                <w:szCs w:val="24"/>
+              </w:rPr>
+              <w:t>18：保險給付通知單（此處跟申請階段的是否重複？）</w:t>
+            </w:r>
+          </w:p>
+          <w:p>
+            <w:pPr>
+              <w:rPr>
+                <w:rFonts w:ascii="Verdana" w:eastAsia="Verdana" w:hAnsi="Verdana" w:cs="Verdana"/>
+                <w:color w:val="181818"/>
+                <w:sz w:val="24"/>
+                <w:szCs w:val="24"/>
+              </w:rPr>
+            </w:pPr>
+            <w:r>
+              <w:rPr>
+                <w:rFonts w:ascii="Arial Unicode MS" w:eastAsia="Arial Unicode MS" w:hAnsi="Arial Unicode MS" w:cs="Arial Unicode MS"/>
+                <w:color w:val="181818"/>
+                <w:sz w:val="24"/>
+                <w:szCs w:val="24"/>
+              </w:rPr>
               <w:lastRenderedPageBreak/>
-              <w:t>id</w:t>
-            </w:r>
-          </w:p>
-        </w:tc>
-        <w:tc>
-          <w:tcPr>
-            <w:tcW w:w="1950" w:type="dxa"/>
-            <w:tcBorders>
-              <w:top w:val="single" w:sz="6" w:space="0" w:color="000000"/>
-              <w:left w:val="single" w:sz="6" w:space="0" w:color="000000"/>
-              <w:bottom w:val="single" w:sz="6" w:space="0" w:color="000000"/>
-              <w:right w:val="single" w:sz="6" w:space="0" w:color="000000"/>
-            </w:tcBorders>
-            <w:tcMar>
-              <w:top w:w="113" w:type="dxa"/>
-              <w:left w:w="113" w:type="dxa"/>
-              <w:bottom w:w="113" w:type="dxa"/>
-              <w:right w:w="113" w:type="dxa"/>
-            </w:tcMar>
-            <w:vAlign w:val="center"/>
-          </w:tcPr>
-          <w:p>
-            <w:pPr>
-              <w:rPr>
-                <w:rFonts w:ascii="Verdana" w:eastAsia="Verdana" w:hAnsi="Verdana" w:cs="Verdana"/>
-                <w:color w:val="181818"/>
-                <w:sz w:val="24"/>
-                <w:szCs w:val="24"/>
-              </w:rPr>
-            </w:pPr>
-            <w:r>
-              <w:rPr>
-                <w:rFonts w:ascii="Arial Unicode MS" w:eastAsia="Arial Unicode MS" w:hAnsi="Arial Unicode MS" w:cs="Arial Unicode MS"/>
-                <w:color w:val="181818"/>
-                <w:sz w:val="24"/>
-                <w:szCs w:val="24"/>
-              </w:rPr>
-              <w:t xml:space="preserve">文件 ID </w:t>
-            </w:r>
-          </w:p>
-        </w:tc>
-        <w:tc>
-          <w:tcPr>
-            <w:tcW w:w="1890" w:type="dxa"/>
-            <w:tcBorders>
-              <w:top w:val="single" w:sz="6" w:space="0" w:color="000000"/>
-              <w:left w:val="single" w:sz="6" w:space="0" w:color="000000"/>
-              <w:bottom w:val="single" w:sz="6" w:space="0" w:color="000000"/>
-              <w:right w:val="single" w:sz="6" w:space="0" w:color="000000"/>
-            </w:tcBorders>
-            <w:tcMar>
-              <w:top w:w="113" w:type="dxa"/>
-              <w:left w:w="113" w:type="dxa"/>
-              <w:bottom w:w="113" w:type="dxa"/>
-              <w:right w:w="113" w:type="dxa"/>
-            </w:tcMar>
-            <w:vAlign w:val="center"/>
-          </w:tcPr>
-          <w:p>
-            <w:pPr>
-              <w:rPr>
-                <w:rFonts w:ascii="Verdana" w:eastAsia="Verdana" w:hAnsi="Verdana" w:cs="Verdana"/>
-                <w:color w:val="181818"/>
-                <w:sz w:val="24"/>
-                <w:szCs w:val="24"/>
-              </w:rPr>
-            </w:pPr>
-            <w:r>
-              <w:rPr>
-                <w:rFonts w:ascii="Verdana" w:eastAsia="Verdana" w:hAnsi="Verdana" w:cs="Verdana"/>
-                <w:color w:val="181818"/>
-                <w:sz w:val="24"/>
-                <w:szCs w:val="24"/>
-              </w:rPr>
-              <w:t>SMALLINT</w:t>
-            </w:r>
-          </w:p>
-        </w:tc>
-        <w:tc>
-          <w:tcPr>
-            <w:tcW w:w="2655" w:type="dxa"/>
-            <w:tcBorders>
-              <w:top w:val="single" w:sz="6" w:space="0" w:color="000000"/>
-              <w:left w:val="single" w:sz="6" w:space="0" w:color="000000"/>
-              <w:bottom w:val="single" w:sz="6" w:space="0" w:color="000000"/>
-              <w:right w:val="single" w:sz="6" w:space="0" w:color="000000"/>
-            </w:tcBorders>
-            <w:tcMar>
-              <w:top w:w="113" w:type="dxa"/>
-              <w:left w:w="113" w:type="dxa"/>
-              <w:bottom w:w="113" w:type="dxa"/>
-              <w:right w:w="113" w:type="dxa"/>
-            </w:tcMar>
-            <w:vAlign w:val="center"/>
-          </w:tcPr>
-          <w:p>
-            <w:pPr>
-              <w:rPr>
-                <w:rFonts w:ascii="Verdana" w:eastAsia="Verdana" w:hAnsi="Verdana" w:cs="Verdana"/>
-                <w:color w:val="181818"/>
-                <w:sz w:val="24"/>
-                <w:szCs w:val="24"/>
-              </w:rPr>
-            </w:pPr>
-            <w:r>
-              <w:rPr>
-                <w:rFonts w:ascii="Verdana" w:eastAsia="Verdana" w:hAnsi="Verdana" w:cs="Verdana"/>
-                <w:color w:val="181818"/>
-                <w:sz w:val="24"/>
-                <w:szCs w:val="24"/>
-              </w:rPr>
-              <w:t>(PK)</w:t>
-            </w:r>
-          </w:p>
-          <w:p>
-            <w:pPr>
-              <w:rPr>
-                <w:rFonts w:ascii="Verdana" w:eastAsia="Verdana" w:hAnsi="Verdana" w:cs="Verdana"/>
-                <w:color w:val="181818"/>
-                <w:sz w:val="24"/>
-                <w:szCs w:val="24"/>
-              </w:rPr>
-            </w:pPr>
-            <w:proofErr w:type="gramStart"/>
-            <w:r>
-              <w:rPr>
-                <w:rFonts w:ascii="Arial Unicode MS" w:eastAsia="Arial Unicode MS" w:hAnsi="Arial Unicode MS" w:cs="Arial Unicode MS"/>
-                <w:color w:val="181818"/>
-                <w:sz w:val="24"/>
-                <w:szCs w:val="24"/>
-              </w:rPr>
-              <w:t>註</w:t>
-            </w:r>
-            <w:proofErr w:type="gramEnd"/>
-            <w:r>
-              <w:rPr>
-                <w:rFonts w:ascii="Arial Unicode MS" w:eastAsia="Arial Unicode MS" w:hAnsi="Arial Unicode MS" w:cs="Arial Unicode MS"/>
-                <w:color w:val="181818"/>
-                <w:sz w:val="24"/>
-                <w:szCs w:val="24"/>
-              </w:rPr>
-              <w:t>：對應申請案文件清單</w:t>
-            </w:r>
-          </w:p>
-          <w:p>
-            <w:pPr>
-              <w:rPr>
-                <w:rFonts w:ascii="Verdana" w:eastAsia="Verdana" w:hAnsi="Verdana" w:cs="Verdana"/>
-                <w:color w:val="181818"/>
-                <w:sz w:val="24"/>
-                <w:szCs w:val="24"/>
-              </w:rPr>
-            </w:pPr>
-            <w:r>
-              <w:rPr>
-                <w:rFonts w:ascii="Arial Unicode MS" w:eastAsia="Arial Unicode MS" w:hAnsi="Arial Unicode MS" w:cs="Arial Unicode MS"/>
-                <w:color w:val="181818"/>
-                <w:sz w:val="24"/>
-                <w:szCs w:val="24"/>
-              </w:rPr>
-              <w:t>申請階段：</w:t>
-            </w:r>
-          </w:p>
-          <w:p>
-            <w:pPr>
-              <w:rPr>
-                <w:rFonts w:ascii="Verdana" w:eastAsia="Verdana" w:hAnsi="Verdana" w:cs="Verdana"/>
-                <w:color w:val="181818"/>
-                <w:sz w:val="24"/>
-                <w:szCs w:val="24"/>
-              </w:rPr>
-            </w:pPr>
-            <w:r>
-              <w:rPr>
-                <w:rFonts w:ascii="Arial Unicode MS" w:eastAsia="Arial Unicode MS" w:hAnsi="Arial Unicode MS" w:cs="Arial Unicode MS"/>
-                <w:color w:val="181818"/>
-                <w:sz w:val="24"/>
-                <w:szCs w:val="24"/>
-              </w:rPr>
-              <w:t>1：自費醫療補助申請表（紙本掃描檔）</w:t>
-            </w:r>
-          </w:p>
-          <w:p>
-            <w:pPr>
-              <w:rPr>
-                <w:rFonts w:ascii="Verdana" w:eastAsia="Verdana" w:hAnsi="Verdana" w:cs="Verdana"/>
-                <w:color w:val="181818"/>
-                <w:sz w:val="24"/>
-                <w:szCs w:val="24"/>
-              </w:rPr>
-            </w:pPr>
-            <w:r>
-              <w:rPr>
-                <w:rFonts w:ascii="Arial Unicode MS" w:eastAsia="Arial Unicode MS" w:hAnsi="Arial Unicode MS" w:cs="Arial Unicode MS"/>
-                <w:color w:val="181818"/>
-                <w:sz w:val="24"/>
-                <w:szCs w:val="24"/>
-              </w:rPr>
-              <w:t>2：重大傷病證明</w:t>
-            </w:r>
-          </w:p>
-          <w:p>
-            <w:pPr>
-              <w:rPr>
-                <w:rFonts w:ascii="Verdana" w:eastAsia="Verdana" w:hAnsi="Verdana" w:cs="Verdana"/>
-                <w:color w:val="181818"/>
-                <w:sz w:val="24"/>
-                <w:szCs w:val="24"/>
-              </w:rPr>
-            </w:pPr>
-            <w:r>
-              <w:rPr>
-                <w:rFonts w:ascii="Arial Unicode MS" w:eastAsia="Arial Unicode MS" w:hAnsi="Arial Unicode MS" w:cs="Arial Unicode MS"/>
-                <w:color w:val="181818"/>
-                <w:sz w:val="24"/>
-                <w:szCs w:val="24"/>
-              </w:rPr>
-              <w:t>3：身分證正反面影本</w:t>
-            </w:r>
-          </w:p>
-          <w:p>
-            <w:pPr>
-              <w:rPr>
-                <w:rFonts w:ascii="Verdana" w:eastAsia="Verdana" w:hAnsi="Verdana" w:cs="Verdana"/>
-                <w:color w:val="181818"/>
-                <w:sz w:val="24"/>
-                <w:szCs w:val="24"/>
-              </w:rPr>
-            </w:pPr>
-            <w:r>
-              <w:rPr>
-                <w:rFonts w:ascii="Arial Unicode MS" w:eastAsia="Arial Unicode MS" w:hAnsi="Arial Unicode MS" w:cs="Arial Unicode MS"/>
-                <w:color w:val="181818"/>
-                <w:sz w:val="24"/>
-                <w:szCs w:val="24"/>
-              </w:rPr>
-              <w:t>4：</w:t>
-            </w:r>
-            <w:proofErr w:type="gramStart"/>
-            <w:r>
-              <w:rPr>
-                <w:rFonts w:ascii="Arial Unicode MS" w:eastAsia="Arial Unicode MS" w:hAnsi="Arial Unicode MS" w:cs="Arial Unicode MS"/>
-                <w:color w:val="181818"/>
-                <w:sz w:val="24"/>
-                <w:szCs w:val="24"/>
-              </w:rPr>
-              <w:t>個</w:t>
-            </w:r>
-            <w:proofErr w:type="gramEnd"/>
-            <w:r>
-              <w:rPr>
-                <w:rFonts w:ascii="Arial Unicode MS" w:eastAsia="Arial Unicode MS" w:hAnsi="Arial Unicode MS" w:cs="Arial Unicode MS"/>
-                <w:color w:val="181818"/>
-                <w:sz w:val="24"/>
-                <w:szCs w:val="24"/>
-              </w:rPr>
-              <w:t>資同意書</w:t>
-            </w:r>
-          </w:p>
-          <w:p>
-            <w:pPr>
-              <w:rPr>
-                <w:rFonts w:ascii="Verdana" w:eastAsia="Verdana" w:hAnsi="Verdana" w:cs="Verdana"/>
-                <w:color w:val="181818"/>
-                <w:sz w:val="24"/>
-                <w:szCs w:val="24"/>
-              </w:rPr>
-            </w:pPr>
-            <w:r>
-              <w:rPr>
-                <w:rFonts w:ascii="Arial Unicode MS" w:eastAsia="Arial Unicode MS" w:hAnsi="Arial Unicode MS" w:cs="Arial Unicode MS"/>
-                <w:color w:val="181818"/>
-                <w:sz w:val="24"/>
-                <w:szCs w:val="24"/>
-              </w:rPr>
-              <w:t>5：現職</w:t>
-            </w:r>
-            <w:proofErr w:type="gramStart"/>
-            <w:r>
-              <w:rPr>
-                <w:rFonts w:ascii="Arial Unicode MS" w:eastAsia="Arial Unicode MS" w:hAnsi="Arial Unicode MS" w:cs="Arial Unicode MS"/>
-                <w:color w:val="181818"/>
-                <w:sz w:val="24"/>
-                <w:szCs w:val="24"/>
-              </w:rPr>
-              <w:t>醫</w:t>
-            </w:r>
-            <w:proofErr w:type="gramEnd"/>
-            <w:r>
-              <w:rPr>
-                <w:rFonts w:ascii="Arial Unicode MS" w:eastAsia="Arial Unicode MS" w:hAnsi="Arial Unicode MS" w:cs="Arial Unicode MS"/>
-                <w:color w:val="181818"/>
-                <w:sz w:val="24"/>
-                <w:szCs w:val="24"/>
-              </w:rPr>
-              <w:t>事人員在職證明</w:t>
-            </w:r>
-          </w:p>
-          <w:p>
-            <w:pPr>
-              <w:rPr>
-                <w:rFonts w:ascii="Verdana" w:eastAsia="Verdana" w:hAnsi="Verdana" w:cs="Verdana"/>
-                <w:color w:val="181818"/>
-                <w:sz w:val="24"/>
-                <w:szCs w:val="24"/>
-              </w:rPr>
-            </w:pPr>
-            <w:r>
-              <w:rPr>
-                <w:rFonts w:ascii="Arial Unicode MS" w:eastAsia="Arial Unicode MS" w:hAnsi="Arial Unicode MS" w:cs="Arial Unicode MS"/>
-                <w:color w:val="181818"/>
-                <w:sz w:val="24"/>
-                <w:szCs w:val="24"/>
-              </w:rPr>
-              <w:t>6：綜所稅清單</w:t>
-            </w:r>
-          </w:p>
-          <w:p>
-            <w:pPr>
-              <w:rPr>
-                <w:rFonts w:ascii="Verdana" w:eastAsia="Verdana" w:hAnsi="Verdana" w:cs="Verdana"/>
-                <w:color w:val="181818"/>
-                <w:sz w:val="24"/>
-                <w:szCs w:val="24"/>
-              </w:rPr>
-            </w:pPr>
-            <w:r>
-              <w:rPr>
-                <w:rFonts w:ascii="Arial Unicode MS" w:eastAsia="Arial Unicode MS" w:hAnsi="Arial Unicode MS" w:cs="Arial Unicode MS"/>
-                <w:color w:val="181818"/>
-                <w:sz w:val="24"/>
-                <w:szCs w:val="24"/>
-              </w:rPr>
-              <w:t>7：全戶國稅局財產查詢清單</w:t>
-            </w:r>
-          </w:p>
-          <w:p>
-            <w:pPr>
-              <w:rPr>
-                <w:rFonts w:ascii="Verdana" w:eastAsia="Verdana" w:hAnsi="Verdana" w:cs="Verdana"/>
-                <w:color w:val="181818"/>
-                <w:sz w:val="24"/>
-                <w:szCs w:val="24"/>
-              </w:rPr>
-            </w:pPr>
-            <w:r>
-              <w:rPr>
-                <w:rFonts w:ascii="Arial Unicode MS" w:eastAsia="Arial Unicode MS" w:hAnsi="Arial Unicode MS" w:cs="Arial Unicode MS"/>
-                <w:color w:val="181818"/>
-                <w:sz w:val="24"/>
-                <w:szCs w:val="24"/>
-              </w:rPr>
-              <w:t>8：全戶戶籍謄本</w:t>
-            </w:r>
-          </w:p>
-          <w:p>
-            <w:pPr>
-              <w:rPr>
-                <w:rFonts w:ascii="Verdana" w:eastAsia="Verdana" w:hAnsi="Verdana" w:cs="Verdana"/>
-                <w:color w:val="181818"/>
-                <w:sz w:val="24"/>
-                <w:szCs w:val="24"/>
-              </w:rPr>
-            </w:pPr>
-            <w:r>
-              <w:rPr>
-                <w:rFonts w:ascii="Arial Unicode MS" w:eastAsia="Arial Unicode MS" w:hAnsi="Arial Unicode MS" w:cs="Arial Unicode MS"/>
-                <w:color w:val="181818"/>
-                <w:sz w:val="24"/>
-                <w:szCs w:val="24"/>
-              </w:rPr>
-              <w:t>9：集保結算所得資料</w:t>
-            </w:r>
-          </w:p>
-          <w:p>
-            <w:pPr>
-              <w:rPr>
-                <w:rFonts w:ascii="Verdana" w:eastAsia="Verdana" w:hAnsi="Verdana" w:cs="Verdana"/>
-                <w:color w:val="181818"/>
-                <w:sz w:val="24"/>
-                <w:szCs w:val="24"/>
-              </w:rPr>
-            </w:pPr>
-            <w:r>
-              <w:rPr>
-                <w:rFonts w:ascii="Arial Unicode MS" w:eastAsia="Arial Unicode MS" w:hAnsi="Arial Unicode MS" w:cs="Arial Unicode MS"/>
-                <w:color w:val="181818"/>
-                <w:sz w:val="24"/>
-                <w:szCs w:val="24"/>
-              </w:rPr>
-              <w:t>10：購屋貸款利息單據</w:t>
-            </w:r>
-          </w:p>
-          <w:p>
-            <w:pPr>
-              <w:rPr>
-                <w:rFonts w:ascii="Verdana" w:eastAsia="Verdana" w:hAnsi="Verdana" w:cs="Verdana"/>
-                <w:color w:val="181818"/>
-                <w:sz w:val="24"/>
-                <w:szCs w:val="24"/>
-              </w:rPr>
-            </w:pPr>
-            <w:r>
-              <w:rPr>
-                <w:rFonts w:ascii="Arial Unicode MS" w:eastAsia="Arial Unicode MS" w:hAnsi="Arial Unicode MS" w:cs="Arial Unicode MS"/>
-                <w:color w:val="181818"/>
-                <w:sz w:val="24"/>
-                <w:szCs w:val="24"/>
-              </w:rPr>
-              <w:t>11：診斷證明</w:t>
-            </w:r>
-          </w:p>
-          <w:p>
-            <w:pPr>
-              <w:rPr>
-                <w:rFonts w:ascii="Verdana" w:eastAsia="Verdana" w:hAnsi="Verdana" w:cs="Verdana"/>
-                <w:color w:val="181818"/>
-                <w:sz w:val="24"/>
-                <w:szCs w:val="24"/>
-              </w:rPr>
-            </w:pPr>
-            <w:r>
-              <w:rPr>
-                <w:rFonts w:ascii="Arial Unicode MS" w:eastAsia="Arial Unicode MS" w:hAnsi="Arial Unicode MS" w:cs="Arial Unicode MS"/>
-                <w:color w:val="181818"/>
-                <w:sz w:val="24"/>
-                <w:szCs w:val="24"/>
-              </w:rPr>
-              <w:t>12：保險給付通知單</w:t>
-            </w:r>
-          </w:p>
-          <w:p>
-            <w:pPr>
-              <w:rPr>
-                <w:rFonts w:ascii="Verdana" w:eastAsia="Verdana" w:hAnsi="Verdana" w:cs="Verdana"/>
-                <w:color w:val="181818"/>
-                <w:sz w:val="24"/>
-                <w:szCs w:val="24"/>
-              </w:rPr>
-            </w:pPr>
-            <w:r>
-              <w:rPr>
-                <w:rFonts w:ascii="Arial Unicode MS" w:eastAsia="Arial Unicode MS" w:hAnsi="Arial Unicode MS" w:cs="Arial Unicode MS"/>
-                <w:color w:val="181818"/>
-                <w:sz w:val="24"/>
-                <w:szCs w:val="24"/>
-              </w:rPr>
-              <w:t>13：醫療費收據（申請前治療）</w:t>
-            </w:r>
-          </w:p>
-          <w:p>
-            <w:pPr>
-              <w:rPr>
-                <w:rFonts w:ascii="Verdana" w:eastAsia="Verdana" w:hAnsi="Verdana" w:cs="Verdana"/>
-                <w:color w:val="181818"/>
-                <w:sz w:val="24"/>
-                <w:szCs w:val="24"/>
-              </w:rPr>
-            </w:pPr>
-            <w:r>
-              <w:rPr>
-                <w:rFonts w:ascii="Arial Unicode MS" w:eastAsia="Arial Unicode MS" w:hAnsi="Arial Unicode MS" w:cs="Arial Unicode MS"/>
-                <w:color w:val="181818"/>
-                <w:sz w:val="24"/>
-                <w:szCs w:val="24"/>
-              </w:rPr>
-              <w:t>審核階段：</w:t>
-            </w:r>
-          </w:p>
-          <w:p>
-            <w:pPr>
-              <w:rPr>
-                <w:rFonts w:ascii="Verdana" w:eastAsia="Verdana" w:hAnsi="Verdana" w:cs="Verdana"/>
-                <w:color w:val="181818"/>
-                <w:sz w:val="24"/>
-                <w:szCs w:val="24"/>
-              </w:rPr>
-            </w:pPr>
-            <w:r>
-              <w:rPr>
-                <w:rFonts w:ascii="Arial Unicode MS" w:eastAsia="Arial Unicode MS" w:hAnsi="Arial Unicode MS" w:cs="Arial Unicode MS"/>
-                <w:color w:val="181818"/>
-                <w:sz w:val="24"/>
-                <w:szCs w:val="24"/>
-              </w:rPr>
-              <w:t>14：審查檢核表</w:t>
-            </w:r>
-          </w:p>
-          <w:p>
-            <w:pPr>
-              <w:rPr>
-                <w:rFonts w:ascii="Verdana" w:eastAsia="Verdana" w:hAnsi="Verdana" w:cs="Verdana"/>
-                <w:color w:val="181818"/>
-                <w:sz w:val="24"/>
-                <w:szCs w:val="24"/>
-              </w:rPr>
-            </w:pPr>
-            <w:r>
-              <w:rPr>
-                <w:rFonts w:ascii="Arial Unicode MS" w:eastAsia="Arial Unicode MS" w:hAnsi="Arial Unicode MS" w:cs="Arial Unicode MS"/>
-                <w:color w:val="181818"/>
-                <w:sz w:val="24"/>
-                <w:szCs w:val="24"/>
-              </w:rPr>
-              <w:t>15：訪視個案關懷紀錄表</w:t>
-            </w:r>
-          </w:p>
-          <w:p>
-            <w:pPr>
-              <w:rPr>
-                <w:rFonts w:ascii="Verdana" w:eastAsia="Verdana" w:hAnsi="Verdana" w:cs="Verdana"/>
-                <w:color w:val="181818"/>
-                <w:sz w:val="24"/>
-                <w:szCs w:val="24"/>
-              </w:rPr>
-            </w:pPr>
-            <w:r>
-              <w:rPr>
-                <w:rFonts w:ascii="Arial Unicode MS" w:eastAsia="Arial Unicode MS" w:hAnsi="Arial Unicode MS" w:cs="Arial Unicode MS"/>
-                <w:color w:val="181818"/>
-                <w:sz w:val="24"/>
-                <w:szCs w:val="24"/>
-              </w:rPr>
-              <w:t>16：審核意見表</w:t>
-            </w:r>
-          </w:p>
-          <w:p>
-            <w:pPr>
-              <w:rPr>
-                <w:rFonts w:ascii="Verdana" w:eastAsia="Verdana" w:hAnsi="Verdana" w:cs="Verdana"/>
-                <w:color w:val="181818"/>
-                <w:sz w:val="24"/>
-                <w:szCs w:val="24"/>
-              </w:rPr>
-            </w:pPr>
-            <w:r>
-              <w:rPr>
-                <w:rFonts w:ascii="Arial Unicode MS" w:eastAsia="Arial Unicode MS" w:hAnsi="Arial Unicode MS" w:cs="Arial Unicode MS"/>
-                <w:color w:val="181818"/>
-                <w:sz w:val="24"/>
-                <w:szCs w:val="24"/>
-              </w:rPr>
-              <w:t>補助階段：</w:t>
-            </w:r>
-          </w:p>
-          <w:p>
-            <w:pPr>
-              <w:rPr>
-                <w:rFonts w:ascii="Verdana" w:eastAsia="Verdana" w:hAnsi="Verdana" w:cs="Verdana"/>
-                <w:color w:val="181818"/>
-                <w:sz w:val="24"/>
-                <w:szCs w:val="24"/>
-              </w:rPr>
-            </w:pPr>
-            <w:r>
-              <w:rPr>
-                <w:rFonts w:ascii="Arial Unicode MS" w:eastAsia="Arial Unicode MS" w:hAnsi="Arial Unicode MS" w:cs="Arial Unicode MS"/>
-                <w:color w:val="181818"/>
-                <w:sz w:val="24"/>
-                <w:szCs w:val="24"/>
-              </w:rPr>
-              <w:t>17：生命故事申請人同意刊登證明</w:t>
-            </w:r>
-          </w:p>
-          <w:p>
-            <w:pPr>
-              <w:rPr>
-                <w:rFonts w:ascii="Verdana" w:eastAsia="Verdana" w:hAnsi="Verdana" w:cs="Verdana"/>
-                <w:color w:val="181818"/>
-                <w:sz w:val="24"/>
-                <w:szCs w:val="24"/>
-              </w:rPr>
-            </w:pPr>
-            <w:r>
-              <w:rPr>
-                <w:rFonts w:ascii="Arial Unicode MS" w:eastAsia="Arial Unicode MS" w:hAnsi="Arial Unicode MS" w:cs="Arial Unicode MS"/>
-                <w:color w:val="181818"/>
-                <w:sz w:val="24"/>
-                <w:szCs w:val="24"/>
-              </w:rPr>
-              <w:t>18：保險給付通知單</w:t>
-            </w:r>
-            <w:proofErr w:type="gramStart"/>
-            <w:r>
-              <w:rPr>
-                <w:rFonts w:ascii="Arial Unicode MS" w:eastAsia="Arial Unicode MS" w:hAnsi="Arial Unicode MS" w:cs="Arial Unicode MS"/>
-                <w:color w:val="181818"/>
-                <w:sz w:val="24"/>
-                <w:szCs w:val="24"/>
-              </w:rPr>
-              <w:t>（</w:t>
-            </w:r>
-            <w:proofErr w:type="gramEnd"/>
-            <w:r>
-              <w:rPr>
-                <w:rFonts w:ascii="Arial Unicode MS" w:eastAsia="Arial Unicode MS" w:hAnsi="Arial Unicode MS" w:cs="Arial Unicode MS"/>
-                <w:color w:val="181818"/>
-                <w:sz w:val="24"/>
-                <w:szCs w:val="24"/>
-              </w:rPr>
-              <w:t>此處跟申請階段的是否重複？）</w:t>
-            </w:r>
-          </w:p>
-          <w:p>
-            <w:pPr>
-              <w:rPr>
-                <w:rFonts w:ascii="Verdana" w:eastAsia="Verdana" w:hAnsi="Verdana" w:cs="Verdana"/>
-                <w:color w:val="181818"/>
-                <w:sz w:val="24"/>
-                <w:szCs w:val="24"/>
-              </w:rPr>
-            </w:pPr>
-            <w:r>
-              <w:rPr>
-                <w:rFonts w:ascii="Arial Unicode MS" w:eastAsia="Arial Unicode MS" w:hAnsi="Arial Unicode MS" w:cs="Arial Unicode MS"/>
-                <w:color w:val="181818"/>
-                <w:sz w:val="24"/>
-                <w:szCs w:val="24"/>
-              </w:rPr>
               <w:t>19：醫療費收據（申請後治療）</w:t>
             </w:r>
           </w:p>
@@ -16467,27 +16192,7 @@
                 <w:sz w:val="24"/>
                 <w:szCs w:val="24"/>
               </w:rPr>
-              <w:t>0.</w:t>
-            </w:r>
-            <w:proofErr w:type="gramStart"/>
-            <w:r>
-              <w:rPr>
-                <w:rFonts w:ascii="Arial Unicode MS" w:eastAsia="Arial Unicode MS" w:hAnsi="Arial Unicode MS" w:cs="Arial Unicode MS"/>
-                <w:color w:val="181818"/>
-                <w:sz w:val="24"/>
-                <w:szCs w:val="24"/>
-              </w:rPr>
-              <w:t>缺件</w:t>
-            </w:r>
-            <w:proofErr w:type="gramEnd"/>
-            <w:r>
-              <w:rPr>
-                <w:rFonts w:ascii="Arial Unicode MS" w:eastAsia="Arial Unicode MS" w:hAnsi="Arial Unicode MS" w:cs="Arial Unicode MS"/>
-                <w:color w:val="181818"/>
-                <w:sz w:val="24"/>
-                <w:szCs w:val="24"/>
-              </w:rPr>
-              <w:t>/不符合</w:t>
+              <w:t>0.缺件/不符合</w:t>
             </w:r>
           </w:p>
           <w:p>
@@ -17219,6 +16924,7 @@
                 <w:sz w:val="24"/>
                 <w:szCs w:val="24"/>
               </w:rPr>
+              <w:lastRenderedPageBreak/>
               <w:t>application_id</w:t>
             </w:r>
           </w:p>
@@ -17811,7 +17517,6 @@
                 <w:sz w:val="24"/>
                 <w:szCs w:val="24"/>
               </w:rPr>
-              <w:lastRenderedPageBreak/>
               <w:t>reviewer_id</w:t>
             </w:r>
           </w:p>
@@ -18575,45 +18280,14 @@
                 <w:szCs w:val="24"/>
               </w:rPr>
             </w:pPr>
-            <w:proofErr w:type="gramStart"/>
-            <w:r>
-              <w:rPr>
-                <w:rFonts w:ascii="Arial Unicode MS" w:eastAsia="Arial Unicode MS" w:hAnsi="Arial Unicode MS" w:cs="Arial Unicode MS"/>
-                <w:color w:val="181818"/>
-                <w:sz w:val="24"/>
-                <w:szCs w:val="24"/>
-              </w:rPr>
-              <w:t>＊</w:t>
-            </w:r>
-            <w:proofErr w:type="gramEnd"/>
-            <w:r>
-              <w:rPr>
-                <w:rFonts w:ascii="Arial Unicode MS" w:eastAsia="Arial Unicode MS" w:hAnsi="Arial Unicode MS" w:cs="Arial Unicode MS"/>
-                <w:color w:val="181818"/>
-                <w:sz w:val="24"/>
-                <w:szCs w:val="24"/>
-              </w:rPr>
-              <w:t>若為審核結果為同意，系統要自動產生</w:t>
-            </w:r>
-            <w:proofErr w:type="gramStart"/>
-            <w:r>
-              <w:rPr>
-                <w:rFonts w:ascii="Arial Unicode MS" w:eastAsia="Arial Unicode MS" w:hAnsi="Arial Unicode MS" w:cs="Arial Unicode MS"/>
-                <w:color w:val="181818"/>
-                <w:sz w:val="24"/>
-                <w:szCs w:val="24"/>
-              </w:rPr>
-              <w:t>下一關待審核</w:t>
-            </w:r>
-            <w:proofErr w:type="gramEnd"/>
-            <w:r>
-              <w:rPr>
-                <w:rFonts w:ascii="Arial Unicode MS" w:eastAsia="Arial Unicode MS" w:hAnsi="Arial Unicode MS" w:cs="Arial Unicode MS"/>
-                <w:color w:val="181818"/>
-                <w:sz w:val="24"/>
-                <w:szCs w:val="24"/>
-              </w:rPr>
-              <w:t>的資料</w:t>
+            <w:r>
+              <w:rPr>
+                <w:rFonts w:ascii="Arial Unicode MS" w:eastAsia="Arial Unicode MS" w:hAnsi="Arial Unicode MS" w:cs="Arial Unicode MS"/>
+                <w:color w:val="181818"/>
+                <w:sz w:val="24"/>
+                <w:szCs w:val="24"/>
+              </w:rPr>
+              <w:t>＊若為審核結果為同意，系統要自動產生下一關待審核的資料</w:t>
             </w:r>
           </w:p>
         </w:tc>
@@ -18886,6 +18560,7 @@
                 <w:sz w:val="24"/>
                 <w:szCs w:val="24"/>
               </w:rPr>
+              <w:lastRenderedPageBreak/>
               <w:t>application_id</w:t>
             </w:r>
           </w:p>
@@ -19527,7 +19202,6 @@
                 <w:sz w:val="24"/>
                 <w:szCs w:val="24"/>
               </w:rPr>
-              <w:lastRenderedPageBreak/>
               <w:t>disease_reaction_status</w:t>
             </w:r>
           </w:p>
@@ -20375,6 +20049,7 @@
                 <w:sz w:val="24"/>
                 <w:szCs w:val="24"/>
               </w:rPr>
+              <w:lastRenderedPageBreak/>
               <w:t>primary_caregiver</w:t>
             </w:r>
           </w:p>
@@ -20760,7 +20435,6 @@
                 <w:sz w:val="24"/>
                 <w:szCs w:val="24"/>
               </w:rPr>
-              <w:lastRenderedPageBreak/>
               <w:t>family_interaction_status</w:t>
             </w:r>
           </w:p>
@@ -21626,6 +21300,7 @@
                 <w:sz w:val="24"/>
                 <w:szCs w:val="24"/>
               </w:rPr>
+              <w:lastRenderedPageBreak/>
               <w:t>subsidy_need_reason</w:t>
             </w:r>
           </w:p>
@@ -21801,23 +21476,13 @@
                 <w:szCs w:val="24"/>
               </w:rPr>
             </w:pPr>
-            <w:proofErr w:type="gramStart"/>
-            <w:r>
-              <w:rPr>
-                <w:rFonts w:ascii="Arial Unicode MS" w:eastAsia="Arial Unicode MS" w:hAnsi="Arial Unicode MS" w:cs="Arial Unicode MS"/>
-                <w:sz w:val="24"/>
-                <w:szCs w:val="24"/>
-              </w:rPr>
-              <w:t>訪視者建議</w:t>
-            </w:r>
-            <w:proofErr w:type="gramEnd"/>
-            <w:r>
-              <w:rPr>
-                <w:rFonts w:ascii="Arial Unicode MS" w:eastAsia="Arial Unicode MS" w:hAnsi="Arial Unicode MS" w:cs="Arial Unicode MS"/>
-                <w:sz w:val="24"/>
-                <w:szCs w:val="24"/>
-              </w:rPr>
-              <w:t>事項</w:t>
+            <w:r>
+              <w:rPr>
+                <w:rFonts w:ascii="Arial Unicode MS" w:eastAsia="Arial Unicode MS" w:hAnsi="Arial Unicode MS" w:cs="Arial Unicode MS"/>
+                <w:sz w:val="24"/>
+                <w:szCs w:val="24"/>
+              </w:rPr>
+              <w:t>訪視者建議事項</w:t>
             </w:r>
           </w:p>
         </w:tc>
@@ -21906,25 +21571,7 @@
                 <w:sz w:val="24"/>
                 <w:szCs w:val="24"/>
               </w:rPr>
-              <w:t>2：轉</w:t>
-            </w:r>
-            <w:proofErr w:type="gramStart"/>
-            <w:r>
-              <w:rPr>
-                <w:rFonts w:ascii="Arial Unicode MS" w:eastAsia="Arial Unicode MS" w:hAnsi="Arial Unicode MS" w:cs="Arial Unicode MS"/>
-                <w:sz w:val="24"/>
-                <w:szCs w:val="24"/>
-              </w:rPr>
-              <w:t>介</w:t>
-            </w:r>
-            <w:proofErr w:type="gramEnd"/>
-            <w:r>
-              <w:rPr>
-                <w:rFonts w:ascii="Arial Unicode MS" w:eastAsia="Arial Unicode MS" w:hAnsi="Arial Unicode MS" w:cs="Arial Unicode MS"/>
-                <w:sz w:val="24"/>
-                <w:szCs w:val="24"/>
-              </w:rPr>
-              <w:t>資源</w:t>
+              <w:t>2：轉介資源</w:t>
             </w:r>
           </w:p>
           <w:p>
@@ -21981,7 +21628,6 @@
                 <w:sz w:val="24"/>
                 <w:szCs w:val="24"/>
               </w:rPr>
-              <w:lastRenderedPageBreak/>
               <w:t>visitor_recommendations_other</w:t>
             </w:r>
           </w:p>
@@ -22011,23 +21657,13 @@
                 <w:szCs w:val="24"/>
               </w:rPr>
             </w:pPr>
-            <w:proofErr w:type="gramStart"/>
-            <w:r>
-              <w:rPr>
-                <w:rFonts w:ascii="Arial Unicode MS" w:eastAsia="Arial Unicode MS" w:hAnsi="Arial Unicode MS" w:cs="Arial Unicode MS"/>
-                <w:sz w:val="24"/>
-                <w:szCs w:val="24"/>
-              </w:rPr>
-              <w:t>訪視者建議</w:t>
-            </w:r>
-            <w:proofErr w:type="gramEnd"/>
-            <w:r>
-              <w:rPr>
-                <w:rFonts w:ascii="Arial Unicode MS" w:eastAsia="Arial Unicode MS" w:hAnsi="Arial Unicode MS" w:cs="Arial Unicode MS"/>
-                <w:sz w:val="24"/>
-                <w:szCs w:val="24"/>
-              </w:rPr>
-              <w:t>事項-其他說明</w:t>
+            <w:r>
+              <w:rPr>
+                <w:rFonts w:ascii="Arial Unicode MS" w:eastAsia="Arial Unicode MS" w:hAnsi="Arial Unicode MS" w:cs="Arial Unicode MS"/>
+                <w:sz w:val="24"/>
+                <w:szCs w:val="24"/>
+              </w:rPr>
+              <w:t>訪視者建議事項-其他說明</w:t>
             </w:r>
           </w:p>
         </w:tc>
@@ -22660,23 +22296,13 @@
                 <w:szCs w:val="24"/>
               </w:rPr>
             </w:pPr>
-            <w:proofErr w:type="gramStart"/>
             <w:r>
               <w:rPr>
                 <w:rFonts w:ascii="新細明體" w:eastAsia="新細明體" w:hAnsi="新細明體" w:cs="新細明體" w:hint="eastAsia"/>
                 <w:sz w:val="24"/>
                 <w:szCs w:val="24"/>
               </w:rPr>
-              <w:t>父層位置</w:t>
-            </w:r>
-            <w:proofErr w:type="gramEnd"/>
-            <w:r>
-              <w:rPr>
-                <w:rFonts w:ascii="新細明體" w:eastAsia="新細明體" w:hAnsi="新細明體" w:cs="新細明體" w:hint="eastAsia"/>
-                <w:sz w:val="24"/>
-                <w:szCs w:val="24"/>
-              </w:rPr>
-              <w:t>編號</w:t>
+              <w:t>父層位置編號</w:t>
             </w:r>
           </w:p>
         </w:tc>
@@ -23617,6 +23243,7 @@
               </w:rPr>
             </w:pPr>
             <w:r>
+              <w:lastRenderedPageBreak/>
               <w:t>action</w:t>
             </w:r>
           </w:p>
@@ -23709,7 +23336,6 @@
                       <w:lang w:val="en-US"/>
                     </w:rPr>
                   </w:pPr>
-                  <w:proofErr w:type="spellStart"/>
                   <w:r>
                     <w:rPr>
                       <w:rFonts w:ascii="新細明體" w:eastAsia="新細明體" w:hAnsi="新細明體" w:cs="新細明體" w:hint="eastAsia"/>
@@ -23718,18 +23344,7 @@
                       <w:szCs w:val="24"/>
                       <w:lang w:val="en-US"/>
                     </w:rPr>
-                    <w:t>application.create</w:t>
-                  </w:r>
-                  <w:proofErr w:type="spellEnd"/>
-                  <w:r>
-                    <w:rPr>
-                      <w:rFonts w:ascii="新細明體" w:eastAsia="新細明體" w:hAnsi="新細明體" w:cs="新細明體" w:hint="eastAsia"/>
-                      <w:color w:val="000000"/>
-                      <w:sz w:val="24"/>
-                      <w:szCs w:val="24"/>
-                      <w:lang w:val="en-US"/>
-                    </w:rPr>
-                    <w:t xml:space="preserve"> 新增申請案件</w:t>
+                    <w:t>application.create 新增申請案件</w:t>
                   </w:r>
                 </w:p>
               </w:tc>
@@ -23763,7 +23378,6 @@
                       <w:lang w:val="en-US"/>
                     </w:rPr>
                   </w:pPr>
-                  <w:proofErr w:type="spellStart"/>
                   <w:r>
                     <w:rPr>
                       <w:rFonts w:ascii="新細明體" w:eastAsia="新細明體" w:hAnsi="新細明體" w:cs="新細明體" w:hint="eastAsia"/>
@@ -23772,18 +23386,7 @@
                       <w:szCs w:val="24"/>
                       <w:lang w:val="en-US"/>
                     </w:rPr>
-                    <w:t>application.update</w:t>
-                  </w:r>
-                  <w:proofErr w:type="spellEnd"/>
-                  <w:r>
-                    <w:rPr>
-                      <w:rFonts w:ascii="新細明體" w:eastAsia="新細明體" w:hAnsi="新細明體" w:cs="新細明體" w:hint="eastAsia"/>
-                      <w:color w:val="000000"/>
-                      <w:sz w:val="24"/>
-                      <w:szCs w:val="24"/>
-                      <w:lang w:val="en-US"/>
-                    </w:rPr>
-                    <w:t xml:space="preserve"> 修改申請資料</w:t>
+                    <w:t>application.update 修改申請資料</w:t>
                   </w:r>
                 </w:p>
               </w:tc>
@@ -23817,7 +23420,6 @@
                       <w:lang w:val="en-US"/>
                     </w:rPr>
                   </w:pPr>
-                  <w:proofErr w:type="spellStart"/>
                   <w:r>
                     <w:rPr>
                       <w:rFonts w:ascii="新細明體" w:eastAsia="新細明體" w:hAnsi="新細明體" w:cs="新細明體" w:hint="eastAsia"/>
@@ -23826,18 +23428,7 @@
                       <w:szCs w:val="24"/>
                       <w:lang w:val="en-US"/>
                     </w:rPr>
-                    <w:t>application.stage_advance</w:t>
-                  </w:r>
-                  <w:proofErr w:type="spellEnd"/>
-                  <w:r>
-                    <w:rPr>
-                      <w:rFonts w:ascii="新細明體" w:eastAsia="新細明體" w:hAnsi="新細明體" w:cs="新細明體" w:hint="eastAsia"/>
-                      <w:color w:val="000000"/>
-                      <w:sz w:val="24"/>
-                      <w:szCs w:val="24"/>
-                      <w:lang w:val="en-US"/>
-                    </w:rPr>
-                    <w:t xml:space="preserve"> 推進申請階段</w:t>
+                    <w:t>application.stage_advance 推進申請階段</w:t>
                   </w:r>
                 </w:p>
               </w:tc>
@@ -23871,7 +23462,6 @@
                       <w:lang w:val="en-US"/>
                     </w:rPr>
                   </w:pPr>
-                  <w:proofErr w:type="spellStart"/>
                   <w:r>
                     <w:rPr>
                       <w:rFonts w:ascii="新細明體" w:eastAsia="新細明體" w:hAnsi="新細明體" w:cs="新細明體" w:hint="eastAsia"/>
@@ -23880,18 +23470,7 @@
                       <w:szCs w:val="24"/>
                       <w:lang w:val="en-US"/>
                     </w:rPr>
-                    <w:t>application.stage_rollback</w:t>
-                  </w:r>
-                  <w:proofErr w:type="spellEnd"/>
-                  <w:r>
-                    <w:rPr>
-                      <w:rFonts w:ascii="新細明體" w:eastAsia="新細明體" w:hAnsi="新細明體" w:cs="新細明體" w:hint="eastAsia"/>
-                      <w:color w:val="000000"/>
-                      <w:sz w:val="24"/>
-                      <w:szCs w:val="24"/>
-                      <w:lang w:val="en-US"/>
-                    </w:rPr>
-                    <w:t xml:space="preserve"> 退回申請階段</w:t>
+                    <w:t>application.stage_rollback 退回申請階段</w:t>
                   </w:r>
                 </w:p>
               </w:tc>
@@ -23925,7 +23504,6 @@
                       <w:lang w:val="en-US"/>
                     </w:rPr>
                   </w:pPr>
-                  <w:proofErr w:type="spellStart"/>
                   <w:r>
                     <w:rPr>
                       <w:rFonts w:ascii="新細明體" w:eastAsia="新細明體" w:hAnsi="新細明體" w:cs="新細明體" w:hint="eastAsia"/>
@@ -23934,31 +23512,8 @@
                       <w:szCs w:val="24"/>
                       <w:lang w:val="en-US"/>
                     </w:rPr>
-                    <w:t>application.officer_assign</w:t>
+                    <w:t>application.officer_assign 派案</w:t>
                   </w:r>
-                  <w:proofErr w:type="spellEnd"/>
-                  <w:r>
-                    <w:rPr>
-                      <w:rFonts w:ascii="新細明體" w:eastAsia="新細明體" w:hAnsi="新細明體" w:cs="新細明體" w:hint="eastAsia"/>
-                      <w:color w:val="000000"/>
-                      <w:sz w:val="24"/>
-                      <w:szCs w:val="24"/>
-                      <w:lang w:val="en-US"/>
-                    </w:rPr>
-                    <w:t xml:space="preserve"> </w:t>
-                  </w:r>
-                  <w:proofErr w:type="gramStart"/>
-                  <w:r>
-                    <w:rPr>
-                      <w:rFonts w:ascii="新細明體" w:eastAsia="新細明體" w:hAnsi="新細明體" w:cs="新細明體" w:hint="eastAsia"/>
-                      <w:color w:val="000000"/>
-                      <w:sz w:val="24"/>
-                      <w:szCs w:val="24"/>
-                      <w:lang w:val="en-US"/>
-                    </w:rPr>
-                    <w:t>派案</w:t>
-                  </w:r>
-                  <w:proofErr w:type="gramEnd"/>
                 </w:p>
               </w:tc>
             </w:tr>
@@ -23991,7 +23546,6 @@
                       <w:lang w:val="en-US"/>
                     </w:rPr>
                   </w:pPr>
-                  <w:proofErr w:type="spellStart"/>
                   <w:r>
                     <w:rPr>
                       <w:rFonts w:ascii="新細明體" w:eastAsia="新細明體" w:hAnsi="新細明體" w:cs="新細明體" w:hint="eastAsia"/>
@@ -24000,18 +23554,7 @@
                       <w:szCs w:val="24"/>
                       <w:lang w:val="en-US"/>
                     </w:rPr>
-                    <w:t>application.close</w:t>
-                  </w:r>
-                  <w:proofErr w:type="spellEnd"/>
-                  <w:r>
-                    <w:rPr>
-                      <w:rFonts w:ascii="新細明體" w:eastAsia="新細明體" w:hAnsi="新細明體" w:cs="新細明體" w:hint="eastAsia"/>
-                      <w:color w:val="000000"/>
-                      <w:sz w:val="24"/>
-                      <w:szCs w:val="24"/>
-                      <w:lang w:val="en-US"/>
-                    </w:rPr>
-                    <w:t xml:space="preserve"> 結案</w:t>
+                    <w:t>application.close 結案</w:t>
                   </w:r>
                 </w:p>
               </w:tc>
@@ -24045,7 +23588,6 @@
                       <w:lang w:val="en-US"/>
                     </w:rPr>
                   </w:pPr>
-                  <w:proofErr w:type="spellStart"/>
                   <w:r>
                     <w:rPr>
                       <w:rFonts w:ascii="新細明體" w:eastAsia="新細明體" w:hAnsi="新細明體" w:cs="新細明體" w:hint="eastAsia"/>
@@ -24054,19 +23596,7 @@
                       <w:szCs w:val="24"/>
                       <w:lang w:val="en-US"/>
                     </w:rPr>
-                    <w:lastRenderedPageBreak/>
-                    <w:t>home_visit.create</w:t>
-                  </w:r>
-                  <w:proofErr w:type="spellEnd"/>
-                  <w:r>
-                    <w:rPr>
-                      <w:rFonts w:ascii="新細明體" w:eastAsia="新細明體" w:hAnsi="新細明體" w:cs="新細明體" w:hint="eastAsia"/>
-                      <w:color w:val="000000"/>
-                      <w:sz w:val="24"/>
-                      <w:szCs w:val="24"/>
-                      <w:lang w:val="en-US"/>
-                    </w:rPr>
-                    <w:t xml:space="preserve"> 新增家訪紀錄</w:t>
+                    <w:t>home_visit.create 新增家訪紀錄</w:t>
                   </w:r>
                 </w:p>
               </w:tc>
@@ -24100,7 +23630,6 @@
                       <w:lang w:val="en-US"/>
                     </w:rPr>
                   </w:pPr>
-                  <w:proofErr w:type="spellStart"/>
                   <w:r>
                     <w:rPr>
                       <w:rFonts w:ascii="新細明體" w:eastAsia="新細明體" w:hAnsi="新細明體" w:cs="新細明體" w:hint="eastAsia"/>
@@ -24109,18 +23638,7 @@
                       <w:szCs w:val="24"/>
                       <w:lang w:val="en-US"/>
                     </w:rPr>
-                    <w:t>home_visit.update</w:t>
-                  </w:r>
-                  <w:proofErr w:type="spellEnd"/>
-                  <w:r>
-                    <w:rPr>
-                      <w:rFonts w:ascii="新細明體" w:eastAsia="新細明體" w:hAnsi="新細明體" w:cs="新細明體" w:hint="eastAsia"/>
-                      <w:color w:val="000000"/>
-                      <w:sz w:val="24"/>
-                      <w:szCs w:val="24"/>
-                      <w:lang w:val="en-US"/>
-                    </w:rPr>
-                    <w:t xml:space="preserve"> 修改家訪紀錄</w:t>
+                    <w:t>home_visit.update 修改家訪紀錄</w:t>
                   </w:r>
                 </w:p>
               </w:tc>
@@ -24154,7 +23672,6 @@
                       <w:lang w:val="en-US"/>
                     </w:rPr>
                   </w:pPr>
-                  <w:proofErr w:type="spellStart"/>
                   <w:r>
                     <w:rPr>
                       <w:rFonts w:ascii="新細明體" w:eastAsia="新細明體" w:hAnsi="新細明體" w:cs="新細明體" w:hint="eastAsia"/>
@@ -24163,18 +23680,7 @@
                       <w:szCs w:val="24"/>
                       <w:lang w:val="en-US"/>
                     </w:rPr>
-                    <w:t>document.upload</w:t>
-                  </w:r>
-                  <w:proofErr w:type="spellEnd"/>
-                  <w:r>
-                    <w:rPr>
-                      <w:rFonts w:ascii="新細明體" w:eastAsia="新細明體" w:hAnsi="新細明體" w:cs="新細明體" w:hint="eastAsia"/>
-                      <w:color w:val="000000"/>
-                      <w:sz w:val="24"/>
-                      <w:szCs w:val="24"/>
-                      <w:lang w:val="en-US"/>
-                    </w:rPr>
-                    <w:t xml:space="preserve"> 上傳文件</w:t>
+                    <w:t>document.upload 上傳文件</w:t>
                   </w:r>
                 </w:p>
               </w:tc>
@@ -24208,7 +23714,6 @@
                       <w:lang w:val="en-US"/>
                     </w:rPr>
                   </w:pPr>
-                  <w:proofErr w:type="spellStart"/>
                   <w:r>
                     <w:rPr>
                       <w:rFonts w:ascii="新細明體" w:eastAsia="新細明體" w:hAnsi="新細明體" w:cs="新細明體" w:hint="eastAsia"/>
@@ -24217,18 +23722,7 @@
                       <w:szCs w:val="24"/>
                       <w:lang w:val="en-US"/>
                     </w:rPr>
-                    <w:t>document.preview</w:t>
-                  </w:r>
-                  <w:proofErr w:type="spellEnd"/>
-                  <w:r>
-                    <w:rPr>
-                      <w:rFonts w:ascii="新細明體" w:eastAsia="新細明體" w:hAnsi="新細明體" w:cs="新細明體" w:hint="eastAsia"/>
-                      <w:color w:val="000000"/>
-                      <w:sz w:val="24"/>
-                      <w:szCs w:val="24"/>
-                      <w:lang w:val="en-US"/>
-                    </w:rPr>
-                    <w:t xml:space="preserve"> 預覽文件</w:t>
+                    <w:t>document.preview 預覽文件</w:t>
                   </w:r>
                 </w:p>
               </w:tc>
@@ -24262,7 +23756,6 @@
                       <w:lang w:val="en-US"/>
                     </w:rPr>
                   </w:pPr>
-                  <w:proofErr w:type="spellStart"/>
                   <w:r>
                     <w:rPr>
                       <w:rFonts w:ascii="新細明體" w:eastAsia="新細明體" w:hAnsi="新細明體" w:cs="新細明體" w:hint="eastAsia"/>
@@ -24271,18 +23764,7 @@
                       <w:szCs w:val="24"/>
                       <w:lang w:val="en-US"/>
                     </w:rPr>
-                    <w:t>document.delete</w:t>
-                  </w:r>
-                  <w:proofErr w:type="spellEnd"/>
-                  <w:r>
-                    <w:rPr>
-                      <w:rFonts w:ascii="新細明體" w:eastAsia="新細明體" w:hAnsi="新細明體" w:cs="新細明體" w:hint="eastAsia"/>
-                      <w:color w:val="000000"/>
-                      <w:sz w:val="24"/>
-                      <w:szCs w:val="24"/>
-                      <w:lang w:val="en-US"/>
-                    </w:rPr>
-                    <w:t xml:space="preserve"> 刪除文件</w:t>
+                    <w:t>document.delete 刪除文件</w:t>
                   </w:r>
                 </w:p>
               </w:tc>
@@ -24316,7 +23798,6 @@
                       <w:lang w:val="en-US"/>
                     </w:rPr>
                   </w:pPr>
-                  <w:proofErr w:type="spellStart"/>
                   <w:r>
                     <w:rPr>
                       <w:rFonts w:ascii="新細明體" w:eastAsia="新細明體" w:hAnsi="新細明體" w:cs="新細明體" w:hint="eastAsia"/>
@@ -24325,18 +23806,7 @@
                       <w:szCs w:val="24"/>
                       <w:lang w:val="en-US"/>
                     </w:rPr>
-                    <w:t>document.status_update</w:t>
-                  </w:r>
-                  <w:proofErr w:type="spellEnd"/>
-                  <w:r>
-                    <w:rPr>
-                      <w:rFonts w:ascii="新細明體" w:eastAsia="新細明體" w:hAnsi="新細明體" w:cs="新細明體" w:hint="eastAsia"/>
-                      <w:color w:val="000000"/>
-                      <w:sz w:val="24"/>
-                      <w:szCs w:val="24"/>
-                      <w:lang w:val="en-US"/>
-                    </w:rPr>
-                    <w:t xml:space="preserve"> 審核文件狀態</w:t>
+                    <w:t>document.status_update 審核文件狀態</w:t>
                   </w:r>
                 </w:p>
               </w:tc>
@@ -24370,7 +23840,6 @@
                       <w:lang w:val="en-US"/>
                     </w:rPr>
                   </w:pPr>
-                  <w:proofErr w:type="spellStart"/>
                   <w:r>
                     <w:rPr>
                       <w:rFonts w:ascii="新細明體" w:eastAsia="新細明體" w:hAnsi="新細明體" w:cs="新細明體" w:hint="eastAsia"/>
@@ -24379,18 +23848,7 @@
                       <w:szCs w:val="24"/>
                       <w:lang w:val="en-US"/>
                     </w:rPr>
-                    <w:t>user.login</w:t>
-                  </w:r>
-                  <w:proofErr w:type="spellEnd"/>
-                  <w:r>
-                    <w:rPr>
-                      <w:rFonts w:ascii="新細明體" w:eastAsia="新細明體" w:hAnsi="新細明體" w:cs="新細明體" w:hint="eastAsia"/>
-                      <w:color w:val="000000"/>
-                      <w:sz w:val="24"/>
-                      <w:szCs w:val="24"/>
-                      <w:lang w:val="en-US"/>
-                    </w:rPr>
-                    <w:t xml:space="preserve"> 使用者登入</w:t>
+                    <w:t>user.login 使用者登入</w:t>
                   </w:r>
                 </w:p>
               </w:tc>
@@ -24424,7 +23882,6 @@
                       <w:lang w:val="en-US"/>
                     </w:rPr>
                   </w:pPr>
-                  <w:proofErr w:type="spellStart"/>
                   <w:r>
                     <w:rPr>
                       <w:rFonts w:ascii="新細明體" w:eastAsia="新細明體" w:hAnsi="新細明體" w:cs="新細明體" w:hint="eastAsia"/>
@@ -24433,18 +23890,7 @@
                       <w:szCs w:val="24"/>
                       <w:lang w:val="en-US"/>
                     </w:rPr>
-                    <w:t>user.create</w:t>
-                  </w:r>
-                  <w:proofErr w:type="spellEnd"/>
-                  <w:r>
-                    <w:rPr>
-                      <w:rFonts w:ascii="新細明體" w:eastAsia="新細明體" w:hAnsi="新細明體" w:cs="新細明體" w:hint="eastAsia"/>
-                      <w:color w:val="000000"/>
-                      <w:sz w:val="24"/>
-                      <w:szCs w:val="24"/>
-                      <w:lang w:val="en-US"/>
-                    </w:rPr>
-                    <w:t xml:space="preserve"> 新增使用者</w:t>
+                    <w:t>user.create 新增使用者</w:t>
                   </w:r>
                 </w:p>
               </w:tc>
@@ -24478,7 +23924,6 @@
                       <w:lang w:val="en-US"/>
                     </w:rPr>
                   </w:pPr>
-                  <w:proofErr w:type="spellStart"/>
                   <w:r>
                     <w:rPr>
                       <w:rFonts w:ascii="新細明體" w:eastAsia="新細明體" w:hAnsi="新細明體" w:cs="新細明體" w:hint="eastAsia"/>
@@ -24487,18 +23932,7 @@
                       <w:szCs w:val="24"/>
                       <w:lang w:val="en-US"/>
                     </w:rPr>
-                    <w:t>user.update</w:t>
-                  </w:r>
-                  <w:proofErr w:type="spellEnd"/>
-                  <w:r>
-                    <w:rPr>
-                      <w:rFonts w:ascii="新細明體" w:eastAsia="新細明體" w:hAnsi="新細明體" w:cs="新細明體" w:hint="eastAsia"/>
-                      <w:color w:val="000000"/>
-                      <w:sz w:val="24"/>
-                      <w:szCs w:val="24"/>
-                      <w:lang w:val="en-US"/>
-                    </w:rPr>
-                    <w:t xml:space="preserve"> 修改使用者</w:t>
+                    <w:t>user.update 修改使用者</w:t>
                   </w:r>
                 </w:p>
               </w:tc>
@@ -24532,7 +23966,6 @@
                       <w:lang w:val="en-US"/>
                     </w:rPr>
                   </w:pPr>
-                  <w:proofErr w:type="spellStart"/>
                   <w:r>
                     <w:rPr>
                       <w:rFonts w:ascii="新細明體" w:eastAsia="新細明體" w:hAnsi="新細明體" w:cs="新細明體" w:hint="eastAsia"/>
@@ -24541,18 +23974,7 @@
                       <w:szCs w:val="24"/>
                       <w:lang w:val="en-US"/>
                     </w:rPr>
-                    <w:t>user.deactivate</w:t>
-                  </w:r>
-                  <w:proofErr w:type="spellEnd"/>
-                  <w:r>
-                    <w:rPr>
-                      <w:rFonts w:ascii="新細明體" w:eastAsia="新細明體" w:hAnsi="新細明體" w:cs="新細明體" w:hint="eastAsia"/>
-                      <w:color w:val="000000"/>
-                      <w:sz w:val="24"/>
-                      <w:szCs w:val="24"/>
-                      <w:lang w:val="en-US"/>
-                    </w:rPr>
-                    <w:t xml:space="preserve"> 停用使用者</w:t>
+                    <w:t>user.deactivate 停用使用者</w:t>
                   </w:r>
                 </w:p>
               </w:tc>
@@ -24586,7 +24008,6 @@
                       <w:lang w:val="en-US"/>
                     </w:rPr>
                   </w:pPr>
-                  <w:proofErr w:type="spellStart"/>
                   <w:r>
                     <w:rPr>
                       <w:rFonts w:ascii="新細明體" w:eastAsia="新細明體" w:hAnsi="新細明體" w:cs="新細明體" w:hint="eastAsia"/>
@@ -24595,18 +24016,7 @@
                       <w:szCs w:val="24"/>
                       <w:lang w:val="en-US"/>
                     </w:rPr>
-                    <w:t>file_location.create</w:t>
-                  </w:r>
-                  <w:proofErr w:type="spellEnd"/>
-                  <w:r>
-                    <w:rPr>
-                      <w:rFonts w:ascii="新細明體" w:eastAsia="新細明體" w:hAnsi="新細明體" w:cs="新細明體" w:hint="eastAsia"/>
-                      <w:color w:val="000000"/>
-                      <w:sz w:val="24"/>
-                      <w:szCs w:val="24"/>
-                      <w:lang w:val="en-US"/>
-                    </w:rPr>
-                    <w:t xml:space="preserve"> 新增實體位置</w:t>
+                    <w:t>file_location.create 新增實體位置</w:t>
                   </w:r>
                 </w:p>
               </w:tc>
@@ -24640,7 +24050,6 @@
                       <w:lang w:val="en-US"/>
                     </w:rPr>
                   </w:pPr>
-                  <w:proofErr w:type="spellStart"/>
                   <w:r>
                     <w:rPr>
                       <w:rFonts w:ascii="新細明體" w:eastAsia="新細明體" w:hAnsi="新細明體" w:cs="新細明體" w:hint="eastAsia"/>
@@ -24649,18 +24058,7 @@
                       <w:szCs w:val="24"/>
                       <w:lang w:val="en-US"/>
                     </w:rPr>
-                    <w:t>file_location.update</w:t>
-                  </w:r>
-                  <w:proofErr w:type="spellEnd"/>
-                  <w:r>
-                    <w:rPr>
-                      <w:rFonts w:ascii="新細明體" w:eastAsia="新細明體" w:hAnsi="新細明體" w:cs="新細明體" w:hint="eastAsia"/>
-                      <w:color w:val="000000"/>
-                      <w:sz w:val="24"/>
-                      <w:szCs w:val="24"/>
-                      <w:lang w:val="en-US"/>
-                    </w:rPr>
-                    <w:t xml:space="preserve"> 修改實體位置</w:t>
+                    <w:t>file_location.update 修改實體位置</w:t>
                   </w:r>
                 </w:p>
               </w:tc>
@@ -24694,7 +24092,6 @@
                       <w:lang w:val="en-US"/>
                     </w:rPr>
                   </w:pPr>
-                  <w:proofErr w:type="spellStart"/>
                   <w:r>
                     <w:rPr>
                       <w:rFonts w:ascii="新細明體" w:eastAsia="新細明體" w:hAnsi="新細明體" w:cs="新細明體" w:hint="eastAsia"/>
@@ -24703,18 +24100,7 @@
                       <w:szCs w:val="24"/>
                       <w:lang w:val="en-US"/>
                     </w:rPr>
-                    <w:t>file_location.disable</w:t>
-                  </w:r>
-                  <w:proofErr w:type="spellEnd"/>
-                  <w:r>
-                    <w:rPr>
-                      <w:rFonts w:ascii="新細明體" w:eastAsia="新細明體" w:hAnsi="新細明體" w:cs="新細明體" w:hint="eastAsia"/>
-                      <w:color w:val="000000"/>
-                      <w:sz w:val="24"/>
-                      <w:szCs w:val="24"/>
-                      <w:lang w:val="en-US"/>
-                    </w:rPr>
-                    <w:t xml:space="preserve"> 停用實體位置</w:t>
+                    <w:t>file_location.disable 停用實體位置</w:t>
                   </w:r>
                 </w:p>
               </w:tc>
@@ -24748,7 +24134,6 @@
                       <w:lang w:val="en-US"/>
                     </w:rPr>
                   </w:pPr>
-                  <w:proofErr w:type="spellStart"/>
                   <w:r>
                     <w:rPr>
                       <w:rFonts w:ascii="新細明體" w:eastAsia="新細明體" w:hAnsi="新細明體" w:cs="新細明體" w:hint="eastAsia"/>
@@ -24757,18 +24142,7 @@
                       <w:szCs w:val="24"/>
                       <w:lang w:val="en-US"/>
                     </w:rPr>
-                    <w:t>file_location.enable</w:t>
-                  </w:r>
-                  <w:proofErr w:type="spellEnd"/>
-                  <w:r>
-                    <w:rPr>
-                      <w:rFonts w:ascii="新細明體" w:eastAsia="新細明體" w:hAnsi="新細明體" w:cs="新細明體" w:hint="eastAsia"/>
-                      <w:color w:val="000000"/>
-                      <w:sz w:val="24"/>
-                      <w:szCs w:val="24"/>
-                      <w:lang w:val="en-US"/>
-                    </w:rPr>
-                    <w:t xml:space="preserve"> 啟用實體位置</w:t>
+                    <w:t>file_location.enable 啟用實體位置</w:t>
                   </w:r>
                 </w:p>
               </w:tc>
@@ -24936,7 +24310,6 @@
                       <w:lang w:val="en-US"/>
                     </w:rPr>
                   </w:pPr>
-                  <w:proofErr w:type="spellStart"/>
                   <w:r>
                     <w:rPr>
                       <w:rFonts w:ascii="新細明體" w:eastAsia="新細明體" w:hAnsi="新細明體" w:cs="新細明體" w:hint="eastAsia"/>
@@ -24945,18 +24318,7 @@
                       <w:szCs w:val="24"/>
                       <w:lang w:val="en-US"/>
                     </w:rPr>
-                    <w:t>home_visit</w:t>
-                  </w:r>
-                  <w:proofErr w:type="spellEnd"/>
-                  <w:r>
-                    <w:rPr>
-                      <w:rFonts w:ascii="新細明體" w:eastAsia="新細明體" w:hAnsi="新細明體" w:cs="新細明體" w:hint="eastAsia"/>
-                      <w:color w:val="000000"/>
-                      <w:sz w:val="24"/>
-                      <w:szCs w:val="24"/>
-                      <w:lang w:val="en-US"/>
-                    </w:rPr>
-                    <w:t xml:space="preserve"> 家訪紀錄</w:t>
+                    <w:t>home_visit 家訪紀錄</w:t>
                   </w:r>
                 </w:p>
               </w:tc>
@@ -25074,7 +24436,6 @@
                       <w:lang w:val="en-US"/>
                     </w:rPr>
                   </w:pPr>
-                  <w:proofErr w:type="spellStart"/>
                   <w:r>
                     <w:rPr>
                       <w:rFonts w:ascii="新細明體" w:eastAsia="新細明體" w:hAnsi="新細明體" w:cs="新細明體" w:hint="eastAsia"/>
@@ -25083,18 +24444,7 @@
                       <w:szCs w:val="24"/>
                       <w:lang w:val="en-US"/>
                     </w:rPr>
-                    <w:t>file_location</w:t>
-                  </w:r>
-                  <w:proofErr w:type="spellEnd"/>
-                  <w:r>
-                    <w:rPr>
-                      <w:rFonts w:ascii="新細明體" w:eastAsia="新細明體" w:hAnsi="新細明體" w:cs="新細明體" w:hint="eastAsia"/>
-                      <w:color w:val="000000"/>
-                      <w:sz w:val="24"/>
-                      <w:szCs w:val="24"/>
-                      <w:lang w:val="en-US"/>
-                    </w:rPr>
-                    <w:t xml:space="preserve"> 實體位置</w:t>
+                    <w:t>file_location 實體位置</w:t>
                   </w:r>
                 </w:p>
               </w:tc>
